--- a/Anotaçoes importantes.docx
+++ b/Anotaçoes importantes.docx
@@ -1654,6 +1654,64 @@
     <w:p>
       <w:pPr>
         <w:pStyle w:val="SemEspaamento"/>
+        <w:rPr>
+          <w:color w:val="ED7D31" w:themeColor="accent2"/>
+        </w:rPr>
+      </w:pPr>
+      <w:r>
+        <w:rPr>
+          <w:color w:val="ED7D31" w:themeColor="accent2"/>
+        </w:rPr>
+        <w:t xml:space="preserve">Loja leão - </w:t>
+      </w:r>
+      <w:proofErr w:type="spellStart"/>
+      <w:r>
+        <w:rPr>
+          <w:color w:val="ED7D31" w:themeColor="accent2"/>
+        </w:rPr>
+        <w:t>bacacheri</w:t>
+      </w:r>
+      <w:proofErr w:type="spellEnd"/>
+    </w:p>
+    <w:p>
+      <w:pPr>
+        <w:pStyle w:val="SemEspaamento"/>
+      </w:pPr>
+      <w:r>
+        <w:t>04</w:t>
+      </w:r>
+      <w:r>
+        <w:t xml:space="preserve">/03: </w:t>
+      </w:r>
+      <w:r>
+        <w:rPr>
+          <w:b/>
+        </w:rPr>
+        <w:t>Total</w:t>
+      </w:r>
+      <w:r>
+        <w:t xml:space="preserve"> –</w:t>
+      </w:r>
+      <w:r>
+        <w:t xml:space="preserve"> 16,90</w:t>
+      </w:r>
+      <w:bookmarkStart w:id="0" w:name="_GoBack"/>
+      <w:bookmarkEnd w:id="0"/>
+      <w:r>
+        <w:t>$</w:t>
+      </w:r>
+    </w:p>
+    <w:p>
+      <w:pPr>
+        <w:pStyle w:val="SemEspaamento"/>
+      </w:pPr>
+      <w:r>
+        <w:t>Cortadores 3u – 16,90</w:t>
+      </w:r>
+    </w:p>
+    <w:p>
+      <w:pPr>
+        <w:pStyle w:val="SemEspaamento"/>
       </w:pPr>
     </w:p>
     <w:p>
@@ -2245,7 +2303,6 @@
         <w:rPr>
           <w:color w:val="000000"/>
         </w:rPr>
-        <w:lastRenderedPageBreak/>
         <w:t>Elaborado - 28$</w:t>
       </w:r>
     </w:p>
@@ -3119,7 +3176,6 @@
       <w:pPr>
         <w:pStyle w:val="SemEspaamento"/>
       </w:pPr>
-      <w:bookmarkStart w:id="0" w:name="_GoBack"/>
       <w:r>
         <w:t>3</w:t>
       </w:r>
@@ -3142,7 +3198,6 @@
         <w:t>6,50$</w:t>
       </w:r>
     </w:p>
-    <w:bookmarkEnd w:id="0"/>
     <w:p>
       <w:pPr>
         <w:pStyle w:val="SemEspaamento"/>
@@ -3377,7 +3432,6 @@
         <w:rPr>
           <w:b/>
         </w:rPr>
-        <w:lastRenderedPageBreak/>
         <w:t>Fotos de Embalagens</w:t>
       </w:r>
       <w:r>

--- a/Anotaçoes importantes.docx
+++ b/Anotaçoes importantes.docx
@@ -1678,10 +1678,7 @@
         <w:pStyle w:val="SemEspaamento"/>
       </w:pPr>
       <w:r>
-        <w:t>04</w:t>
-      </w:r>
-      <w:r>
-        <w:t xml:space="preserve">/03: </w:t>
+        <w:t xml:space="preserve">04/03: </w:t>
       </w:r>
       <w:r>
         <w:rPr>
@@ -1690,15 +1687,7 @@
         <w:t>Total</w:t>
       </w:r>
       <w:r>
-        <w:t xml:space="preserve"> –</w:t>
-      </w:r>
-      <w:r>
-        <w:t xml:space="preserve"> 16,90</w:t>
-      </w:r>
-      <w:bookmarkStart w:id="0" w:name="_GoBack"/>
-      <w:bookmarkEnd w:id="0"/>
-      <w:r>
-        <w:t>$</w:t>
+        <w:t xml:space="preserve"> – 16,90$</w:t>
       </w:r>
     </w:p>
     <w:p>
@@ -2742,62 +2731,6 @@
       <w:pPr>
         <w:pStyle w:val="SemEspaamento"/>
       </w:pPr>
-      <w:r>
-        <w:rPr>
-          <w:noProof/>
-          <w:u w:val="single"/>
-          <w:lang w:eastAsia="pt-BR"/>
-        </w:rPr>
-        <w:drawing>
-          <wp:anchor distT="0" distB="0" distL="114300" distR="114300" simplePos="0" relativeHeight="251658240" behindDoc="0" locked="0" layoutInCell="1" allowOverlap="1" wp14:anchorId="2793A5D2" wp14:editId="664D3770">
-            <wp:simplePos x="0" y="0"/>
-            <wp:positionH relativeFrom="margin">
-              <wp:align>right</wp:align>
-            </wp:positionH>
-            <wp:positionV relativeFrom="paragraph">
-              <wp:posOffset>50165</wp:posOffset>
-            </wp:positionV>
-            <wp:extent cx="1497965" cy="2440940"/>
-            <wp:effectExtent l="0" t="0" r="6985" b="0"/>
-            <wp:wrapNone/>
-            <wp:docPr id="1" name="Imagem 1"/>
-            <wp:cNvGraphicFramePr>
-              <a:graphicFrameLocks xmlns:a="http://schemas.openxmlformats.org/drawingml/2006/main" noChangeAspect="1"/>
-            </wp:cNvGraphicFramePr>
-            <a:graphic xmlns:a="http://schemas.openxmlformats.org/drawingml/2006/main">
-              <a:graphicData uri="http://schemas.openxmlformats.org/drawingml/2006/picture">
-                <pic:pic xmlns:pic="http://schemas.openxmlformats.org/drawingml/2006/picture">
-                  <pic:nvPicPr>
-                    <pic:cNvPr id="1" name=""/>
-                    <pic:cNvPicPr/>
-                  </pic:nvPicPr>
-                  <pic:blipFill>
-                    <a:blip r:embed="rId5">
-                      <a:extLst>
-                        <a:ext uri="{28A0092B-C50C-407E-A947-70E740481C1C}">
-                          <a14:useLocalDpi xmlns:a14="http://schemas.microsoft.com/office/drawing/2010/main" val="0"/>
-                        </a:ext>
-                      </a:extLst>
-                    </a:blip>
-                    <a:stretch>
-                      <a:fillRect/>
-                    </a:stretch>
-                  </pic:blipFill>
-                  <pic:spPr>
-                    <a:xfrm>
-                      <a:off x="0" y="0"/>
-                      <a:ext cx="1497965" cy="2440940"/>
-                    </a:xfrm>
-                    <a:prstGeom prst="rect">
-                      <a:avLst/>
-                    </a:prstGeom>
-                  </pic:spPr>
-                </pic:pic>
-              </a:graphicData>
-            </a:graphic>
-          </wp:anchor>
-        </w:drawing>
-      </w:r>
     </w:p>
     <w:p>
       <w:pPr>
@@ -2905,6 +2838,9 @@
     <w:p>
       <w:pPr>
         <w:pStyle w:val="SemEspaamento"/>
+        <w:rPr>
+          <w:u w:val="single"/>
+        </w:rPr>
       </w:pPr>
       <w:r>
         <w:t>2 com bichinhos em cima</w:t>
@@ -3073,6 +3009,77 @@
     <w:p>
       <w:pPr>
         <w:pStyle w:val="SemEspaamento"/>
+      </w:pPr>
+      <w:r>
+        <w:t xml:space="preserve">Bichinhos </w:t>
+      </w:r>
+      <w:proofErr w:type="gramStart"/>
+      <w:r>
+        <w:t>q</w:t>
+      </w:r>
+      <w:proofErr w:type="gramEnd"/>
+      <w:r>
+        <w:t xml:space="preserve"> temos:</w:t>
+      </w:r>
+    </w:p>
+    <w:p>
+      <w:pPr>
+        <w:pStyle w:val="SemEspaamento"/>
+      </w:pPr>
+      <w:r>
+        <w:t>Elefante</w:t>
+      </w:r>
+    </w:p>
+    <w:p>
+      <w:pPr>
+        <w:pStyle w:val="SemEspaamento"/>
+      </w:pPr>
+      <w:r>
+        <w:t>Hipopótamo</w:t>
+      </w:r>
+    </w:p>
+    <w:p>
+      <w:pPr>
+        <w:pStyle w:val="SemEspaamento"/>
+      </w:pPr>
+      <w:r>
+        <w:t>Urso</w:t>
+      </w:r>
+    </w:p>
+    <w:p>
+      <w:pPr>
+        <w:pStyle w:val="SemEspaamento"/>
+      </w:pPr>
+      <w:r>
+        <w:t>Jacaré</w:t>
+      </w:r>
+    </w:p>
+    <w:p>
+      <w:pPr>
+        <w:pStyle w:val="SemEspaamento"/>
+      </w:pPr>
+      <w:r>
+        <w:t>Gato</w:t>
+      </w:r>
+    </w:p>
+    <w:p>
+      <w:pPr>
+        <w:pStyle w:val="SemEspaamento"/>
+      </w:pPr>
+      <w:proofErr w:type="gramStart"/>
+      <w:r>
+        <w:t>porco</w:t>
+      </w:r>
+      <w:proofErr w:type="gramEnd"/>
+    </w:p>
+    <w:p>
+      <w:pPr>
+        <w:pStyle w:val="SemEspaamento"/>
+      </w:pPr>
+    </w:p>
+    <w:p>
+      <w:pPr>
+        <w:pStyle w:val="SemEspaamento"/>
         <w:rPr>
           <w:b/>
         </w:rPr>
@@ -3087,7 +3094,106 @@
         <w:rPr>
           <w:b/>
         </w:rPr>
-        <w:t xml:space="preserve"> 1</w:t>
+        <w:t xml:space="preserve"> </w:t>
+      </w:r>
+      <w:r>
+        <w:rPr>
+          <w:b/>
+        </w:rPr>
+        <w:t>1</w:t>
+      </w:r>
+      <w:r>
+        <w:rPr>
+          <w:b/>
+        </w:rPr>
+        <w:t xml:space="preserve"> </w:t>
+      </w:r>
+      <w:r>
+        <w:rPr>
+          <w:b/>
+        </w:rPr>
+        <w:t xml:space="preserve">do dia da mulher. </w:t>
+      </w:r>
+      <w:r>
+        <w:rPr>
+          <w:b/>
+        </w:rPr>
+        <w:t xml:space="preserve">Total: </w:t>
+      </w:r>
+      <w:r>
+        <w:rPr>
+          <w:b/>
+          <w:color w:val="FF0000"/>
+        </w:rPr>
+        <w:t>20</w:t>
+      </w:r>
+      <w:r>
+        <w:rPr>
+          <w:b/>
+          <w:color w:val="FF0000"/>
+        </w:rPr>
+        <w:t xml:space="preserve">$ </w:t>
+      </w:r>
+      <w:r>
+        <w:rPr>
+          <w:b/>
+          <w:color w:val="FF0000"/>
+        </w:rPr>
+        <w:t>Foto feita</w:t>
+      </w:r>
+    </w:p>
+    <w:p>
+      <w:pPr>
+        <w:pStyle w:val="SemEspaamento"/>
+      </w:pPr>
+      <w:r>
+        <w:t>3 corações com palavras 7cm 30g 13,50$</w:t>
+      </w:r>
+    </w:p>
+    <w:p>
+      <w:pPr>
+        <w:pStyle w:val="SemEspaamento"/>
+      </w:pPr>
+      <w:r>
+        <w:t xml:space="preserve">1 </w:t>
+      </w:r>
+      <w:r>
+        <w:t>com coração</w:t>
+      </w:r>
+      <w:r>
+        <w:t xml:space="preserve"> 7cm 40g </w:t>
+      </w:r>
+      <w:r>
+        <w:rPr>
+          <w:u w:val="single"/>
+        </w:rPr>
+        <w:t>6,50$</w:t>
+      </w:r>
+    </w:p>
+    <w:p>
+      <w:pPr>
+        <w:pStyle w:val="SemEspaamento"/>
+      </w:pPr>
+    </w:p>
+    <w:p>
+      <w:pPr>
+        <w:pStyle w:val="SemEspaamento"/>
+        <w:rPr>
+          <w:b/>
+        </w:rPr>
+      </w:pPr>
+      <w:r>
+        <w:rPr>
+          <w:b/>
+        </w:rPr>
+        <w:lastRenderedPageBreak/>
+        <w:t>Kit</w:t>
+      </w:r>
+      <w:r>
+        <w:rPr>
+          <w:b/>
+        </w:rPr>
+        <w:t xml:space="preserve"> 2</w:t>
       </w:r>
       <w:r>
         <w:rPr>
@@ -3124,13 +3230,20 @@
           <w:b/>
           <w:color w:val="FF0000"/>
         </w:rPr>
-        <w:t>24$</w:t>
+        <w:t>26</w:t>
       </w:r>
       <w:r>
         <w:rPr>
           <w:b/>
           <w:color w:val="FF0000"/>
         </w:rPr>
+        <w:t>$</w:t>
+      </w:r>
+      <w:r>
+        <w:rPr>
+          <w:b/>
+          <w:color w:val="FF0000"/>
+        </w:rPr>
         <w:t xml:space="preserve"> </w:t>
       </w:r>
       <w:r>
@@ -3149,7 +3262,13 @@
         <w:rPr>
           <w:b/>
         </w:rPr>
-        <w:t>quadrado 40g)</w:t>
+        <w:t>quadrado 36</w:t>
+      </w:r>
+      <w:r>
+        <w:rPr>
+          <w:b/>
+        </w:rPr>
+        <w:t>g)</w:t>
       </w:r>
       <w:r>
         <w:rPr>
@@ -3186,7 +3305,10 @@
         <w:t>palavras</w:t>
       </w:r>
       <w:r>
-        <w:t xml:space="preserve"> 7cm 40g</w:t>
+        <w:t xml:space="preserve"> 7cm 36</w:t>
+      </w:r>
+      <w:r>
+        <w:t>g</w:t>
       </w:r>
       <w:r>
         <w:t xml:space="preserve"> </w:t>
@@ -3203,7 +3325,13 @@
         <w:pStyle w:val="SemEspaamento"/>
       </w:pPr>
       <w:r>
-        <w:t>1 coração</w:t>
+        <w:t>1</w:t>
+      </w:r>
+      <w:r>
+        <w:t xml:space="preserve"> quadrado</w:t>
+      </w:r>
+      <w:r>
+        <w:t xml:space="preserve"> coração</w:t>
       </w:r>
       <w:r>
         <w:t xml:space="preserve"> </w:t>
@@ -3212,213 +3340,175 @@
         <w:t xml:space="preserve">7cm </w:t>
       </w:r>
       <w:r>
-        <w:t>30</w:t>
+        <w:t>36</w:t>
       </w:r>
       <w:r>
         <w:t>g</w:t>
       </w:r>
       <w:r>
-        <w:t xml:space="preserve"> 4,50$</w:t>
-      </w:r>
-    </w:p>
-    <w:p>
-      <w:pPr>
-        <w:pStyle w:val="SemEspaamento"/>
-      </w:pPr>
-    </w:p>
-    <w:p>
-      <w:pPr>
-        <w:pStyle w:val="SemEspaamento"/>
-        <w:rPr>
-          <w:b/>
-        </w:rPr>
-      </w:pPr>
-      <w:r>
-        <w:rPr>
-          <w:b/>
-        </w:rPr>
-        <w:t>Kit</w:t>
-      </w:r>
-      <w:r>
-        <w:rPr>
-          <w:b/>
-        </w:rPr>
-        <w:t xml:space="preserve"> 2</w:t>
-      </w:r>
-      <w:r>
-        <w:rPr>
-          <w:b/>
-        </w:rPr>
+        <w:t xml:space="preserve"> 6</w:t>
+      </w:r>
+      <w:r>
+        <w:t>,50$</w:t>
+      </w:r>
+    </w:p>
+    <w:p>
+      <w:pPr>
+        <w:pStyle w:val="SemEspaamento"/>
+      </w:pPr>
+    </w:p>
+    <w:p>
+      <w:pPr>
+        <w:pStyle w:val="SemEspaamento"/>
+        <w:rPr>
+          <w:b/>
+        </w:rPr>
+      </w:pPr>
+      <w:r>
+        <w:rPr>
+          <w:b/>
+        </w:rPr>
+        <w:t>M</w:t>
+      </w:r>
+      <w:r>
+        <w:rPr>
+          <w:b/>
+        </w:rPr>
+        <w:t xml:space="preserve">aternidade </w:t>
+      </w:r>
+      <w:r>
+        <w:rPr>
+          <w:b/>
+          <w:color w:val="FF0000"/>
+        </w:rPr>
+        <w:t>3</w:t>
+      </w:r>
+      <w:r>
+        <w:rPr>
+          <w:b/>
+          <w:color w:val="FF0000"/>
+        </w:rPr>
+        <w:t xml:space="preserve">$ a unidade </w:t>
+      </w:r>
+      <w:r>
+        <w:rPr>
+          <w:b/>
+          <w:color w:val="FF0000"/>
+        </w:rPr>
+        <w:t>Foto</w:t>
+      </w:r>
+      <w:r>
+        <w:rPr>
+          <w:b/>
+          <w:color w:val="FF0000"/>
+        </w:rPr>
+        <w:t xml:space="preserve"> feita</w:t>
+      </w:r>
+    </w:p>
+    <w:p>
+      <w:pPr>
+        <w:pStyle w:val="SemEspaamento"/>
+      </w:pPr>
+      <w:r>
+        <w:t>Eles têm 5cm - 14g</w:t>
+      </w:r>
+    </w:p>
+    <w:p>
+      <w:pPr>
+        <w:pStyle w:val="SemEspaamento"/>
+      </w:pPr>
+      <w:r>
+        <w:t>Você escolhe a quantidade</w:t>
+      </w:r>
+    </w:p>
+    <w:p>
+      <w:pPr>
+        <w:pStyle w:val="SemEspaamento"/>
+      </w:pPr>
+      <w:r>
+        <w:t>Mínimo 10 unidades</w:t>
+      </w:r>
+      <w:r>
         <w:t xml:space="preserve"> </w:t>
       </w:r>
-      <w:r>
-        <w:rPr>
-          <w:b/>
-        </w:rPr>
-        <w:t xml:space="preserve">do dia da mulher. </w:t>
-      </w:r>
-      <w:r>
-        <w:rPr>
-          <w:b/>
-        </w:rPr>
-        <w:t xml:space="preserve">Total: </w:t>
-      </w:r>
-      <w:r>
+    </w:p>
+    <w:p>
+      <w:pPr>
+        <w:pStyle w:val="SemEspaamento"/>
         <w:rPr>
           <w:b/>
           <w:color w:val="FF0000"/>
         </w:rPr>
-        <w:t>20</w:t>
-      </w:r>
-      <w:r>
-        <w:rPr>
-          <w:b/>
-          <w:color w:val="FF0000"/>
-        </w:rPr>
-        <w:t>$</w:t>
-      </w:r>
-      <w:r>
-        <w:rPr>
-          <w:b/>
-          <w:color w:val="FF0000"/>
-        </w:rPr>
-        <w:t xml:space="preserve"> </w:t>
-      </w:r>
-      <w:r>
-        <w:rPr>
-          <w:b/>
-          <w:color w:val="FF0000"/>
-        </w:rPr>
-        <w:t>Foto</w:t>
-      </w:r>
-      <w:r>
-        <w:rPr>
-          <w:b/>
-          <w:color w:val="FF0000"/>
-        </w:rPr>
-        <w:t xml:space="preserve"> feita</w:t>
-      </w:r>
-    </w:p>
-    <w:p>
-      <w:pPr>
-        <w:pStyle w:val="SemEspaamento"/>
-      </w:pPr>
-      <w:r>
-        <w:t xml:space="preserve">3 corações com palavras 7cm </w:t>
-      </w:r>
-      <w:r>
-        <w:t>30</w:t>
-      </w:r>
-      <w:r>
-        <w:t>g</w:t>
-      </w:r>
-      <w:r>
-        <w:t xml:space="preserve"> 13,50$</w:t>
-      </w:r>
-    </w:p>
-    <w:p>
-      <w:pPr>
-        <w:pStyle w:val="SemEspaamento"/>
-      </w:pPr>
-      <w:r>
-        <w:t>1 quadrado 7cm 40g</w:t>
-      </w:r>
-      <w:r>
-        <w:t xml:space="preserve"> </w:t>
-      </w:r>
-      <w:r>
-        <w:rPr>
-          <w:u w:val="single"/>
-        </w:rPr>
-        <w:t>6,50$</w:t>
-      </w:r>
-    </w:p>
-    <w:p>
-      <w:pPr>
-        <w:pStyle w:val="SemEspaamento"/>
-      </w:pPr>
-    </w:p>
-    <w:p>
-      <w:pPr>
-        <w:pStyle w:val="SemEspaamento"/>
-        <w:rPr>
-          <w:b/>
-        </w:rPr>
-      </w:pPr>
-      <w:r>
-        <w:rPr>
-          <w:b/>
-        </w:rPr>
-        <w:t>M</w:t>
-      </w:r>
-      <w:r>
-        <w:rPr>
-          <w:b/>
-        </w:rPr>
-        <w:t xml:space="preserve">aternidade </w:t>
-      </w:r>
-      <w:r>
-        <w:rPr>
-          <w:b/>
-          <w:color w:val="FF0000"/>
-        </w:rPr>
-        <w:t>3</w:t>
-      </w:r>
-      <w:r>
-        <w:rPr>
-          <w:b/>
-          <w:color w:val="FF0000"/>
-        </w:rPr>
-        <w:t xml:space="preserve">$ a unidade </w:t>
-      </w:r>
-      <w:r>
-        <w:rPr>
-          <w:b/>
-          <w:color w:val="FF0000"/>
-        </w:rPr>
-        <w:t>Foto</w:t>
-      </w:r>
-      <w:r>
-        <w:rPr>
-          <w:b/>
-          <w:color w:val="FF0000"/>
-        </w:rPr>
-        <w:t xml:space="preserve"> feita</w:t>
-      </w:r>
-    </w:p>
-    <w:p>
-      <w:pPr>
-        <w:pStyle w:val="SemEspaamento"/>
-      </w:pPr>
-      <w:r>
-        <w:t>Eles têm 5cm - 14g</w:t>
-      </w:r>
-    </w:p>
-    <w:p>
-      <w:pPr>
-        <w:pStyle w:val="SemEspaamento"/>
-      </w:pPr>
-      <w:r>
-        <w:t>Você escolhe a quantidade</w:t>
-      </w:r>
-    </w:p>
-    <w:p>
-      <w:pPr>
-        <w:pStyle w:val="SemEspaamento"/>
-      </w:pPr>
-      <w:r>
-        <w:t>Mínimo 10 unidades</w:t>
-      </w:r>
-    </w:p>
-    <w:p>
-      <w:pPr>
-        <w:pStyle w:val="SemEspaamento"/>
-        <w:rPr>
-          <w:b/>
-          <w:color w:val="FF0000"/>
-        </w:rPr>
-      </w:pPr>
-    </w:p>
+      </w:pPr>
+    </w:p>
+    <w:p>
+      <w:pPr>
+        <w:pStyle w:val="SemEspaamento"/>
+      </w:pPr>
+      <w:r>
+        <w:t xml:space="preserve">Bichinhos </w:t>
+      </w:r>
+      <w:proofErr w:type="gramStart"/>
+      <w:r>
+        <w:t>q</w:t>
+      </w:r>
+      <w:proofErr w:type="gramEnd"/>
+      <w:r>
+        <w:t xml:space="preserve"> temos:</w:t>
+      </w:r>
+    </w:p>
+    <w:p>
+      <w:pPr>
+        <w:pStyle w:val="SemEspaamento"/>
+      </w:pPr>
+      <w:bookmarkStart w:id="0" w:name="_GoBack"/>
+      <w:r>
+        <w:t>Elefante</w:t>
+      </w:r>
+    </w:p>
+    <w:p>
+      <w:pPr>
+        <w:pStyle w:val="SemEspaamento"/>
+      </w:pPr>
+      <w:r>
+        <w:t>Hipopótamo</w:t>
+      </w:r>
+    </w:p>
+    <w:p>
+      <w:pPr>
+        <w:pStyle w:val="SemEspaamento"/>
+      </w:pPr>
+      <w:r>
+        <w:t>Urso</w:t>
+      </w:r>
+    </w:p>
+    <w:p>
+      <w:pPr>
+        <w:pStyle w:val="SemEspaamento"/>
+      </w:pPr>
+      <w:r>
+        <w:t>Jacaré</w:t>
+      </w:r>
+    </w:p>
+    <w:p>
+      <w:pPr>
+        <w:pStyle w:val="SemEspaamento"/>
+      </w:pPr>
+      <w:r>
+        <w:t>Gato</w:t>
+      </w:r>
+    </w:p>
+    <w:p>
+      <w:pPr>
+        <w:pStyle w:val="SemEspaamento"/>
+      </w:pPr>
+      <w:proofErr w:type="gramStart"/>
+      <w:r>
+        <w:t>porco</w:t>
+      </w:r>
+      <w:proofErr w:type="gramEnd"/>
+    </w:p>
+    <w:bookmarkEnd w:id="0"/>
     <w:p>
       <w:pPr>
         <w:pStyle w:val="SemEspaamento"/>

--- a/Anotaçoes importantes.docx
+++ b/Anotaçoes importantes.docx
@@ -2505,16 +2505,8 @@
       <w:pPr>
         <w:pStyle w:val="SemEspaamento"/>
       </w:pPr>
-    </w:p>
-    <w:p>
-      <w:pPr>
-        <w:pStyle w:val="SemEspaamento"/>
-      </w:pPr>
-    </w:p>
-    <w:p>
-      <w:pPr>
-        <w:pStyle w:val="SemEspaamento"/>
-      </w:pPr>
+      <w:bookmarkStart w:id="0" w:name="_GoBack"/>
+      <w:bookmarkEnd w:id="0"/>
     </w:p>
     <w:p>
       <w:pPr>
@@ -3094,810 +3086,830 @@
         <w:rPr>
           <w:b/>
         </w:rPr>
+        <w:t xml:space="preserve"> 1</w:t>
+      </w:r>
+      <w:r>
+        <w:rPr>
+          <w:b/>
+        </w:rPr>
         <w:t xml:space="preserve"> </w:t>
       </w:r>
       <w:r>
         <w:rPr>
           <w:b/>
         </w:rPr>
+        <w:t xml:space="preserve">do dia da mulher. </w:t>
+      </w:r>
+      <w:r>
+        <w:rPr>
+          <w:b/>
+        </w:rPr>
+        <w:t xml:space="preserve">Total: </w:t>
+      </w:r>
+      <w:r>
+        <w:rPr>
+          <w:b/>
+          <w:color w:val="FF0000"/>
+        </w:rPr>
+        <w:t>20</w:t>
+      </w:r>
+      <w:r>
+        <w:rPr>
+          <w:b/>
+          <w:color w:val="FF0000"/>
+        </w:rPr>
+        <w:t xml:space="preserve">$ </w:t>
+      </w:r>
+      <w:r>
+        <w:rPr>
+          <w:b/>
+          <w:color w:val="FF0000"/>
+        </w:rPr>
+        <w:t>Foto feita</w:t>
+      </w:r>
+    </w:p>
+    <w:p>
+      <w:pPr>
+        <w:pStyle w:val="SemEspaamento"/>
+      </w:pPr>
+      <w:r>
+        <w:t>3 corações com palavras 7cm 30g 13,50$</w:t>
+      </w:r>
+    </w:p>
+    <w:p>
+      <w:pPr>
+        <w:pStyle w:val="SemEspaamento"/>
+      </w:pPr>
+      <w:r>
+        <w:t xml:space="preserve">1 com coração 7cm 40g </w:t>
+      </w:r>
+      <w:r>
+        <w:rPr>
+          <w:u w:val="single"/>
+        </w:rPr>
+        <w:t>6,50$</w:t>
+      </w:r>
+    </w:p>
+    <w:p>
+      <w:pPr>
+        <w:pStyle w:val="SemEspaamento"/>
+      </w:pPr>
+    </w:p>
+    <w:p>
+      <w:pPr>
+        <w:pStyle w:val="SemEspaamento"/>
+        <w:rPr>
+          <w:b/>
+        </w:rPr>
+      </w:pPr>
+      <w:r>
+        <w:rPr>
+          <w:b/>
+        </w:rPr>
+        <w:t>Kit</w:t>
+      </w:r>
+      <w:r>
+        <w:rPr>
+          <w:b/>
+        </w:rPr>
+        <w:t xml:space="preserve"> 2</w:t>
+      </w:r>
+      <w:r>
+        <w:rPr>
+          <w:b/>
+        </w:rPr>
+        <w:t xml:space="preserve"> do dia da mulher</w:t>
+      </w:r>
+      <w:r>
+        <w:rPr>
+          <w:b/>
+        </w:rPr>
+        <w:t>.</w:t>
+      </w:r>
+      <w:r>
+        <w:rPr>
+          <w:b/>
+        </w:rPr>
+        <w:t xml:space="preserve"> </w:t>
+      </w:r>
+      <w:r>
+        <w:rPr>
+          <w:b/>
+        </w:rPr>
+        <w:t>Total:</w:t>
+      </w:r>
+      <w:r>
+        <w:rPr>
+          <w:b/>
+        </w:rPr>
+        <w:t xml:space="preserve"> </w:t>
+      </w:r>
+      <w:r>
+        <w:rPr>
+          <w:b/>
+          <w:color w:val="FF0000"/>
+        </w:rPr>
+        <w:t>26</w:t>
+      </w:r>
+      <w:r>
+        <w:rPr>
+          <w:b/>
+          <w:color w:val="FF0000"/>
+        </w:rPr>
+        <w:t>$</w:t>
+      </w:r>
+      <w:r>
+        <w:rPr>
+          <w:b/>
+          <w:color w:val="FF0000"/>
+        </w:rPr>
+        <w:t xml:space="preserve"> </w:t>
+      </w:r>
+      <w:r>
+        <w:rPr>
+          <w:b/>
+        </w:rPr>
+        <w:t>(</w:t>
+      </w:r>
+      <w:r>
+        <w:rPr>
+          <w:b/>
+        </w:rPr>
+        <w:t xml:space="preserve">do </w:t>
+      </w:r>
+      <w:r>
+        <w:rPr>
+          <w:b/>
+        </w:rPr>
+        <w:t>quadrado 36</w:t>
+      </w:r>
+      <w:r>
+        <w:rPr>
+          <w:b/>
+        </w:rPr>
+        <w:t>g)</w:t>
+      </w:r>
+      <w:r>
+        <w:rPr>
+          <w:b/>
+        </w:rPr>
+        <w:t xml:space="preserve"> </w:t>
+      </w:r>
+      <w:r>
+        <w:rPr>
+          <w:b/>
+          <w:color w:val="FF0000"/>
+        </w:rPr>
+        <w:t>Foto</w:t>
+      </w:r>
+      <w:r>
+        <w:rPr>
+          <w:b/>
+          <w:color w:val="FF0000"/>
+        </w:rPr>
+        <w:t xml:space="preserve"> feita</w:t>
+      </w:r>
+    </w:p>
+    <w:p>
+      <w:pPr>
+        <w:pStyle w:val="SemEspaamento"/>
+      </w:pPr>
+      <w:r>
+        <w:t>3</w:t>
+      </w:r>
+      <w:r>
+        <w:t xml:space="preserve"> com </w:t>
+      </w:r>
+      <w:r>
+        <w:t>palavras</w:t>
+      </w:r>
+      <w:r>
+        <w:t xml:space="preserve"> 7cm 36</w:t>
+      </w:r>
+      <w:r>
+        <w:t>g</w:t>
+      </w:r>
+      <w:r>
+        <w:t xml:space="preserve"> </w:t>
+      </w:r>
+      <w:r>
+        <w:rPr>
+          <w:u w:val="single"/>
+        </w:rPr>
+        <w:t>6,50$</w:t>
+      </w:r>
+    </w:p>
+    <w:p>
+      <w:pPr>
+        <w:pStyle w:val="SemEspaamento"/>
+      </w:pPr>
+      <w:r>
+        <w:lastRenderedPageBreak/>
         <w:t>1</w:t>
       </w:r>
       <w:r>
-        <w:rPr>
-          <w:b/>
-        </w:rPr>
+        <w:t xml:space="preserve"> quadrado</w:t>
+      </w:r>
+      <w:r>
+        <w:t xml:space="preserve"> coração</w:t>
+      </w:r>
+      <w:r>
         <w:t xml:space="preserve"> </w:t>
       </w:r>
       <w:r>
-        <w:rPr>
-          <w:b/>
-        </w:rPr>
-        <w:t xml:space="preserve">do dia da mulher. </w:t>
-      </w:r>
-      <w:r>
-        <w:rPr>
-          <w:b/>
-        </w:rPr>
-        <w:t xml:space="preserve">Total: </w:t>
+        <w:t xml:space="preserve">7cm </w:t>
+      </w:r>
+      <w:r>
+        <w:t>36</w:t>
+      </w:r>
+      <w:r>
+        <w:t>g</w:t>
+      </w:r>
+      <w:r>
+        <w:t xml:space="preserve"> 6</w:t>
+      </w:r>
+      <w:r>
+        <w:t>,50$</w:t>
+      </w:r>
+    </w:p>
+    <w:p>
+      <w:pPr>
+        <w:pStyle w:val="SemEspaamento"/>
+      </w:pPr>
+    </w:p>
+    <w:p>
+      <w:pPr>
+        <w:pStyle w:val="SemEspaamento"/>
+        <w:rPr>
+          <w:b/>
+        </w:rPr>
+      </w:pPr>
+      <w:r>
+        <w:rPr>
+          <w:b/>
+        </w:rPr>
+        <w:t>M</w:t>
+      </w:r>
+      <w:r>
+        <w:rPr>
+          <w:b/>
+        </w:rPr>
+        <w:t xml:space="preserve">aternidade </w:t>
       </w:r>
       <w:r>
         <w:rPr>
           <w:b/>
           <w:color w:val="FF0000"/>
         </w:rPr>
-        <w:t>20</w:t>
+        <w:t>3</w:t>
       </w:r>
       <w:r>
         <w:rPr>
           <w:b/>
           <w:color w:val="FF0000"/>
         </w:rPr>
-        <w:t xml:space="preserve">$ </w:t>
+        <w:t xml:space="preserve">$ a unidade </w:t>
       </w:r>
       <w:r>
         <w:rPr>
           <w:b/>
           <w:color w:val="FF0000"/>
         </w:rPr>
-        <w:t>Foto feita</w:t>
-      </w:r>
-    </w:p>
-    <w:p>
-      <w:pPr>
-        <w:pStyle w:val="SemEspaamento"/>
-      </w:pPr>
-      <w:r>
-        <w:t>3 corações com palavras 7cm 30g 13,50$</w:t>
-      </w:r>
-    </w:p>
-    <w:p>
-      <w:pPr>
-        <w:pStyle w:val="SemEspaamento"/>
-      </w:pPr>
-      <w:r>
-        <w:t xml:space="preserve">1 </w:t>
-      </w:r>
-      <w:r>
-        <w:t>com coração</w:t>
-      </w:r>
-      <w:r>
-        <w:t xml:space="preserve"> 7cm 40g </w:t>
-      </w:r>
-      <w:r>
-        <w:rPr>
-          <w:u w:val="single"/>
-        </w:rPr>
-        <w:t>6,50$</w:t>
-      </w:r>
-    </w:p>
-    <w:p>
-      <w:pPr>
-        <w:pStyle w:val="SemEspaamento"/>
-      </w:pPr>
-    </w:p>
-    <w:p>
-      <w:pPr>
-        <w:pStyle w:val="SemEspaamento"/>
-        <w:rPr>
-          <w:b/>
-        </w:rPr>
-      </w:pPr>
-      <w:r>
-        <w:rPr>
-          <w:b/>
-        </w:rPr>
-        <w:lastRenderedPageBreak/>
-        <w:t>Kit</w:t>
-      </w:r>
-      <w:r>
-        <w:rPr>
-          <w:b/>
-        </w:rPr>
+        <w:t>Foto</w:t>
+      </w:r>
+      <w:r>
+        <w:rPr>
+          <w:b/>
+          <w:color w:val="FF0000"/>
+        </w:rPr>
+        <w:t xml:space="preserve"> feita</w:t>
+      </w:r>
+    </w:p>
+    <w:p>
+      <w:pPr>
+        <w:pStyle w:val="SemEspaamento"/>
+      </w:pPr>
+      <w:r>
+        <w:t>Eles têm 5cm - 14g</w:t>
+      </w:r>
+    </w:p>
+    <w:p>
+      <w:pPr>
+        <w:pStyle w:val="SemEspaamento"/>
+      </w:pPr>
+      <w:r>
+        <w:t>Você escolhe a quantidade</w:t>
+      </w:r>
+    </w:p>
+    <w:p>
+      <w:pPr>
+        <w:pStyle w:val="SemEspaamento"/>
+      </w:pPr>
+      <w:r>
+        <w:t>Mínimo 10 unidades</w:t>
+      </w:r>
+      <w:r>
+        <w:t xml:space="preserve"> </w:t>
+      </w:r>
+    </w:p>
+    <w:p>
+      <w:pPr>
+        <w:pStyle w:val="SemEspaamento"/>
+        <w:rPr>
+          <w:b/>
+          <w:color w:val="FF0000"/>
+        </w:rPr>
+      </w:pPr>
+    </w:p>
+    <w:p>
+      <w:pPr>
+        <w:pStyle w:val="SemEspaamento"/>
+      </w:pPr>
+      <w:r>
+        <w:t xml:space="preserve">Bichinhos </w:t>
+      </w:r>
+      <w:proofErr w:type="gramStart"/>
+      <w:r>
+        <w:t>q</w:t>
+      </w:r>
+      <w:proofErr w:type="gramEnd"/>
+      <w:r>
+        <w:t xml:space="preserve"> temos:</w:t>
+      </w:r>
+    </w:p>
+    <w:p>
+      <w:pPr>
+        <w:pStyle w:val="SemEspaamento"/>
+      </w:pPr>
+      <w:r>
+        <w:t>Elefante</w:t>
+      </w:r>
+    </w:p>
+    <w:p>
+      <w:pPr>
+        <w:pStyle w:val="SemEspaamento"/>
+      </w:pPr>
+      <w:r>
+        <w:t>Hipopótamo</w:t>
+      </w:r>
+    </w:p>
+    <w:p>
+      <w:pPr>
+        <w:pStyle w:val="SemEspaamento"/>
+      </w:pPr>
+      <w:r>
+        <w:t>Urso</w:t>
+      </w:r>
+    </w:p>
+    <w:p>
+      <w:pPr>
+        <w:pStyle w:val="SemEspaamento"/>
+      </w:pPr>
+      <w:r>
+        <w:t>Jacaré</w:t>
+      </w:r>
+    </w:p>
+    <w:p>
+      <w:pPr>
+        <w:pStyle w:val="SemEspaamento"/>
+      </w:pPr>
+      <w:r>
+        <w:t>Gato</w:t>
+      </w:r>
+    </w:p>
+    <w:p>
+      <w:pPr>
+        <w:pStyle w:val="SemEspaamento"/>
+      </w:pPr>
+      <w:r>
+        <w:t>P</w:t>
+      </w:r>
+      <w:r>
+        <w:t>orco</w:t>
+      </w:r>
+    </w:p>
+    <w:p>
+      <w:pPr>
+        <w:pStyle w:val="SemEspaamento"/>
+      </w:pPr>
+    </w:p>
+    <w:p>
+      <w:pPr>
+        <w:pStyle w:val="SemEspaamento"/>
+      </w:pPr>
+    </w:p>
+    <w:p>
+      <w:pPr>
+        <w:pStyle w:val="SemEspaamento"/>
+      </w:pPr>
+      <w:r>
+        <w:rPr>
+          <w:b/>
+        </w:rPr>
+        <w:t>Fotos de Embalagens</w:t>
+      </w:r>
+      <w:r>
+        <w:rPr>
+          <w:b/>
+        </w:rPr>
+        <w:cr/>
+      </w:r>
+      <w:proofErr w:type="gramStart"/>
+      <w:r>
+        <w:t>pacote</w:t>
+      </w:r>
+      <w:proofErr w:type="gramEnd"/>
+      <w:r>
+        <w:t xml:space="preserve"> </w:t>
+      </w:r>
+      <w:r>
+        <w:rPr>
+          <w:rFonts w:ascii="Segoe UI Symbol" w:hAnsi="Segoe UI Symbol" w:cs="Segoe UI Symbol"/>
+        </w:rPr>
+        <w:t>✅</w:t>
+      </w:r>
+      <w:r>
+        <w:cr/>
+      </w:r>
+      <w:proofErr w:type="gramStart"/>
+      <w:r>
+        <w:t>cestinha</w:t>
+      </w:r>
+      <w:proofErr w:type="gramEnd"/>
+      <w:r>
+        <w:t xml:space="preserve"> </w:t>
+      </w:r>
+      <w:r>
+        <w:rPr>
+          <w:rFonts w:ascii="Segoe UI Symbol" w:hAnsi="Segoe UI Symbol" w:cs="Segoe UI Symbol"/>
+        </w:rPr>
+        <w:t>✅</w:t>
+      </w:r>
+      <w:r>
+        <w:cr/>
+      </w:r>
+      <w:proofErr w:type="gramStart"/>
+      <w:r>
+        <w:t>caixa</w:t>
+      </w:r>
+      <w:proofErr w:type="gramEnd"/>
+      <w:r>
+        <w:t xml:space="preserve"> </w:t>
+      </w:r>
+      <w:r>
+        <w:rPr>
+          <w:rFonts w:ascii="Segoe UI Symbol" w:hAnsi="Segoe UI Symbol" w:cs="Segoe UI Symbol"/>
+        </w:rPr>
+        <w:t>✅</w:t>
+      </w:r>
+      <w:r>
+        <w:cr/>
+      </w:r>
+      <w:r>
+        <w:t xml:space="preserve"> </w:t>
+      </w:r>
+      <w:r>
+        <w:cr/>
+      </w:r>
+      <w:r>
+        <w:rPr>
+          <w:b/>
+        </w:rPr>
+        <w:t>Fotos</w:t>
+      </w:r>
+      <w:r>
+        <w:rPr>
+          <w:b/>
+        </w:rPr>
+        <w:t xml:space="preserve"> dos</w:t>
+      </w:r>
+      <w:r>
+        <w:rPr>
+          <w:b/>
+        </w:rPr>
+        <w:t xml:space="preserve"> biscoitos</w:t>
+      </w:r>
+      <w:r>
+        <w:rPr>
+          <w:b/>
+        </w:rPr>
+        <w:cr/>
+      </w:r>
+      <w:proofErr w:type="gramStart"/>
+      <w:r>
+        <w:t xml:space="preserve">simples </w:t>
+      </w:r>
+      <w:r>
+        <w:rPr>
+          <w:rFonts w:ascii="Segoe UI Symbol" w:hAnsi="Segoe UI Symbol" w:cs="Segoe UI Symbol"/>
+        </w:rPr>
+        <w:t>✅</w:t>
+      </w:r>
+      <w:r>
+        <w:rPr>
+          <w:rFonts w:ascii="Segoe UI Symbol" w:hAnsi="Segoe UI Symbol" w:cs="Segoe UI Symbol"/>
+        </w:rPr>
+        <w:t xml:space="preserve"> (</w:t>
+      </w:r>
+      <w:proofErr w:type="gramEnd"/>
+      <w:r>
+        <w:rPr>
+          <w:rFonts w:ascii="Segoe UI Symbol" w:hAnsi="Segoe UI Symbol" w:cs="Segoe UI Symbol"/>
+        </w:rPr>
+        <w:t>os de pascoa ovo, cenoura e coelho 7cm)</w:t>
+      </w:r>
+    </w:p>
+    <w:p>
+      <w:pPr>
+        <w:pStyle w:val="SemEspaamento"/>
+      </w:pPr>
+      <w:proofErr w:type="gramStart"/>
+      <w:r>
+        <w:t>elaborado</w:t>
+      </w:r>
+      <w:proofErr w:type="gramEnd"/>
+      <w:r>
+        <w:t xml:space="preserve"> </w:t>
+      </w:r>
+      <w:r>
+        <w:rPr>
+          <w:rFonts w:ascii="Segoe UI Symbol" w:hAnsi="Segoe UI Symbol" w:cs="Segoe UI Symbol"/>
+        </w:rPr>
+        <w:t>✅</w:t>
+      </w:r>
+      <w:r>
+        <w:cr/>
+      </w:r>
+      <w:proofErr w:type="gramStart"/>
+      <w:r>
+        <w:t>festivo</w:t>
+      </w:r>
+      <w:proofErr w:type="gramEnd"/>
+      <w:r>
+        <w:t xml:space="preserve"> (pascoa </w:t>
+      </w:r>
+      <w:proofErr w:type="spellStart"/>
+      <w:r>
+        <w:t>agr</w:t>
+      </w:r>
+      <w:proofErr w:type="spellEnd"/>
+      <w:r>
+        <w:t xml:space="preserve"> </w:t>
+      </w:r>
+      <w:r>
+        <w:rPr>
+          <w:rFonts w:ascii="Segoe UI Symbol" w:hAnsi="Segoe UI Symbol" w:cs="Segoe UI Symbol"/>
+        </w:rPr>
+        <w:t>✅</w:t>
+      </w:r>
+      <w:r>
+        <w:t>)</w:t>
+      </w:r>
+      <w:r>
+        <w:t xml:space="preserve"> </w:t>
+      </w:r>
+    </w:p>
+    <w:p>
+      <w:pPr>
+        <w:pStyle w:val="SemEspaamento"/>
+      </w:pPr>
+      <w:r>
+        <w:cr/>
+      </w:r>
+      <w:r>
+        <w:rPr>
+          <w:b/>
+        </w:rPr>
+        <w:t>Fotos dos kits</w:t>
+      </w:r>
+      <w:r>
+        <w:rPr>
+          <w:b/>
+        </w:rPr>
+        <w:cr/>
+      </w:r>
+      <w:proofErr w:type="gramStart"/>
+      <w:r>
+        <w:t>kit</w:t>
+      </w:r>
+      <w:proofErr w:type="gramEnd"/>
+      <w:r>
+        <w:t xml:space="preserve"> 1 pascoa</w:t>
+      </w:r>
+      <w:r>
+        <w:t xml:space="preserve"> </w:t>
+      </w:r>
+      <w:r>
+        <w:rPr>
+          <w:rFonts w:ascii="Segoe UI Symbol" w:hAnsi="Segoe UI Symbol" w:cs="Segoe UI Symbol"/>
+        </w:rPr>
+        <w:t>✅</w:t>
+      </w:r>
+    </w:p>
+    <w:p>
+      <w:pPr>
+        <w:pStyle w:val="SemEspaamento"/>
+      </w:pPr>
+      <w:r>
+        <w:t xml:space="preserve">Kit </w:t>
+      </w:r>
+      <w:r>
+        <w:t>2 pascoa</w:t>
+      </w:r>
+      <w:r>
+        <w:t xml:space="preserve"> </w:t>
+      </w:r>
+      <w:r>
+        <w:rPr>
+          <w:rFonts w:ascii="Segoe UI Symbol" w:hAnsi="Segoe UI Symbol" w:cs="Segoe UI Symbol"/>
+        </w:rPr>
+        <w:t>✅</w:t>
+      </w:r>
+    </w:p>
+    <w:p>
+      <w:pPr>
+        <w:pStyle w:val="SemEspaamento"/>
+        <w:rPr>
+          <w:rFonts w:ascii="Segoe UI Symbol" w:hAnsi="Segoe UI Symbol" w:cs="Segoe UI Symbol"/>
+        </w:rPr>
+      </w:pPr>
+      <w:proofErr w:type="gramStart"/>
+      <w:r>
+        <w:t>kit</w:t>
+      </w:r>
+      <w:proofErr w:type="gramEnd"/>
+      <w:r>
+        <w:t xml:space="preserve"> 1 </w:t>
+      </w:r>
+      <w:r>
+        <w:t xml:space="preserve">menino e menina </w:t>
+      </w:r>
+      <w:r>
+        <w:rPr>
+          <w:rFonts w:ascii="Segoe UI Symbol" w:hAnsi="Segoe UI Symbol" w:cs="Segoe UI Symbol"/>
+        </w:rPr>
+        <w:t>✅</w:t>
+      </w:r>
+    </w:p>
+    <w:p>
+      <w:pPr>
+        <w:pStyle w:val="SemEspaamento"/>
+        <w:rPr>
+          <w:rFonts w:ascii="Segoe UI Symbol" w:hAnsi="Segoe UI Symbol" w:cs="Segoe UI Symbol"/>
+        </w:rPr>
+      </w:pPr>
+      <w:proofErr w:type="gramStart"/>
+      <w:r>
+        <w:t>kit</w:t>
+      </w:r>
+      <w:proofErr w:type="gramEnd"/>
+      <w:r>
         <w:t xml:space="preserve"> 2</w:t>
       </w:r>
       <w:r>
-        <w:rPr>
-          <w:b/>
-        </w:rPr>
-        <w:t xml:space="preserve"> do dia da mulher</w:t>
-      </w:r>
-      <w:r>
-        <w:rPr>
-          <w:b/>
-        </w:rPr>
-        <w:t>.</w:t>
-      </w:r>
-      <w:r>
-        <w:rPr>
-          <w:b/>
-        </w:rPr>
         <w:t xml:space="preserve"> </w:t>
       </w:r>
       <w:r>
-        <w:rPr>
-          <w:b/>
-        </w:rPr>
-        <w:t>Total:</w:t>
-      </w:r>
-      <w:r>
-        <w:rPr>
-          <w:b/>
-        </w:rPr>
+        <w:t>menino e menina</w:t>
+      </w:r>
+      <w:r>
         <w:t xml:space="preserve"> </w:t>
       </w:r>
       <w:r>
         <w:rPr>
-          <w:b/>
-          <w:color w:val="FF0000"/>
-        </w:rPr>
-        <w:t>26</w:t>
-      </w:r>
-      <w:r>
-        <w:rPr>
-          <w:b/>
-          <w:color w:val="FF0000"/>
-        </w:rPr>
-        <w:t>$</w:t>
-      </w:r>
-      <w:r>
-        <w:rPr>
-          <w:b/>
-          <w:color w:val="FF0000"/>
+          <w:rFonts w:ascii="Segoe UI Symbol" w:hAnsi="Segoe UI Symbol" w:cs="Segoe UI Symbol"/>
+        </w:rPr>
+        <w:t>✅</w:t>
+      </w:r>
+    </w:p>
+    <w:p>
+      <w:pPr>
+        <w:pStyle w:val="SemEspaamento"/>
+        <w:rPr>
+          <w:rFonts w:ascii="Segoe UI Symbol" w:hAnsi="Segoe UI Symbol" w:cs="Segoe UI Symbol"/>
+        </w:rPr>
+      </w:pPr>
+      <w:proofErr w:type="gramStart"/>
+      <w:r>
+        <w:rPr>
+          <w:rFonts w:ascii="Segoe UI Symbol" w:hAnsi="Segoe UI Symbol" w:cs="Segoe UI Symbol"/>
+        </w:rPr>
+        <w:t>kit</w:t>
+      </w:r>
+      <w:proofErr w:type="gramEnd"/>
+      <w:r>
+        <w:rPr>
+          <w:rFonts w:ascii="Segoe UI Symbol" w:hAnsi="Segoe UI Symbol" w:cs="Segoe UI Symbol"/>
+        </w:rPr>
+        <w:t xml:space="preserve"> 1 da mulher</w:t>
+      </w:r>
+      <w:r>
+        <w:rPr>
+          <w:rFonts w:ascii="Segoe UI Symbol" w:hAnsi="Segoe UI Symbol" w:cs="Segoe UI Symbol"/>
         </w:rPr>
         <w:t xml:space="preserve"> </w:t>
       </w:r>
       <w:r>
         <w:rPr>
-          <w:b/>
-        </w:rPr>
-        <w:t>(</w:t>
-      </w:r>
-      <w:r>
-        <w:rPr>
-          <w:b/>
-        </w:rPr>
-        <w:t xml:space="preserve">do </w:t>
-      </w:r>
-      <w:r>
-        <w:rPr>
-          <w:b/>
-        </w:rPr>
-        <w:t>quadrado 36</w:t>
-      </w:r>
-      <w:r>
-        <w:rPr>
-          <w:b/>
-        </w:rPr>
-        <w:t>g)</w:t>
-      </w:r>
-      <w:r>
-        <w:rPr>
-          <w:b/>
+          <w:rFonts w:ascii="Segoe UI Symbol" w:hAnsi="Segoe UI Symbol" w:cs="Segoe UI Symbol"/>
+        </w:rPr>
+        <w:t>✅</w:t>
+      </w:r>
+    </w:p>
+    <w:p>
+      <w:pPr>
+        <w:pStyle w:val="SemEspaamento"/>
+        <w:rPr>
+          <w:rFonts w:ascii="Segoe UI Symbol" w:hAnsi="Segoe UI Symbol" w:cs="Segoe UI Symbol"/>
+        </w:rPr>
+      </w:pPr>
+      <w:proofErr w:type="gramStart"/>
+      <w:r>
+        <w:rPr>
+          <w:rFonts w:ascii="Segoe UI Symbol" w:hAnsi="Segoe UI Symbol" w:cs="Segoe UI Symbol"/>
+        </w:rPr>
+        <w:t>kit</w:t>
+      </w:r>
+      <w:proofErr w:type="gramEnd"/>
+      <w:r>
+        <w:rPr>
+          <w:rFonts w:ascii="Segoe UI Symbol" w:hAnsi="Segoe UI Symbol" w:cs="Segoe UI Symbol"/>
+        </w:rPr>
+        <w:t xml:space="preserve"> 2 da mulher</w:t>
+      </w:r>
+      <w:r>
+        <w:rPr>
+          <w:rFonts w:ascii="Segoe UI Symbol" w:hAnsi="Segoe UI Symbol" w:cs="Segoe UI Symbol"/>
         </w:rPr>
         <w:t xml:space="preserve"> </w:t>
       </w:r>
       <w:r>
         <w:rPr>
-          <w:b/>
-          <w:color w:val="FF0000"/>
-        </w:rPr>
-        <w:t>Foto</w:t>
-      </w:r>
-      <w:r>
-        <w:rPr>
-          <w:b/>
-          <w:color w:val="FF0000"/>
-        </w:rPr>
-        <w:t xml:space="preserve"> feita</w:t>
-      </w:r>
-    </w:p>
-    <w:p>
-      <w:pPr>
-        <w:pStyle w:val="SemEspaamento"/>
-      </w:pPr>
-      <w:r>
-        <w:t>3</w:t>
-      </w:r>
-      <w:r>
-        <w:t xml:space="preserve"> com </w:t>
-      </w:r>
-      <w:r>
-        <w:t>palavras</w:t>
-      </w:r>
-      <w:r>
-        <w:t xml:space="preserve"> 7cm 36</w:t>
-      </w:r>
-      <w:r>
-        <w:t>g</w:t>
+          <w:rFonts w:ascii="Segoe UI Symbol" w:hAnsi="Segoe UI Symbol" w:cs="Segoe UI Symbol"/>
+        </w:rPr>
+        <w:t>✅</w:t>
+      </w:r>
+    </w:p>
+    <w:p>
+      <w:pPr>
+        <w:pStyle w:val="SemEspaamento"/>
+        <w:rPr>
+          <w:rFonts w:ascii="Segoe UI Symbol" w:hAnsi="Segoe UI Symbol" w:cs="Segoe UI Symbol"/>
+        </w:rPr>
+      </w:pPr>
+      <w:r>
+        <w:rPr>
+          <w:rFonts w:ascii="Segoe UI Symbol" w:hAnsi="Segoe UI Symbol" w:cs="Segoe UI Symbol"/>
+        </w:rPr>
+        <w:t xml:space="preserve">Maternidade </w:t>
+      </w:r>
+      <w:r>
+        <w:rPr>
+          <w:rFonts w:ascii="Segoe UI Symbol" w:hAnsi="Segoe UI Symbol" w:cs="Segoe UI Symbol"/>
+        </w:rPr>
+        <w:t>✅</w:t>
+      </w:r>
+    </w:p>
+    <w:p>
+      <w:pPr>
+        <w:pStyle w:val="SemEspaamento"/>
+        <w:rPr>
+          <w:rFonts w:ascii="Segoe UI Symbol" w:hAnsi="Segoe UI Symbol" w:cs="Segoe UI Symbol"/>
+        </w:rPr>
+      </w:pPr>
+    </w:p>
+    <w:p>
+      <w:pPr>
+        <w:pStyle w:val="SemEspaamento"/>
+        <w:rPr>
+          <w:b/>
+        </w:rPr>
+      </w:pPr>
+      <w:r>
+        <w:rPr>
+          <w:b/>
+        </w:rPr>
+        <w:t xml:space="preserve">Folder </w:t>
+      </w:r>
+    </w:p>
+    <w:p>
+      <w:pPr>
+        <w:pStyle w:val="SemEspaamento"/>
+      </w:pPr>
+      <w:r>
+        <w:t>Ninho</w:t>
       </w:r>
       <w:r>
         <w:t xml:space="preserve"> </w:t>
       </w:r>
-      <w:r>
-        <w:rPr>
-          <w:u w:val="single"/>
-        </w:rPr>
-        <w:t>6,50$</w:t>
-      </w:r>
-    </w:p>
-    <w:p>
-      <w:pPr>
-        <w:pStyle w:val="SemEspaamento"/>
-      </w:pPr>
-      <w:r>
-        <w:t>1</w:t>
-      </w:r>
-      <w:r>
-        <w:t xml:space="preserve"> quadrado</w:t>
-      </w:r>
-      <w:r>
-        <w:t xml:space="preserve"> coração</w:t>
-      </w:r>
-      <w:r>
-        <w:t xml:space="preserve"> </w:t>
-      </w:r>
-      <w:r>
-        <w:t xml:space="preserve">7cm </w:t>
-      </w:r>
-      <w:r>
-        <w:t>36</w:t>
-      </w:r>
-      <w:r>
-        <w:t>g</w:t>
-      </w:r>
-      <w:r>
-        <w:t xml:space="preserve"> 6</w:t>
-      </w:r>
-      <w:r>
-        <w:t>,50$</w:t>
-      </w:r>
-    </w:p>
-    <w:p>
-      <w:pPr>
-        <w:pStyle w:val="SemEspaamento"/>
-      </w:pPr>
-    </w:p>
-    <w:p>
-      <w:pPr>
-        <w:pStyle w:val="SemEspaamento"/>
-        <w:rPr>
-          <w:b/>
-        </w:rPr>
-      </w:pPr>
-      <w:r>
-        <w:rPr>
-          <w:b/>
-        </w:rPr>
-        <w:t>M</w:t>
-      </w:r>
-      <w:r>
-        <w:rPr>
-          <w:b/>
-        </w:rPr>
-        <w:t xml:space="preserve">aternidade </w:t>
-      </w:r>
-      <w:r>
-        <w:rPr>
-          <w:b/>
-          <w:color w:val="FF0000"/>
-        </w:rPr>
-        <w:t>3</w:t>
-      </w:r>
-      <w:r>
-        <w:rPr>
-          <w:b/>
-          <w:color w:val="FF0000"/>
-        </w:rPr>
-        <w:t xml:space="preserve">$ a unidade </w:t>
-      </w:r>
-      <w:r>
-        <w:rPr>
-          <w:b/>
-          <w:color w:val="FF0000"/>
-        </w:rPr>
-        <w:t>Foto</w:t>
-      </w:r>
-      <w:r>
-        <w:rPr>
-          <w:b/>
-          <w:color w:val="FF0000"/>
-        </w:rPr>
-        <w:t xml:space="preserve"> feita</w:t>
-      </w:r>
-    </w:p>
-    <w:p>
-      <w:pPr>
-        <w:pStyle w:val="SemEspaamento"/>
-      </w:pPr>
-      <w:r>
-        <w:t>Eles têm 5cm - 14g</w:t>
-      </w:r>
-    </w:p>
-    <w:p>
-      <w:pPr>
-        <w:pStyle w:val="SemEspaamento"/>
-      </w:pPr>
-      <w:r>
-        <w:t>Você escolhe a quantidade</w:t>
-      </w:r>
-    </w:p>
-    <w:p>
-      <w:pPr>
-        <w:pStyle w:val="SemEspaamento"/>
-      </w:pPr>
-      <w:r>
-        <w:t>Mínimo 10 unidades</w:t>
-      </w:r>
-      <w:r>
-        <w:t xml:space="preserve"> </w:t>
-      </w:r>
-    </w:p>
-    <w:p>
-      <w:pPr>
-        <w:pStyle w:val="SemEspaamento"/>
-        <w:rPr>
-          <w:b/>
-          <w:color w:val="FF0000"/>
-        </w:rPr>
-      </w:pPr>
-    </w:p>
-    <w:p>
-      <w:pPr>
-        <w:pStyle w:val="SemEspaamento"/>
-      </w:pPr>
-      <w:r>
-        <w:t xml:space="preserve">Bichinhos </w:t>
-      </w:r>
-      <w:proofErr w:type="gramStart"/>
-      <w:r>
-        <w:t>q</w:t>
-      </w:r>
-      <w:proofErr w:type="gramEnd"/>
-      <w:r>
-        <w:t xml:space="preserve"> temos:</w:t>
-      </w:r>
-    </w:p>
-    <w:p>
-      <w:pPr>
-        <w:pStyle w:val="SemEspaamento"/>
-      </w:pPr>
-      <w:bookmarkStart w:id="0" w:name="_GoBack"/>
-      <w:r>
-        <w:t>Elefante</w:t>
-      </w:r>
-    </w:p>
-    <w:p>
-      <w:pPr>
-        <w:pStyle w:val="SemEspaamento"/>
-      </w:pPr>
-      <w:r>
-        <w:t>Hipopótamo</w:t>
-      </w:r>
-    </w:p>
-    <w:p>
-      <w:pPr>
-        <w:pStyle w:val="SemEspaamento"/>
-      </w:pPr>
-      <w:r>
-        <w:t>Urso</w:t>
-      </w:r>
-    </w:p>
-    <w:p>
-      <w:pPr>
-        <w:pStyle w:val="SemEspaamento"/>
-      </w:pPr>
-      <w:r>
-        <w:t>Jacaré</w:t>
-      </w:r>
-    </w:p>
-    <w:p>
-      <w:pPr>
-        <w:pStyle w:val="SemEspaamento"/>
-      </w:pPr>
-      <w:r>
-        <w:t>Gato</w:t>
-      </w:r>
-    </w:p>
-    <w:p>
-      <w:pPr>
-        <w:pStyle w:val="SemEspaamento"/>
-      </w:pPr>
-      <w:proofErr w:type="gramStart"/>
-      <w:r>
-        <w:t>porco</w:t>
-      </w:r>
-      <w:proofErr w:type="gramEnd"/>
-    </w:p>
-    <w:bookmarkEnd w:id="0"/>
-    <w:p>
-      <w:pPr>
-        <w:pStyle w:val="SemEspaamento"/>
-      </w:pPr>
-    </w:p>
-    <w:p>
-      <w:pPr>
-        <w:pStyle w:val="SemEspaamento"/>
-      </w:pPr>
-      <w:r>
-        <w:rPr>
-          <w:b/>
-        </w:rPr>
-        <w:t>Fotos de Embalagens</w:t>
-      </w:r>
-      <w:r>
-        <w:rPr>
-          <w:b/>
-        </w:rPr>
-        <w:cr/>
-      </w:r>
-      <w:proofErr w:type="gramStart"/>
-      <w:r>
-        <w:t>pacote</w:t>
-      </w:r>
-      <w:proofErr w:type="gramEnd"/>
-      <w:r>
-        <w:t xml:space="preserve"> </w:t>
-      </w:r>
-      <w:r>
-        <w:rPr>
-          <w:rFonts w:ascii="Segoe UI Symbol" w:hAnsi="Segoe UI Symbol" w:cs="Segoe UI Symbol"/>
-        </w:rPr>
-        <w:t>✅</w:t>
-      </w:r>
-      <w:r>
-        <w:cr/>
-      </w:r>
-      <w:proofErr w:type="gramStart"/>
-      <w:r>
-        <w:t>cestinha</w:t>
-      </w:r>
-      <w:proofErr w:type="gramEnd"/>
-      <w:r>
-        <w:t xml:space="preserve"> </w:t>
-      </w:r>
-      <w:r>
-        <w:rPr>
-          <w:rFonts w:ascii="Segoe UI Symbol" w:hAnsi="Segoe UI Symbol" w:cs="Segoe UI Symbol"/>
-        </w:rPr>
-        <w:t>✅</w:t>
-      </w:r>
-      <w:r>
-        <w:cr/>
-      </w:r>
-      <w:proofErr w:type="gramStart"/>
-      <w:r>
-        <w:t>caixa</w:t>
-      </w:r>
-      <w:proofErr w:type="gramEnd"/>
-      <w:r>
-        <w:t xml:space="preserve"> </w:t>
-      </w:r>
-      <w:r>
-        <w:rPr>
-          <w:rFonts w:ascii="Segoe UI Symbol" w:hAnsi="Segoe UI Symbol" w:cs="Segoe UI Symbol"/>
-        </w:rPr>
-        <w:t>✅</w:t>
-      </w:r>
-      <w:r>
-        <w:cr/>
-      </w:r>
-      <w:r>
-        <w:t xml:space="preserve"> </w:t>
-      </w:r>
-      <w:r>
-        <w:cr/>
-      </w:r>
-      <w:r>
-        <w:rPr>
-          <w:b/>
-        </w:rPr>
-        <w:t>Fotos</w:t>
-      </w:r>
-      <w:r>
-        <w:rPr>
-          <w:b/>
-        </w:rPr>
-        <w:t xml:space="preserve"> dos</w:t>
-      </w:r>
-      <w:r>
-        <w:rPr>
-          <w:b/>
-        </w:rPr>
-        <w:t xml:space="preserve"> biscoitos</w:t>
-      </w:r>
-      <w:r>
-        <w:rPr>
-          <w:b/>
-        </w:rPr>
-        <w:cr/>
-      </w:r>
-      <w:proofErr w:type="gramStart"/>
-      <w:r>
-        <w:t xml:space="preserve">simples </w:t>
-      </w:r>
-      <w:r>
-        <w:rPr>
-          <w:rFonts w:ascii="Segoe UI Symbol" w:hAnsi="Segoe UI Symbol" w:cs="Segoe UI Symbol"/>
-        </w:rPr>
-        <w:t>✅</w:t>
-      </w:r>
-      <w:r>
-        <w:rPr>
-          <w:rFonts w:ascii="Segoe UI Symbol" w:hAnsi="Segoe UI Symbol" w:cs="Segoe UI Symbol"/>
-        </w:rPr>
-        <w:t xml:space="preserve"> (</w:t>
-      </w:r>
-      <w:proofErr w:type="gramEnd"/>
-      <w:r>
-        <w:rPr>
-          <w:rFonts w:ascii="Segoe UI Symbol" w:hAnsi="Segoe UI Symbol" w:cs="Segoe UI Symbol"/>
-        </w:rPr>
-        <w:t>os de pascoa ovo, cenoura e coelho 7cm)</w:t>
-      </w:r>
-    </w:p>
-    <w:p>
-      <w:pPr>
-        <w:pStyle w:val="SemEspaamento"/>
-      </w:pPr>
-      <w:proofErr w:type="gramStart"/>
-      <w:r>
-        <w:t>elaborado</w:t>
-      </w:r>
-      <w:proofErr w:type="gramEnd"/>
-      <w:r>
-        <w:t xml:space="preserve"> </w:t>
-      </w:r>
-      <w:r>
-        <w:rPr>
-          <w:rFonts w:ascii="Segoe UI Symbol" w:hAnsi="Segoe UI Symbol" w:cs="Segoe UI Symbol"/>
-        </w:rPr>
-        <w:t>✅</w:t>
-      </w:r>
-      <w:r>
-        <w:cr/>
-      </w:r>
-      <w:proofErr w:type="gramStart"/>
-      <w:r>
-        <w:t>festivo</w:t>
-      </w:r>
-      <w:proofErr w:type="gramEnd"/>
-      <w:r>
-        <w:t xml:space="preserve"> (pascoa </w:t>
-      </w:r>
-      <w:proofErr w:type="spellStart"/>
-      <w:r>
-        <w:t>agr</w:t>
-      </w:r>
-      <w:proofErr w:type="spellEnd"/>
-      <w:r>
-        <w:t xml:space="preserve"> </w:t>
-      </w:r>
-      <w:r>
-        <w:rPr>
-          <w:rFonts w:ascii="Segoe UI Symbol" w:hAnsi="Segoe UI Symbol" w:cs="Segoe UI Symbol"/>
-        </w:rPr>
-        <w:t>✅</w:t>
-      </w:r>
-      <w:r>
-        <w:t>)</w:t>
-      </w:r>
-      <w:r>
-        <w:t xml:space="preserve"> </w:t>
-      </w:r>
-    </w:p>
-    <w:p>
-      <w:pPr>
-        <w:pStyle w:val="SemEspaamento"/>
-      </w:pPr>
-      <w:r>
-        <w:cr/>
-      </w:r>
-      <w:r>
-        <w:rPr>
-          <w:b/>
-        </w:rPr>
-        <w:t>Fotos dos kits</w:t>
-      </w:r>
-      <w:r>
-        <w:rPr>
-          <w:b/>
-        </w:rPr>
-        <w:cr/>
-      </w:r>
-      <w:proofErr w:type="gramStart"/>
-      <w:r>
-        <w:t>kit</w:t>
-      </w:r>
-      <w:proofErr w:type="gramEnd"/>
-      <w:r>
-        <w:t xml:space="preserve"> 1 pascoa</w:t>
-      </w:r>
-      <w:r>
-        <w:t xml:space="preserve"> </w:t>
-      </w:r>
-      <w:r>
-        <w:rPr>
-          <w:rFonts w:ascii="Segoe UI Symbol" w:hAnsi="Segoe UI Symbol" w:cs="Segoe UI Symbol"/>
-        </w:rPr>
-        <w:t>✅</w:t>
-      </w:r>
-    </w:p>
-    <w:p>
-      <w:pPr>
-        <w:pStyle w:val="SemEspaamento"/>
-      </w:pPr>
-      <w:r>
-        <w:t xml:space="preserve">Kit </w:t>
-      </w:r>
-      <w:r>
-        <w:t>2 pascoa</w:t>
-      </w:r>
-      <w:r>
-        <w:t xml:space="preserve"> </w:t>
-      </w:r>
-      <w:r>
-        <w:rPr>
-          <w:rFonts w:ascii="Segoe UI Symbol" w:hAnsi="Segoe UI Symbol" w:cs="Segoe UI Symbol"/>
-        </w:rPr>
-        <w:t>✅</w:t>
-      </w:r>
-    </w:p>
-    <w:p>
-      <w:pPr>
-        <w:pStyle w:val="SemEspaamento"/>
-        <w:rPr>
-          <w:rFonts w:ascii="Segoe UI Symbol" w:hAnsi="Segoe UI Symbol" w:cs="Segoe UI Symbol"/>
-        </w:rPr>
-      </w:pPr>
-      <w:proofErr w:type="gramStart"/>
-      <w:r>
-        <w:t>kit</w:t>
-      </w:r>
-      <w:proofErr w:type="gramEnd"/>
-      <w:r>
-        <w:t xml:space="preserve"> 1 </w:t>
-      </w:r>
-      <w:r>
-        <w:t xml:space="preserve">menino e menina </w:t>
-      </w:r>
-      <w:r>
-        <w:rPr>
-          <w:rFonts w:ascii="Segoe UI Symbol" w:hAnsi="Segoe UI Symbol" w:cs="Segoe UI Symbol"/>
-        </w:rPr>
-        <w:t>✅</w:t>
-      </w:r>
-    </w:p>
-    <w:p>
-      <w:pPr>
-        <w:pStyle w:val="SemEspaamento"/>
-        <w:rPr>
-          <w:rFonts w:ascii="Segoe UI Symbol" w:hAnsi="Segoe UI Symbol" w:cs="Segoe UI Symbol"/>
-        </w:rPr>
-      </w:pPr>
-      <w:proofErr w:type="gramStart"/>
-      <w:r>
-        <w:t>kit</w:t>
-      </w:r>
-      <w:proofErr w:type="gramEnd"/>
-      <w:r>
-        <w:t xml:space="preserve"> 2</w:t>
-      </w:r>
-      <w:r>
-        <w:t xml:space="preserve"> </w:t>
-      </w:r>
-      <w:r>
-        <w:t>menino e menina</w:t>
-      </w:r>
-      <w:r>
-        <w:t xml:space="preserve"> </w:t>
-      </w:r>
-      <w:r>
-        <w:rPr>
-          <w:rFonts w:ascii="Segoe UI Symbol" w:hAnsi="Segoe UI Symbol" w:cs="Segoe UI Symbol"/>
-        </w:rPr>
-        <w:t>✅</w:t>
-      </w:r>
-    </w:p>
-    <w:p>
-      <w:pPr>
-        <w:pStyle w:val="SemEspaamento"/>
-        <w:rPr>
-          <w:rFonts w:ascii="Segoe UI Symbol" w:hAnsi="Segoe UI Symbol" w:cs="Segoe UI Symbol"/>
-        </w:rPr>
-      </w:pPr>
-      <w:proofErr w:type="gramStart"/>
-      <w:r>
-        <w:rPr>
-          <w:rFonts w:ascii="Segoe UI Symbol" w:hAnsi="Segoe UI Symbol" w:cs="Segoe UI Symbol"/>
-        </w:rPr>
-        <w:t>kit</w:t>
-      </w:r>
-      <w:proofErr w:type="gramEnd"/>
-      <w:r>
-        <w:rPr>
-          <w:rFonts w:ascii="Segoe UI Symbol" w:hAnsi="Segoe UI Symbol" w:cs="Segoe UI Symbol"/>
-        </w:rPr>
-        <w:t xml:space="preserve"> 1 da mulher</w:t>
-      </w:r>
-      <w:r>
-        <w:rPr>
-          <w:rFonts w:ascii="Segoe UI Symbol" w:hAnsi="Segoe UI Symbol" w:cs="Segoe UI Symbol"/>
-        </w:rPr>
-        <w:t xml:space="preserve"> </w:t>
-      </w:r>
-      <w:r>
-        <w:rPr>
-          <w:rFonts w:ascii="Segoe UI Symbol" w:hAnsi="Segoe UI Symbol" w:cs="Segoe UI Symbol"/>
-        </w:rPr>
-        <w:t>✅</w:t>
-      </w:r>
-    </w:p>
-    <w:p>
-      <w:pPr>
-        <w:pStyle w:val="SemEspaamento"/>
-        <w:rPr>
-          <w:rFonts w:ascii="Segoe UI Symbol" w:hAnsi="Segoe UI Symbol" w:cs="Segoe UI Symbol"/>
-        </w:rPr>
-      </w:pPr>
-      <w:proofErr w:type="gramStart"/>
-      <w:r>
-        <w:rPr>
-          <w:rFonts w:ascii="Segoe UI Symbol" w:hAnsi="Segoe UI Symbol" w:cs="Segoe UI Symbol"/>
-        </w:rPr>
-        <w:t>kit</w:t>
-      </w:r>
-      <w:proofErr w:type="gramEnd"/>
-      <w:r>
-        <w:rPr>
-          <w:rFonts w:ascii="Segoe UI Symbol" w:hAnsi="Segoe UI Symbol" w:cs="Segoe UI Symbol"/>
-        </w:rPr>
-        <w:t xml:space="preserve"> 2 da mulher</w:t>
-      </w:r>
-      <w:r>
-        <w:rPr>
-          <w:rFonts w:ascii="Segoe UI Symbol" w:hAnsi="Segoe UI Symbol" w:cs="Segoe UI Symbol"/>
-        </w:rPr>
-        <w:t xml:space="preserve"> </w:t>
-      </w:r>
-      <w:r>
-        <w:rPr>
-          <w:rFonts w:ascii="Segoe UI Symbol" w:hAnsi="Segoe UI Symbol" w:cs="Segoe UI Symbol"/>
-        </w:rPr>
-        <w:t>✅</w:t>
-      </w:r>
-    </w:p>
-    <w:p>
-      <w:pPr>
-        <w:pStyle w:val="SemEspaamento"/>
-        <w:rPr>
-          <w:rFonts w:ascii="Segoe UI Symbol" w:hAnsi="Segoe UI Symbol" w:cs="Segoe UI Symbol"/>
-        </w:rPr>
-      </w:pPr>
-      <w:r>
-        <w:rPr>
-          <w:rFonts w:ascii="Segoe UI Symbol" w:hAnsi="Segoe UI Symbol" w:cs="Segoe UI Symbol"/>
-        </w:rPr>
-        <w:t xml:space="preserve">Maternidade </w:t>
-      </w:r>
-      <w:r>
-        <w:rPr>
-          <w:rFonts w:ascii="Segoe UI Symbol" w:hAnsi="Segoe UI Symbol" w:cs="Segoe UI Symbol"/>
-        </w:rPr>
-        <w:t>✅</w:t>
-      </w:r>
-    </w:p>
-    <w:p>
-      <w:pPr>
-        <w:pStyle w:val="SemEspaamento"/>
-        <w:rPr>
-          <w:rFonts w:ascii="Segoe UI Symbol" w:hAnsi="Segoe UI Symbol" w:cs="Segoe UI Symbol"/>
-        </w:rPr>
-      </w:pPr>
-    </w:p>
-    <w:p>
-      <w:pPr>
-        <w:pStyle w:val="SemEspaamento"/>
-      </w:pPr>
+    </w:p>
+    <w:p>
+      <w:pPr>
+        <w:pStyle w:val="SemEspaamento"/>
+      </w:pPr>
+      <w:r>
+        <w:t xml:space="preserve">Chocolate </w:t>
+      </w:r>
     </w:p>
     <w:sectPr>
       <w:pgSz w:w="11906" w:h="16838"/>

--- a/Anotaçoes importantes.docx
+++ b/Anotaçoes importantes.docx
@@ -1706,7 +1706,65 @@
     <w:p>
       <w:pPr>
         <w:pStyle w:val="SemEspaamento"/>
-      </w:pPr>
+        <w:rPr>
+          <w:color w:val="ED7D31" w:themeColor="accent2"/>
+        </w:rPr>
+      </w:pPr>
+      <w:r>
+        <w:rPr>
+          <w:color w:val="ED7D31" w:themeColor="accent2"/>
+        </w:rPr>
+        <w:t>Condor</w:t>
+      </w:r>
+    </w:p>
+    <w:p>
+      <w:pPr>
+        <w:pStyle w:val="SemEspaamento"/>
+      </w:pPr>
+      <w:r>
+        <w:t>07</w:t>
+      </w:r>
+      <w:r>
+        <w:t xml:space="preserve">/03: </w:t>
+      </w:r>
+      <w:r>
+        <w:rPr>
+          <w:b/>
+        </w:rPr>
+        <w:t>Total</w:t>
+      </w:r>
+      <w:r>
+        <w:t xml:space="preserve"> – 17</w:t>
+      </w:r>
+      <w:r>
+        <w:t>$</w:t>
+      </w:r>
+    </w:p>
+    <w:p>
+      <w:pPr>
+        <w:pStyle w:val="SemEspaamento"/>
+      </w:pPr>
+      <w:proofErr w:type="spellStart"/>
+      <w:r>
+        <w:t>Nesquik</w:t>
+      </w:r>
+      <w:proofErr w:type="spellEnd"/>
+      <w:r>
+        <w:t xml:space="preserve"> – 12</w:t>
+      </w:r>
+      <w:bookmarkStart w:id="0" w:name="_GoBack"/>
+      <w:bookmarkEnd w:id="0"/>
+      <w:r>
+        <w:t>$</w:t>
+      </w:r>
+    </w:p>
+    <w:p>
+      <w:pPr>
+        <w:pStyle w:val="SemEspaamento"/>
+      </w:pPr>
+      <w:r>
+        <w:t>Manteiga – 5$</w:t>
+      </w:r>
     </w:p>
     <w:p>
       <w:pPr>
@@ -2167,6 +2225,7 @@
         </w:numPr>
       </w:pPr>
       <w:r>
+        <w:lastRenderedPageBreak/>
         <w:t xml:space="preserve">Simples </w:t>
       </w:r>
       <w:r>
@@ -2505,8 +2564,6 @@
       <w:pPr>
         <w:pStyle w:val="SemEspaamento"/>
       </w:pPr>
-      <w:bookmarkStart w:id="0" w:name="_GoBack"/>
-      <w:bookmarkEnd w:id="0"/>
     </w:p>
     <w:p>
       <w:pPr>
@@ -3304,7 +3361,6 @@
         <w:pStyle w:val="SemEspaamento"/>
       </w:pPr>
       <w:r>
-        <w:lastRenderedPageBreak/>
         <w:t>1</w:t>
       </w:r>
       <w:r>
@@ -3873,42 +3929,9 @@
     <w:p>
       <w:pPr>
         <w:pStyle w:val="SemEspaamento"/>
-        <w:rPr>
-          <w:rFonts w:ascii="Segoe UI Symbol" w:hAnsi="Segoe UI Symbol" w:cs="Segoe UI Symbol"/>
-        </w:rPr>
-      </w:pPr>
-    </w:p>
-    <w:p>
-      <w:pPr>
-        <w:pStyle w:val="SemEspaamento"/>
-        <w:rPr>
-          <w:b/>
-        </w:rPr>
-      </w:pPr>
-      <w:r>
-        <w:rPr>
-          <w:b/>
-        </w:rPr>
-        <w:t xml:space="preserve">Folder </w:t>
-      </w:r>
-    </w:p>
-    <w:p>
-      <w:pPr>
-        <w:pStyle w:val="SemEspaamento"/>
-      </w:pPr>
-      <w:r>
-        <w:t>Ninho</w:t>
-      </w:r>
+      </w:pPr>
       <w:r>
         <w:t xml:space="preserve"> </w:t>
-      </w:r>
-    </w:p>
-    <w:p>
-      <w:pPr>
-        <w:pStyle w:val="SemEspaamento"/>
-      </w:pPr>
-      <w:r>
-        <w:t xml:space="preserve">Chocolate </w:t>
       </w:r>
     </w:p>
     <w:sectPr>

--- a/Anotaçoes importantes.docx
+++ b/Anotaçoes importantes.docx
@@ -86,14 +86,6 @@
         </w:rPr>
         <w:t xml:space="preserve"> </w:t>
       </w:r>
-      <w:r>
-        <w:rPr>
-          <w:rFonts w:ascii="Times New Roman" w:eastAsia="Times New Roman" w:hAnsi="Times New Roman" w:cs="Times New Roman"/>
-          <w:color w:val="FF0000"/>
-          <w:lang w:eastAsia="pt-BR"/>
-        </w:rPr>
-        <w:t>Foto feita</w:t>
-      </w:r>
     </w:p>
     <w:p>
       <w:pPr>
@@ -149,14 +141,6 @@
         </w:rPr>
         <w:t xml:space="preserve"> </w:t>
       </w:r>
-      <w:r>
-        <w:rPr>
-          <w:rFonts w:ascii="Times New Roman" w:eastAsia="Times New Roman" w:hAnsi="Times New Roman" w:cs="Times New Roman"/>
-          <w:color w:val="FF0000"/>
-          <w:lang w:eastAsia="pt-BR"/>
-        </w:rPr>
-        <w:t>Foto feita</w:t>
-      </w:r>
     </w:p>
     <w:p>
       <w:pPr>
@@ -184,76 +168,68 @@
         </w:rPr>
         <w:t xml:space="preserve"> </w:t>
       </w:r>
-      <w:r>
-        <w:rPr>
-          <w:rFonts w:ascii="Times New Roman" w:eastAsia="Times New Roman" w:hAnsi="Times New Roman" w:cs="Times New Roman"/>
+    </w:p>
+    <w:p>
+      <w:pPr>
+        <w:pStyle w:val="SemEspaamento"/>
+        <w:rPr>
+          <w:rFonts w:asciiTheme="majorHAnsi" w:hAnsiTheme="majorHAnsi" w:cstheme="majorHAnsi"/>
+          <w:b/>
+        </w:rPr>
+      </w:pPr>
+      <w:r>
+        <w:rPr>
+          <w:rFonts w:asciiTheme="majorHAnsi" w:hAnsiTheme="majorHAnsi" w:cstheme="majorHAnsi"/>
+          <w:b/>
+        </w:rPr>
+        <w:t>-----</w:t>
+      </w:r>
+      <w:r>
+        <w:rPr>
+          <w:rFonts w:asciiTheme="majorHAnsi" w:hAnsiTheme="majorHAnsi" w:cstheme="majorHAnsi"/>
+          <w:b/>
+        </w:rPr>
+        <w:t>--</w:t>
+      </w:r>
+      <w:r>
+        <w:rPr>
+          <w:rFonts w:asciiTheme="majorHAnsi" w:hAnsiTheme="majorHAnsi" w:cstheme="majorHAnsi"/>
+          <w:b/>
+        </w:rPr>
+        <w:t>--------------------------------------------------------------------------------------------------------</w:t>
+      </w:r>
+    </w:p>
+    <w:p>
+      <w:pPr>
+        <w:pStyle w:val="SemEspaamento"/>
+        <w:rPr>
+          <w:b/>
+        </w:rPr>
+      </w:pPr>
+      <w:r>
+        <w:rPr>
+          <w:b/>
+        </w:rPr>
+        <w:t>Biscoitos Simples - 30g - 4,50$</w:t>
+      </w:r>
+      <w:r>
+        <w:rPr>
+          <w:b/>
+        </w:rPr>
+        <w:t xml:space="preserve"> (os biscoitos de coelho grande inclui)</w:t>
+      </w:r>
+      <w:r>
+        <w:rPr>
+          <w:b/>
+        </w:rPr>
+        <w:t xml:space="preserve"> </w:t>
+      </w:r>
+      <w:r>
+        <w:rPr>
+          <w:b/>
           <w:color w:val="FF0000"/>
-          <w:lang w:eastAsia="pt-BR"/>
-        </w:rPr>
-        <w:t>Foto feita</w:t>
-      </w:r>
-    </w:p>
-    <w:p>
-      <w:pPr>
-        <w:pStyle w:val="SemEspaamento"/>
-        <w:rPr>
-          <w:rFonts w:asciiTheme="majorHAnsi" w:hAnsiTheme="majorHAnsi" w:cstheme="majorHAnsi"/>
-          <w:b/>
-        </w:rPr>
-      </w:pPr>
-      <w:r>
-        <w:rPr>
-          <w:rFonts w:asciiTheme="majorHAnsi" w:hAnsiTheme="majorHAnsi" w:cstheme="majorHAnsi"/>
-          <w:b/>
-        </w:rPr>
-        <w:t>-----</w:t>
-      </w:r>
-      <w:r>
-        <w:rPr>
-          <w:rFonts w:asciiTheme="majorHAnsi" w:hAnsiTheme="majorHAnsi" w:cstheme="majorHAnsi"/>
-          <w:b/>
-        </w:rPr>
-        <w:t>--</w:t>
-      </w:r>
-      <w:r>
-        <w:rPr>
-          <w:rFonts w:asciiTheme="majorHAnsi" w:hAnsiTheme="majorHAnsi" w:cstheme="majorHAnsi"/>
-          <w:b/>
-        </w:rPr>
-        <w:t>--------------------------------------------------------------------------------------------------------</w:t>
-      </w:r>
-    </w:p>
-    <w:p>
-      <w:pPr>
-        <w:pStyle w:val="SemEspaamento"/>
-        <w:rPr>
-          <w:b/>
-        </w:rPr>
-      </w:pPr>
-      <w:r>
-        <w:rPr>
-          <w:b/>
-        </w:rPr>
-        <w:t>Biscoitos Simples - 30g - 4,50$</w:t>
-      </w:r>
-      <w:r>
-        <w:rPr>
-          <w:b/>
-        </w:rPr>
-        <w:t xml:space="preserve"> (os biscoitos de coelho grande inclui)</w:t>
-      </w:r>
-      <w:r>
-        <w:rPr>
-          <w:b/>
         </w:rPr>
         <w:t xml:space="preserve"> </w:t>
-      </w:r>
-      <w:r>
-        <w:rPr>
-          <w:b/>
-          <w:color w:val="FF0000"/>
-        </w:rPr>
-        <w:t xml:space="preserve">Foto </w:t>
       </w:r>
     </w:p>
     <w:p>
@@ -307,13 +283,6 @@
         </w:rPr>
         <w:t xml:space="preserve"> </w:t>
       </w:r>
-      <w:r>
-        <w:rPr>
-          <w:b/>
-          <w:color w:val="FF0000"/>
-        </w:rPr>
-        <w:t>Foto feita</w:t>
-      </w:r>
     </w:p>
     <w:p>
       <w:pPr>
@@ -402,35 +371,8 @@
         </w:rPr>
         <w:t>$</w:t>
       </w:r>
-      <w:r>
-        <w:rPr>
-          <w:b/>
-        </w:rPr>
-        <w:t xml:space="preserve"> </w:t>
-      </w:r>
-      <w:r>
-        <w:rPr>
-          <w:b/>
-          <w:color w:val="FF0000"/>
-        </w:rPr>
-        <w:t>Foto</w:t>
-      </w:r>
-      <w:r>
-        <w:rPr>
-          <w:b/>
-          <w:color w:val="FF0000"/>
-        </w:rPr>
-        <w:t xml:space="preserve"> </w:t>
-      </w:r>
-      <w:proofErr w:type="spellStart"/>
-      <w:r>
-        <w:rPr>
-          <w:b/>
-          <w:color w:val="FF0000"/>
-        </w:rPr>
-        <w:t>feta</w:t>
-      </w:r>
-      <w:proofErr w:type="spellEnd"/>
+      <w:bookmarkStart w:id="0" w:name="_GoBack"/>
+      <w:bookmarkEnd w:id="0"/>
     </w:p>
     <w:p>
       <w:pPr>
@@ -1484,11 +1426,20 @@
           <w:color w:val="ED7D31" w:themeColor="accent2"/>
         </w:rPr>
       </w:pPr>
+    </w:p>
+    <w:p>
+      <w:pPr>
+        <w:pStyle w:val="SemEspaamento"/>
+        <w:rPr>
+          <w:color w:val="ED7D31" w:themeColor="accent2"/>
+        </w:rPr>
+      </w:pPr>
       <w:proofErr w:type="spellStart"/>
       <w:r>
         <w:rPr>
           <w:color w:val="ED7D31" w:themeColor="accent2"/>
         </w:rPr>
+        <w:lastRenderedPageBreak/>
         <w:t>Mirari</w:t>
       </w:r>
       <w:proofErr w:type="spellEnd"/>
@@ -1512,7 +1463,6 @@
         <w:pStyle w:val="SemEspaamento"/>
       </w:pPr>
       <w:r>
-        <w:lastRenderedPageBreak/>
         <w:t xml:space="preserve">02/03: </w:t>
       </w:r>
       <w:r>
@@ -1750,12 +1700,7 @@
       </w:r>
       <w:proofErr w:type="spellEnd"/>
       <w:r>
-        <w:t xml:space="preserve"> – 12</w:t>
-      </w:r>
-      <w:bookmarkStart w:id="0" w:name="_GoBack"/>
-      <w:bookmarkEnd w:id="0"/>
-      <w:r>
-        <w:t>$</w:t>
+        <w:t xml:space="preserve"> – 12$</w:t>
       </w:r>
     </w:p>
     <w:p>
@@ -2213,6 +2158,7 @@
         <w:rPr>
           <w:b/>
         </w:rPr>
+        <w:lastRenderedPageBreak/>
         <w:t>Na cestinha:</w:t>
       </w:r>
     </w:p>
@@ -2225,7 +2171,6 @@
         </w:numPr>
       </w:pPr>
       <w:r>
-        <w:lastRenderedPageBreak/>
         <w:t xml:space="preserve">Simples </w:t>
       </w:r>
       <w:r>
@@ -3198,6 +3143,7 @@
         <w:pStyle w:val="SemEspaamento"/>
       </w:pPr>
       <w:r>
+        <w:lastRenderedPageBreak/>
         <w:t xml:space="preserve">1 com coração 7cm 40g </w:t>
       </w:r>
       <w:r>
@@ -3659,279 +3605,715 @@
         <w:rPr>
           <w:rFonts w:ascii="Segoe UI Symbol" w:hAnsi="Segoe UI Symbol" w:cs="Segoe UI Symbol"/>
         </w:rPr>
+        <w:t xml:space="preserve"> (</w:t>
+      </w:r>
+      <w:proofErr w:type="gramEnd"/>
+      <w:r>
+        <w:rPr>
+          <w:rFonts w:ascii="Segoe UI Symbol" w:hAnsi="Segoe UI Symbol" w:cs="Segoe UI Symbol"/>
+        </w:rPr>
+        <w:t>os de pascoa ovo, cenoura e coelho 7cm)</w:t>
+      </w:r>
+    </w:p>
+    <w:p>
+      <w:pPr>
+        <w:pStyle w:val="SemEspaamento"/>
+        <w:rPr>
+          <w:rFonts w:ascii="Segoe UI Symbol" w:hAnsi="Segoe UI Symbol" w:cs="Segoe UI Symbol"/>
+        </w:rPr>
+      </w:pPr>
+      <w:proofErr w:type="gramStart"/>
+      <w:r>
+        <w:t>elaborado</w:t>
+      </w:r>
+      <w:proofErr w:type="gramEnd"/>
+      <w:r>
+        <w:t xml:space="preserve"> </w:t>
+      </w:r>
+    </w:p>
+    <w:p>
+      <w:pPr>
+        <w:pStyle w:val="SemEspaamento"/>
+      </w:pPr>
+      <w:proofErr w:type="gramStart"/>
+      <w:r>
+        <w:t>festivo</w:t>
+      </w:r>
+      <w:proofErr w:type="gramEnd"/>
+      <w:r>
+        <w:t xml:space="preserve"> (pascoa </w:t>
+      </w:r>
+      <w:proofErr w:type="spellStart"/>
+      <w:r>
+        <w:t>agr</w:t>
+      </w:r>
+      <w:proofErr w:type="spellEnd"/>
+      <w:r>
+        <w:t xml:space="preserve"> </w:t>
+      </w:r>
+      <w:r>
+        <w:rPr>
+          <w:rFonts w:ascii="Segoe UI Symbol" w:hAnsi="Segoe UI Symbol" w:cs="Segoe UI Symbol"/>
+        </w:rPr>
         <w:t>✅</w:t>
       </w:r>
       <w:r>
+        <w:t>)</w:t>
+      </w:r>
+      <w:r>
+        <w:t xml:space="preserve"> </w:t>
+      </w:r>
+    </w:p>
+    <w:p>
+      <w:pPr>
+        <w:pStyle w:val="SemEspaamento"/>
+      </w:pPr>
+      <w:r>
+        <w:cr/>
+      </w:r>
+      <w:r>
+        <w:rPr>
+          <w:b/>
+        </w:rPr>
+        <w:t>Fotos dos kits</w:t>
+      </w:r>
+      <w:r>
+        <w:rPr>
+          <w:b/>
+        </w:rPr>
+        <w:cr/>
+      </w:r>
+      <w:proofErr w:type="gramStart"/>
+      <w:r>
+        <w:t>kit</w:t>
+      </w:r>
+      <w:proofErr w:type="gramEnd"/>
+      <w:r>
+        <w:t xml:space="preserve"> 1 pascoa</w:t>
+      </w:r>
+      <w:r>
+        <w:t xml:space="preserve"> </w:t>
+      </w:r>
+    </w:p>
+    <w:p>
+      <w:pPr>
+        <w:pStyle w:val="SemEspaamento"/>
+      </w:pPr>
+      <w:r>
+        <w:t xml:space="preserve">Kit </w:t>
+      </w:r>
+      <w:r>
+        <w:t>2 pascoa</w:t>
+      </w:r>
+      <w:r>
+        <w:t xml:space="preserve"> </w:t>
+      </w:r>
+    </w:p>
+    <w:p>
+      <w:pPr>
+        <w:pStyle w:val="SemEspaamento"/>
         <w:rPr>
           <w:rFonts w:ascii="Segoe UI Symbol" w:hAnsi="Segoe UI Symbol" w:cs="Segoe UI Symbol"/>
         </w:rPr>
-        <w:t xml:space="preserve"> (</w:t>
+      </w:pPr>
+      <w:proofErr w:type="gramStart"/>
+      <w:r>
+        <w:t>kit</w:t>
       </w:r>
       <w:proofErr w:type="gramEnd"/>
       <w:r>
+        <w:t xml:space="preserve"> 1 </w:t>
+      </w:r>
+      <w:r>
+        <w:t xml:space="preserve">menino e menina </w:t>
+      </w:r>
+    </w:p>
+    <w:p>
+      <w:pPr>
+        <w:pStyle w:val="SemEspaamento"/>
         <w:rPr>
           <w:rFonts w:ascii="Segoe UI Symbol" w:hAnsi="Segoe UI Symbol" w:cs="Segoe UI Symbol"/>
         </w:rPr>
-        <w:t>os de pascoa ovo, cenoura e coelho 7cm)</w:t>
-      </w:r>
-    </w:p>
-    <w:p>
-      <w:pPr>
-        <w:pStyle w:val="SemEspaamento"/>
       </w:pPr>
       <w:proofErr w:type="gramStart"/>
       <w:r>
-        <w:t>elaborado</w:t>
+        <w:t>kit</w:t>
       </w:r>
       <w:proofErr w:type="gramEnd"/>
       <w:r>
+        <w:t xml:space="preserve"> 2</w:t>
+      </w:r>
+      <w:r>
         <w:t xml:space="preserve"> </w:t>
       </w:r>
       <w:r>
+        <w:t>menino e menina</w:t>
+      </w:r>
+      <w:r>
+        <w:t xml:space="preserve"> </w:t>
+      </w:r>
+    </w:p>
+    <w:p>
+      <w:pPr>
+        <w:pStyle w:val="SemEspaamento"/>
         <w:rPr>
           <w:rFonts w:ascii="Segoe UI Symbol" w:hAnsi="Segoe UI Symbol" w:cs="Segoe UI Symbol"/>
         </w:rPr>
-        <w:t>✅</w:t>
-      </w:r>
-      <w:r>
-        <w:cr/>
-      </w:r>
+      </w:pPr>
       <w:proofErr w:type="gramStart"/>
       <w:r>
-        <w:t>festivo</w:t>
+        <w:rPr>
+          <w:rFonts w:ascii="Segoe UI Symbol" w:hAnsi="Segoe UI Symbol" w:cs="Segoe UI Symbol"/>
+        </w:rPr>
+        <w:t>kit</w:t>
       </w:r>
       <w:proofErr w:type="gramEnd"/>
       <w:r>
-        <w:t xml:space="preserve"> (pascoa </w:t>
-      </w:r>
-      <w:proofErr w:type="spellStart"/>
-      <w:r>
-        <w:t>agr</w:t>
-      </w:r>
-      <w:proofErr w:type="spellEnd"/>
-      <w:r>
+        <w:rPr>
+          <w:rFonts w:ascii="Segoe UI Symbol" w:hAnsi="Segoe UI Symbol" w:cs="Segoe UI Symbol"/>
+        </w:rPr>
+        <w:t xml:space="preserve"> 1 da mulher</w:t>
+      </w:r>
+      <w:r>
+        <w:rPr>
+          <w:rFonts w:ascii="Segoe UI Symbol" w:hAnsi="Segoe UI Symbol" w:cs="Segoe UI Symbol"/>
+        </w:rPr>
         <w:t xml:space="preserve"> </w:t>
       </w:r>
-      <w:r>
+    </w:p>
+    <w:p>
+      <w:pPr>
+        <w:pStyle w:val="SemEspaamento"/>
         <w:rPr>
           <w:rFonts w:ascii="Segoe UI Symbol" w:hAnsi="Segoe UI Symbol" w:cs="Segoe UI Symbol"/>
         </w:rPr>
-        <w:t>✅</w:t>
-      </w:r>
-      <w:r>
-        <w:t>)</w:t>
-      </w:r>
-      <w:r>
+      </w:pPr>
+      <w:proofErr w:type="gramStart"/>
+      <w:r>
+        <w:rPr>
+          <w:rFonts w:ascii="Segoe UI Symbol" w:hAnsi="Segoe UI Symbol" w:cs="Segoe UI Symbol"/>
+        </w:rPr>
+        <w:t>kit</w:t>
+      </w:r>
+      <w:proofErr w:type="gramEnd"/>
+      <w:r>
+        <w:rPr>
+          <w:rFonts w:ascii="Segoe UI Symbol" w:hAnsi="Segoe UI Symbol" w:cs="Segoe UI Symbol"/>
+        </w:rPr>
+        <w:t xml:space="preserve"> 2 da mulher</w:t>
+      </w:r>
+      <w:r>
+        <w:rPr>
+          <w:rFonts w:ascii="Segoe UI Symbol" w:hAnsi="Segoe UI Symbol" w:cs="Segoe UI Symbol"/>
+        </w:rPr>
         <w:t xml:space="preserve"> </w:t>
       </w:r>
     </w:p>
     <w:p>
       <w:pPr>
         <w:pStyle w:val="SemEspaamento"/>
-      </w:pPr>
-      <w:r>
-        <w:cr/>
-      </w:r>
-      <w:r>
-        <w:rPr>
-          <w:b/>
-        </w:rPr>
-        <w:t>Fotos dos kits</w:t>
-      </w:r>
-      <w:r>
-        <w:rPr>
-          <w:b/>
-        </w:rPr>
-        <w:cr/>
+        <w:rPr>
+          <w:rFonts w:ascii="Segoe UI Symbol" w:hAnsi="Segoe UI Symbol" w:cs="Segoe UI Symbol"/>
+        </w:rPr>
+      </w:pPr>
+      <w:r>
+        <w:rPr>
+          <w:rFonts w:ascii="Segoe UI Symbol" w:hAnsi="Segoe UI Symbol" w:cs="Segoe UI Symbol"/>
+        </w:rPr>
+        <w:t xml:space="preserve">Maternidade </w:t>
+      </w:r>
+    </w:p>
+    <w:p>
+      <w:pPr>
+        <w:pStyle w:val="SemEspaamento"/>
+      </w:pPr>
+      <w:r>
+        <w:t xml:space="preserve"> </w:t>
+      </w:r>
+    </w:p>
+    <w:p>
+      <w:pPr>
+        <w:pStyle w:val="SemEspaamento"/>
+        <w:rPr>
+          <w:b/>
+        </w:rPr>
+      </w:pPr>
+      <w:r>
+        <w:rPr>
+          <w:b/>
+        </w:rPr>
+        <w:t>Giza, eu posso escolher ninho e chocolate no mesmo pedido?</w:t>
+      </w:r>
+    </w:p>
+    <w:p>
+      <w:pPr>
+        <w:pStyle w:val="SemEspaamento"/>
+      </w:pPr>
+      <w:r>
+        <w:t>Boa pergunta! C</w:t>
+      </w:r>
+      <w:r>
+        <w:t xml:space="preserve">laro que podemos fazer assim :) </w:t>
+      </w:r>
+    </w:p>
+    <w:p>
+      <w:pPr>
+        <w:pStyle w:val="SemEspaamento"/>
+      </w:pPr>
+      <w:r>
+        <w:t>Basta nos avisar certinho e com antecedência, para prepararmos com tempo e muito carinho.</w:t>
+      </w:r>
+    </w:p>
+    <w:p>
+      <w:pPr>
+        <w:pStyle w:val="SemEspaamento"/>
+        <w:rPr>
+          <w:b/>
+        </w:rPr>
+      </w:pPr>
+    </w:p>
+    <w:p>
+      <w:pPr>
+        <w:pStyle w:val="SemEspaamento"/>
+        <w:rPr>
+          <w:b/>
+        </w:rPr>
+      </w:pPr>
+      <w:r>
+        <w:rPr>
+          <w:b/>
+        </w:rPr>
+        <w:t>Perguntas frequentes:</w:t>
+      </w:r>
+    </w:p>
+    <w:p>
+      <w:pPr>
+        <w:pStyle w:val="SemEspaamento"/>
+      </w:pPr>
+      <w:r>
+        <w:t>- Como é feito o pagamento?</w:t>
+      </w:r>
+    </w:p>
+    <w:p>
+      <w:pPr>
+        <w:pStyle w:val="SemEspaamento"/>
+      </w:pPr>
+      <w:r>
+        <w:t>Temos a opção de dinheiro, e PIX.</w:t>
+      </w:r>
+    </w:p>
+    <w:p>
+      <w:pPr>
+        <w:pStyle w:val="SemEspaamento"/>
+      </w:pPr>
+      <w:r>
+        <w:t>- Os biscoitos tem glúten?</w:t>
+      </w:r>
+    </w:p>
+    <w:p>
+      <w:pPr>
+        <w:pStyle w:val="SemEspaamento"/>
+      </w:pPr>
+      <w:r>
+        <w:t>Sim, no momento eles são todos com glúten, futuramente vamos produzir a linha sem.</w:t>
+      </w:r>
+    </w:p>
+    <w:p>
+      <w:pPr>
+        <w:pStyle w:val="SemEspaamento"/>
+      </w:pPr>
+      <w:r>
+        <w:t xml:space="preserve">Mas se você realmente quer nossos biscoitos para sua encomenda, podemos fazer sem glúten, apenas agendar com antecedência. </w:t>
+      </w:r>
+      <w:r>
+        <w:sym w:font="Wingdings" w:char="F04A"/>
+      </w:r>
+      <w:r>
+        <w:t xml:space="preserve"> </w:t>
+      </w:r>
+    </w:p>
+    <w:p>
+      <w:pPr>
+        <w:pStyle w:val="SemEspaamento"/>
+      </w:pPr>
+      <w:r>
+        <w:t xml:space="preserve">- </w:t>
+      </w:r>
+    </w:p>
+    <w:p>
+      <w:pPr>
+        <w:pStyle w:val="SemEspaamento"/>
+      </w:pPr>
+    </w:p>
+    <w:p>
+      <w:pPr>
+        <w:pStyle w:val="SemEspaamento"/>
+      </w:pPr>
+    </w:p>
+    <w:p>
+      <w:pPr>
+        <w:pStyle w:val="SemEspaamento"/>
+        <w:rPr>
+          <w:b/>
+        </w:rPr>
+      </w:pPr>
+      <w:r>
+        <w:rPr>
+          <w:b/>
+        </w:rPr>
+        <w:t>Texto de entrada (quando entram em contato):</w:t>
+      </w:r>
+    </w:p>
+    <w:p>
+      <w:pPr>
+        <w:pStyle w:val="SemEspaamento"/>
+      </w:pPr>
+      <w:r>
+        <w:t xml:space="preserve">Olá! Muito obrigada pelo contato! </w:t>
+      </w:r>
+      <w:r>
+        <w:rPr>
+          <mc:AlternateContent>
+            <mc:Choice Requires="w16se"/>
+            <mc:Fallback>
+              <w:rFonts w:ascii="Segoe UI Emoji" w:eastAsia="Segoe UI Emoji" w:hAnsi="Segoe UI Emoji" w:cs="Segoe UI Emoji"/>
+            </mc:Fallback>
+          </mc:AlternateContent>
+        </w:rPr>
+        <mc:AlternateContent>
+          <mc:Choice Requires="w16se">
+            <w16se:symEx w16se:font="Segoe UI Emoji" w16se:char="1F60D"/>
+          </mc:Choice>
+          <mc:Fallback>
+            <w:t>😍</w:t>
+          </mc:Fallback>
+        </mc:AlternateContent>
+      </w:r>
+    </w:p>
+    <w:p>
+      <w:pPr>
+        <w:pStyle w:val="SemEspaamento"/>
+      </w:pPr>
+      <w:r>
+        <w:t xml:space="preserve">Assim que possível responderemos sua mensagem! Desculpe se demorarmos um pouquinho, significa que estamos em produção, </w:t>
       </w:r>
       <w:proofErr w:type="gramStart"/>
       <w:r>
-        <w:t>kit</w:t>
+        <w:t>tá</w:t>
       </w:r>
       <w:proofErr w:type="gramEnd"/>
       <w:r>
-        <w:t xml:space="preserve"> 1 pascoa</w:t>
-      </w:r>
-      <w:r>
-        <w:t xml:space="preserve"> </w:t>
+        <w:t xml:space="preserve"> bom? </w:t>
+      </w:r>
+    </w:p>
+    <w:p>
+      <w:pPr>
+        <w:pStyle w:val="SemEspaamento"/>
+      </w:pPr>
+    </w:p>
+    <w:p>
+      <w:pPr>
+        <w:pStyle w:val="SemEspaamento"/>
+      </w:pPr>
+      <w:r>
+        <w:t>Para agilizar o atendimento, por favor, informe</w:t>
+      </w:r>
+      <w:r>
+        <w:t xml:space="preserve"> seu nome, o</w:t>
+      </w:r>
+      <w:r>
+        <w:t xml:space="preserve"> tema e data do evento! </w:t>
       </w:r>
       <w:r>
         <w:rPr>
           <w:rFonts w:ascii="Segoe UI Symbol" w:hAnsi="Segoe UI Symbol" w:cs="Segoe UI Symbol"/>
         </w:rPr>
-        <w:t>✅</w:t>
-      </w:r>
-    </w:p>
-    <w:p>
-      <w:pPr>
-        <w:pStyle w:val="SemEspaamento"/>
-      </w:pPr>
-      <w:r>
-        <w:t xml:space="preserve">Kit </w:t>
-      </w:r>
-      <w:r>
-        <w:t>2 pascoa</w:t>
-      </w:r>
-      <w:r>
-        <w:t xml:space="preserve"> </w:t>
-      </w:r>
-      <w:r>
+        <w:t>❤</w:t>
+      </w:r>
+    </w:p>
+    <w:p>
+      <w:pPr>
+        <w:pStyle w:val="SemEspaamento"/>
+      </w:pPr>
+    </w:p>
+    <w:p>
+      <w:pPr>
+        <w:pStyle w:val="SemEspaamento"/>
+      </w:pPr>
+      <w:r>
+        <w:t>Nosso catalogo:</w:t>
+      </w:r>
+    </w:p>
+    <w:p>
+      <w:pPr>
+        <w:pStyle w:val="SemEspaamento"/>
+      </w:pPr>
+      <w:hyperlink r:id="rId5" w:history="1">
+        <w:r>
+          <w:rPr>
+            <w:rStyle w:val="Hyperlink"/>
+          </w:rPr>
+          <w:t>https://larytgs.github.io/site-biscoitos-decorados/biscoitos.gisa</w:t>
+        </w:r>
+      </w:hyperlink>
+    </w:p>
+    <w:p>
+      <w:pPr>
+        <w:pStyle w:val="SemEspaamento"/>
+      </w:pPr>
+    </w:p>
+    <w:p>
+      <w:pPr>
+        <w:pStyle w:val="SemEspaamento"/>
+      </w:pPr>
+      <w:r>
+        <w:t xml:space="preserve">Veja nossos kits </w:t>
+      </w:r>
+      <w:r>
+        <w:t>personalizados</w:t>
+      </w:r>
+      <w:r>
+        <w:t>:</w:t>
+      </w:r>
+    </w:p>
+    <w:p>
+      <w:pPr>
+        <w:pStyle w:val="SemEspaamento"/>
+      </w:pPr>
+      <w:hyperlink r:id="rId6" w:history="1">
+        <w:r>
+          <w:rPr>
+            <w:rStyle w:val="Hyperlink"/>
+          </w:rPr>
+          <w:t>https://larytgs.github.io/site-biscoitos-decorados/kits.html</w:t>
+        </w:r>
+      </w:hyperlink>
+    </w:p>
+    <w:p>
+      <w:pPr>
+        <w:pStyle w:val="SemEspaamento"/>
+      </w:pPr>
+    </w:p>
+    <w:p>
+      <w:pPr>
+        <w:pStyle w:val="SemEspaamento"/>
+      </w:pPr>
+      <w:r>
+        <w:t xml:space="preserve">Olá </w:t>
+      </w:r>
+      <w:r>
+        <w:t>nome</w:t>
+      </w:r>
+      <w:r>
+        <w:t>! Boa tarde!</w:t>
+      </w:r>
+    </w:p>
+    <w:p>
+      <w:pPr>
+        <w:pStyle w:val="SemEspaamento"/>
         <w:rPr>
           <w:rFonts w:ascii="Segoe UI Symbol" w:hAnsi="Segoe UI Symbol" w:cs="Segoe UI Symbol"/>
         </w:rPr>
-        <w:t>✅</w:t>
-      </w:r>
-    </w:p>
-    <w:p>
-      <w:pPr>
-        <w:pStyle w:val="SemEspaamento"/>
+      </w:pPr>
+      <w:r>
+        <w:t>Tudo bem? </w:t>
+      </w:r>
+      <w:r>
         <w:rPr>
           <w:rFonts w:ascii="Segoe UI Symbol" w:hAnsi="Segoe UI Symbol" w:cs="Segoe UI Symbol"/>
         </w:rPr>
-      </w:pPr>
-      <w:proofErr w:type="gramStart"/>
-      <w:r>
-        <w:t>kit</w:t>
-      </w:r>
-      <w:proofErr w:type="gramEnd"/>
-      <w:r>
-        <w:t xml:space="preserve"> 1 </w:t>
-      </w:r>
-      <w:r>
-        <w:t xml:space="preserve">menino e menina </w:t>
-      </w:r>
-      <w:r>
-        <w:rPr>
-          <w:rFonts w:ascii="Segoe UI Symbol" w:hAnsi="Segoe UI Symbol" w:cs="Segoe UI Symbol"/>
-        </w:rPr>
-        <w:t>✅</w:t>
-      </w:r>
-    </w:p>
-    <w:p>
-      <w:pPr>
-        <w:pStyle w:val="SemEspaamento"/>
-        <w:rPr>
-          <w:rFonts w:ascii="Segoe UI Symbol" w:hAnsi="Segoe UI Symbol" w:cs="Segoe UI Symbol"/>
-        </w:rPr>
-      </w:pPr>
-      <w:proofErr w:type="gramStart"/>
-      <w:r>
-        <w:t>kit</w:t>
-      </w:r>
-      <w:proofErr w:type="gramEnd"/>
-      <w:r>
-        <w:t xml:space="preserve"> 2</w:t>
-      </w:r>
-      <w:r>
-        <w:t xml:space="preserve"> </w:t>
-      </w:r>
-      <w:r>
-        <w:t>menino e menina</w:t>
-      </w:r>
-      <w:r>
-        <w:t xml:space="preserve"> </w:t>
-      </w:r>
-      <w:r>
-        <w:rPr>
-          <w:rFonts w:ascii="Segoe UI Symbol" w:hAnsi="Segoe UI Symbol" w:cs="Segoe UI Symbol"/>
-        </w:rPr>
-        <w:t>✅</w:t>
-      </w:r>
-    </w:p>
-    <w:p>
-      <w:pPr>
-        <w:pStyle w:val="SemEspaamento"/>
-        <w:rPr>
-          <w:rFonts w:ascii="Segoe UI Symbol" w:hAnsi="Segoe UI Symbol" w:cs="Segoe UI Symbol"/>
-        </w:rPr>
-      </w:pPr>
-      <w:proofErr w:type="gramStart"/>
-      <w:r>
-        <w:rPr>
-          <w:rFonts w:ascii="Segoe UI Symbol" w:hAnsi="Segoe UI Symbol" w:cs="Segoe UI Symbol"/>
-        </w:rPr>
-        <w:t>kit</w:t>
-      </w:r>
-      <w:proofErr w:type="gramEnd"/>
-      <w:r>
-        <w:rPr>
-          <w:rFonts w:ascii="Segoe UI Symbol" w:hAnsi="Segoe UI Symbol" w:cs="Segoe UI Symbol"/>
-        </w:rPr>
-        <w:t xml:space="preserve"> 1 da mulher</w:t>
-      </w:r>
-      <w:r>
-        <w:rPr>
-          <w:rFonts w:ascii="Segoe UI Symbol" w:hAnsi="Segoe UI Symbol" w:cs="Segoe UI Symbol"/>
-        </w:rPr>
-        <w:t xml:space="preserve"> </w:t>
-      </w:r>
-      <w:r>
-        <w:rPr>
-          <w:rFonts w:ascii="Segoe UI Symbol" w:hAnsi="Segoe UI Symbol" w:cs="Segoe UI Symbol"/>
-        </w:rPr>
-        <w:t>✅</w:t>
-      </w:r>
-    </w:p>
-    <w:p>
-      <w:pPr>
-        <w:pStyle w:val="SemEspaamento"/>
-        <w:rPr>
-          <w:rFonts w:ascii="Segoe UI Symbol" w:hAnsi="Segoe UI Symbol" w:cs="Segoe UI Symbol"/>
-        </w:rPr>
-      </w:pPr>
-      <w:proofErr w:type="gramStart"/>
-      <w:r>
-        <w:rPr>
-          <w:rFonts w:ascii="Segoe UI Symbol" w:hAnsi="Segoe UI Symbol" w:cs="Segoe UI Symbol"/>
-        </w:rPr>
-        <w:t>kit</w:t>
-      </w:r>
-      <w:proofErr w:type="gramEnd"/>
-      <w:r>
-        <w:rPr>
-          <w:rFonts w:ascii="Segoe UI Symbol" w:hAnsi="Segoe UI Symbol" w:cs="Segoe UI Symbol"/>
-        </w:rPr>
-        <w:t xml:space="preserve"> 2 da mulher</w:t>
-      </w:r>
-      <w:r>
-        <w:rPr>
-          <w:rFonts w:ascii="Segoe UI Symbol" w:hAnsi="Segoe UI Symbol" w:cs="Segoe UI Symbol"/>
-        </w:rPr>
-        <w:t xml:space="preserve"> </w:t>
-      </w:r>
-      <w:r>
-        <w:rPr>
-          <w:rFonts w:ascii="Segoe UI Symbol" w:hAnsi="Segoe UI Symbol" w:cs="Segoe UI Symbol"/>
-        </w:rPr>
-        <w:t>✅</w:t>
-      </w:r>
-    </w:p>
-    <w:p>
-      <w:pPr>
-        <w:pStyle w:val="SemEspaamento"/>
-        <w:rPr>
-          <w:rFonts w:ascii="Segoe UI Symbol" w:hAnsi="Segoe UI Symbol" w:cs="Segoe UI Symbol"/>
-        </w:rPr>
-      </w:pPr>
-      <w:r>
-        <w:rPr>
-          <w:rFonts w:ascii="Segoe UI Symbol" w:hAnsi="Segoe UI Symbol" w:cs="Segoe UI Symbol"/>
-        </w:rPr>
-        <w:t xml:space="preserve">Maternidade </w:t>
-      </w:r>
-      <w:r>
-        <w:rPr>
-          <w:rFonts w:ascii="Segoe UI Symbol" w:hAnsi="Segoe UI Symbol" w:cs="Segoe UI Symbol"/>
-        </w:rPr>
-        <w:t>✅</w:t>
-      </w:r>
-    </w:p>
-    <w:p>
-      <w:pPr>
-        <w:pStyle w:val="SemEspaamento"/>
-      </w:pPr>
-      <w:r>
-        <w:t xml:space="preserve"> </w:t>
+        <w:t>😊</w:t>
+      </w:r>
+    </w:p>
+    <w:p>
+      <w:pPr>
+        <w:pStyle w:val="SemEspaamento"/>
+      </w:pPr>
+    </w:p>
+    <w:p>
+      <w:pPr>
+        <w:pStyle w:val="SemEspaamento"/>
+      </w:pPr>
+      <w:r>
+        <w:t>Como podemos ajudar? </w:t>
+      </w:r>
+    </w:p>
+    <w:p>
+      <w:pPr>
+        <w:pStyle w:val="SemEspaamento"/>
+      </w:pPr>
+    </w:p>
+    <w:p>
+      <w:pPr>
+        <w:pStyle w:val="SemEspaamento"/>
+      </w:pPr>
+    </w:p>
+    <w:p>
+      <w:pPr>
+        <w:pStyle w:val="SemEspaamento"/>
+        <w:rPr>
+          <w:b/>
+        </w:rPr>
+      </w:pPr>
+      <w:r>
+        <w:rPr>
+          <w:b/>
+        </w:rPr>
+        <w:t>Texto de pagamento:</w:t>
+      </w:r>
+    </w:p>
+    <w:p>
+      <w:pPr>
+        <w:pStyle w:val="SemEspaamento"/>
+      </w:pPr>
+      <w:r>
+        <w:t xml:space="preserve">- Dinheiro </w:t>
+      </w:r>
+    </w:p>
+    <w:p>
+      <w:pPr>
+        <w:pStyle w:val="SemEspaamento"/>
+      </w:pPr>
+      <w:r>
+        <w:t xml:space="preserve">- PIX: 02401904913 </w:t>
+      </w:r>
+    </w:p>
+    <w:p>
+      <w:pPr>
+        <w:pStyle w:val="SemEspaamento"/>
+      </w:pPr>
+    </w:p>
+    <w:p>
+      <w:pPr>
+        <w:pStyle w:val="SemEspaamento"/>
+        <w:rPr>
+          <w:b/>
+        </w:rPr>
+      </w:pPr>
+      <w:r>
+        <w:rPr>
+          <w:b/>
+        </w:rPr>
+        <w:t>Texto para sabores:</w:t>
+      </w:r>
+    </w:p>
+    <w:p>
+      <w:pPr>
+        <w:pStyle w:val="SemEspaamento"/>
+      </w:pPr>
+      <w:r>
+        <w:t>Nós temos 7 sabores no momento:</w:t>
+      </w:r>
+    </w:p>
+    <w:p>
+      <w:pPr>
+        <w:pStyle w:val="SemEspaamento"/>
+        <w:rPr>
+          <w:rFonts w:ascii="Times New Roman" w:hAnsi="Times New Roman"/>
+          <w:color w:val="000000"/>
+          <w:sz w:val="26"/>
+          <w:szCs w:val="26"/>
+        </w:rPr>
+      </w:pPr>
+      <w:r>
+        <w:t>Ninho</w:t>
+      </w:r>
+    </w:p>
+    <w:p>
+      <w:pPr>
+        <w:pStyle w:val="SemEspaamento"/>
+        <w:rPr>
+          <w:rFonts w:ascii="Times New Roman" w:hAnsi="Times New Roman"/>
+          <w:color w:val="000000"/>
+          <w:sz w:val="26"/>
+          <w:szCs w:val="26"/>
+        </w:rPr>
+      </w:pPr>
+      <w:r>
+        <w:t>Chocolate</w:t>
+      </w:r>
+    </w:p>
+    <w:p>
+      <w:pPr>
+        <w:pStyle w:val="SemEspaamento"/>
+        <w:rPr>
+          <w:rFonts w:ascii="Times New Roman" w:hAnsi="Times New Roman"/>
+          <w:color w:val="000000"/>
+          <w:sz w:val="26"/>
+          <w:szCs w:val="26"/>
+        </w:rPr>
+      </w:pPr>
+      <w:r>
+        <w:t>Chocolate com especiarias</w:t>
+      </w:r>
+    </w:p>
+    <w:p>
+      <w:pPr>
+        <w:pStyle w:val="SemEspaamento"/>
+        <w:rPr>
+          <w:rFonts w:ascii="Times New Roman" w:hAnsi="Times New Roman"/>
+          <w:color w:val="000000"/>
+          <w:sz w:val="26"/>
+          <w:szCs w:val="26"/>
+        </w:rPr>
+      </w:pPr>
+      <w:r>
+        <w:t>Morango</w:t>
+      </w:r>
+    </w:p>
+    <w:p>
+      <w:pPr>
+        <w:pStyle w:val="SemEspaamento"/>
+        <w:rPr>
+          <w:b/>
+          <w:bCs/>
+          <w:sz w:val="48"/>
+          <w:szCs w:val="48"/>
+        </w:rPr>
+      </w:pPr>
+      <w:r>
+        <w:t>Limão</w:t>
+      </w:r>
+    </w:p>
+    <w:p>
+      <w:pPr>
+        <w:pStyle w:val="SemEspaamento"/>
+        <w:rPr>
+          <w:b/>
+          <w:bCs/>
+          <w:sz w:val="48"/>
+          <w:szCs w:val="48"/>
+        </w:rPr>
+      </w:pPr>
+      <w:r>
+        <w:t>Cappuccino</w:t>
+      </w:r>
+    </w:p>
+    <w:p>
+      <w:pPr>
+        <w:pStyle w:val="SemEspaamento"/>
+      </w:pPr>
+      <w:r>
+        <w:t>Queijo</w:t>
+      </w:r>
+    </w:p>
+    <w:p>
+      <w:pPr>
+        <w:pStyle w:val="SemEspaamento"/>
+      </w:pPr>
+      <w:r>
+        <w:t>Temos também biscoitos sem glúten</w:t>
+      </w:r>
+    </w:p>
+    <w:p>
+      <w:pPr>
+        <w:pStyle w:val="SemEspaamento"/>
+      </w:pPr>
+      <w:r>
+        <w:t xml:space="preserve">Os ingredientes contam no nosso site certinho: </w:t>
+      </w:r>
+      <w:r>
+        <w:t>https://larytgs.github.io/site-biscoitos-decorados/biscoitos.gisa</w:t>
       </w:r>
     </w:p>
     <w:sectPr>
@@ -7959,6 +8341,27 @@
       <w:szCs w:val="26"/>
     </w:rPr>
   </w:style>
+  <w:style w:type="paragraph" w:styleId="Ttulo3">
+    <w:name w:val="heading 3"/>
+    <w:basedOn w:val="Normal"/>
+    <w:next w:val="Normal"/>
+    <w:link w:val="Ttulo3Char"/>
+    <w:uiPriority w:val="9"/>
+    <w:semiHidden/>
+    <w:unhideWhenUsed/>
+    <w:qFormat/>
+    <w:rsid w:val="00FB5274"/>
+    <w:pPr>
+      <w:keepNext/>
+      <w:keepLines/>
+      <w:spacing w:before="40"/>
+      <w:outlineLvl w:val="2"/>
+    </w:pPr>
+    <w:rPr>
+      <w:rFonts w:asciiTheme="majorHAnsi" w:eastAsiaTheme="majorEastAsia" w:hAnsiTheme="majorHAnsi" w:cstheme="majorBidi"/>
+      <w:color w:val="1F4D78" w:themeColor="accent1" w:themeShade="7F"/>
+    </w:rPr>
+  </w:style>
   <w:style w:type="character" w:default="1" w:styleId="Fontepargpadro">
     <w:name w:val="Default Paragraph Font"/>
     <w:uiPriority w:val="1"/>
@@ -8035,6 +8438,43 @@
     <w:pPr>
       <w:spacing w:before="100" w:beforeAutospacing="1" w:after="100" w:afterAutospacing="1"/>
     </w:pPr>
+  </w:style>
+  <w:style w:type="character" w:customStyle="1" w:styleId="Ttulo3Char">
+    <w:name w:val="Título 3 Char"/>
+    <w:basedOn w:val="Fontepargpadro"/>
+    <w:link w:val="Ttulo3"/>
+    <w:uiPriority w:val="9"/>
+    <w:semiHidden/>
+    <w:rsid w:val="00FB5274"/>
+    <w:rPr>
+      <w:rFonts w:asciiTheme="majorHAnsi" w:eastAsiaTheme="majorEastAsia" w:hAnsiTheme="majorHAnsi" w:cstheme="majorBidi"/>
+      <w:color w:val="1F4D78" w:themeColor="accent1" w:themeShade="7F"/>
+      <w:sz w:val="24"/>
+      <w:szCs w:val="24"/>
+      <w:lang w:eastAsia="pt-BR"/>
+    </w:rPr>
+  </w:style>
+  <w:style w:type="character" w:styleId="Forte">
+    <w:name w:val="Strong"/>
+    <w:basedOn w:val="Fontepargpadro"/>
+    <w:uiPriority w:val="22"/>
+    <w:qFormat/>
+    <w:rsid w:val="00FB5274"/>
+    <w:rPr>
+      <w:b/>
+      <w:bCs/>
+    </w:rPr>
+  </w:style>
+  <w:style w:type="character" w:styleId="Hyperlink">
+    <w:name w:val="Hyperlink"/>
+    <w:basedOn w:val="Fontepargpadro"/>
+    <w:uiPriority w:val="99"/>
+    <w:unhideWhenUsed/>
+    <w:rsid w:val="00FB5274"/>
+    <w:rPr>
+      <w:color w:val="0563C1" w:themeColor="hyperlink"/>
+      <w:u w:val="single"/>
+    </w:rPr>
   </w:style>
 </w:styles>
 </file>

--- a/Anotaçoes importantes.docx
+++ b/Anotaçoes importantes.docx
@@ -371,8 +371,6 @@
         </w:rPr>
         <w:t>$</w:t>
       </w:r>
-      <w:bookmarkStart w:id="0" w:name="_GoBack"/>
-      <w:bookmarkEnd w:id="0"/>
     </w:p>
     <w:p>
       <w:pPr>
@@ -1719,6 +1717,122 @@
     <w:p>
       <w:pPr>
         <w:pStyle w:val="SemEspaamento"/>
+        <w:rPr>
+          <w:color w:val="ED7D31" w:themeColor="accent2"/>
+        </w:rPr>
+      </w:pPr>
+      <w:proofErr w:type="spellStart"/>
+      <w:r>
+        <w:rPr>
+          <w:color w:val="ED7D31" w:themeColor="accent2"/>
+        </w:rPr>
+        <w:t>Partito</w:t>
+      </w:r>
+      <w:proofErr w:type="spellEnd"/>
+      <w:r>
+        <w:rPr>
+          <w:color w:val="ED7D31" w:themeColor="accent2"/>
+        </w:rPr>
+        <w:t xml:space="preserve"> </w:t>
+      </w:r>
+      <w:proofErr w:type="spellStart"/>
+      <w:r>
+        <w:rPr>
+          <w:color w:val="ED7D31" w:themeColor="accent2"/>
+        </w:rPr>
+        <w:t>anitta</w:t>
+      </w:r>
+      <w:proofErr w:type="spellEnd"/>
+      <w:r>
+        <w:rPr>
+          <w:color w:val="ED7D31" w:themeColor="accent2"/>
+        </w:rPr>
+        <w:t xml:space="preserve"> </w:t>
+      </w:r>
+      <w:proofErr w:type="spellStart"/>
+      <w:r>
+        <w:rPr>
+          <w:color w:val="ED7D31" w:themeColor="accent2"/>
+        </w:rPr>
+        <w:t>garibaldi</w:t>
+      </w:r>
+      <w:proofErr w:type="spellEnd"/>
+    </w:p>
+    <w:p>
+      <w:pPr>
+        <w:pStyle w:val="SemEspaamento"/>
+      </w:pPr>
+      <w:r>
+        <w:t xml:space="preserve">07/03: </w:t>
+      </w:r>
+      <w:r>
+        <w:rPr>
+          <w:b/>
+        </w:rPr>
+        <w:t>Total</w:t>
+      </w:r>
+      <w:r>
+        <w:t xml:space="preserve"> – 12</w:t>
+      </w:r>
+      <w:r>
+        <w:t>$</w:t>
+      </w:r>
+    </w:p>
+    <w:p>
+      <w:pPr>
+        <w:pStyle w:val="SemEspaamento"/>
+      </w:pPr>
+      <w:r>
+        <w:t>Forminha de ovo</w:t>
+      </w:r>
+    </w:p>
+    <w:p>
+      <w:pPr>
+        <w:pStyle w:val="SemEspaamento"/>
+      </w:pPr>
+    </w:p>
+    <w:p>
+      <w:pPr>
+        <w:pStyle w:val="SemEspaamento"/>
+        <w:rPr>
+          <w:color w:val="ED7D31" w:themeColor="accent2"/>
+        </w:rPr>
+      </w:pPr>
+      <w:r>
+        <w:rPr>
+          <w:color w:val="ED7D31" w:themeColor="accent2"/>
+        </w:rPr>
+        <w:t>Atacadão</w:t>
+      </w:r>
+    </w:p>
+    <w:p>
+      <w:pPr>
+        <w:pStyle w:val="SemEspaamento"/>
+      </w:pPr>
+      <w:r>
+        <w:t xml:space="preserve">07/03: </w:t>
+      </w:r>
+      <w:r>
+        <w:rPr>
+          <w:b/>
+        </w:rPr>
+        <w:t>Total</w:t>
+      </w:r>
+      <w:r>
+        <w:t xml:space="preserve"> – </w:t>
+      </w:r>
+      <w:r>
+        <w:t>$</w:t>
+      </w:r>
+    </w:p>
+    <w:p>
+      <w:pPr>
+        <w:pStyle w:val="SemEspaamento"/>
+      </w:pPr>
+    </w:p>
+    <w:p>
+      <w:pPr>
+        <w:pStyle w:val="SemEspaamento"/>
       </w:pPr>
     </w:p>
     <w:p>
@@ -2158,7 +2272,6 @@
         <w:rPr>
           <w:b/>
         </w:rPr>
-        <w:lastRenderedPageBreak/>
         <w:t>Na cestinha:</w:t>
       </w:r>
     </w:p>
@@ -2577,52 +2690,164 @@
       <w:r>
         <w:t xml:space="preserve"> </w:t>
       </w:r>
+    </w:p>
+    <w:p>
+      <w:pPr>
+        <w:pStyle w:val="SemEspaamento"/>
+      </w:pPr>
+      <w:r>
+        <w:t>Sendo misto - 5 ovinhos e 5 mini</w:t>
+      </w:r>
+      <w:r>
+        <w:t>s</w:t>
+      </w:r>
+      <w:r>
+        <w:t xml:space="preserve"> coelhos</w:t>
+      </w:r>
+    </w:p>
+    <w:p>
+      <w:pPr>
+        <w:pStyle w:val="SemEspaamento"/>
+      </w:pPr>
+    </w:p>
+    <w:p>
+      <w:pPr>
+        <w:pStyle w:val="SemEspaamento"/>
+        <w:rPr>
+          <w:b/>
+        </w:rPr>
+      </w:pPr>
+      <w:r>
+        <w:rPr>
+          <w:b/>
+        </w:rPr>
+        <w:t>Kit</w:t>
+      </w:r>
+      <w:r>
+        <w:rPr>
+          <w:b/>
+        </w:rPr>
+        <w:t xml:space="preserve"> </w:t>
+      </w:r>
+      <w:r>
+        <w:rPr>
+          <w:b/>
+        </w:rPr>
+        <w:t>2</w:t>
+      </w:r>
+      <w:r>
+        <w:rPr>
+          <w:b/>
+        </w:rPr>
+        <w:t xml:space="preserve"> de páscoa</w:t>
+      </w:r>
+      <w:r>
+        <w:rPr>
+          <w:b/>
+        </w:rPr>
+        <w:t>. Total:</w:t>
+      </w:r>
+      <w:r>
+        <w:rPr>
+          <w:b/>
+        </w:rPr>
+        <w:t xml:space="preserve"> </w:t>
+      </w:r>
       <w:r>
         <w:rPr>
           <w:b/>
           <w:color w:val="FF0000"/>
         </w:rPr>
-        <w:t>Foto</w:t>
+        <w:t>18</w:t>
       </w:r>
       <w:r>
         <w:rPr>
           <w:b/>
           <w:color w:val="FF0000"/>
         </w:rPr>
-        <w:t xml:space="preserve"> feita</w:t>
-      </w:r>
-    </w:p>
-    <w:p>
-      <w:pPr>
-        <w:pStyle w:val="SemEspaamento"/>
-      </w:pPr>
-      <w:r>
-        <w:t>Sendo misto - 5 ovinhos e 5 mini</w:t>
-      </w:r>
-      <w:r>
-        <w:t>s</w:t>
-      </w:r>
-      <w:r>
-        <w:t xml:space="preserve"> coelhos</w:t>
-      </w:r>
-    </w:p>
-    <w:p>
-      <w:pPr>
-        <w:pStyle w:val="SemEspaamento"/>
-      </w:pPr>
-    </w:p>
-    <w:p>
-      <w:pPr>
-        <w:pStyle w:val="SemEspaamento"/>
-        <w:rPr>
-          <w:b/>
-        </w:rPr>
-      </w:pPr>
-      <w:r>
-        <w:rPr>
-          <w:b/>
-        </w:rPr>
-        <w:t>Kit</w:t>
+        <w:t>$</w:t>
+      </w:r>
+    </w:p>
+    <w:p>
+      <w:pPr>
+        <w:pStyle w:val="SemEspaamento"/>
+      </w:pPr>
+      <w:r>
+        <w:t xml:space="preserve">2 coelhos 7cm 30g </w:t>
+      </w:r>
+      <w:r>
+        <w:rPr>
+          <w:u w:val="single"/>
+        </w:rPr>
+        <w:t>9$</w:t>
+      </w:r>
+    </w:p>
+    <w:p>
+      <w:pPr>
+        <w:pStyle w:val="SemEspaamento"/>
+      </w:pPr>
+      <w:r>
+        <w:t xml:space="preserve">1 ovo 7cm 30g </w:t>
+      </w:r>
+      <w:r>
+        <w:rPr>
+          <w:u w:val="single"/>
+        </w:rPr>
+        <w:t>4,50$</w:t>
+      </w:r>
+    </w:p>
+    <w:p>
+      <w:pPr>
+        <w:pStyle w:val="SemEspaamento"/>
+        <w:rPr>
+          <w:u w:val="single"/>
+        </w:rPr>
+      </w:pPr>
+      <w:r>
+        <w:t xml:space="preserve">1 cenoura 7cm 30g </w:t>
+      </w:r>
+      <w:r>
+        <w:rPr>
+          <w:u w:val="single"/>
+        </w:rPr>
+        <w:t>4,50$</w:t>
+      </w:r>
+    </w:p>
+    <w:p>
+      <w:pPr>
+        <w:pStyle w:val="SemEspaamento"/>
+      </w:pPr>
+    </w:p>
+    <w:p>
+      <w:pPr>
+        <w:pStyle w:val="SemEspaamento"/>
+        <w:rPr>
+          <w:b/>
+        </w:rPr>
+      </w:pPr>
+      <w:r>
+        <w:rPr>
+          <w:b/>
+        </w:rPr>
+        <w:t>Kit 1</w:t>
+      </w:r>
+      <w:r>
+        <w:rPr>
+          <w:b/>
+        </w:rPr>
+        <w:t xml:space="preserve"> menino ou menina</w:t>
+      </w:r>
+      <w:r>
+        <w:rPr>
+          <w:b/>
+        </w:rPr>
+        <w:t>.</w:t>
+      </w:r>
+      <w:r>
+        <w:rPr>
+          <w:b/>
+        </w:rPr>
+        <w:t xml:space="preserve"> Total:</w:t>
       </w:r>
       <w:r>
         <w:rPr>
@@ -2633,156 +2858,23 @@
       <w:r>
         <w:rPr>
           <w:b/>
-        </w:rPr>
-        <w:t>2</w:t>
-      </w:r>
-      <w:r>
-        <w:rPr>
-          <w:b/>
-        </w:rPr>
-        <w:t xml:space="preserve"> de páscoa</w:t>
-      </w:r>
-      <w:r>
-        <w:rPr>
-          <w:b/>
-        </w:rPr>
-        <w:t>. Total:</w:t>
-      </w:r>
-      <w:r>
-        <w:rPr>
-          <w:b/>
+          <w:color w:val="FF0000"/>
+        </w:rPr>
+        <w:t>23</w:t>
+      </w:r>
+      <w:r>
+        <w:rPr>
+          <w:b/>
+          <w:color w:val="FF0000"/>
+        </w:rPr>
+        <w:t>$</w:t>
+      </w:r>
+      <w:r>
+        <w:rPr>
+          <w:b/>
+          <w:color w:val="FF0000"/>
         </w:rPr>
         <w:t xml:space="preserve"> </w:t>
-      </w:r>
-      <w:r>
-        <w:rPr>
-          <w:b/>
-          <w:color w:val="FF0000"/>
-        </w:rPr>
-        <w:t>18$</w:t>
-      </w:r>
-      <w:r>
-        <w:rPr>
-          <w:b/>
-          <w:color w:val="FF0000"/>
-        </w:rPr>
-        <w:t xml:space="preserve"> Foto</w:t>
-      </w:r>
-      <w:r>
-        <w:rPr>
-          <w:b/>
-          <w:color w:val="FF0000"/>
-        </w:rPr>
-        <w:t xml:space="preserve"> feita</w:t>
-      </w:r>
-    </w:p>
-    <w:p>
-      <w:pPr>
-        <w:pStyle w:val="SemEspaamento"/>
-      </w:pPr>
-      <w:r>
-        <w:t xml:space="preserve">2 coelhos 7cm 30g </w:t>
-      </w:r>
-      <w:r>
-        <w:rPr>
-          <w:u w:val="single"/>
-        </w:rPr>
-        <w:t>9$</w:t>
-      </w:r>
-    </w:p>
-    <w:p>
-      <w:pPr>
-        <w:pStyle w:val="SemEspaamento"/>
-      </w:pPr>
-      <w:r>
-        <w:t xml:space="preserve">1 ovo 7cm 30g </w:t>
-      </w:r>
-      <w:r>
-        <w:rPr>
-          <w:u w:val="single"/>
-        </w:rPr>
-        <w:t>4,50$</w:t>
-      </w:r>
-    </w:p>
-    <w:p>
-      <w:pPr>
-        <w:pStyle w:val="SemEspaamento"/>
-        <w:rPr>
-          <w:u w:val="single"/>
-        </w:rPr>
-      </w:pPr>
-      <w:r>
-        <w:t xml:space="preserve">1 cenoura 7cm 30g </w:t>
-      </w:r>
-      <w:r>
-        <w:rPr>
-          <w:u w:val="single"/>
-        </w:rPr>
-        <w:t>4,50$</w:t>
-      </w:r>
-    </w:p>
-    <w:p>
-      <w:pPr>
-        <w:pStyle w:val="SemEspaamento"/>
-      </w:pPr>
-    </w:p>
-    <w:p>
-      <w:pPr>
-        <w:pStyle w:val="SemEspaamento"/>
-        <w:rPr>
-          <w:b/>
-        </w:rPr>
-      </w:pPr>
-      <w:r>
-        <w:rPr>
-          <w:b/>
-        </w:rPr>
-        <w:t>Kit 1</w:t>
-      </w:r>
-      <w:r>
-        <w:rPr>
-          <w:b/>
-        </w:rPr>
-        <w:t xml:space="preserve"> menino ou menina</w:t>
-      </w:r>
-      <w:r>
-        <w:rPr>
-          <w:b/>
-        </w:rPr>
-        <w:t>.</w:t>
-      </w:r>
-      <w:r>
-        <w:rPr>
-          <w:b/>
-        </w:rPr>
-        <w:t xml:space="preserve"> Total:</w:t>
-      </w:r>
-      <w:r>
-        <w:rPr>
-          <w:b/>
-        </w:rPr>
-        <w:t xml:space="preserve"> </w:t>
-      </w:r>
-      <w:r>
-        <w:rPr>
-          <w:b/>
-          <w:color w:val="FF0000"/>
-        </w:rPr>
-        <w:t>23</w:t>
-      </w:r>
-      <w:r>
-        <w:rPr>
-          <w:b/>
-          <w:color w:val="FF0000"/>
-        </w:rPr>
-        <w:t>$</w:t>
-      </w:r>
-      <w:r>
-        <w:rPr>
-          <w:b/>
-          <w:color w:val="FF0000"/>
-        </w:rPr>
-        <w:t xml:space="preserve"> Foto feita</w:t>
       </w:r>
     </w:p>
     <w:p>
@@ -2900,242 +2992,910 @@
         </w:rPr>
         <w:t>23</w:t>
       </w:r>
+      <w:r>
+        <w:rPr>
+          <w:b/>
+          <w:color w:val="FF0000"/>
+        </w:rPr>
+        <w:t>$</w:t>
+      </w:r>
+    </w:p>
+    <w:p>
+      <w:pPr>
+        <w:pStyle w:val="SemEspaamento"/>
+      </w:pPr>
+      <w:r>
+        <w:t>1 com nome 7cm 36g</w:t>
+      </w:r>
+      <w:r>
+        <w:t xml:space="preserve"> </w:t>
+      </w:r>
+      <w:r>
+        <w:rPr>
+          <w:u w:val="single"/>
+        </w:rPr>
+        <w:t>6$</w:t>
+      </w:r>
+    </w:p>
+    <w:p>
+      <w:pPr>
+        <w:pStyle w:val="SemEspaamento"/>
+      </w:pPr>
+      <w:r>
+        <w:t>1 com a letra inicial 7cm 36g</w:t>
+      </w:r>
+      <w:r>
+        <w:t xml:space="preserve"> </w:t>
+      </w:r>
+      <w:r>
+        <w:rPr>
+          <w:u w:val="single"/>
+        </w:rPr>
+        <w:t>6$</w:t>
+      </w:r>
+    </w:p>
+    <w:p>
+      <w:pPr>
+        <w:pStyle w:val="SemEspaamento"/>
+      </w:pPr>
+      <w:r>
+        <w:t>1 biscoito simples 7cm 30g</w:t>
+      </w:r>
+      <w:r>
+        <w:t xml:space="preserve"> </w:t>
+      </w:r>
+      <w:r>
+        <w:rPr>
+          <w:u w:val="single"/>
+        </w:rPr>
+        <w:t>4,50$</w:t>
+      </w:r>
+    </w:p>
+    <w:p>
+      <w:pPr>
+        <w:pStyle w:val="SemEspaamento"/>
+      </w:pPr>
+      <w:r>
+        <w:t>1</w:t>
+      </w:r>
+      <w:r>
+        <w:t xml:space="preserve"> com bichinhos em cima 7cm 40g</w:t>
+      </w:r>
+      <w:r>
+        <w:t xml:space="preserve"> </w:t>
+      </w:r>
+      <w:r>
+        <w:rPr>
+          <w:u w:val="single"/>
+        </w:rPr>
+        <w:t>6,50$</w:t>
+      </w:r>
+    </w:p>
+    <w:p>
+      <w:pPr>
+        <w:pStyle w:val="SemEspaamento"/>
+      </w:pPr>
+    </w:p>
+    <w:p>
+      <w:pPr>
+        <w:pStyle w:val="SemEspaamento"/>
+      </w:pPr>
+      <w:r>
+        <w:t xml:space="preserve">Bichinhos </w:t>
+      </w:r>
       <w:proofErr w:type="gramStart"/>
       <w:r>
+        <w:t>q</w:t>
+      </w:r>
+      <w:proofErr w:type="gramEnd"/>
+      <w:r>
+        <w:t xml:space="preserve"> temos:</w:t>
+      </w:r>
+    </w:p>
+    <w:p>
+      <w:pPr>
+        <w:pStyle w:val="SemEspaamento"/>
+      </w:pPr>
+      <w:r>
+        <w:t>Elefante</w:t>
+      </w:r>
+    </w:p>
+    <w:p>
+      <w:pPr>
+        <w:pStyle w:val="SemEspaamento"/>
+      </w:pPr>
+      <w:r>
+        <w:t>Hipopótamo</w:t>
+      </w:r>
+    </w:p>
+    <w:p>
+      <w:pPr>
+        <w:pStyle w:val="SemEspaamento"/>
+      </w:pPr>
+      <w:r>
+        <w:lastRenderedPageBreak/>
+        <w:t>Urso</w:t>
+      </w:r>
+    </w:p>
+    <w:p>
+      <w:pPr>
+        <w:pStyle w:val="SemEspaamento"/>
+      </w:pPr>
+      <w:r>
+        <w:t>Jacaré</w:t>
+      </w:r>
+    </w:p>
+    <w:p>
+      <w:pPr>
+        <w:pStyle w:val="SemEspaamento"/>
+      </w:pPr>
+      <w:r>
+        <w:t>Gato</w:t>
+      </w:r>
+    </w:p>
+    <w:p>
+      <w:pPr>
+        <w:pStyle w:val="SemEspaamento"/>
+      </w:pPr>
+      <w:proofErr w:type="gramStart"/>
+      <w:r>
+        <w:t>porco</w:t>
+      </w:r>
+      <w:proofErr w:type="gramEnd"/>
+    </w:p>
+    <w:p>
+      <w:pPr>
+        <w:pStyle w:val="SemEspaamento"/>
+      </w:pPr>
+    </w:p>
+    <w:p>
+      <w:pPr>
+        <w:pStyle w:val="SemEspaamento"/>
+        <w:rPr>
+          <w:b/>
+        </w:rPr>
+      </w:pPr>
+      <w:r>
+        <w:rPr>
+          <w:b/>
+        </w:rPr>
+        <w:t>Kit</w:t>
+      </w:r>
+      <w:r>
+        <w:rPr>
+          <w:b/>
+        </w:rPr>
+        <w:t xml:space="preserve"> 1</w:t>
+      </w:r>
+      <w:r>
+        <w:rPr>
+          <w:b/>
+        </w:rPr>
+        <w:t xml:space="preserve"> </w:t>
+      </w:r>
+      <w:r>
+        <w:rPr>
+          <w:b/>
+        </w:rPr>
+        <w:t xml:space="preserve">do dia da mulher. </w:t>
+      </w:r>
+      <w:r>
+        <w:rPr>
+          <w:b/>
+        </w:rPr>
+        <w:t xml:space="preserve">Total: </w:t>
+      </w:r>
+      <w:r>
         <w:rPr>
           <w:b/>
           <w:color w:val="FF0000"/>
         </w:rPr>
+        <w:t>20</w:t>
+      </w:r>
+      <w:r>
+        <w:rPr>
+          <w:b/>
+          <w:color w:val="FF0000"/>
+        </w:rPr>
         <w:t>$</w:t>
       </w:r>
+    </w:p>
+    <w:p>
+      <w:pPr>
+        <w:pStyle w:val="SemEspaamento"/>
+      </w:pPr>
+      <w:r>
+        <w:t>3 corações com palavras 7cm 30g 13,50$</w:t>
+      </w:r>
+    </w:p>
+    <w:p>
+      <w:pPr>
+        <w:pStyle w:val="SemEspaamento"/>
+      </w:pPr>
+      <w:r>
+        <w:t xml:space="preserve">1 com coração 7cm 40g </w:t>
+      </w:r>
+      <w:r>
+        <w:rPr>
+          <w:u w:val="single"/>
+        </w:rPr>
+        <w:t>6,50$</w:t>
+      </w:r>
+    </w:p>
+    <w:p>
+      <w:pPr>
+        <w:pStyle w:val="SemEspaamento"/>
+      </w:pPr>
+    </w:p>
+    <w:p>
+      <w:pPr>
+        <w:pStyle w:val="SemEspaamento"/>
+        <w:rPr>
+          <w:b/>
+        </w:rPr>
+      </w:pPr>
+      <w:r>
+        <w:rPr>
+          <w:b/>
+        </w:rPr>
+        <w:t>Kit</w:t>
+      </w:r>
+      <w:r>
+        <w:rPr>
+          <w:b/>
+        </w:rPr>
+        <w:t xml:space="preserve"> 2</w:t>
+      </w:r>
+      <w:r>
+        <w:rPr>
+          <w:b/>
+        </w:rPr>
+        <w:t xml:space="preserve"> do dia da mulher</w:t>
+      </w:r>
+      <w:r>
+        <w:rPr>
+          <w:b/>
+        </w:rPr>
+        <w:t>.</w:t>
+      </w:r>
+      <w:r>
+        <w:rPr>
+          <w:b/>
+        </w:rPr>
+        <w:t xml:space="preserve"> </w:t>
+      </w:r>
+      <w:r>
+        <w:rPr>
+          <w:b/>
+        </w:rPr>
+        <w:t>Total:</w:t>
+      </w:r>
+      <w:r>
+        <w:rPr>
+          <w:b/>
+        </w:rPr>
+        <w:t xml:space="preserve"> </w:t>
+      </w:r>
       <w:r>
         <w:rPr>
           <w:b/>
           <w:color w:val="FF0000"/>
         </w:rPr>
-        <w:t xml:space="preserve">  Foto</w:t>
+        <w:t>26</w:t>
+      </w:r>
+      <w:r>
+        <w:rPr>
+          <w:b/>
+          <w:color w:val="FF0000"/>
+        </w:rPr>
+        <w:t>$</w:t>
+      </w:r>
+    </w:p>
+    <w:p>
+      <w:pPr>
+        <w:pStyle w:val="SemEspaamento"/>
+      </w:pPr>
+      <w:r>
+        <w:t>3</w:t>
+      </w:r>
+      <w:r>
+        <w:t xml:space="preserve"> </w:t>
+      </w:r>
+      <w:r>
+        <w:t xml:space="preserve">quadrados </w:t>
+      </w:r>
+      <w:r>
+        <w:t xml:space="preserve">com </w:t>
+      </w:r>
+      <w:r>
+        <w:t>palavras</w:t>
+      </w:r>
+      <w:r>
+        <w:t xml:space="preserve"> 7cm 36</w:t>
+      </w:r>
+      <w:r>
+        <w:t>g</w:t>
+      </w:r>
+      <w:r>
+        <w:t xml:space="preserve"> </w:t>
+      </w:r>
+      <w:r>
+        <w:rPr>
+          <w:u w:val="single"/>
+        </w:rPr>
+        <w:t>6,50$</w:t>
+      </w:r>
+    </w:p>
+    <w:p>
+      <w:pPr>
+        <w:pStyle w:val="SemEspaamento"/>
+      </w:pPr>
+      <w:r>
+        <w:t>1</w:t>
+      </w:r>
+      <w:r>
+        <w:t xml:space="preserve"> quadrado</w:t>
+      </w:r>
+      <w:r>
+        <w:t xml:space="preserve"> coração</w:t>
+      </w:r>
+      <w:r>
+        <w:t xml:space="preserve"> </w:t>
+      </w:r>
+      <w:r>
+        <w:t xml:space="preserve">7cm </w:t>
+      </w:r>
+      <w:r>
+        <w:t>36</w:t>
+      </w:r>
+      <w:r>
+        <w:t>g</w:t>
+      </w:r>
+      <w:r>
+        <w:t xml:space="preserve"> 6</w:t>
+      </w:r>
+      <w:r>
+        <w:t>,50$</w:t>
+      </w:r>
+    </w:p>
+    <w:p>
+      <w:pPr>
+        <w:pStyle w:val="SemEspaamento"/>
+      </w:pPr>
+    </w:p>
+    <w:p>
+      <w:pPr>
+        <w:pStyle w:val="SemEspaamento"/>
+        <w:rPr>
+          <w:b/>
+        </w:rPr>
+      </w:pPr>
+      <w:r>
+        <w:rPr>
+          <w:b/>
+        </w:rPr>
+        <w:t>M</w:t>
+      </w:r>
+      <w:r>
+        <w:rPr>
+          <w:b/>
+        </w:rPr>
+        <w:t xml:space="preserve">aternidade </w:t>
+      </w:r>
+      <w:r>
+        <w:rPr>
+          <w:b/>
+          <w:color w:val="FF0000"/>
+        </w:rPr>
+        <w:t>3</w:t>
+      </w:r>
+      <w:r>
+        <w:rPr>
+          <w:b/>
+          <w:color w:val="FF0000"/>
+        </w:rPr>
+        <w:t xml:space="preserve">$ a unidade </w:t>
+      </w:r>
+      <w:bookmarkStart w:id="0" w:name="_GoBack"/>
+      <w:bookmarkEnd w:id="0"/>
+    </w:p>
+    <w:p>
+      <w:pPr>
+        <w:pStyle w:val="SemEspaamento"/>
+      </w:pPr>
+      <w:r>
+        <w:t>Eles têm 5cm - 14g</w:t>
+      </w:r>
+    </w:p>
+    <w:p>
+      <w:pPr>
+        <w:pStyle w:val="SemEspaamento"/>
+      </w:pPr>
+      <w:r>
+        <w:t>Você escolhe a quantidade</w:t>
+      </w:r>
+    </w:p>
+    <w:p>
+      <w:pPr>
+        <w:pStyle w:val="SemEspaamento"/>
+      </w:pPr>
+      <w:r>
+        <w:t>Mínimo 10 unidades</w:t>
+      </w:r>
+      <w:r>
+        <w:t xml:space="preserve"> </w:t>
+      </w:r>
+    </w:p>
+    <w:p>
+      <w:pPr>
+        <w:pStyle w:val="SemEspaamento"/>
+        <w:rPr>
+          <w:b/>
+          <w:color w:val="FF0000"/>
+        </w:rPr>
+      </w:pPr>
+    </w:p>
+    <w:p>
+      <w:pPr>
+        <w:pStyle w:val="SemEspaamento"/>
+      </w:pPr>
+      <w:r>
+        <w:t xml:space="preserve">Bichinhos </w:t>
+      </w:r>
+      <w:proofErr w:type="gramStart"/>
+      <w:r>
+        <w:t>q</w:t>
       </w:r>
       <w:proofErr w:type="gramEnd"/>
       <w:r>
-        <w:rPr>
-          <w:b/>
-          <w:color w:val="FF0000"/>
-        </w:rPr>
-        <w:t xml:space="preserve"> feita</w:t>
-      </w:r>
-    </w:p>
-    <w:p>
-      <w:pPr>
-        <w:pStyle w:val="SemEspaamento"/>
-      </w:pPr>
-      <w:r>
-        <w:t>1 com nome 7cm 36g</w:t>
-      </w:r>
+        <w:t xml:space="preserve"> temos:</w:t>
+      </w:r>
+    </w:p>
+    <w:p>
+      <w:pPr>
+        <w:pStyle w:val="SemEspaamento"/>
+      </w:pPr>
+      <w:r>
+        <w:t>Elefante</w:t>
+      </w:r>
+    </w:p>
+    <w:p>
+      <w:pPr>
+        <w:pStyle w:val="SemEspaamento"/>
+      </w:pPr>
+      <w:r>
+        <w:t>Hipopótamo</w:t>
+      </w:r>
+    </w:p>
+    <w:p>
+      <w:pPr>
+        <w:pStyle w:val="SemEspaamento"/>
+      </w:pPr>
+      <w:r>
+        <w:t>Urso</w:t>
+      </w:r>
+    </w:p>
+    <w:p>
+      <w:pPr>
+        <w:pStyle w:val="SemEspaamento"/>
+      </w:pPr>
+      <w:r>
+        <w:t>Jacaré</w:t>
+      </w:r>
+    </w:p>
+    <w:p>
+      <w:pPr>
+        <w:pStyle w:val="SemEspaamento"/>
+      </w:pPr>
+      <w:r>
+        <w:t>Gato</w:t>
+      </w:r>
+    </w:p>
+    <w:p>
+      <w:pPr>
+        <w:pStyle w:val="SemEspaamento"/>
+      </w:pPr>
+      <w:r>
+        <w:t>P</w:t>
+      </w:r>
+      <w:r>
+        <w:t>orco</w:t>
+      </w:r>
+    </w:p>
+    <w:p>
+      <w:pPr>
+        <w:pStyle w:val="SemEspaamento"/>
+      </w:pPr>
+    </w:p>
+    <w:p>
+      <w:pPr>
+        <w:pStyle w:val="SemEspaamento"/>
+      </w:pPr>
+    </w:p>
+    <w:p>
+      <w:pPr>
+        <w:pStyle w:val="SemEspaamento"/>
+      </w:pPr>
+      <w:r>
+        <w:rPr>
+          <w:b/>
+        </w:rPr>
+        <w:t>Fotos de Embalagens</w:t>
+      </w:r>
+      <w:r>
+        <w:rPr>
+          <w:b/>
+        </w:rPr>
+        <w:cr/>
+      </w:r>
+      <w:proofErr w:type="gramStart"/>
+      <w:r>
+        <w:t>pacote</w:t>
+      </w:r>
+      <w:proofErr w:type="gramEnd"/>
       <w:r>
         <w:t xml:space="preserve"> </w:t>
       </w:r>
       <w:r>
         <w:rPr>
-          <w:u w:val="single"/>
-        </w:rPr>
-        <w:t>6$</w:t>
-      </w:r>
-    </w:p>
-    <w:p>
-      <w:pPr>
-        <w:pStyle w:val="SemEspaamento"/>
-      </w:pPr>
-      <w:r>
-        <w:t>1 com a letra inicial 7cm 36g</w:t>
-      </w:r>
+          <w:rFonts w:ascii="Segoe UI Symbol" w:hAnsi="Segoe UI Symbol" w:cs="Segoe UI Symbol"/>
+        </w:rPr>
+        <w:t>✅</w:t>
+      </w:r>
+      <w:r>
+        <w:cr/>
+      </w:r>
+      <w:proofErr w:type="gramStart"/>
+      <w:r>
+        <w:t>cestinha</w:t>
+      </w:r>
+      <w:proofErr w:type="gramEnd"/>
       <w:r>
         <w:t xml:space="preserve"> </w:t>
       </w:r>
       <w:r>
         <w:rPr>
-          <w:u w:val="single"/>
-        </w:rPr>
-        <w:t>6$</w:t>
-      </w:r>
-    </w:p>
-    <w:p>
-      <w:pPr>
-        <w:pStyle w:val="SemEspaamento"/>
-      </w:pPr>
-      <w:r>
-        <w:t>1 biscoito simples 7cm 30g</w:t>
-      </w:r>
+          <w:rFonts w:ascii="Segoe UI Symbol" w:hAnsi="Segoe UI Symbol" w:cs="Segoe UI Symbol"/>
+        </w:rPr>
+        <w:t>✅</w:t>
+      </w:r>
+      <w:r>
+        <w:cr/>
+      </w:r>
+      <w:proofErr w:type="gramStart"/>
+      <w:r>
+        <w:t>caixa</w:t>
+      </w:r>
+      <w:proofErr w:type="gramEnd"/>
       <w:r>
         <w:t xml:space="preserve"> </w:t>
       </w:r>
       <w:r>
         <w:rPr>
-          <w:u w:val="single"/>
-        </w:rPr>
-        <w:t>4,50$</w:t>
-      </w:r>
-    </w:p>
-    <w:p>
-      <w:pPr>
-        <w:pStyle w:val="SemEspaamento"/>
-      </w:pPr>
-      <w:r>
-        <w:t>1</w:t>
-      </w:r>
-      <w:r>
-        <w:t xml:space="preserve"> com bichinhos em cima 7cm 40g</w:t>
+          <w:rFonts w:ascii="Segoe UI Symbol" w:hAnsi="Segoe UI Symbol" w:cs="Segoe UI Symbol"/>
+        </w:rPr>
+        <w:t>✅</w:t>
+      </w:r>
+      <w:r>
+        <w:cr/>
       </w:r>
       <w:r>
         <w:t xml:space="preserve"> </w:t>
       </w:r>
       <w:r>
-        <w:rPr>
-          <w:u w:val="single"/>
-        </w:rPr>
-        <w:t>6,50$</w:t>
-      </w:r>
-    </w:p>
-    <w:p>
-      <w:pPr>
-        <w:pStyle w:val="SemEspaamento"/>
-      </w:pPr>
-    </w:p>
-    <w:p>
-      <w:pPr>
-        <w:pStyle w:val="SemEspaamento"/>
-      </w:pPr>
-      <w:r>
-        <w:t xml:space="preserve">Bichinhos </w:t>
+        <w:cr/>
+      </w:r>
+      <w:r>
+        <w:rPr>
+          <w:b/>
+        </w:rPr>
+        <w:t>Fotos</w:t>
+      </w:r>
+      <w:r>
+        <w:rPr>
+          <w:b/>
+        </w:rPr>
+        <w:t xml:space="preserve"> dos</w:t>
+      </w:r>
+      <w:r>
+        <w:rPr>
+          <w:b/>
+        </w:rPr>
+        <w:t xml:space="preserve"> biscoitos</w:t>
+      </w:r>
+      <w:r>
+        <w:rPr>
+          <w:b/>
+        </w:rPr>
+        <w:cr/>
       </w:r>
       <w:proofErr w:type="gramStart"/>
       <w:r>
-        <w:t>q</w:t>
+        <w:t xml:space="preserve">simples </w:t>
+      </w:r>
+      <w:r>
+        <w:rPr>
+          <w:rFonts w:ascii="Segoe UI Symbol" w:hAnsi="Segoe UI Symbol" w:cs="Segoe UI Symbol"/>
+        </w:rPr>
+        <w:t xml:space="preserve"> (</w:t>
       </w:r>
       <w:proofErr w:type="gramEnd"/>
       <w:r>
-        <w:t xml:space="preserve"> temos:</w:t>
-      </w:r>
-    </w:p>
-    <w:p>
-      <w:pPr>
-        <w:pStyle w:val="SemEspaamento"/>
-      </w:pPr>
-      <w:r>
-        <w:t>Elefante</w:t>
-      </w:r>
-    </w:p>
-    <w:p>
-      <w:pPr>
-        <w:pStyle w:val="SemEspaamento"/>
-      </w:pPr>
-      <w:r>
-        <w:t>Hipopótamo</w:t>
-      </w:r>
-    </w:p>
-    <w:p>
-      <w:pPr>
-        <w:pStyle w:val="SemEspaamento"/>
-      </w:pPr>
-      <w:r>
-        <w:t>Urso</w:t>
-      </w:r>
-    </w:p>
-    <w:p>
-      <w:pPr>
-        <w:pStyle w:val="SemEspaamento"/>
-      </w:pPr>
-      <w:r>
-        <w:t>Jacaré</w:t>
-      </w:r>
-    </w:p>
-    <w:p>
-      <w:pPr>
-        <w:pStyle w:val="SemEspaamento"/>
-      </w:pPr>
-      <w:r>
-        <w:t>Gato</w:t>
-      </w:r>
-    </w:p>
-    <w:p>
-      <w:pPr>
-        <w:pStyle w:val="SemEspaamento"/>
+        <w:rPr>
+          <w:rFonts w:ascii="Segoe UI Symbol" w:hAnsi="Segoe UI Symbol" w:cs="Segoe UI Symbol"/>
+        </w:rPr>
+        <w:t>os de pascoa ovo, cenoura e coelho 7cm)</w:t>
+      </w:r>
+    </w:p>
+    <w:p>
+      <w:pPr>
+        <w:pStyle w:val="SemEspaamento"/>
+        <w:rPr>
+          <w:rFonts w:ascii="Segoe UI Symbol" w:hAnsi="Segoe UI Symbol" w:cs="Segoe UI Symbol"/>
+        </w:rPr>
       </w:pPr>
       <w:proofErr w:type="gramStart"/>
       <w:r>
-        <w:t>porco</w:t>
+        <w:t>elaborado</w:t>
       </w:r>
       <w:proofErr w:type="gramEnd"/>
-    </w:p>
-    <w:p>
-      <w:pPr>
-        <w:pStyle w:val="SemEspaamento"/>
-      </w:pPr>
-    </w:p>
-    <w:p>
-      <w:pPr>
-        <w:pStyle w:val="SemEspaamento"/>
-        <w:rPr>
-          <w:b/>
-        </w:rPr>
-      </w:pPr>
-      <w:r>
-        <w:rPr>
-          <w:b/>
-        </w:rPr>
-        <w:t>Kit</w:t>
-      </w:r>
-      <w:r>
-        <w:rPr>
-          <w:b/>
-        </w:rPr>
-        <w:t xml:space="preserve"> 1</w:t>
-      </w:r>
-      <w:r>
-        <w:rPr>
-          <w:b/>
-        </w:rPr>
+      <w:r>
         <w:t xml:space="preserve"> </w:t>
       </w:r>
-      <w:r>
-        <w:rPr>
-          <w:b/>
-        </w:rPr>
-        <w:t xml:space="preserve">do dia da mulher. </w:t>
-      </w:r>
-      <w:r>
-        <w:rPr>
-          <w:b/>
-        </w:rPr>
-        <w:t xml:space="preserve">Total: </w:t>
-      </w:r>
-      <w:r>
-        <w:rPr>
-          <w:b/>
-          <w:color w:val="FF0000"/>
-        </w:rPr>
-        <w:t>20</w:t>
-      </w:r>
-      <w:r>
-        <w:rPr>
-          <w:b/>
-          <w:color w:val="FF0000"/>
-        </w:rPr>
-        <w:t xml:space="preserve">$ </w:t>
-      </w:r>
-      <w:r>
-        <w:rPr>
-          <w:b/>
-          <w:color w:val="FF0000"/>
-        </w:rPr>
-        <w:t>Foto feita</w:t>
-      </w:r>
-    </w:p>
-    <w:p>
-      <w:pPr>
-        <w:pStyle w:val="SemEspaamento"/>
-      </w:pPr>
-      <w:r>
-        <w:t>3 corações com palavras 7cm 30g 13,50$</w:t>
+    </w:p>
+    <w:p>
+      <w:pPr>
+        <w:pStyle w:val="SemEspaamento"/>
+      </w:pPr>
+      <w:proofErr w:type="gramStart"/>
+      <w:r>
+        <w:t>festivo</w:t>
+      </w:r>
+      <w:proofErr w:type="gramEnd"/>
+      <w:r>
+        <w:t xml:space="preserve"> (pascoa </w:t>
+      </w:r>
+      <w:proofErr w:type="spellStart"/>
+      <w:r>
+        <w:t>agr</w:t>
+      </w:r>
+      <w:proofErr w:type="spellEnd"/>
+      <w:r>
+        <w:t xml:space="preserve"> </w:t>
+      </w:r>
+      <w:r>
+        <w:rPr>
+          <w:rFonts w:ascii="Segoe UI Symbol" w:hAnsi="Segoe UI Symbol" w:cs="Segoe UI Symbol"/>
+        </w:rPr>
+        <w:t>✅</w:t>
+      </w:r>
+      <w:r>
+        <w:t>)</w:t>
+      </w:r>
+      <w:r>
+        <w:t xml:space="preserve"> </w:t>
+      </w:r>
+    </w:p>
+    <w:p>
+      <w:pPr>
+        <w:pStyle w:val="SemEspaamento"/>
+      </w:pPr>
+      <w:r>
+        <w:cr/>
+      </w:r>
+      <w:r>
+        <w:rPr>
+          <w:b/>
+        </w:rPr>
+        <w:t>Fotos dos kits</w:t>
+      </w:r>
+      <w:r>
+        <w:rPr>
+          <w:b/>
+        </w:rPr>
+        <w:cr/>
+      </w:r>
+      <w:proofErr w:type="gramStart"/>
+      <w:r>
+        <w:t>kit</w:t>
+      </w:r>
+      <w:proofErr w:type="gramEnd"/>
+      <w:r>
+        <w:t xml:space="preserve"> 1 pascoa</w:t>
+      </w:r>
+      <w:r>
+        <w:t xml:space="preserve"> </w:t>
+      </w:r>
+    </w:p>
+    <w:p>
+      <w:pPr>
+        <w:pStyle w:val="SemEspaamento"/>
+      </w:pPr>
+      <w:r>
+        <w:t xml:space="preserve">Kit </w:t>
+      </w:r>
+      <w:r>
+        <w:t>2 pascoa</w:t>
+      </w:r>
+      <w:r>
+        <w:t xml:space="preserve"> </w:t>
+      </w:r>
+    </w:p>
+    <w:p>
+      <w:pPr>
+        <w:pStyle w:val="SemEspaamento"/>
+        <w:rPr>
+          <w:rFonts w:ascii="Segoe UI Symbol" w:hAnsi="Segoe UI Symbol" w:cs="Segoe UI Symbol"/>
+        </w:rPr>
+      </w:pPr>
+      <w:proofErr w:type="gramStart"/>
+      <w:r>
+        <w:t>kit</w:t>
+      </w:r>
+      <w:proofErr w:type="gramEnd"/>
+      <w:r>
+        <w:t xml:space="preserve"> 1 </w:t>
+      </w:r>
+      <w:r>
+        <w:t xml:space="preserve">menino e menina </w:t>
+      </w:r>
+    </w:p>
+    <w:p>
+      <w:pPr>
+        <w:pStyle w:val="SemEspaamento"/>
+        <w:rPr>
+          <w:rFonts w:ascii="Segoe UI Symbol" w:hAnsi="Segoe UI Symbol" w:cs="Segoe UI Symbol"/>
+        </w:rPr>
+      </w:pPr>
+      <w:proofErr w:type="gramStart"/>
+      <w:r>
+        <w:t>kit</w:t>
+      </w:r>
+      <w:proofErr w:type="gramEnd"/>
+      <w:r>
+        <w:t xml:space="preserve"> 2</w:t>
+      </w:r>
+      <w:r>
+        <w:t xml:space="preserve"> </w:t>
+      </w:r>
+      <w:r>
+        <w:t>menino e menina</w:t>
+      </w:r>
+      <w:r>
+        <w:t xml:space="preserve"> </w:t>
+      </w:r>
+    </w:p>
+    <w:p>
+      <w:pPr>
+        <w:pStyle w:val="SemEspaamento"/>
+        <w:rPr>
+          <w:rFonts w:ascii="Segoe UI Symbol" w:hAnsi="Segoe UI Symbol" w:cs="Segoe UI Symbol"/>
+        </w:rPr>
+      </w:pPr>
+      <w:proofErr w:type="gramStart"/>
+      <w:r>
+        <w:rPr>
+          <w:rFonts w:ascii="Segoe UI Symbol" w:hAnsi="Segoe UI Symbol" w:cs="Segoe UI Symbol"/>
+        </w:rPr>
+        <w:t>kit</w:t>
+      </w:r>
+      <w:proofErr w:type="gramEnd"/>
+      <w:r>
+        <w:rPr>
+          <w:rFonts w:ascii="Segoe UI Symbol" w:hAnsi="Segoe UI Symbol" w:cs="Segoe UI Symbol"/>
+        </w:rPr>
+        <w:t xml:space="preserve"> 1 da mulher</w:t>
+      </w:r>
+      <w:r>
+        <w:rPr>
+          <w:rFonts w:ascii="Segoe UI Symbol" w:hAnsi="Segoe UI Symbol" w:cs="Segoe UI Symbol"/>
+        </w:rPr>
+        <w:t xml:space="preserve"> </w:t>
+      </w:r>
+    </w:p>
+    <w:p>
+      <w:pPr>
+        <w:pStyle w:val="SemEspaamento"/>
+        <w:rPr>
+          <w:rFonts w:ascii="Segoe UI Symbol" w:hAnsi="Segoe UI Symbol" w:cs="Segoe UI Symbol"/>
+        </w:rPr>
+      </w:pPr>
+      <w:proofErr w:type="gramStart"/>
+      <w:r>
+        <w:rPr>
+          <w:rFonts w:ascii="Segoe UI Symbol" w:hAnsi="Segoe UI Symbol" w:cs="Segoe UI Symbol"/>
+        </w:rPr>
+        <w:t>kit</w:t>
+      </w:r>
+      <w:proofErr w:type="gramEnd"/>
+      <w:r>
+        <w:rPr>
+          <w:rFonts w:ascii="Segoe UI Symbol" w:hAnsi="Segoe UI Symbol" w:cs="Segoe UI Symbol"/>
+        </w:rPr>
+        <w:t xml:space="preserve"> 2 da mulher</w:t>
+      </w:r>
+      <w:r>
+        <w:rPr>
+          <w:rFonts w:ascii="Segoe UI Symbol" w:hAnsi="Segoe UI Symbol" w:cs="Segoe UI Symbol"/>
+        </w:rPr>
+        <w:t xml:space="preserve"> </w:t>
+      </w:r>
+    </w:p>
+    <w:p>
+      <w:pPr>
+        <w:pStyle w:val="SemEspaamento"/>
+        <w:rPr>
+          <w:rFonts w:ascii="Segoe UI Symbol" w:hAnsi="Segoe UI Symbol" w:cs="Segoe UI Symbol"/>
+        </w:rPr>
+      </w:pPr>
+      <w:r>
+        <w:rPr>
+          <w:rFonts w:ascii="Segoe UI Symbol" w:hAnsi="Segoe UI Symbol" w:cs="Segoe UI Symbol"/>
+        </w:rPr>
+        <w:t xml:space="preserve">Maternidade </w:t>
+      </w:r>
+    </w:p>
+    <w:p>
+      <w:pPr>
+        <w:pStyle w:val="SemEspaamento"/>
+      </w:pPr>
+      <w:r>
+        <w:t xml:space="preserve"> </w:t>
+      </w:r>
+    </w:p>
+    <w:p>
+      <w:pPr>
+        <w:pStyle w:val="SemEspaamento"/>
+        <w:rPr>
+          <w:b/>
+        </w:rPr>
+      </w:pPr>
+      <w:r>
+        <w:rPr>
+          <w:b/>
+        </w:rPr>
+        <w:t>Giza, eu posso escolher ninho e chocolate no mesmo pedido?</w:t>
+      </w:r>
+    </w:p>
+    <w:p>
+      <w:pPr>
+        <w:pStyle w:val="SemEspaamento"/>
+      </w:pPr>
+      <w:r>
+        <w:t>Boa pergunta! C</w:t>
+      </w:r>
+      <w:r>
+        <w:t xml:space="preserve">laro que podemos fazer assim :) </w:t>
+      </w:r>
+    </w:p>
+    <w:p>
+      <w:pPr>
+        <w:pStyle w:val="SemEspaamento"/>
+      </w:pPr>
+      <w:r>
+        <w:t>Basta nos avisar certinho e com antecedência, para prepararmos com tempo e muito carinho.</w:t>
+      </w:r>
+    </w:p>
+    <w:p>
+      <w:pPr>
+        <w:pStyle w:val="SemEspaamento"/>
+        <w:rPr>
+          <w:b/>
+        </w:rPr>
+      </w:pPr>
+    </w:p>
+    <w:p>
+      <w:pPr>
+        <w:pStyle w:val="SemEspaamento"/>
+        <w:rPr>
+          <w:b/>
+        </w:rPr>
+      </w:pPr>
+      <w:r>
+        <w:rPr>
+          <w:b/>
+        </w:rPr>
+        <w:t>Perguntas frequentes:</w:t>
       </w:r>
     </w:p>
     <w:p>
@@ -3144,753 +3904,6 @@
       </w:pPr>
       <w:r>
         <w:lastRenderedPageBreak/>
-        <w:t xml:space="preserve">1 com coração 7cm 40g </w:t>
-      </w:r>
-      <w:r>
-        <w:rPr>
-          <w:u w:val="single"/>
-        </w:rPr>
-        <w:t>6,50$</w:t>
-      </w:r>
-    </w:p>
-    <w:p>
-      <w:pPr>
-        <w:pStyle w:val="SemEspaamento"/>
-      </w:pPr>
-    </w:p>
-    <w:p>
-      <w:pPr>
-        <w:pStyle w:val="SemEspaamento"/>
-        <w:rPr>
-          <w:b/>
-        </w:rPr>
-      </w:pPr>
-      <w:r>
-        <w:rPr>
-          <w:b/>
-        </w:rPr>
-        <w:t>Kit</w:t>
-      </w:r>
-      <w:r>
-        <w:rPr>
-          <w:b/>
-        </w:rPr>
-        <w:t xml:space="preserve"> 2</w:t>
-      </w:r>
-      <w:r>
-        <w:rPr>
-          <w:b/>
-        </w:rPr>
-        <w:t xml:space="preserve"> do dia da mulher</w:t>
-      </w:r>
-      <w:r>
-        <w:rPr>
-          <w:b/>
-        </w:rPr>
-        <w:t>.</w:t>
-      </w:r>
-      <w:r>
-        <w:rPr>
-          <w:b/>
-        </w:rPr>
-        <w:t xml:space="preserve"> </w:t>
-      </w:r>
-      <w:r>
-        <w:rPr>
-          <w:b/>
-        </w:rPr>
-        <w:t>Total:</w:t>
-      </w:r>
-      <w:r>
-        <w:rPr>
-          <w:b/>
-        </w:rPr>
-        <w:t xml:space="preserve"> </w:t>
-      </w:r>
-      <w:r>
-        <w:rPr>
-          <w:b/>
-          <w:color w:val="FF0000"/>
-        </w:rPr>
-        <w:t>26</w:t>
-      </w:r>
-      <w:r>
-        <w:rPr>
-          <w:b/>
-          <w:color w:val="FF0000"/>
-        </w:rPr>
-        <w:t>$</w:t>
-      </w:r>
-      <w:r>
-        <w:rPr>
-          <w:b/>
-          <w:color w:val="FF0000"/>
-        </w:rPr>
-        <w:t xml:space="preserve"> </w:t>
-      </w:r>
-      <w:r>
-        <w:rPr>
-          <w:b/>
-        </w:rPr>
-        <w:t>(</w:t>
-      </w:r>
-      <w:r>
-        <w:rPr>
-          <w:b/>
-        </w:rPr>
-        <w:t xml:space="preserve">do </w:t>
-      </w:r>
-      <w:r>
-        <w:rPr>
-          <w:b/>
-        </w:rPr>
-        <w:t>quadrado 36</w:t>
-      </w:r>
-      <w:r>
-        <w:rPr>
-          <w:b/>
-        </w:rPr>
-        <w:t>g)</w:t>
-      </w:r>
-      <w:r>
-        <w:rPr>
-          <w:b/>
-        </w:rPr>
-        <w:t xml:space="preserve"> </w:t>
-      </w:r>
-      <w:r>
-        <w:rPr>
-          <w:b/>
-          <w:color w:val="FF0000"/>
-        </w:rPr>
-        <w:t>Foto</w:t>
-      </w:r>
-      <w:r>
-        <w:rPr>
-          <w:b/>
-          <w:color w:val="FF0000"/>
-        </w:rPr>
-        <w:t xml:space="preserve"> feita</w:t>
-      </w:r>
-    </w:p>
-    <w:p>
-      <w:pPr>
-        <w:pStyle w:val="SemEspaamento"/>
-      </w:pPr>
-      <w:r>
-        <w:t>3</w:t>
-      </w:r>
-      <w:r>
-        <w:t xml:space="preserve"> com </w:t>
-      </w:r>
-      <w:r>
-        <w:t>palavras</w:t>
-      </w:r>
-      <w:r>
-        <w:t xml:space="preserve"> 7cm 36</w:t>
-      </w:r>
-      <w:r>
-        <w:t>g</w:t>
-      </w:r>
-      <w:r>
-        <w:t xml:space="preserve"> </w:t>
-      </w:r>
-      <w:r>
-        <w:rPr>
-          <w:u w:val="single"/>
-        </w:rPr>
-        <w:t>6,50$</w:t>
-      </w:r>
-    </w:p>
-    <w:p>
-      <w:pPr>
-        <w:pStyle w:val="SemEspaamento"/>
-      </w:pPr>
-      <w:r>
-        <w:t>1</w:t>
-      </w:r>
-      <w:r>
-        <w:t xml:space="preserve"> quadrado</w:t>
-      </w:r>
-      <w:r>
-        <w:t xml:space="preserve"> coração</w:t>
-      </w:r>
-      <w:r>
-        <w:t xml:space="preserve"> </w:t>
-      </w:r>
-      <w:r>
-        <w:t xml:space="preserve">7cm </w:t>
-      </w:r>
-      <w:r>
-        <w:t>36</w:t>
-      </w:r>
-      <w:r>
-        <w:t>g</w:t>
-      </w:r>
-      <w:r>
-        <w:t xml:space="preserve"> 6</w:t>
-      </w:r>
-      <w:r>
-        <w:t>,50$</w:t>
-      </w:r>
-    </w:p>
-    <w:p>
-      <w:pPr>
-        <w:pStyle w:val="SemEspaamento"/>
-      </w:pPr>
-    </w:p>
-    <w:p>
-      <w:pPr>
-        <w:pStyle w:val="SemEspaamento"/>
-        <w:rPr>
-          <w:b/>
-        </w:rPr>
-      </w:pPr>
-      <w:r>
-        <w:rPr>
-          <w:b/>
-        </w:rPr>
-        <w:t>M</w:t>
-      </w:r>
-      <w:r>
-        <w:rPr>
-          <w:b/>
-        </w:rPr>
-        <w:t xml:space="preserve">aternidade </w:t>
-      </w:r>
-      <w:r>
-        <w:rPr>
-          <w:b/>
-          <w:color w:val="FF0000"/>
-        </w:rPr>
-        <w:t>3</w:t>
-      </w:r>
-      <w:r>
-        <w:rPr>
-          <w:b/>
-          <w:color w:val="FF0000"/>
-        </w:rPr>
-        <w:t xml:space="preserve">$ a unidade </w:t>
-      </w:r>
-      <w:r>
-        <w:rPr>
-          <w:b/>
-          <w:color w:val="FF0000"/>
-        </w:rPr>
-        <w:t>Foto</w:t>
-      </w:r>
-      <w:r>
-        <w:rPr>
-          <w:b/>
-          <w:color w:val="FF0000"/>
-        </w:rPr>
-        <w:t xml:space="preserve"> feita</w:t>
-      </w:r>
-    </w:p>
-    <w:p>
-      <w:pPr>
-        <w:pStyle w:val="SemEspaamento"/>
-      </w:pPr>
-      <w:r>
-        <w:t>Eles têm 5cm - 14g</w:t>
-      </w:r>
-    </w:p>
-    <w:p>
-      <w:pPr>
-        <w:pStyle w:val="SemEspaamento"/>
-      </w:pPr>
-      <w:r>
-        <w:t>Você escolhe a quantidade</w:t>
-      </w:r>
-    </w:p>
-    <w:p>
-      <w:pPr>
-        <w:pStyle w:val="SemEspaamento"/>
-      </w:pPr>
-      <w:r>
-        <w:t>Mínimo 10 unidades</w:t>
-      </w:r>
-      <w:r>
-        <w:t xml:space="preserve"> </w:t>
-      </w:r>
-    </w:p>
-    <w:p>
-      <w:pPr>
-        <w:pStyle w:val="SemEspaamento"/>
-        <w:rPr>
-          <w:b/>
-          <w:color w:val="FF0000"/>
-        </w:rPr>
-      </w:pPr>
-    </w:p>
-    <w:p>
-      <w:pPr>
-        <w:pStyle w:val="SemEspaamento"/>
-      </w:pPr>
-      <w:r>
-        <w:t xml:space="preserve">Bichinhos </w:t>
-      </w:r>
-      <w:proofErr w:type="gramStart"/>
-      <w:r>
-        <w:t>q</w:t>
-      </w:r>
-      <w:proofErr w:type="gramEnd"/>
-      <w:r>
-        <w:t xml:space="preserve"> temos:</w:t>
-      </w:r>
-    </w:p>
-    <w:p>
-      <w:pPr>
-        <w:pStyle w:val="SemEspaamento"/>
-      </w:pPr>
-      <w:r>
-        <w:t>Elefante</w:t>
-      </w:r>
-    </w:p>
-    <w:p>
-      <w:pPr>
-        <w:pStyle w:val="SemEspaamento"/>
-      </w:pPr>
-      <w:r>
-        <w:t>Hipopótamo</w:t>
-      </w:r>
-    </w:p>
-    <w:p>
-      <w:pPr>
-        <w:pStyle w:val="SemEspaamento"/>
-      </w:pPr>
-      <w:r>
-        <w:t>Urso</w:t>
-      </w:r>
-    </w:p>
-    <w:p>
-      <w:pPr>
-        <w:pStyle w:val="SemEspaamento"/>
-      </w:pPr>
-      <w:r>
-        <w:t>Jacaré</w:t>
-      </w:r>
-    </w:p>
-    <w:p>
-      <w:pPr>
-        <w:pStyle w:val="SemEspaamento"/>
-      </w:pPr>
-      <w:r>
-        <w:t>Gato</w:t>
-      </w:r>
-    </w:p>
-    <w:p>
-      <w:pPr>
-        <w:pStyle w:val="SemEspaamento"/>
-      </w:pPr>
-      <w:r>
-        <w:t>P</w:t>
-      </w:r>
-      <w:r>
-        <w:t>orco</w:t>
-      </w:r>
-    </w:p>
-    <w:p>
-      <w:pPr>
-        <w:pStyle w:val="SemEspaamento"/>
-      </w:pPr>
-    </w:p>
-    <w:p>
-      <w:pPr>
-        <w:pStyle w:val="SemEspaamento"/>
-      </w:pPr>
-    </w:p>
-    <w:p>
-      <w:pPr>
-        <w:pStyle w:val="SemEspaamento"/>
-      </w:pPr>
-      <w:r>
-        <w:rPr>
-          <w:b/>
-        </w:rPr>
-        <w:t>Fotos de Embalagens</w:t>
-      </w:r>
-      <w:r>
-        <w:rPr>
-          <w:b/>
-        </w:rPr>
-        <w:cr/>
-      </w:r>
-      <w:proofErr w:type="gramStart"/>
-      <w:r>
-        <w:t>pacote</w:t>
-      </w:r>
-      <w:proofErr w:type="gramEnd"/>
-      <w:r>
-        <w:t xml:space="preserve"> </w:t>
-      </w:r>
-      <w:r>
-        <w:rPr>
-          <w:rFonts w:ascii="Segoe UI Symbol" w:hAnsi="Segoe UI Symbol" w:cs="Segoe UI Symbol"/>
-        </w:rPr>
-        <w:t>✅</w:t>
-      </w:r>
-      <w:r>
-        <w:cr/>
-      </w:r>
-      <w:proofErr w:type="gramStart"/>
-      <w:r>
-        <w:t>cestinha</w:t>
-      </w:r>
-      <w:proofErr w:type="gramEnd"/>
-      <w:r>
-        <w:t xml:space="preserve"> </w:t>
-      </w:r>
-      <w:r>
-        <w:rPr>
-          <w:rFonts w:ascii="Segoe UI Symbol" w:hAnsi="Segoe UI Symbol" w:cs="Segoe UI Symbol"/>
-        </w:rPr>
-        <w:t>✅</w:t>
-      </w:r>
-      <w:r>
-        <w:cr/>
-      </w:r>
-      <w:proofErr w:type="gramStart"/>
-      <w:r>
-        <w:t>caixa</w:t>
-      </w:r>
-      <w:proofErr w:type="gramEnd"/>
-      <w:r>
-        <w:t xml:space="preserve"> </w:t>
-      </w:r>
-      <w:r>
-        <w:rPr>
-          <w:rFonts w:ascii="Segoe UI Symbol" w:hAnsi="Segoe UI Symbol" w:cs="Segoe UI Symbol"/>
-        </w:rPr>
-        <w:t>✅</w:t>
-      </w:r>
-      <w:r>
-        <w:cr/>
-      </w:r>
-      <w:r>
-        <w:t xml:space="preserve"> </w:t>
-      </w:r>
-      <w:r>
-        <w:cr/>
-      </w:r>
-      <w:r>
-        <w:rPr>
-          <w:b/>
-        </w:rPr>
-        <w:t>Fotos</w:t>
-      </w:r>
-      <w:r>
-        <w:rPr>
-          <w:b/>
-        </w:rPr>
-        <w:t xml:space="preserve"> dos</w:t>
-      </w:r>
-      <w:r>
-        <w:rPr>
-          <w:b/>
-        </w:rPr>
-        <w:t xml:space="preserve"> biscoitos</w:t>
-      </w:r>
-      <w:r>
-        <w:rPr>
-          <w:b/>
-        </w:rPr>
-        <w:cr/>
-      </w:r>
-      <w:proofErr w:type="gramStart"/>
-      <w:r>
-        <w:t xml:space="preserve">simples </w:t>
-      </w:r>
-      <w:r>
-        <w:rPr>
-          <w:rFonts w:ascii="Segoe UI Symbol" w:hAnsi="Segoe UI Symbol" w:cs="Segoe UI Symbol"/>
-        </w:rPr>
-        <w:t xml:space="preserve"> (</w:t>
-      </w:r>
-      <w:proofErr w:type="gramEnd"/>
-      <w:r>
-        <w:rPr>
-          <w:rFonts w:ascii="Segoe UI Symbol" w:hAnsi="Segoe UI Symbol" w:cs="Segoe UI Symbol"/>
-        </w:rPr>
-        <w:t>os de pascoa ovo, cenoura e coelho 7cm)</w:t>
-      </w:r>
-    </w:p>
-    <w:p>
-      <w:pPr>
-        <w:pStyle w:val="SemEspaamento"/>
-        <w:rPr>
-          <w:rFonts w:ascii="Segoe UI Symbol" w:hAnsi="Segoe UI Symbol" w:cs="Segoe UI Symbol"/>
-        </w:rPr>
-      </w:pPr>
-      <w:proofErr w:type="gramStart"/>
-      <w:r>
-        <w:t>elaborado</w:t>
-      </w:r>
-      <w:proofErr w:type="gramEnd"/>
-      <w:r>
-        <w:t xml:space="preserve"> </w:t>
-      </w:r>
-    </w:p>
-    <w:p>
-      <w:pPr>
-        <w:pStyle w:val="SemEspaamento"/>
-      </w:pPr>
-      <w:proofErr w:type="gramStart"/>
-      <w:r>
-        <w:t>festivo</w:t>
-      </w:r>
-      <w:proofErr w:type="gramEnd"/>
-      <w:r>
-        <w:t xml:space="preserve"> (pascoa </w:t>
-      </w:r>
-      <w:proofErr w:type="spellStart"/>
-      <w:r>
-        <w:t>agr</w:t>
-      </w:r>
-      <w:proofErr w:type="spellEnd"/>
-      <w:r>
-        <w:t xml:space="preserve"> </w:t>
-      </w:r>
-      <w:r>
-        <w:rPr>
-          <w:rFonts w:ascii="Segoe UI Symbol" w:hAnsi="Segoe UI Symbol" w:cs="Segoe UI Symbol"/>
-        </w:rPr>
-        <w:t>✅</w:t>
-      </w:r>
-      <w:r>
-        <w:t>)</w:t>
-      </w:r>
-      <w:r>
-        <w:t xml:space="preserve"> </w:t>
-      </w:r>
-    </w:p>
-    <w:p>
-      <w:pPr>
-        <w:pStyle w:val="SemEspaamento"/>
-      </w:pPr>
-      <w:r>
-        <w:cr/>
-      </w:r>
-      <w:r>
-        <w:rPr>
-          <w:b/>
-        </w:rPr>
-        <w:t>Fotos dos kits</w:t>
-      </w:r>
-      <w:r>
-        <w:rPr>
-          <w:b/>
-        </w:rPr>
-        <w:cr/>
-      </w:r>
-      <w:proofErr w:type="gramStart"/>
-      <w:r>
-        <w:t>kit</w:t>
-      </w:r>
-      <w:proofErr w:type="gramEnd"/>
-      <w:r>
-        <w:t xml:space="preserve"> 1 pascoa</w:t>
-      </w:r>
-      <w:r>
-        <w:t xml:space="preserve"> </w:t>
-      </w:r>
-    </w:p>
-    <w:p>
-      <w:pPr>
-        <w:pStyle w:val="SemEspaamento"/>
-      </w:pPr>
-      <w:r>
-        <w:t xml:space="preserve">Kit </w:t>
-      </w:r>
-      <w:r>
-        <w:t>2 pascoa</w:t>
-      </w:r>
-      <w:r>
-        <w:t xml:space="preserve"> </w:t>
-      </w:r>
-    </w:p>
-    <w:p>
-      <w:pPr>
-        <w:pStyle w:val="SemEspaamento"/>
-        <w:rPr>
-          <w:rFonts w:ascii="Segoe UI Symbol" w:hAnsi="Segoe UI Symbol" w:cs="Segoe UI Symbol"/>
-        </w:rPr>
-      </w:pPr>
-      <w:proofErr w:type="gramStart"/>
-      <w:r>
-        <w:t>kit</w:t>
-      </w:r>
-      <w:proofErr w:type="gramEnd"/>
-      <w:r>
-        <w:t xml:space="preserve"> 1 </w:t>
-      </w:r>
-      <w:r>
-        <w:t xml:space="preserve">menino e menina </w:t>
-      </w:r>
-    </w:p>
-    <w:p>
-      <w:pPr>
-        <w:pStyle w:val="SemEspaamento"/>
-        <w:rPr>
-          <w:rFonts w:ascii="Segoe UI Symbol" w:hAnsi="Segoe UI Symbol" w:cs="Segoe UI Symbol"/>
-        </w:rPr>
-      </w:pPr>
-      <w:proofErr w:type="gramStart"/>
-      <w:r>
-        <w:t>kit</w:t>
-      </w:r>
-      <w:proofErr w:type="gramEnd"/>
-      <w:r>
-        <w:t xml:space="preserve"> 2</w:t>
-      </w:r>
-      <w:r>
-        <w:t xml:space="preserve"> </w:t>
-      </w:r>
-      <w:r>
-        <w:t>menino e menina</w:t>
-      </w:r>
-      <w:r>
-        <w:t xml:space="preserve"> </w:t>
-      </w:r>
-    </w:p>
-    <w:p>
-      <w:pPr>
-        <w:pStyle w:val="SemEspaamento"/>
-        <w:rPr>
-          <w:rFonts w:ascii="Segoe UI Symbol" w:hAnsi="Segoe UI Symbol" w:cs="Segoe UI Symbol"/>
-        </w:rPr>
-      </w:pPr>
-      <w:proofErr w:type="gramStart"/>
-      <w:r>
-        <w:rPr>
-          <w:rFonts w:ascii="Segoe UI Symbol" w:hAnsi="Segoe UI Symbol" w:cs="Segoe UI Symbol"/>
-        </w:rPr>
-        <w:t>kit</w:t>
-      </w:r>
-      <w:proofErr w:type="gramEnd"/>
-      <w:r>
-        <w:rPr>
-          <w:rFonts w:ascii="Segoe UI Symbol" w:hAnsi="Segoe UI Symbol" w:cs="Segoe UI Symbol"/>
-        </w:rPr>
-        <w:t xml:space="preserve"> 1 da mulher</w:t>
-      </w:r>
-      <w:r>
-        <w:rPr>
-          <w:rFonts w:ascii="Segoe UI Symbol" w:hAnsi="Segoe UI Symbol" w:cs="Segoe UI Symbol"/>
-        </w:rPr>
-        <w:t xml:space="preserve"> </w:t>
-      </w:r>
-    </w:p>
-    <w:p>
-      <w:pPr>
-        <w:pStyle w:val="SemEspaamento"/>
-        <w:rPr>
-          <w:rFonts w:ascii="Segoe UI Symbol" w:hAnsi="Segoe UI Symbol" w:cs="Segoe UI Symbol"/>
-        </w:rPr>
-      </w:pPr>
-      <w:proofErr w:type="gramStart"/>
-      <w:r>
-        <w:rPr>
-          <w:rFonts w:ascii="Segoe UI Symbol" w:hAnsi="Segoe UI Symbol" w:cs="Segoe UI Symbol"/>
-        </w:rPr>
-        <w:t>kit</w:t>
-      </w:r>
-      <w:proofErr w:type="gramEnd"/>
-      <w:r>
-        <w:rPr>
-          <w:rFonts w:ascii="Segoe UI Symbol" w:hAnsi="Segoe UI Symbol" w:cs="Segoe UI Symbol"/>
-        </w:rPr>
-        <w:t xml:space="preserve"> 2 da mulher</w:t>
-      </w:r>
-      <w:r>
-        <w:rPr>
-          <w:rFonts w:ascii="Segoe UI Symbol" w:hAnsi="Segoe UI Symbol" w:cs="Segoe UI Symbol"/>
-        </w:rPr>
-        <w:t xml:space="preserve"> </w:t>
-      </w:r>
-    </w:p>
-    <w:p>
-      <w:pPr>
-        <w:pStyle w:val="SemEspaamento"/>
-        <w:rPr>
-          <w:rFonts w:ascii="Segoe UI Symbol" w:hAnsi="Segoe UI Symbol" w:cs="Segoe UI Symbol"/>
-        </w:rPr>
-      </w:pPr>
-      <w:r>
-        <w:rPr>
-          <w:rFonts w:ascii="Segoe UI Symbol" w:hAnsi="Segoe UI Symbol" w:cs="Segoe UI Symbol"/>
-        </w:rPr>
-        <w:t xml:space="preserve">Maternidade </w:t>
-      </w:r>
-    </w:p>
-    <w:p>
-      <w:pPr>
-        <w:pStyle w:val="SemEspaamento"/>
-      </w:pPr>
-      <w:r>
-        <w:t xml:space="preserve"> </w:t>
-      </w:r>
-    </w:p>
-    <w:p>
-      <w:pPr>
-        <w:pStyle w:val="SemEspaamento"/>
-        <w:rPr>
-          <w:b/>
-        </w:rPr>
-      </w:pPr>
-      <w:r>
-        <w:rPr>
-          <w:b/>
-        </w:rPr>
-        <w:t>Giza, eu posso escolher ninho e chocolate no mesmo pedido?</w:t>
-      </w:r>
-    </w:p>
-    <w:p>
-      <w:pPr>
-        <w:pStyle w:val="SemEspaamento"/>
-      </w:pPr>
-      <w:r>
-        <w:t>Boa pergunta! C</w:t>
-      </w:r>
-      <w:r>
-        <w:t xml:space="preserve">laro que podemos fazer assim :) </w:t>
-      </w:r>
-    </w:p>
-    <w:p>
-      <w:pPr>
-        <w:pStyle w:val="SemEspaamento"/>
-      </w:pPr>
-      <w:r>
-        <w:t>Basta nos avisar certinho e com antecedência, para prepararmos com tempo e muito carinho.</w:t>
-      </w:r>
-    </w:p>
-    <w:p>
-      <w:pPr>
-        <w:pStyle w:val="SemEspaamento"/>
-        <w:rPr>
-          <w:b/>
-        </w:rPr>
-      </w:pPr>
-    </w:p>
-    <w:p>
-      <w:pPr>
-        <w:pStyle w:val="SemEspaamento"/>
-        <w:rPr>
-          <w:b/>
-        </w:rPr>
-      </w:pPr>
-      <w:r>
-        <w:rPr>
-          <w:b/>
-        </w:rPr>
-        <w:t>Perguntas frequentes:</w:t>
-      </w:r>
-    </w:p>
-    <w:p>
-      <w:pPr>
-        <w:pStyle w:val="SemEspaamento"/>
-      </w:pPr>
-      <w:r>
         <w:t>- Como é feito o pagamento?</w:t>
       </w:r>
     </w:p>

--- a/Anotaçoes importantes.docx
+++ b/Anotaçoes importantes.docx
@@ -3396,8 +3396,6 @@
         </w:rPr>
         <w:t xml:space="preserve">$ a unidade </w:t>
       </w:r>
-      <w:bookmarkStart w:id="0" w:name="_GoBack"/>
-      <w:bookmarkEnd w:id="0"/>
     </w:p>
     <w:p>
       <w:pPr>
@@ -3854,7 +3852,19 @@
         <w:rPr>
           <w:b/>
         </w:rPr>
-        <w:t>Giza, eu posso escolher ninho e chocolate no mesmo pedido?</w:t>
+        <w:t xml:space="preserve">Giza, eu posso escolher </w:t>
+      </w:r>
+      <w:r>
+        <w:rPr>
+          <w:b/>
+        </w:rPr>
+        <w:t>sabores diferentes</w:t>
+      </w:r>
+      <w:r>
+        <w:rPr>
+          <w:b/>
+        </w:rPr>
+        <w:t xml:space="preserve"> no mesmo pedido?</w:t>
       </w:r>
     </w:p>
     <w:p>
@@ -3891,10 +3901,19 @@
           <w:b/>
         </w:rPr>
       </w:pPr>
-      <w:r>
-        <w:rPr>
-          <w:b/>
-        </w:rPr>
+    </w:p>
+    <w:p>
+      <w:pPr>
+        <w:pStyle w:val="SemEspaamento"/>
+        <w:rPr>
+          <w:b/>
+        </w:rPr>
+      </w:pPr>
+      <w:r>
+        <w:rPr>
+          <w:b/>
+        </w:rPr>
+        <w:lastRenderedPageBreak/>
         <w:t>Perguntas frequentes:</w:t>
       </w:r>
     </w:p>
@@ -3903,7 +3922,6 @@
         <w:pStyle w:val="SemEspaamento"/>
       </w:pPr>
       <w:r>
-        <w:lastRenderedPageBreak/>
         <w:t>- Como é feito o pagamento?</w:t>
       </w:r>
     </w:p>
@@ -3949,30 +3967,24 @@
       <w:pPr>
         <w:pStyle w:val="SemEspaamento"/>
       </w:pPr>
-      <w:r>
-        <w:t xml:space="preserve">- </w:t>
-      </w:r>
-    </w:p>
-    <w:p>
-      <w:pPr>
-        <w:pStyle w:val="SemEspaamento"/>
-      </w:pPr>
-    </w:p>
-    <w:p>
-      <w:pPr>
-        <w:pStyle w:val="SemEspaamento"/>
-      </w:pPr>
-    </w:p>
-    <w:p>
-      <w:pPr>
-        <w:pStyle w:val="SemEspaamento"/>
-        <w:rPr>
-          <w:b/>
-        </w:rPr>
-      </w:pPr>
-      <w:r>
-        <w:rPr>
-          <w:b/>
+    </w:p>
+    <w:p>
+      <w:pPr>
+        <w:pStyle w:val="SemEspaamento"/>
+      </w:pPr>
+    </w:p>
+    <w:p>
+      <w:pPr>
+        <w:pStyle w:val="SemEspaamento"/>
+        <w:rPr>
+          <w:b/>
+          <w:color w:val="FF0000"/>
+        </w:rPr>
+      </w:pPr>
+      <w:r>
+        <w:rPr>
+          <w:b/>
+          <w:color w:val="FF0000"/>
         </w:rPr>
         <w:t>Texto de entrada (quando entram em contato):</w:t>
       </w:r>
@@ -4323,11 +4335,19 @@
         <w:pStyle w:val="SemEspaamento"/>
       </w:pPr>
       <w:r>
-        <w:t xml:space="preserve">Os ingredientes contam no nosso site certinho: </w:t>
+        <w:t>Os ingredientes con</w:t>
+      </w:r>
+      <w:r>
+        <w:t>s</w:t>
+      </w:r>
+      <w:r>
+        <w:t xml:space="preserve">tam no nosso site certinho: </w:t>
       </w:r>
       <w:r>
         <w:t>https://larytgs.github.io/site-biscoitos-decorados/biscoitos.gisa</w:t>
       </w:r>
+      <w:bookmarkStart w:id="0" w:name="_GoBack"/>
+      <w:bookmarkEnd w:id="0"/>
     </w:p>
     <w:sectPr>
       <w:pgSz w:w="11906" w:h="16838"/>

--- a/Anotaçoes importantes.docx
+++ b/Anotaçoes importantes.docx
@@ -2932,7 +2932,12 @@
         <w:t>2 com bichinhos em cima</w:t>
       </w:r>
       <w:r>
-        <w:t xml:space="preserve"> 7cm 40g</w:t>
+        <w:t xml:space="preserve"> 7cm 36</w:t>
+      </w:r>
+      <w:bookmarkStart w:id="0" w:name="_GoBack"/>
+      <w:bookmarkEnd w:id="0"/>
+      <w:r>
+        <w:t>g</w:t>
       </w:r>
       <w:r>
         <w:t xml:space="preserve"> </w:t>
@@ -3059,7 +3064,10 @@
         <w:t>1</w:t>
       </w:r>
       <w:r>
-        <w:t xml:space="preserve"> com bichinhos em cima 7cm 40g</w:t>
+        <w:t xml:space="preserve"> com bichinhos em cima 7cm 36</w:t>
+      </w:r>
+      <w:r>
+        <w:t>g</w:t>
       </w:r>
       <w:r>
         <w:t xml:space="preserve"> </w:t>
@@ -3213,7 +3221,10 @@
         <w:pStyle w:val="SemEspaamento"/>
       </w:pPr>
       <w:r>
-        <w:t xml:space="preserve">1 com coração 7cm 40g </w:t>
+        <w:t>1 com coração 7cm 36</w:t>
+      </w:r>
+      <w:r>
+        <w:t xml:space="preserve">g </w:t>
       </w:r>
       <w:r>
         <w:rPr>
@@ -4346,8 +4357,6 @@
       <w:r>
         <w:t>https://larytgs.github.io/site-biscoitos-decorados/biscoitos.gisa</w:t>
       </w:r>
-      <w:bookmarkStart w:id="0" w:name="_GoBack"/>
-      <w:bookmarkEnd w:id="0"/>
     </w:p>
     <w:sectPr>
       <w:pgSz w:w="11906" w:h="16838"/>

--- a/Anotaçoes importantes.docx
+++ b/Anotaçoes importantes.docx
@@ -1470,7 +1470,16 @@
         <w:t>Total</w:t>
       </w:r>
       <w:r>
-        <w:t>- $22$</w:t>
+        <w:rPr>
+          <w:b/>
+        </w:rPr>
+        <w:t xml:space="preserve"> </w:t>
+      </w:r>
+      <w:r>
+        <w:t xml:space="preserve">- </w:t>
+      </w:r>
+      <w:r>
+        <w:t>22$</w:t>
       </w:r>
     </w:p>
     <w:p>
@@ -1670,10 +1679,7 @@
         <w:pStyle w:val="SemEspaamento"/>
       </w:pPr>
       <w:r>
-        <w:t>07</w:t>
-      </w:r>
-      <w:r>
-        <w:t xml:space="preserve">/03: </w:t>
+        <w:t xml:space="preserve">07/03: </w:t>
       </w:r>
       <w:r>
         <w:rPr>
@@ -1682,8 +1688,144 @@
         <w:t>Total</w:t>
       </w:r>
       <w:r>
-        <w:t xml:space="preserve"> – 17</w:t>
-      </w:r>
+        <w:t xml:space="preserve"> – 17$</w:t>
+      </w:r>
+    </w:p>
+    <w:p>
+      <w:pPr>
+        <w:pStyle w:val="SemEspaamento"/>
+      </w:pPr>
+      <w:proofErr w:type="spellStart"/>
+      <w:r>
+        <w:t>Nesquik</w:t>
+      </w:r>
+      <w:proofErr w:type="spellEnd"/>
+      <w:r>
+        <w:t xml:space="preserve"> – 12$</w:t>
+      </w:r>
+    </w:p>
+    <w:p>
+      <w:pPr>
+        <w:pStyle w:val="SemEspaamento"/>
+      </w:pPr>
+      <w:r>
+        <w:t>Manteiga – 5$</w:t>
+      </w:r>
+    </w:p>
+    <w:p>
+      <w:pPr>
+        <w:pStyle w:val="SemEspaamento"/>
+      </w:pPr>
+    </w:p>
+    <w:p>
+      <w:pPr>
+        <w:pStyle w:val="SemEspaamento"/>
+        <w:rPr>
+          <w:color w:val="ED7D31" w:themeColor="accent2"/>
+        </w:rPr>
+      </w:pPr>
+      <w:proofErr w:type="spellStart"/>
+      <w:r>
+        <w:rPr>
+          <w:color w:val="ED7D31" w:themeColor="accent2"/>
+        </w:rPr>
+        <w:t>Partito</w:t>
+      </w:r>
+      <w:proofErr w:type="spellEnd"/>
+      <w:r>
+        <w:rPr>
+          <w:color w:val="ED7D31" w:themeColor="accent2"/>
+        </w:rPr>
+        <w:t xml:space="preserve"> </w:t>
+      </w:r>
+      <w:proofErr w:type="spellStart"/>
+      <w:r>
+        <w:rPr>
+          <w:color w:val="ED7D31" w:themeColor="accent2"/>
+        </w:rPr>
+        <w:t>anitta</w:t>
+      </w:r>
+      <w:proofErr w:type="spellEnd"/>
+      <w:r>
+        <w:rPr>
+          <w:color w:val="ED7D31" w:themeColor="accent2"/>
+        </w:rPr>
+        <w:t xml:space="preserve"> </w:t>
+      </w:r>
+      <w:proofErr w:type="spellStart"/>
+      <w:r>
+        <w:rPr>
+          <w:color w:val="ED7D31" w:themeColor="accent2"/>
+        </w:rPr>
+        <w:t>garibaldi</w:t>
+      </w:r>
+      <w:proofErr w:type="spellEnd"/>
+    </w:p>
+    <w:p>
+      <w:pPr>
+        <w:pStyle w:val="SemEspaamento"/>
+      </w:pPr>
+      <w:r>
+        <w:t xml:space="preserve">07/03: </w:t>
+      </w:r>
+      <w:r>
+        <w:rPr>
+          <w:b/>
+        </w:rPr>
+        <w:t>Total</w:t>
+      </w:r>
+      <w:r>
+        <w:t xml:space="preserve"> – 12$</w:t>
+      </w:r>
+    </w:p>
+    <w:p>
+      <w:pPr>
+        <w:pStyle w:val="SemEspaamento"/>
+      </w:pPr>
+      <w:r>
+        <w:t>Forminha de ovo</w:t>
+      </w:r>
+    </w:p>
+    <w:p>
+      <w:pPr>
+        <w:pStyle w:val="SemEspaamento"/>
+      </w:pPr>
+    </w:p>
+    <w:p>
+      <w:pPr>
+        <w:pStyle w:val="SemEspaamento"/>
+        <w:rPr>
+          <w:color w:val="ED7D31" w:themeColor="accent2"/>
+        </w:rPr>
+      </w:pPr>
+      <w:r>
+        <w:rPr>
+          <w:color w:val="ED7D31" w:themeColor="accent2"/>
+        </w:rPr>
+        <w:t>Atacadão</w:t>
+      </w:r>
+    </w:p>
+    <w:p>
+      <w:pPr>
+        <w:pStyle w:val="SemEspaamento"/>
+      </w:pPr>
+      <w:r>
+        <w:t xml:space="preserve">07/03: </w:t>
+      </w:r>
+      <w:r>
+        <w:rPr>
+          <w:b/>
+        </w:rPr>
+        <w:t>Total</w:t>
+      </w:r>
+      <w:r>
+        <w:t xml:space="preserve"> – </w:t>
+      </w:r>
+      <w:r>
+        <w:t>26</w:t>
+      </w:r>
+      <w:bookmarkStart w:id="0" w:name="_GoBack"/>
+      <w:bookmarkEnd w:id="0"/>
       <w:r>
         <w:t>$</w:t>
       </w:r>
@@ -1692,87 +1834,19 @@
       <w:pPr>
         <w:pStyle w:val="SemEspaamento"/>
       </w:pPr>
-      <w:proofErr w:type="spellStart"/>
-      <w:r>
-        <w:t>Nesquik</w:t>
-      </w:r>
-      <w:proofErr w:type="spellEnd"/>
-      <w:r>
-        <w:t xml:space="preserve"> – 12$</w:t>
-      </w:r>
-    </w:p>
-    <w:p>
-      <w:pPr>
-        <w:pStyle w:val="SemEspaamento"/>
-      </w:pPr>
-      <w:r>
-        <w:t>Manteiga – 5$</w:t>
-      </w:r>
-    </w:p>
-    <w:p>
-      <w:pPr>
-        <w:pStyle w:val="SemEspaamento"/>
-      </w:pPr>
-    </w:p>
-    <w:p>
-      <w:pPr>
-        <w:pStyle w:val="SemEspaamento"/>
-        <w:rPr>
-          <w:color w:val="ED7D31" w:themeColor="accent2"/>
-        </w:rPr>
-      </w:pPr>
-      <w:proofErr w:type="spellStart"/>
-      <w:r>
-        <w:rPr>
-          <w:color w:val="ED7D31" w:themeColor="accent2"/>
-        </w:rPr>
-        <w:t>Partito</w:t>
-      </w:r>
-      <w:proofErr w:type="spellEnd"/>
-      <w:r>
-        <w:rPr>
-          <w:color w:val="ED7D31" w:themeColor="accent2"/>
-        </w:rPr>
-        <w:t xml:space="preserve"> </w:t>
-      </w:r>
-      <w:proofErr w:type="spellStart"/>
-      <w:r>
-        <w:rPr>
-          <w:color w:val="ED7D31" w:themeColor="accent2"/>
-        </w:rPr>
-        <w:t>anitta</w:t>
-      </w:r>
-      <w:proofErr w:type="spellEnd"/>
-      <w:r>
-        <w:rPr>
-          <w:color w:val="ED7D31" w:themeColor="accent2"/>
-        </w:rPr>
-        <w:t xml:space="preserve"> </w:t>
-      </w:r>
-      <w:proofErr w:type="spellStart"/>
-      <w:r>
-        <w:rPr>
-          <w:color w:val="ED7D31" w:themeColor="accent2"/>
-        </w:rPr>
-        <w:t>garibaldi</w:t>
-      </w:r>
-      <w:proofErr w:type="spellEnd"/>
-    </w:p>
-    <w:p>
-      <w:pPr>
-        <w:pStyle w:val="SemEspaamento"/>
-      </w:pPr>
-      <w:r>
-        <w:t xml:space="preserve">07/03: </w:t>
-      </w:r>
-      <w:r>
-        <w:rPr>
-          <w:b/>
-        </w:rPr>
-        <w:t>Total</w:t>
-      </w:r>
-      <w:r>
-        <w:t xml:space="preserve"> – 12</w:t>
+      <w:r>
+        <w:t>Manteiga – 9,90$</w:t>
+      </w:r>
+    </w:p>
+    <w:p>
+      <w:pPr>
+        <w:pStyle w:val="SemEspaamento"/>
+      </w:pPr>
+      <w:r>
+        <w:t xml:space="preserve">Queijo ralado – </w:t>
+      </w:r>
+      <w:r>
+        <w:t>5,70</w:t>
       </w:r>
       <w:r>
         <w:t>$</w:t>
@@ -1783,43 +1857,10 @@
         <w:pStyle w:val="SemEspaamento"/>
       </w:pPr>
       <w:r>
-        <w:t>Forminha de ovo</w:t>
-      </w:r>
-    </w:p>
-    <w:p>
-      <w:pPr>
-        <w:pStyle w:val="SemEspaamento"/>
-      </w:pPr>
-    </w:p>
-    <w:p>
-      <w:pPr>
-        <w:pStyle w:val="SemEspaamento"/>
-        <w:rPr>
-          <w:color w:val="ED7D31" w:themeColor="accent2"/>
-        </w:rPr>
-      </w:pPr>
-      <w:r>
-        <w:rPr>
-          <w:color w:val="ED7D31" w:themeColor="accent2"/>
-        </w:rPr>
-        <w:t>Atacadão</w:t>
-      </w:r>
-    </w:p>
-    <w:p>
-      <w:pPr>
-        <w:pStyle w:val="SemEspaamento"/>
-      </w:pPr>
-      <w:r>
-        <w:t xml:space="preserve">07/03: </w:t>
-      </w:r>
-      <w:r>
-        <w:rPr>
-          <w:b/>
-        </w:rPr>
-        <w:t>Total</w:t>
-      </w:r>
-      <w:r>
-        <w:t xml:space="preserve"> – </w:t>
+        <w:t xml:space="preserve">Baunilha – </w:t>
+      </w:r>
+      <w:r>
+        <w:t>3,30</w:t>
       </w:r>
       <w:r>
         <w:t>$</w:t>
@@ -1829,6 +1870,29 @@
       <w:pPr>
         <w:pStyle w:val="SemEspaamento"/>
       </w:pPr>
+      <w:r>
+        <w:t xml:space="preserve">Café – </w:t>
+      </w:r>
+      <w:r>
+        <w:t>3,80</w:t>
+      </w:r>
+      <w:r>
+        <w:t>$</w:t>
+      </w:r>
+    </w:p>
+    <w:p>
+      <w:pPr>
+        <w:pStyle w:val="SemEspaamento"/>
+      </w:pPr>
+      <w:r>
+        <w:t xml:space="preserve">Creme de leite – </w:t>
+      </w:r>
+      <w:r>
+        <w:t>3,30</w:t>
+      </w:r>
+      <w:r>
+        <w:t>$</w:t>
+      </w:r>
     </w:p>
     <w:p>
       <w:pPr>
@@ -2099,6 +2163,7 @@
         </w:numPr>
       </w:pPr>
       <w:r>
+        <w:lastRenderedPageBreak/>
         <w:t xml:space="preserve">Simples </w:t>
       </w:r>
       <w:r>
@@ -2934,8 +2999,6 @@
       <w:r>
         <w:t xml:space="preserve"> 7cm 36</w:t>
       </w:r>
-      <w:bookmarkStart w:id="0" w:name="_GoBack"/>
-      <w:bookmarkEnd w:id="0"/>
       <w:r>
         <w:t>g</w:t>
       </w:r>
@@ -3089,6 +3152,7 @@
         <w:pStyle w:val="SemEspaamento"/>
       </w:pPr>
       <w:r>
+        <w:lastRenderedPageBreak/>
         <w:t xml:space="preserve">Bichinhos </w:t>
       </w:r>
       <w:proofErr w:type="gramStart"/>
@@ -3121,779 +3185,779 @@
         <w:pStyle w:val="SemEspaamento"/>
       </w:pPr>
       <w:r>
+        <w:t>Urso</w:t>
+      </w:r>
+    </w:p>
+    <w:p>
+      <w:pPr>
+        <w:pStyle w:val="SemEspaamento"/>
+      </w:pPr>
+      <w:r>
+        <w:t>Jacaré</w:t>
+      </w:r>
+    </w:p>
+    <w:p>
+      <w:pPr>
+        <w:pStyle w:val="SemEspaamento"/>
+      </w:pPr>
+      <w:r>
+        <w:t>Gato</w:t>
+      </w:r>
+    </w:p>
+    <w:p>
+      <w:pPr>
+        <w:pStyle w:val="SemEspaamento"/>
+      </w:pPr>
+      <w:proofErr w:type="gramStart"/>
+      <w:r>
+        <w:t>porco</w:t>
+      </w:r>
+      <w:proofErr w:type="gramEnd"/>
+    </w:p>
+    <w:p>
+      <w:pPr>
+        <w:pStyle w:val="SemEspaamento"/>
+      </w:pPr>
+    </w:p>
+    <w:p>
+      <w:pPr>
+        <w:pStyle w:val="SemEspaamento"/>
+        <w:rPr>
+          <w:b/>
+        </w:rPr>
+      </w:pPr>
+      <w:r>
+        <w:rPr>
+          <w:b/>
+        </w:rPr>
+        <w:t>Kit</w:t>
+      </w:r>
+      <w:r>
+        <w:rPr>
+          <w:b/>
+        </w:rPr>
+        <w:t xml:space="preserve"> 1</w:t>
+      </w:r>
+      <w:r>
+        <w:rPr>
+          <w:b/>
+        </w:rPr>
+        <w:t xml:space="preserve"> </w:t>
+      </w:r>
+      <w:r>
+        <w:rPr>
+          <w:b/>
+        </w:rPr>
+        <w:t xml:space="preserve">do dia da mulher. </w:t>
+      </w:r>
+      <w:r>
+        <w:rPr>
+          <w:b/>
+        </w:rPr>
+        <w:t xml:space="preserve">Total: </w:t>
+      </w:r>
+      <w:r>
+        <w:rPr>
+          <w:b/>
+          <w:color w:val="FF0000"/>
+        </w:rPr>
+        <w:t>20</w:t>
+      </w:r>
+      <w:r>
+        <w:rPr>
+          <w:b/>
+          <w:color w:val="FF0000"/>
+        </w:rPr>
+        <w:t>$</w:t>
+      </w:r>
+    </w:p>
+    <w:p>
+      <w:pPr>
+        <w:pStyle w:val="SemEspaamento"/>
+      </w:pPr>
+      <w:r>
+        <w:t>3 corações com palavras 7cm 30g 13,50$</w:t>
+      </w:r>
+    </w:p>
+    <w:p>
+      <w:pPr>
+        <w:pStyle w:val="SemEspaamento"/>
+      </w:pPr>
+      <w:r>
+        <w:t>1 com coração 7cm 36</w:t>
+      </w:r>
+      <w:r>
+        <w:t xml:space="preserve">g </w:t>
+      </w:r>
+      <w:r>
+        <w:rPr>
+          <w:u w:val="single"/>
+        </w:rPr>
+        <w:t>6,50$</w:t>
+      </w:r>
+    </w:p>
+    <w:p>
+      <w:pPr>
+        <w:pStyle w:val="SemEspaamento"/>
+      </w:pPr>
+    </w:p>
+    <w:p>
+      <w:pPr>
+        <w:pStyle w:val="SemEspaamento"/>
+        <w:rPr>
+          <w:b/>
+        </w:rPr>
+      </w:pPr>
+      <w:r>
+        <w:rPr>
+          <w:b/>
+        </w:rPr>
+        <w:t>Kit</w:t>
+      </w:r>
+      <w:r>
+        <w:rPr>
+          <w:b/>
+        </w:rPr>
+        <w:t xml:space="preserve"> 2</w:t>
+      </w:r>
+      <w:r>
+        <w:rPr>
+          <w:b/>
+        </w:rPr>
+        <w:t xml:space="preserve"> do dia da mulher</w:t>
+      </w:r>
+      <w:r>
+        <w:rPr>
+          <w:b/>
+        </w:rPr>
+        <w:t>.</w:t>
+      </w:r>
+      <w:r>
+        <w:rPr>
+          <w:b/>
+        </w:rPr>
+        <w:t xml:space="preserve"> </w:t>
+      </w:r>
+      <w:r>
+        <w:rPr>
+          <w:b/>
+        </w:rPr>
+        <w:t>Total:</w:t>
+      </w:r>
+      <w:r>
+        <w:rPr>
+          <w:b/>
+        </w:rPr>
+        <w:t xml:space="preserve"> </w:t>
+      </w:r>
+      <w:r>
+        <w:rPr>
+          <w:b/>
+          <w:color w:val="FF0000"/>
+        </w:rPr>
+        <w:t>26</w:t>
+      </w:r>
+      <w:r>
+        <w:rPr>
+          <w:b/>
+          <w:color w:val="FF0000"/>
+        </w:rPr>
+        <w:t>$</w:t>
+      </w:r>
+    </w:p>
+    <w:p>
+      <w:pPr>
+        <w:pStyle w:val="SemEspaamento"/>
+      </w:pPr>
+      <w:r>
+        <w:t>3</w:t>
+      </w:r>
+      <w:r>
+        <w:t xml:space="preserve"> </w:t>
+      </w:r>
+      <w:r>
+        <w:t xml:space="preserve">quadrados </w:t>
+      </w:r>
+      <w:r>
+        <w:t xml:space="preserve">com </w:t>
+      </w:r>
+      <w:r>
+        <w:t>palavras</w:t>
+      </w:r>
+      <w:r>
+        <w:t xml:space="preserve"> 7cm 36</w:t>
+      </w:r>
+      <w:r>
+        <w:t>g</w:t>
+      </w:r>
+      <w:r>
+        <w:t xml:space="preserve"> </w:t>
+      </w:r>
+      <w:r>
+        <w:rPr>
+          <w:u w:val="single"/>
+        </w:rPr>
+        <w:t>6,50$</w:t>
+      </w:r>
+    </w:p>
+    <w:p>
+      <w:pPr>
+        <w:pStyle w:val="SemEspaamento"/>
+      </w:pPr>
+      <w:r>
+        <w:t>1</w:t>
+      </w:r>
+      <w:r>
+        <w:t xml:space="preserve"> quadrado</w:t>
+      </w:r>
+      <w:r>
+        <w:t xml:space="preserve"> coração</w:t>
+      </w:r>
+      <w:r>
+        <w:t xml:space="preserve"> </w:t>
+      </w:r>
+      <w:r>
+        <w:t xml:space="preserve">7cm </w:t>
+      </w:r>
+      <w:r>
+        <w:t>36</w:t>
+      </w:r>
+      <w:r>
+        <w:t>g</w:t>
+      </w:r>
+      <w:r>
+        <w:t xml:space="preserve"> 6</w:t>
+      </w:r>
+      <w:r>
+        <w:t>,50$</w:t>
+      </w:r>
+    </w:p>
+    <w:p>
+      <w:pPr>
+        <w:pStyle w:val="SemEspaamento"/>
+      </w:pPr>
+    </w:p>
+    <w:p>
+      <w:pPr>
+        <w:pStyle w:val="SemEspaamento"/>
+        <w:rPr>
+          <w:b/>
+        </w:rPr>
+      </w:pPr>
+      <w:r>
+        <w:rPr>
+          <w:b/>
+        </w:rPr>
+        <w:t>M</w:t>
+      </w:r>
+      <w:r>
+        <w:rPr>
+          <w:b/>
+        </w:rPr>
+        <w:t xml:space="preserve">aternidade </w:t>
+      </w:r>
+      <w:r>
+        <w:rPr>
+          <w:b/>
+          <w:color w:val="FF0000"/>
+        </w:rPr>
+        <w:t>3</w:t>
+      </w:r>
+      <w:r>
+        <w:rPr>
+          <w:b/>
+          <w:color w:val="FF0000"/>
+        </w:rPr>
+        <w:t xml:space="preserve">$ a unidade </w:t>
+      </w:r>
+    </w:p>
+    <w:p>
+      <w:pPr>
+        <w:pStyle w:val="SemEspaamento"/>
+      </w:pPr>
+      <w:r>
+        <w:t>Eles têm 5cm - 14g</w:t>
+      </w:r>
+    </w:p>
+    <w:p>
+      <w:pPr>
+        <w:pStyle w:val="SemEspaamento"/>
+      </w:pPr>
+      <w:r>
+        <w:t>Você escolhe a quantidade</w:t>
+      </w:r>
+    </w:p>
+    <w:p>
+      <w:pPr>
+        <w:pStyle w:val="SemEspaamento"/>
+      </w:pPr>
+      <w:r>
+        <w:t>Mínimo 10 unidades</w:t>
+      </w:r>
+      <w:r>
+        <w:t xml:space="preserve"> </w:t>
+      </w:r>
+    </w:p>
+    <w:p>
+      <w:pPr>
+        <w:pStyle w:val="SemEspaamento"/>
+        <w:rPr>
+          <w:b/>
+          <w:color w:val="FF0000"/>
+        </w:rPr>
+      </w:pPr>
+    </w:p>
+    <w:p>
+      <w:pPr>
+        <w:pStyle w:val="SemEspaamento"/>
+      </w:pPr>
+      <w:r>
+        <w:t xml:space="preserve">Bichinhos </w:t>
+      </w:r>
+      <w:proofErr w:type="gramStart"/>
+      <w:r>
+        <w:t>q</w:t>
+      </w:r>
+      <w:proofErr w:type="gramEnd"/>
+      <w:r>
+        <w:t xml:space="preserve"> temos:</w:t>
+      </w:r>
+    </w:p>
+    <w:p>
+      <w:pPr>
+        <w:pStyle w:val="SemEspaamento"/>
+      </w:pPr>
+      <w:r>
+        <w:t>Elefante</w:t>
+      </w:r>
+    </w:p>
+    <w:p>
+      <w:pPr>
+        <w:pStyle w:val="SemEspaamento"/>
+      </w:pPr>
+      <w:r>
+        <w:t>Hipopótamo</w:t>
+      </w:r>
+    </w:p>
+    <w:p>
+      <w:pPr>
+        <w:pStyle w:val="SemEspaamento"/>
+      </w:pPr>
+      <w:r>
+        <w:t>Urso</w:t>
+      </w:r>
+    </w:p>
+    <w:p>
+      <w:pPr>
+        <w:pStyle w:val="SemEspaamento"/>
+      </w:pPr>
+      <w:r>
+        <w:t>Jacaré</w:t>
+      </w:r>
+    </w:p>
+    <w:p>
+      <w:pPr>
+        <w:pStyle w:val="SemEspaamento"/>
+      </w:pPr>
+      <w:r>
+        <w:t>Gato</w:t>
+      </w:r>
+    </w:p>
+    <w:p>
+      <w:pPr>
+        <w:pStyle w:val="SemEspaamento"/>
+      </w:pPr>
+      <w:r>
+        <w:t>P</w:t>
+      </w:r>
+      <w:r>
+        <w:t>orco</w:t>
+      </w:r>
+    </w:p>
+    <w:p>
+      <w:pPr>
+        <w:pStyle w:val="SemEspaamento"/>
+      </w:pPr>
+    </w:p>
+    <w:p>
+      <w:pPr>
+        <w:pStyle w:val="SemEspaamento"/>
+      </w:pPr>
+    </w:p>
+    <w:p>
+      <w:pPr>
+        <w:pStyle w:val="SemEspaamento"/>
+      </w:pPr>
+      <w:r>
+        <w:rPr>
+          <w:b/>
+        </w:rPr>
+        <w:t>Fotos de Embalagens</w:t>
+      </w:r>
+      <w:r>
+        <w:rPr>
+          <w:b/>
+        </w:rPr>
+        <w:cr/>
+      </w:r>
+      <w:proofErr w:type="gramStart"/>
+      <w:r>
+        <w:t>pacote</w:t>
+      </w:r>
+      <w:proofErr w:type="gramEnd"/>
+      <w:r>
+        <w:t xml:space="preserve"> </w:t>
+      </w:r>
+      <w:r>
+        <w:rPr>
+          <w:rFonts w:ascii="Segoe UI Symbol" w:hAnsi="Segoe UI Symbol" w:cs="Segoe UI Symbol"/>
+        </w:rPr>
+        <w:t>✅</w:t>
+      </w:r>
+      <w:r>
+        <w:cr/>
+      </w:r>
+      <w:proofErr w:type="gramStart"/>
+      <w:r>
+        <w:t>cestinha</w:t>
+      </w:r>
+      <w:proofErr w:type="gramEnd"/>
+      <w:r>
+        <w:t xml:space="preserve"> </w:t>
+      </w:r>
+      <w:r>
+        <w:rPr>
+          <w:rFonts w:ascii="Segoe UI Symbol" w:hAnsi="Segoe UI Symbol" w:cs="Segoe UI Symbol"/>
+        </w:rPr>
+        <w:t>✅</w:t>
+      </w:r>
+      <w:r>
+        <w:cr/>
+      </w:r>
+      <w:proofErr w:type="gramStart"/>
+      <w:r>
+        <w:t>caixa</w:t>
+      </w:r>
+      <w:proofErr w:type="gramEnd"/>
+      <w:r>
+        <w:t xml:space="preserve"> </w:t>
+      </w:r>
+      <w:r>
+        <w:rPr>
+          <w:rFonts w:ascii="Segoe UI Symbol" w:hAnsi="Segoe UI Symbol" w:cs="Segoe UI Symbol"/>
+        </w:rPr>
+        <w:t>✅</w:t>
+      </w:r>
+      <w:r>
+        <w:cr/>
+      </w:r>
+      <w:r>
+        <w:t xml:space="preserve"> </w:t>
+      </w:r>
+      <w:r>
+        <w:cr/>
+      </w:r>
+      <w:r>
+        <w:rPr>
+          <w:b/>
+        </w:rPr>
+        <w:t>Fotos</w:t>
+      </w:r>
+      <w:r>
+        <w:rPr>
+          <w:b/>
+        </w:rPr>
+        <w:t xml:space="preserve"> dos</w:t>
+      </w:r>
+      <w:r>
+        <w:rPr>
+          <w:b/>
+        </w:rPr>
+        <w:t xml:space="preserve"> biscoitos</w:t>
+      </w:r>
+      <w:r>
+        <w:rPr>
+          <w:b/>
+        </w:rPr>
+        <w:cr/>
+      </w:r>
+      <w:proofErr w:type="gramStart"/>
+      <w:r>
+        <w:t xml:space="preserve">simples </w:t>
+      </w:r>
+      <w:r>
+        <w:rPr>
+          <w:rFonts w:ascii="Segoe UI Symbol" w:hAnsi="Segoe UI Symbol" w:cs="Segoe UI Symbol"/>
+        </w:rPr>
+        <w:t xml:space="preserve"> (</w:t>
+      </w:r>
+      <w:proofErr w:type="gramEnd"/>
+      <w:r>
+        <w:rPr>
+          <w:rFonts w:ascii="Segoe UI Symbol" w:hAnsi="Segoe UI Symbol" w:cs="Segoe UI Symbol"/>
+        </w:rPr>
+        <w:t>os de pascoa ovo, cenoura e coelho 7cm)</w:t>
+      </w:r>
+    </w:p>
+    <w:p>
+      <w:pPr>
+        <w:pStyle w:val="SemEspaamento"/>
+        <w:rPr>
+          <w:rFonts w:ascii="Segoe UI Symbol" w:hAnsi="Segoe UI Symbol" w:cs="Segoe UI Symbol"/>
+        </w:rPr>
+      </w:pPr>
+      <w:proofErr w:type="gramStart"/>
+      <w:r>
+        <w:t>elaborado</w:t>
+      </w:r>
+      <w:proofErr w:type="gramEnd"/>
+      <w:r>
+        <w:t xml:space="preserve"> </w:t>
+      </w:r>
+    </w:p>
+    <w:p>
+      <w:pPr>
+        <w:pStyle w:val="SemEspaamento"/>
+      </w:pPr>
+      <w:proofErr w:type="gramStart"/>
+      <w:r>
+        <w:t>festivo</w:t>
+      </w:r>
+      <w:proofErr w:type="gramEnd"/>
+      <w:r>
+        <w:t xml:space="preserve"> (pascoa </w:t>
+      </w:r>
+      <w:proofErr w:type="spellStart"/>
+      <w:r>
+        <w:t>agr</w:t>
+      </w:r>
+      <w:proofErr w:type="spellEnd"/>
+      <w:r>
+        <w:t xml:space="preserve"> </w:t>
+      </w:r>
+      <w:r>
+        <w:rPr>
+          <w:rFonts w:ascii="Segoe UI Symbol" w:hAnsi="Segoe UI Symbol" w:cs="Segoe UI Symbol"/>
+        </w:rPr>
+        <w:t>✅</w:t>
+      </w:r>
+      <w:r>
+        <w:t>)</w:t>
+      </w:r>
+      <w:r>
+        <w:t xml:space="preserve"> </w:t>
+      </w:r>
+    </w:p>
+    <w:p>
+      <w:pPr>
+        <w:pStyle w:val="SemEspaamento"/>
+      </w:pPr>
+      <w:r>
+        <w:cr/>
+      </w:r>
+      <w:r>
+        <w:rPr>
+          <w:b/>
+        </w:rPr>
+        <w:t>Fotos dos kits</w:t>
+      </w:r>
+      <w:r>
+        <w:rPr>
+          <w:b/>
+        </w:rPr>
+        <w:cr/>
+      </w:r>
+      <w:proofErr w:type="gramStart"/>
+      <w:r>
+        <w:t>kit</w:t>
+      </w:r>
+      <w:proofErr w:type="gramEnd"/>
+      <w:r>
+        <w:t xml:space="preserve"> 1 pascoa</w:t>
+      </w:r>
+      <w:r>
+        <w:t xml:space="preserve"> </w:t>
+      </w:r>
+    </w:p>
+    <w:p>
+      <w:pPr>
+        <w:pStyle w:val="SemEspaamento"/>
+      </w:pPr>
+      <w:r>
+        <w:t xml:space="preserve">Kit </w:t>
+      </w:r>
+      <w:r>
+        <w:t>2 pascoa</w:t>
+      </w:r>
+      <w:r>
+        <w:t xml:space="preserve"> </w:t>
+      </w:r>
+    </w:p>
+    <w:p>
+      <w:pPr>
+        <w:pStyle w:val="SemEspaamento"/>
+        <w:rPr>
+          <w:rFonts w:ascii="Segoe UI Symbol" w:hAnsi="Segoe UI Symbol" w:cs="Segoe UI Symbol"/>
+        </w:rPr>
+      </w:pPr>
+      <w:proofErr w:type="gramStart"/>
+      <w:r>
+        <w:t>kit</w:t>
+      </w:r>
+      <w:proofErr w:type="gramEnd"/>
+      <w:r>
+        <w:t xml:space="preserve"> 1 </w:t>
+      </w:r>
+      <w:r>
+        <w:t xml:space="preserve">menino e menina </w:t>
+      </w:r>
+    </w:p>
+    <w:p>
+      <w:pPr>
+        <w:pStyle w:val="SemEspaamento"/>
+        <w:rPr>
+          <w:rFonts w:ascii="Segoe UI Symbol" w:hAnsi="Segoe UI Symbol" w:cs="Segoe UI Symbol"/>
+        </w:rPr>
+      </w:pPr>
+      <w:proofErr w:type="gramStart"/>
+      <w:r>
+        <w:t>kit</w:t>
+      </w:r>
+      <w:proofErr w:type="gramEnd"/>
+      <w:r>
+        <w:t xml:space="preserve"> 2</w:t>
+      </w:r>
+      <w:r>
+        <w:t xml:space="preserve"> </w:t>
+      </w:r>
+      <w:r>
+        <w:t>menino e menina</w:t>
+      </w:r>
+      <w:r>
+        <w:t xml:space="preserve"> </w:t>
+      </w:r>
+    </w:p>
+    <w:p>
+      <w:pPr>
+        <w:pStyle w:val="SemEspaamento"/>
+        <w:rPr>
+          <w:rFonts w:ascii="Segoe UI Symbol" w:hAnsi="Segoe UI Symbol" w:cs="Segoe UI Symbol"/>
+        </w:rPr>
+      </w:pPr>
+      <w:proofErr w:type="gramStart"/>
+      <w:r>
+        <w:rPr>
+          <w:rFonts w:ascii="Segoe UI Symbol" w:hAnsi="Segoe UI Symbol" w:cs="Segoe UI Symbol"/>
+        </w:rPr>
+        <w:t>kit</w:t>
+      </w:r>
+      <w:proofErr w:type="gramEnd"/>
+      <w:r>
+        <w:rPr>
+          <w:rFonts w:ascii="Segoe UI Symbol" w:hAnsi="Segoe UI Symbol" w:cs="Segoe UI Symbol"/>
+        </w:rPr>
+        <w:t xml:space="preserve"> 1 da mulher</w:t>
+      </w:r>
+      <w:r>
+        <w:rPr>
+          <w:rFonts w:ascii="Segoe UI Symbol" w:hAnsi="Segoe UI Symbol" w:cs="Segoe UI Symbol"/>
+        </w:rPr>
+        <w:t xml:space="preserve"> </w:t>
+      </w:r>
+    </w:p>
+    <w:p>
+      <w:pPr>
+        <w:pStyle w:val="SemEspaamento"/>
+        <w:rPr>
+          <w:rFonts w:ascii="Segoe UI Symbol" w:hAnsi="Segoe UI Symbol" w:cs="Segoe UI Symbol"/>
+        </w:rPr>
+      </w:pPr>
+      <w:proofErr w:type="gramStart"/>
+      <w:r>
+        <w:rPr>
+          <w:rFonts w:ascii="Segoe UI Symbol" w:hAnsi="Segoe UI Symbol" w:cs="Segoe UI Symbol"/>
+        </w:rPr>
+        <w:t>kit</w:t>
+      </w:r>
+      <w:proofErr w:type="gramEnd"/>
+      <w:r>
+        <w:rPr>
+          <w:rFonts w:ascii="Segoe UI Symbol" w:hAnsi="Segoe UI Symbol" w:cs="Segoe UI Symbol"/>
+        </w:rPr>
+        <w:t xml:space="preserve"> 2 da mulher</w:t>
+      </w:r>
+      <w:r>
+        <w:rPr>
+          <w:rFonts w:ascii="Segoe UI Symbol" w:hAnsi="Segoe UI Symbol" w:cs="Segoe UI Symbol"/>
+        </w:rPr>
+        <w:t xml:space="preserve"> </w:t>
+      </w:r>
+    </w:p>
+    <w:p>
+      <w:pPr>
+        <w:pStyle w:val="SemEspaamento"/>
+        <w:rPr>
+          <w:rFonts w:ascii="Segoe UI Symbol" w:hAnsi="Segoe UI Symbol" w:cs="Segoe UI Symbol"/>
+        </w:rPr>
+      </w:pPr>
+      <w:r>
+        <w:rPr>
+          <w:rFonts w:ascii="Segoe UI Symbol" w:hAnsi="Segoe UI Symbol" w:cs="Segoe UI Symbol"/>
+        </w:rPr>
+        <w:t xml:space="preserve">Maternidade </w:t>
+      </w:r>
+    </w:p>
+    <w:p>
+      <w:pPr>
+        <w:pStyle w:val="SemEspaamento"/>
+      </w:pPr>
+      <w:r>
+        <w:t xml:space="preserve"> </w:t>
+      </w:r>
+    </w:p>
+    <w:p>
+      <w:pPr>
+        <w:pStyle w:val="SemEspaamento"/>
+        <w:rPr>
+          <w:b/>
+        </w:rPr>
+      </w:pPr>
+      <w:r>
+        <w:rPr>
+          <w:b/>
+        </w:rPr>
+        <w:t xml:space="preserve">Giza, eu posso escolher </w:t>
+      </w:r>
+      <w:r>
+        <w:rPr>
+          <w:b/>
+        </w:rPr>
+        <w:t>sabores diferentes</w:t>
+      </w:r>
+      <w:r>
+        <w:rPr>
+          <w:b/>
+        </w:rPr>
+        <w:t xml:space="preserve"> no mesmo pedido?</w:t>
+      </w:r>
+    </w:p>
+    <w:p>
+      <w:pPr>
+        <w:pStyle w:val="SemEspaamento"/>
+      </w:pPr>
+      <w:r>
+        <w:t>Boa pergunta! C</w:t>
+      </w:r>
+      <w:r>
+        <w:t xml:space="preserve">laro que podemos fazer assim :) </w:t>
+      </w:r>
+    </w:p>
+    <w:p>
+      <w:pPr>
+        <w:pStyle w:val="SemEspaamento"/>
+      </w:pPr>
+      <w:r>
         <w:lastRenderedPageBreak/>
-        <w:t>Urso</w:t>
-      </w:r>
-    </w:p>
-    <w:p>
-      <w:pPr>
-        <w:pStyle w:val="SemEspaamento"/>
-      </w:pPr>
-      <w:r>
-        <w:t>Jacaré</w:t>
-      </w:r>
-    </w:p>
-    <w:p>
-      <w:pPr>
-        <w:pStyle w:val="SemEspaamento"/>
-      </w:pPr>
-      <w:r>
-        <w:t>Gato</w:t>
-      </w:r>
-    </w:p>
-    <w:p>
-      <w:pPr>
-        <w:pStyle w:val="SemEspaamento"/>
-      </w:pPr>
-      <w:proofErr w:type="gramStart"/>
-      <w:r>
-        <w:t>porco</w:t>
-      </w:r>
-      <w:proofErr w:type="gramEnd"/>
-    </w:p>
-    <w:p>
-      <w:pPr>
-        <w:pStyle w:val="SemEspaamento"/>
-      </w:pPr>
-    </w:p>
-    <w:p>
-      <w:pPr>
-        <w:pStyle w:val="SemEspaamento"/>
-        <w:rPr>
-          <w:b/>
-        </w:rPr>
-      </w:pPr>
-      <w:r>
-        <w:rPr>
-          <w:b/>
-        </w:rPr>
-        <w:t>Kit</w:t>
-      </w:r>
-      <w:r>
-        <w:rPr>
-          <w:b/>
-        </w:rPr>
-        <w:t xml:space="preserve"> 1</w:t>
-      </w:r>
-      <w:r>
-        <w:rPr>
-          <w:b/>
-        </w:rPr>
-        <w:t xml:space="preserve"> </w:t>
-      </w:r>
-      <w:r>
-        <w:rPr>
-          <w:b/>
-        </w:rPr>
-        <w:t xml:space="preserve">do dia da mulher. </w:t>
-      </w:r>
-      <w:r>
-        <w:rPr>
-          <w:b/>
-        </w:rPr>
-        <w:t xml:space="preserve">Total: </w:t>
-      </w:r>
-      <w:r>
-        <w:rPr>
-          <w:b/>
-          <w:color w:val="FF0000"/>
-        </w:rPr>
-        <w:t>20</w:t>
-      </w:r>
-      <w:r>
-        <w:rPr>
-          <w:b/>
-          <w:color w:val="FF0000"/>
-        </w:rPr>
-        <w:t>$</w:t>
-      </w:r>
-    </w:p>
-    <w:p>
-      <w:pPr>
-        <w:pStyle w:val="SemEspaamento"/>
-      </w:pPr>
-      <w:r>
-        <w:t>3 corações com palavras 7cm 30g 13,50$</w:t>
-      </w:r>
-    </w:p>
-    <w:p>
-      <w:pPr>
-        <w:pStyle w:val="SemEspaamento"/>
-      </w:pPr>
-      <w:r>
-        <w:t>1 com coração 7cm 36</w:t>
-      </w:r>
-      <w:r>
-        <w:t xml:space="preserve">g </w:t>
-      </w:r>
-      <w:r>
-        <w:rPr>
-          <w:u w:val="single"/>
-        </w:rPr>
-        <w:t>6,50$</w:t>
-      </w:r>
-    </w:p>
-    <w:p>
-      <w:pPr>
-        <w:pStyle w:val="SemEspaamento"/>
-      </w:pPr>
-    </w:p>
-    <w:p>
-      <w:pPr>
-        <w:pStyle w:val="SemEspaamento"/>
-        <w:rPr>
-          <w:b/>
-        </w:rPr>
-      </w:pPr>
-      <w:r>
-        <w:rPr>
-          <w:b/>
-        </w:rPr>
-        <w:t>Kit</w:t>
-      </w:r>
-      <w:r>
-        <w:rPr>
-          <w:b/>
-        </w:rPr>
-        <w:t xml:space="preserve"> 2</w:t>
-      </w:r>
-      <w:r>
-        <w:rPr>
-          <w:b/>
-        </w:rPr>
-        <w:t xml:space="preserve"> do dia da mulher</w:t>
-      </w:r>
-      <w:r>
-        <w:rPr>
-          <w:b/>
-        </w:rPr>
-        <w:t>.</w:t>
-      </w:r>
-      <w:r>
-        <w:rPr>
-          <w:b/>
-        </w:rPr>
-        <w:t xml:space="preserve"> </w:t>
-      </w:r>
-      <w:r>
-        <w:rPr>
-          <w:b/>
-        </w:rPr>
-        <w:t>Total:</w:t>
-      </w:r>
-      <w:r>
-        <w:rPr>
-          <w:b/>
-        </w:rPr>
-        <w:t xml:space="preserve"> </w:t>
-      </w:r>
-      <w:r>
-        <w:rPr>
-          <w:b/>
-          <w:color w:val="FF0000"/>
-        </w:rPr>
-        <w:t>26</w:t>
-      </w:r>
-      <w:r>
-        <w:rPr>
-          <w:b/>
-          <w:color w:val="FF0000"/>
-        </w:rPr>
-        <w:t>$</w:t>
-      </w:r>
-    </w:p>
-    <w:p>
-      <w:pPr>
-        <w:pStyle w:val="SemEspaamento"/>
-      </w:pPr>
-      <w:r>
-        <w:t>3</w:t>
-      </w:r>
-      <w:r>
-        <w:t xml:space="preserve"> </w:t>
-      </w:r>
-      <w:r>
-        <w:t xml:space="preserve">quadrados </w:t>
-      </w:r>
-      <w:r>
-        <w:t xml:space="preserve">com </w:t>
-      </w:r>
-      <w:r>
-        <w:t>palavras</w:t>
-      </w:r>
-      <w:r>
-        <w:t xml:space="preserve"> 7cm 36</w:t>
-      </w:r>
-      <w:r>
-        <w:t>g</w:t>
-      </w:r>
-      <w:r>
-        <w:t xml:space="preserve"> </w:t>
-      </w:r>
-      <w:r>
-        <w:rPr>
-          <w:u w:val="single"/>
-        </w:rPr>
-        <w:t>6,50$</w:t>
-      </w:r>
-    </w:p>
-    <w:p>
-      <w:pPr>
-        <w:pStyle w:val="SemEspaamento"/>
-      </w:pPr>
-      <w:r>
-        <w:t>1</w:t>
-      </w:r>
-      <w:r>
-        <w:t xml:space="preserve"> quadrado</w:t>
-      </w:r>
-      <w:r>
-        <w:t xml:space="preserve"> coração</w:t>
-      </w:r>
-      <w:r>
-        <w:t xml:space="preserve"> </w:t>
-      </w:r>
-      <w:r>
-        <w:t xml:space="preserve">7cm </w:t>
-      </w:r>
-      <w:r>
-        <w:t>36</w:t>
-      </w:r>
-      <w:r>
-        <w:t>g</w:t>
-      </w:r>
-      <w:r>
-        <w:t xml:space="preserve"> 6</w:t>
-      </w:r>
-      <w:r>
-        <w:t>,50$</w:t>
-      </w:r>
-    </w:p>
-    <w:p>
-      <w:pPr>
-        <w:pStyle w:val="SemEspaamento"/>
-      </w:pPr>
-    </w:p>
-    <w:p>
-      <w:pPr>
-        <w:pStyle w:val="SemEspaamento"/>
-        <w:rPr>
-          <w:b/>
-        </w:rPr>
-      </w:pPr>
-      <w:r>
-        <w:rPr>
-          <w:b/>
-        </w:rPr>
-        <w:t>M</w:t>
-      </w:r>
-      <w:r>
-        <w:rPr>
-          <w:b/>
-        </w:rPr>
-        <w:t xml:space="preserve">aternidade </w:t>
-      </w:r>
-      <w:r>
-        <w:rPr>
-          <w:b/>
-          <w:color w:val="FF0000"/>
-        </w:rPr>
-        <w:t>3</w:t>
-      </w:r>
-      <w:r>
-        <w:rPr>
-          <w:b/>
-          <w:color w:val="FF0000"/>
-        </w:rPr>
-        <w:t xml:space="preserve">$ a unidade </w:t>
-      </w:r>
-    </w:p>
-    <w:p>
-      <w:pPr>
-        <w:pStyle w:val="SemEspaamento"/>
-      </w:pPr>
-      <w:r>
-        <w:t>Eles têm 5cm - 14g</w:t>
-      </w:r>
-    </w:p>
-    <w:p>
-      <w:pPr>
-        <w:pStyle w:val="SemEspaamento"/>
-      </w:pPr>
-      <w:r>
-        <w:t>Você escolhe a quantidade</w:t>
-      </w:r>
-    </w:p>
-    <w:p>
-      <w:pPr>
-        <w:pStyle w:val="SemEspaamento"/>
-      </w:pPr>
-      <w:r>
-        <w:t>Mínimo 10 unidades</w:t>
-      </w:r>
-      <w:r>
-        <w:t xml:space="preserve"> </w:t>
-      </w:r>
-    </w:p>
-    <w:p>
-      <w:pPr>
-        <w:pStyle w:val="SemEspaamento"/>
-        <w:rPr>
-          <w:b/>
-          <w:color w:val="FF0000"/>
-        </w:rPr>
-      </w:pPr>
-    </w:p>
-    <w:p>
-      <w:pPr>
-        <w:pStyle w:val="SemEspaamento"/>
-      </w:pPr>
-      <w:r>
-        <w:t xml:space="preserve">Bichinhos </w:t>
-      </w:r>
-      <w:proofErr w:type="gramStart"/>
-      <w:r>
-        <w:t>q</w:t>
-      </w:r>
-      <w:proofErr w:type="gramEnd"/>
-      <w:r>
-        <w:t xml:space="preserve"> temos:</w:t>
-      </w:r>
-    </w:p>
-    <w:p>
-      <w:pPr>
-        <w:pStyle w:val="SemEspaamento"/>
-      </w:pPr>
-      <w:r>
-        <w:t>Elefante</w:t>
-      </w:r>
-    </w:p>
-    <w:p>
-      <w:pPr>
-        <w:pStyle w:val="SemEspaamento"/>
-      </w:pPr>
-      <w:r>
-        <w:t>Hipopótamo</w:t>
-      </w:r>
-    </w:p>
-    <w:p>
-      <w:pPr>
-        <w:pStyle w:val="SemEspaamento"/>
-      </w:pPr>
-      <w:r>
-        <w:t>Urso</w:t>
-      </w:r>
-    </w:p>
-    <w:p>
-      <w:pPr>
-        <w:pStyle w:val="SemEspaamento"/>
-      </w:pPr>
-      <w:r>
-        <w:t>Jacaré</w:t>
-      </w:r>
-    </w:p>
-    <w:p>
-      <w:pPr>
-        <w:pStyle w:val="SemEspaamento"/>
-      </w:pPr>
-      <w:r>
-        <w:t>Gato</w:t>
-      </w:r>
-    </w:p>
-    <w:p>
-      <w:pPr>
-        <w:pStyle w:val="SemEspaamento"/>
-      </w:pPr>
-      <w:r>
-        <w:t>P</w:t>
-      </w:r>
-      <w:r>
-        <w:t>orco</w:t>
-      </w:r>
-    </w:p>
-    <w:p>
-      <w:pPr>
-        <w:pStyle w:val="SemEspaamento"/>
-      </w:pPr>
-    </w:p>
-    <w:p>
-      <w:pPr>
-        <w:pStyle w:val="SemEspaamento"/>
-      </w:pPr>
-    </w:p>
-    <w:p>
-      <w:pPr>
-        <w:pStyle w:val="SemEspaamento"/>
-      </w:pPr>
-      <w:r>
-        <w:rPr>
-          <w:b/>
-        </w:rPr>
-        <w:t>Fotos de Embalagens</w:t>
-      </w:r>
-      <w:r>
-        <w:rPr>
-          <w:b/>
-        </w:rPr>
-        <w:cr/>
-      </w:r>
-      <w:proofErr w:type="gramStart"/>
-      <w:r>
-        <w:t>pacote</w:t>
-      </w:r>
-      <w:proofErr w:type="gramEnd"/>
-      <w:r>
-        <w:t xml:space="preserve"> </w:t>
-      </w:r>
-      <w:r>
-        <w:rPr>
-          <w:rFonts w:ascii="Segoe UI Symbol" w:hAnsi="Segoe UI Symbol" w:cs="Segoe UI Symbol"/>
-        </w:rPr>
-        <w:t>✅</w:t>
-      </w:r>
-      <w:r>
-        <w:cr/>
-      </w:r>
-      <w:proofErr w:type="gramStart"/>
-      <w:r>
-        <w:t>cestinha</w:t>
-      </w:r>
-      <w:proofErr w:type="gramEnd"/>
-      <w:r>
-        <w:t xml:space="preserve"> </w:t>
-      </w:r>
-      <w:r>
-        <w:rPr>
-          <w:rFonts w:ascii="Segoe UI Symbol" w:hAnsi="Segoe UI Symbol" w:cs="Segoe UI Symbol"/>
-        </w:rPr>
-        <w:t>✅</w:t>
-      </w:r>
-      <w:r>
-        <w:cr/>
-      </w:r>
-      <w:proofErr w:type="gramStart"/>
-      <w:r>
-        <w:t>caixa</w:t>
-      </w:r>
-      <w:proofErr w:type="gramEnd"/>
-      <w:r>
-        <w:t xml:space="preserve"> </w:t>
-      </w:r>
-      <w:r>
-        <w:rPr>
-          <w:rFonts w:ascii="Segoe UI Symbol" w:hAnsi="Segoe UI Symbol" w:cs="Segoe UI Symbol"/>
-        </w:rPr>
-        <w:t>✅</w:t>
-      </w:r>
-      <w:r>
-        <w:cr/>
-      </w:r>
-      <w:r>
-        <w:t xml:space="preserve"> </w:t>
-      </w:r>
-      <w:r>
-        <w:cr/>
-      </w:r>
-      <w:r>
-        <w:rPr>
-          <w:b/>
-        </w:rPr>
-        <w:t>Fotos</w:t>
-      </w:r>
-      <w:r>
-        <w:rPr>
-          <w:b/>
-        </w:rPr>
-        <w:t xml:space="preserve"> dos</w:t>
-      </w:r>
-      <w:r>
-        <w:rPr>
-          <w:b/>
-        </w:rPr>
-        <w:t xml:space="preserve"> biscoitos</w:t>
-      </w:r>
-      <w:r>
-        <w:rPr>
-          <w:b/>
-        </w:rPr>
-        <w:cr/>
-      </w:r>
-      <w:proofErr w:type="gramStart"/>
-      <w:r>
-        <w:t xml:space="preserve">simples </w:t>
-      </w:r>
-      <w:r>
-        <w:rPr>
-          <w:rFonts w:ascii="Segoe UI Symbol" w:hAnsi="Segoe UI Symbol" w:cs="Segoe UI Symbol"/>
-        </w:rPr>
-        <w:t xml:space="preserve"> (</w:t>
-      </w:r>
-      <w:proofErr w:type="gramEnd"/>
-      <w:r>
-        <w:rPr>
-          <w:rFonts w:ascii="Segoe UI Symbol" w:hAnsi="Segoe UI Symbol" w:cs="Segoe UI Symbol"/>
-        </w:rPr>
-        <w:t>os de pascoa ovo, cenoura e coelho 7cm)</w:t>
-      </w:r>
-    </w:p>
-    <w:p>
-      <w:pPr>
-        <w:pStyle w:val="SemEspaamento"/>
-        <w:rPr>
-          <w:rFonts w:ascii="Segoe UI Symbol" w:hAnsi="Segoe UI Symbol" w:cs="Segoe UI Symbol"/>
-        </w:rPr>
-      </w:pPr>
-      <w:proofErr w:type="gramStart"/>
-      <w:r>
-        <w:t>elaborado</w:t>
-      </w:r>
-      <w:proofErr w:type="gramEnd"/>
-      <w:r>
-        <w:t xml:space="preserve"> </w:t>
-      </w:r>
-    </w:p>
-    <w:p>
-      <w:pPr>
-        <w:pStyle w:val="SemEspaamento"/>
-      </w:pPr>
-      <w:proofErr w:type="gramStart"/>
-      <w:r>
-        <w:t>festivo</w:t>
-      </w:r>
-      <w:proofErr w:type="gramEnd"/>
-      <w:r>
-        <w:t xml:space="preserve"> (pascoa </w:t>
-      </w:r>
-      <w:proofErr w:type="spellStart"/>
-      <w:r>
-        <w:t>agr</w:t>
-      </w:r>
-      <w:proofErr w:type="spellEnd"/>
-      <w:r>
-        <w:t xml:space="preserve"> </w:t>
-      </w:r>
-      <w:r>
-        <w:rPr>
-          <w:rFonts w:ascii="Segoe UI Symbol" w:hAnsi="Segoe UI Symbol" w:cs="Segoe UI Symbol"/>
-        </w:rPr>
-        <w:t>✅</w:t>
-      </w:r>
-      <w:r>
-        <w:t>)</w:t>
-      </w:r>
-      <w:r>
-        <w:t xml:space="preserve"> </w:t>
-      </w:r>
-    </w:p>
-    <w:p>
-      <w:pPr>
-        <w:pStyle w:val="SemEspaamento"/>
-      </w:pPr>
-      <w:r>
-        <w:cr/>
-      </w:r>
-      <w:r>
-        <w:rPr>
-          <w:b/>
-        </w:rPr>
-        <w:t>Fotos dos kits</w:t>
-      </w:r>
-      <w:r>
-        <w:rPr>
-          <w:b/>
-        </w:rPr>
-        <w:cr/>
-      </w:r>
-      <w:proofErr w:type="gramStart"/>
-      <w:r>
-        <w:t>kit</w:t>
-      </w:r>
-      <w:proofErr w:type="gramEnd"/>
-      <w:r>
-        <w:t xml:space="preserve"> 1 pascoa</w:t>
-      </w:r>
-      <w:r>
-        <w:t xml:space="preserve"> </w:t>
-      </w:r>
-    </w:p>
-    <w:p>
-      <w:pPr>
-        <w:pStyle w:val="SemEspaamento"/>
-      </w:pPr>
-      <w:r>
-        <w:t xml:space="preserve">Kit </w:t>
-      </w:r>
-      <w:r>
-        <w:t>2 pascoa</w:t>
-      </w:r>
-      <w:r>
-        <w:t xml:space="preserve"> </w:t>
-      </w:r>
-    </w:p>
-    <w:p>
-      <w:pPr>
-        <w:pStyle w:val="SemEspaamento"/>
-        <w:rPr>
-          <w:rFonts w:ascii="Segoe UI Symbol" w:hAnsi="Segoe UI Symbol" w:cs="Segoe UI Symbol"/>
-        </w:rPr>
-      </w:pPr>
-      <w:proofErr w:type="gramStart"/>
-      <w:r>
-        <w:t>kit</w:t>
-      </w:r>
-      <w:proofErr w:type="gramEnd"/>
-      <w:r>
-        <w:t xml:space="preserve"> 1 </w:t>
-      </w:r>
-      <w:r>
-        <w:t xml:space="preserve">menino e menina </w:t>
-      </w:r>
-    </w:p>
-    <w:p>
-      <w:pPr>
-        <w:pStyle w:val="SemEspaamento"/>
-        <w:rPr>
-          <w:rFonts w:ascii="Segoe UI Symbol" w:hAnsi="Segoe UI Symbol" w:cs="Segoe UI Symbol"/>
-        </w:rPr>
-      </w:pPr>
-      <w:proofErr w:type="gramStart"/>
-      <w:r>
-        <w:t>kit</w:t>
-      </w:r>
-      <w:proofErr w:type="gramEnd"/>
-      <w:r>
-        <w:t xml:space="preserve"> 2</w:t>
-      </w:r>
-      <w:r>
-        <w:t xml:space="preserve"> </w:t>
-      </w:r>
-      <w:r>
-        <w:t>menino e menina</w:t>
-      </w:r>
-      <w:r>
-        <w:t xml:space="preserve"> </w:t>
-      </w:r>
-    </w:p>
-    <w:p>
-      <w:pPr>
-        <w:pStyle w:val="SemEspaamento"/>
-        <w:rPr>
-          <w:rFonts w:ascii="Segoe UI Symbol" w:hAnsi="Segoe UI Symbol" w:cs="Segoe UI Symbol"/>
-        </w:rPr>
-      </w:pPr>
-      <w:proofErr w:type="gramStart"/>
-      <w:r>
-        <w:rPr>
-          <w:rFonts w:ascii="Segoe UI Symbol" w:hAnsi="Segoe UI Symbol" w:cs="Segoe UI Symbol"/>
-        </w:rPr>
-        <w:t>kit</w:t>
-      </w:r>
-      <w:proofErr w:type="gramEnd"/>
-      <w:r>
-        <w:rPr>
-          <w:rFonts w:ascii="Segoe UI Symbol" w:hAnsi="Segoe UI Symbol" w:cs="Segoe UI Symbol"/>
-        </w:rPr>
-        <w:t xml:space="preserve"> 1 da mulher</w:t>
-      </w:r>
-      <w:r>
-        <w:rPr>
-          <w:rFonts w:ascii="Segoe UI Symbol" w:hAnsi="Segoe UI Symbol" w:cs="Segoe UI Symbol"/>
-        </w:rPr>
-        <w:t xml:space="preserve"> </w:t>
-      </w:r>
-    </w:p>
-    <w:p>
-      <w:pPr>
-        <w:pStyle w:val="SemEspaamento"/>
-        <w:rPr>
-          <w:rFonts w:ascii="Segoe UI Symbol" w:hAnsi="Segoe UI Symbol" w:cs="Segoe UI Symbol"/>
-        </w:rPr>
-      </w:pPr>
-      <w:proofErr w:type="gramStart"/>
-      <w:r>
-        <w:rPr>
-          <w:rFonts w:ascii="Segoe UI Symbol" w:hAnsi="Segoe UI Symbol" w:cs="Segoe UI Symbol"/>
-        </w:rPr>
-        <w:t>kit</w:t>
-      </w:r>
-      <w:proofErr w:type="gramEnd"/>
-      <w:r>
-        <w:rPr>
-          <w:rFonts w:ascii="Segoe UI Symbol" w:hAnsi="Segoe UI Symbol" w:cs="Segoe UI Symbol"/>
-        </w:rPr>
-        <w:t xml:space="preserve"> 2 da mulher</w:t>
-      </w:r>
-      <w:r>
-        <w:rPr>
-          <w:rFonts w:ascii="Segoe UI Symbol" w:hAnsi="Segoe UI Symbol" w:cs="Segoe UI Symbol"/>
-        </w:rPr>
-        <w:t xml:space="preserve"> </w:t>
-      </w:r>
-    </w:p>
-    <w:p>
-      <w:pPr>
-        <w:pStyle w:val="SemEspaamento"/>
-        <w:rPr>
-          <w:rFonts w:ascii="Segoe UI Symbol" w:hAnsi="Segoe UI Symbol" w:cs="Segoe UI Symbol"/>
-        </w:rPr>
-      </w:pPr>
-      <w:r>
-        <w:rPr>
-          <w:rFonts w:ascii="Segoe UI Symbol" w:hAnsi="Segoe UI Symbol" w:cs="Segoe UI Symbol"/>
-        </w:rPr>
-        <w:t xml:space="preserve">Maternidade </w:t>
-      </w:r>
-    </w:p>
-    <w:p>
-      <w:pPr>
-        <w:pStyle w:val="SemEspaamento"/>
-      </w:pPr>
-      <w:r>
-        <w:t xml:space="preserve"> </w:t>
-      </w:r>
-    </w:p>
-    <w:p>
-      <w:pPr>
-        <w:pStyle w:val="SemEspaamento"/>
-        <w:rPr>
-          <w:b/>
-        </w:rPr>
-      </w:pPr>
-      <w:r>
-        <w:rPr>
-          <w:b/>
-        </w:rPr>
-        <w:t xml:space="preserve">Giza, eu posso escolher </w:t>
-      </w:r>
-      <w:r>
-        <w:rPr>
-          <w:b/>
-        </w:rPr>
-        <w:t>sabores diferentes</w:t>
-      </w:r>
-      <w:r>
-        <w:rPr>
-          <w:b/>
-        </w:rPr>
-        <w:t xml:space="preserve"> no mesmo pedido?</w:t>
-      </w:r>
-    </w:p>
-    <w:p>
-      <w:pPr>
-        <w:pStyle w:val="SemEspaamento"/>
-      </w:pPr>
-      <w:r>
-        <w:t>Boa pergunta! C</w:t>
-      </w:r>
-      <w:r>
-        <w:t xml:space="preserve">laro que podemos fazer assim :) </w:t>
-      </w:r>
-    </w:p>
-    <w:p>
-      <w:pPr>
-        <w:pStyle w:val="SemEspaamento"/>
-      </w:pPr>
-      <w:r>
         <w:t>Basta nos avisar certinho e com antecedência, para prepararmos com tempo e muito carinho.</w:t>
       </w:r>
     </w:p>
@@ -3924,7 +3988,6 @@
         <w:rPr>
           <w:b/>
         </w:rPr>
-        <w:lastRenderedPageBreak/>
         <w:t>Perguntas frequentes:</w:t>
       </w:r>
     </w:p>
@@ -4135,13 +4198,7 @@
         <w:pStyle w:val="SemEspaamento"/>
       </w:pPr>
       <w:r>
-        <w:t xml:space="preserve">Olá </w:t>
-      </w:r>
-      <w:r>
-        <w:t>nome</w:t>
-      </w:r>
-      <w:r>
-        <w:t>! Boa tarde!</w:t>
+        <w:t>Olá nome! Boa tarde!</w:t>
       </w:r>
     </w:p>
     <w:p>

--- a/Anotaçoes importantes.docx
+++ b/Anotaçoes importantes.docx
@@ -1824,8 +1824,6 @@
       <w:r>
         <w:t>26</w:t>
       </w:r>
-      <w:bookmarkStart w:id="0" w:name="_GoBack"/>
-      <w:bookmarkEnd w:id="0"/>
       <w:r>
         <w:t>$</w:t>
       </w:r>
@@ -2057,88 +2055,8 @@
         <w:rPr>
           <w:color w:val="ED7D31" w:themeColor="accent2"/>
         </w:rPr>
-        <w:t>Kit com 2 unidades</w:t>
-      </w:r>
-    </w:p>
-    <w:p>
-      <w:pPr>
-        <w:pStyle w:val="SemEspaamento"/>
-        <w:rPr>
-          <w:b/>
-          <w:bCs/>
-          <w:color w:val="000000"/>
-        </w:rPr>
-      </w:pPr>
-      <w:r>
-        <w:rPr>
-          <w:b/>
-          <w:bCs/>
-          <w:color w:val="000000"/>
-        </w:rPr>
-        <w:t>No pacote transparente:</w:t>
-      </w:r>
-    </w:p>
-    <w:p>
-      <w:pPr>
-        <w:pStyle w:val="SemEspaamento"/>
-        <w:numPr>
-          <w:ilvl w:val="0"/>
-          <w:numId w:val="23"/>
-        </w:numPr>
-        <w:rPr>
-          <w:color w:val="000000"/>
-        </w:rPr>
-      </w:pPr>
-      <w:r>
-        <w:rPr>
-          <w:color w:val="000000"/>
-        </w:rPr>
-        <w:t>Simples - 10$</w:t>
-      </w:r>
-    </w:p>
-    <w:p>
-      <w:pPr>
-        <w:pStyle w:val="SemEspaamento"/>
-        <w:numPr>
-          <w:ilvl w:val="0"/>
-          <w:numId w:val="23"/>
-        </w:numPr>
-        <w:rPr>
-          <w:color w:val="000000"/>
-        </w:rPr>
-      </w:pPr>
-      <w:r>
-        <w:rPr>
-          <w:color w:val="000000"/>
-        </w:rPr>
-        <w:t>Elaborado - 13$</w:t>
-      </w:r>
-    </w:p>
-    <w:p>
-      <w:pPr>
-        <w:pStyle w:val="SemEspaamento"/>
-        <w:numPr>
-          <w:ilvl w:val="0"/>
-          <w:numId w:val="23"/>
-        </w:numPr>
-        <w:rPr>
-          <w:color w:val="000000"/>
-        </w:rPr>
-      </w:pPr>
-      <w:r>
-        <w:rPr>
-          <w:color w:val="000000"/>
-        </w:rPr>
-        <w:t>Festivo – 14$</w:t>
-      </w:r>
-    </w:p>
-    <w:p>
-      <w:pPr>
-        <w:pStyle w:val="SemEspaamento"/>
-        <w:rPr>
-          <w:color w:val="000000"/>
-        </w:rPr>
-      </w:pPr>
+        <w:t>Kit com 4 unidades</w:t>
+      </w:r>
     </w:p>
     <w:p>
       <w:pPr>
@@ -2163,7 +2081,6 @@
         </w:numPr>
       </w:pPr>
       <w:r>
-        <w:lastRenderedPageBreak/>
         <w:t xml:space="preserve">Simples </w:t>
       </w:r>
       <w:r>
@@ -2173,7 +2090,7 @@
         <w:t xml:space="preserve"> </w:t>
       </w:r>
       <w:r>
-        <w:t>11,80</w:t>
+        <w:t>20,80</w:t>
       </w:r>
       <w:r>
         <w:t>$</w:t>
@@ -2197,7 +2114,7 @@
         <w:t xml:space="preserve"> </w:t>
       </w:r>
       <w:r>
-        <w:t>14,80</w:t>
+        <w:t>26,80</w:t>
       </w:r>
       <w:r>
         <w:t>$</w:t>
@@ -2224,7 +2141,7 @@
         <w:t xml:space="preserve"> </w:t>
       </w:r>
       <w:r>
-        <w:t>15,80</w:t>
+        <w:t>28,80</w:t>
       </w:r>
       <w:r>
         <w:t>$</w:t>
@@ -2233,6 +2150,9 @@
     <w:p>
       <w:pPr>
         <w:pStyle w:val="SemEspaamento"/>
+        <w:rPr>
+          <w:color w:val="ED7D31" w:themeColor="accent2"/>
+        </w:rPr>
       </w:pPr>
     </w:p>
     <w:p>
@@ -2258,7 +2178,7 @@
         <w:pStyle w:val="SemEspaamento"/>
         <w:numPr>
           <w:ilvl w:val="0"/>
-          <w:numId w:val="24"/>
+          <w:numId w:val="21"/>
         </w:numPr>
         <w:rPr>
           <w:color w:val="000000"/>
@@ -2268,7 +2188,8 @@
         <w:rPr>
           <w:color w:val="000000"/>
         </w:rPr>
-        <w:t>Simples - 13$</w:t>
+        <w:lastRenderedPageBreak/>
+        <w:t>Simples - 22$</w:t>
       </w:r>
     </w:p>
     <w:p>
@@ -2276,7 +2197,7 @@
         <w:pStyle w:val="SemEspaamento"/>
         <w:numPr>
           <w:ilvl w:val="0"/>
-          <w:numId w:val="24"/>
+          <w:numId w:val="21"/>
         </w:numPr>
         <w:rPr>
           <w:color w:val="000000"/>
@@ -2286,7 +2207,7 @@
         <w:rPr>
           <w:color w:val="000000"/>
         </w:rPr>
-        <w:t>Elaborado - 16$</w:t>
+        <w:t>Elaborado - 28$</w:t>
       </w:r>
     </w:p>
     <w:p>
@@ -2294,7 +2215,7 @@
         <w:pStyle w:val="SemEspaamento"/>
         <w:numPr>
           <w:ilvl w:val="0"/>
-          <w:numId w:val="24"/>
+          <w:numId w:val="21"/>
         </w:numPr>
         <w:rPr>
           <w:color w:val="000000"/>
@@ -2304,13 +2225,8 @@
         <w:rPr>
           <w:color w:val="000000"/>
         </w:rPr>
-        <w:t>Festivo – 17$</w:t>
-      </w:r>
-    </w:p>
-    <w:p>
-      <w:pPr>
-        <w:pStyle w:val="SemEspaamento"/>
-      </w:pPr>
+        <w:t>Festivo – 30$</w:t>
+      </w:r>
     </w:p>
     <w:p>
       <w:pPr>
@@ -2319,11 +2235,19 @@
           <w:color w:val="ED7D31" w:themeColor="accent2"/>
         </w:rPr>
       </w:pPr>
-      <w:r>
+    </w:p>
+    <w:p>
+      <w:pPr>
+        <w:pStyle w:val="SemEspaamento"/>
         <w:rPr>
           <w:color w:val="ED7D31" w:themeColor="accent2"/>
         </w:rPr>
-        <w:t>Kit com 4 unidades</w:t>
+      </w:pPr>
+      <w:r>
+        <w:rPr>
+          <w:color w:val="ED7D31" w:themeColor="accent2"/>
+        </w:rPr>
+        <w:t>Kit com 6 unidades</w:t>
       </w:r>
     </w:p>
     <w:p>
@@ -2358,7 +2282,7 @@
         <w:t xml:space="preserve"> </w:t>
       </w:r>
       <w:r>
-        <w:t>20,80</w:t>
+        <w:t>29,80</w:t>
       </w:r>
       <w:r>
         <w:t>$</w:t>
@@ -2382,7 +2306,7 @@
         <w:t xml:space="preserve"> </w:t>
       </w:r>
       <w:r>
-        <w:t>26,80</w:t>
+        <w:t>38,80</w:t>
       </w:r>
       <w:r>
         <w:t>$</w:t>
@@ -2409,197 +2333,6 @@
         <w:t xml:space="preserve"> </w:t>
       </w:r>
       <w:r>
-        <w:t>28,80</w:t>
-      </w:r>
-      <w:r>
-        <w:t>$</w:t>
-      </w:r>
-    </w:p>
-    <w:p>
-      <w:pPr>
-        <w:pStyle w:val="SemEspaamento"/>
-        <w:rPr>
-          <w:color w:val="ED7D31" w:themeColor="accent2"/>
-        </w:rPr>
-      </w:pPr>
-    </w:p>
-    <w:p>
-      <w:pPr>
-        <w:pStyle w:val="SemEspaamento"/>
-        <w:rPr>
-          <w:b/>
-          <w:bCs/>
-          <w:color w:val="000000"/>
-        </w:rPr>
-      </w:pPr>
-      <w:r>
-        <w:rPr>
-          <w:b/>
-          <w:bCs/>
-          <w:color w:val="000000"/>
-        </w:rPr>
-        <w:t>Na caixa com visor:</w:t>
-      </w:r>
-    </w:p>
-    <w:p>
-      <w:pPr>
-        <w:pStyle w:val="SemEspaamento"/>
-        <w:numPr>
-          <w:ilvl w:val="0"/>
-          <w:numId w:val="21"/>
-        </w:numPr>
-        <w:rPr>
-          <w:color w:val="000000"/>
-        </w:rPr>
-      </w:pPr>
-      <w:r>
-        <w:rPr>
-          <w:color w:val="000000"/>
-        </w:rPr>
-        <w:t>Simples - 22$</w:t>
-      </w:r>
-    </w:p>
-    <w:p>
-      <w:pPr>
-        <w:pStyle w:val="SemEspaamento"/>
-        <w:numPr>
-          <w:ilvl w:val="0"/>
-          <w:numId w:val="21"/>
-        </w:numPr>
-        <w:rPr>
-          <w:color w:val="000000"/>
-        </w:rPr>
-      </w:pPr>
-      <w:r>
-        <w:rPr>
-          <w:color w:val="000000"/>
-        </w:rPr>
-        <w:t>Elaborado - 28$</w:t>
-      </w:r>
-    </w:p>
-    <w:p>
-      <w:pPr>
-        <w:pStyle w:val="SemEspaamento"/>
-        <w:numPr>
-          <w:ilvl w:val="0"/>
-          <w:numId w:val="21"/>
-        </w:numPr>
-        <w:rPr>
-          <w:color w:val="000000"/>
-        </w:rPr>
-      </w:pPr>
-      <w:r>
-        <w:rPr>
-          <w:color w:val="000000"/>
-        </w:rPr>
-        <w:t>Festivo – 30$</w:t>
-      </w:r>
-    </w:p>
-    <w:p>
-      <w:pPr>
-        <w:pStyle w:val="SemEspaamento"/>
-        <w:rPr>
-          <w:color w:val="ED7D31" w:themeColor="accent2"/>
-        </w:rPr>
-      </w:pPr>
-    </w:p>
-    <w:p>
-      <w:pPr>
-        <w:pStyle w:val="SemEspaamento"/>
-        <w:rPr>
-          <w:color w:val="ED7D31" w:themeColor="accent2"/>
-        </w:rPr>
-      </w:pPr>
-      <w:r>
-        <w:rPr>
-          <w:color w:val="ED7D31" w:themeColor="accent2"/>
-        </w:rPr>
-        <w:t>Kit com 6 unidades</w:t>
-      </w:r>
-    </w:p>
-    <w:p>
-      <w:pPr>
-        <w:pStyle w:val="SemEspaamento"/>
-        <w:rPr>
-          <w:b/>
-        </w:rPr>
-      </w:pPr>
-      <w:r>
-        <w:rPr>
-          <w:b/>
-        </w:rPr>
-        <w:t>Na cestinha:</w:t>
-      </w:r>
-    </w:p>
-    <w:p>
-      <w:pPr>
-        <w:pStyle w:val="SemEspaamento"/>
-        <w:numPr>
-          <w:ilvl w:val="0"/>
-          <w:numId w:val="26"/>
-        </w:numPr>
-      </w:pPr>
-      <w:r>
-        <w:t xml:space="preserve">Simples </w:t>
-      </w:r>
-      <w:r>
-        <w:t>–</w:t>
-      </w:r>
-      <w:r>
-        <w:t xml:space="preserve"> </w:t>
-      </w:r>
-      <w:r>
-        <w:t>29,80</w:t>
-      </w:r>
-      <w:r>
-        <w:t>$</w:t>
-      </w:r>
-    </w:p>
-    <w:p>
-      <w:pPr>
-        <w:pStyle w:val="SemEspaamento"/>
-        <w:numPr>
-          <w:ilvl w:val="0"/>
-          <w:numId w:val="26"/>
-        </w:numPr>
-      </w:pPr>
-      <w:r>
-        <w:t xml:space="preserve">Elaborado </w:t>
-      </w:r>
-      <w:r>
-        <w:t>–</w:t>
-      </w:r>
-      <w:r>
-        <w:t xml:space="preserve"> </w:t>
-      </w:r>
-      <w:r>
-        <w:t>38,80</w:t>
-      </w:r>
-      <w:r>
-        <w:t>$</w:t>
-      </w:r>
-    </w:p>
-    <w:p>
-      <w:pPr>
-        <w:pStyle w:val="SemEspaamento"/>
-        <w:numPr>
-          <w:ilvl w:val="0"/>
-          <w:numId w:val="26"/>
-        </w:numPr>
-      </w:pPr>
-      <w:r>
-        <w:rPr>
-          <w:color w:val="000000"/>
-        </w:rPr>
-        <w:t xml:space="preserve">Festivo </w:t>
-      </w:r>
-      <w:r>
-        <w:t>–</w:t>
-      </w:r>
-      <w:r>
-        <w:t xml:space="preserve"> </w:t>
-      </w:r>
-      <w:r>
         <w:t>41,80</w:t>
       </w:r>
       <w:r>
@@ -3152,7 +2885,366 @@
         <w:pStyle w:val="SemEspaamento"/>
       </w:pPr>
       <w:r>
+        <w:t xml:space="preserve">Bichinhos </w:t>
+      </w:r>
+      <w:proofErr w:type="gramStart"/>
+      <w:r>
+        <w:t>q</w:t>
+      </w:r>
+      <w:proofErr w:type="gramEnd"/>
+      <w:r>
+        <w:t xml:space="preserve"> temos:</w:t>
+      </w:r>
+    </w:p>
+    <w:p>
+      <w:pPr>
+        <w:pStyle w:val="SemEspaamento"/>
+      </w:pPr>
+      <w:r>
+        <w:t>Elefante</w:t>
+      </w:r>
+    </w:p>
+    <w:p>
+      <w:pPr>
+        <w:pStyle w:val="SemEspaamento"/>
+      </w:pPr>
+      <w:r>
+        <w:t>Hipopótamo</w:t>
+      </w:r>
+    </w:p>
+    <w:p>
+      <w:pPr>
+        <w:pStyle w:val="SemEspaamento"/>
+      </w:pPr>
+      <w:r>
+        <w:t>Urso</w:t>
+      </w:r>
+    </w:p>
+    <w:p>
+      <w:pPr>
+        <w:pStyle w:val="SemEspaamento"/>
+      </w:pPr>
+      <w:r>
+        <w:t>Jacaré</w:t>
+      </w:r>
+    </w:p>
+    <w:p>
+      <w:pPr>
+        <w:pStyle w:val="SemEspaamento"/>
+      </w:pPr>
+      <w:r>
+        <w:t>Gato</w:t>
+      </w:r>
+    </w:p>
+    <w:p>
+      <w:pPr>
+        <w:pStyle w:val="SemEspaamento"/>
+      </w:pPr>
+      <w:proofErr w:type="gramStart"/>
+      <w:r>
+        <w:t>porco</w:t>
+      </w:r>
+      <w:proofErr w:type="gramEnd"/>
+    </w:p>
+    <w:p>
+      <w:pPr>
+        <w:pStyle w:val="SemEspaamento"/>
+      </w:pPr>
+    </w:p>
+    <w:p>
+      <w:pPr>
+        <w:pStyle w:val="SemEspaamento"/>
+        <w:rPr>
+          <w:b/>
+        </w:rPr>
+      </w:pPr>
+      <w:r>
+        <w:rPr>
+          <w:b/>
+        </w:rPr>
+        <w:t>Kit</w:t>
+      </w:r>
+      <w:r>
+        <w:rPr>
+          <w:b/>
+        </w:rPr>
+        <w:t xml:space="preserve"> 1</w:t>
+      </w:r>
+      <w:r>
+        <w:rPr>
+          <w:b/>
+        </w:rPr>
+        <w:t xml:space="preserve"> </w:t>
+      </w:r>
+      <w:r>
+        <w:rPr>
+          <w:b/>
+        </w:rPr>
+        <w:t xml:space="preserve">do dia da mulher. </w:t>
+      </w:r>
+      <w:r>
+        <w:rPr>
+          <w:b/>
+        </w:rPr>
+        <w:t xml:space="preserve">Total: </w:t>
+      </w:r>
+      <w:r>
+        <w:rPr>
+          <w:b/>
+          <w:color w:val="FF0000"/>
+        </w:rPr>
+        <w:t>20</w:t>
+      </w:r>
+      <w:r>
+        <w:rPr>
+          <w:b/>
+          <w:color w:val="FF0000"/>
+        </w:rPr>
+        <w:t>$</w:t>
+      </w:r>
+    </w:p>
+    <w:p>
+      <w:pPr>
+        <w:pStyle w:val="SemEspaamento"/>
+      </w:pPr>
+      <w:r>
+        <w:t>3 corações com palavras 7cm 30g 13,50$</w:t>
+      </w:r>
+    </w:p>
+    <w:p>
+      <w:pPr>
+        <w:pStyle w:val="SemEspaamento"/>
+      </w:pPr>
+      <w:r>
+        <w:t>1 com coração 7cm 36</w:t>
+      </w:r>
+      <w:r>
+        <w:t xml:space="preserve">g </w:t>
+      </w:r>
+      <w:r>
+        <w:rPr>
+          <w:u w:val="single"/>
+        </w:rPr>
+        <w:t>6,50$</w:t>
+      </w:r>
+    </w:p>
+    <w:p>
+      <w:pPr>
+        <w:pStyle w:val="SemEspaamento"/>
+      </w:pPr>
+    </w:p>
+    <w:p>
+      <w:pPr>
+        <w:pStyle w:val="SemEspaamento"/>
+        <w:rPr>
+          <w:b/>
+        </w:rPr>
+      </w:pPr>
+      <w:r>
+        <w:rPr>
+          <w:b/>
+        </w:rPr>
+        <w:t>Kit</w:t>
+      </w:r>
+      <w:r>
+        <w:rPr>
+          <w:b/>
+        </w:rPr>
+        <w:t xml:space="preserve"> 2</w:t>
+      </w:r>
+      <w:r>
+        <w:rPr>
+          <w:b/>
+        </w:rPr>
+        <w:t xml:space="preserve"> do dia da mulher</w:t>
+      </w:r>
+      <w:r>
+        <w:rPr>
+          <w:b/>
+        </w:rPr>
+        <w:t>.</w:t>
+      </w:r>
+      <w:r>
+        <w:rPr>
+          <w:b/>
+        </w:rPr>
+        <w:t xml:space="preserve"> </w:t>
+      </w:r>
+      <w:r>
+        <w:rPr>
+          <w:b/>
+        </w:rPr>
+        <w:t>Total:</w:t>
+      </w:r>
+      <w:r>
+        <w:rPr>
+          <w:b/>
+        </w:rPr>
+        <w:t xml:space="preserve"> </w:t>
+      </w:r>
+      <w:r>
+        <w:rPr>
+          <w:b/>
+          <w:color w:val="FF0000"/>
+        </w:rPr>
+        <w:t>26</w:t>
+      </w:r>
+      <w:r>
+        <w:rPr>
+          <w:b/>
+          <w:color w:val="FF0000"/>
+        </w:rPr>
+        <w:t>$</w:t>
+      </w:r>
+    </w:p>
+    <w:p>
+      <w:pPr>
+        <w:pStyle w:val="SemEspaamento"/>
+      </w:pPr>
+      <w:r>
+        <w:t>3</w:t>
+      </w:r>
+      <w:r>
+        <w:t xml:space="preserve"> </w:t>
+      </w:r>
+      <w:r>
+        <w:t xml:space="preserve">quadrados </w:t>
+      </w:r>
+      <w:r>
+        <w:t xml:space="preserve">com </w:t>
+      </w:r>
+      <w:r>
+        <w:t>palavras</w:t>
+      </w:r>
+      <w:r>
+        <w:t xml:space="preserve"> 7cm 36</w:t>
+      </w:r>
+      <w:r>
+        <w:t>g</w:t>
+      </w:r>
+      <w:r>
+        <w:t xml:space="preserve"> </w:t>
+      </w:r>
+      <w:r>
+        <w:rPr>
+          <w:u w:val="single"/>
+        </w:rPr>
+        <w:t>6,50$</w:t>
+      </w:r>
+    </w:p>
+    <w:p>
+      <w:pPr>
+        <w:pStyle w:val="SemEspaamento"/>
+      </w:pPr>
+      <w:r>
+        <w:t>1</w:t>
+      </w:r>
+      <w:r>
+        <w:t xml:space="preserve"> quadrado</w:t>
+      </w:r>
+      <w:r>
+        <w:t xml:space="preserve"> coração</w:t>
+      </w:r>
+      <w:r>
+        <w:t xml:space="preserve"> </w:t>
+      </w:r>
+      <w:r>
+        <w:t xml:space="preserve">7cm </w:t>
+      </w:r>
+      <w:r>
+        <w:t>36</w:t>
+      </w:r>
+      <w:r>
+        <w:t>g</w:t>
+      </w:r>
+      <w:r>
+        <w:t xml:space="preserve"> 6</w:t>
+      </w:r>
+      <w:r>
+        <w:t>,50$</w:t>
+      </w:r>
+    </w:p>
+    <w:p>
+      <w:pPr>
+        <w:pStyle w:val="SemEspaamento"/>
+      </w:pPr>
+    </w:p>
+    <w:p>
+      <w:pPr>
+        <w:pStyle w:val="SemEspaamento"/>
+        <w:rPr>
+          <w:b/>
+        </w:rPr>
+      </w:pPr>
+      <w:r>
+        <w:rPr>
+          <w:b/>
+        </w:rPr>
         <w:lastRenderedPageBreak/>
+        <w:t>M</w:t>
+      </w:r>
+      <w:r>
+        <w:rPr>
+          <w:b/>
+        </w:rPr>
+        <w:t xml:space="preserve">aternidade </w:t>
+      </w:r>
+      <w:r>
+        <w:rPr>
+          <w:b/>
+          <w:color w:val="FF0000"/>
+        </w:rPr>
+        <w:t>3</w:t>
+      </w:r>
+      <w:r>
+        <w:rPr>
+          <w:b/>
+          <w:color w:val="FF0000"/>
+        </w:rPr>
+        <w:t xml:space="preserve">$ a unidade </w:t>
+      </w:r>
+    </w:p>
+    <w:p>
+      <w:pPr>
+        <w:pStyle w:val="SemEspaamento"/>
+      </w:pPr>
+      <w:r>
+        <w:t>Eles têm 5cm - 14g</w:t>
+      </w:r>
+    </w:p>
+    <w:p>
+      <w:pPr>
+        <w:pStyle w:val="SemEspaamento"/>
+      </w:pPr>
+      <w:r>
+        <w:t>Você escolhe a quantidade</w:t>
+      </w:r>
+    </w:p>
+    <w:p>
+      <w:pPr>
+        <w:pStyle w:val="SemEspaamento"/>
+      </w:pPr>
+      <w:r>
+        <w:t>Mínimo 10 unidades</w:t>
+      </w:r>
+      <w:r>
+        <w:t xml:space="preserve"> </w:t>
+      </w:r>
+    </w:p>
+    <w:p>
+      <w:pPr>
+        <w:pStyle w:val="SemEspaamento"/>
+        <w:rPr>
+          <w:b/>
+          <w:color w:val="FF0000"/>
+        </w:rPr>
+      </w:pPr>
+    </w:p>
+    <w:p>
+      <w:pPr>
+        <w:pStyle w:val="SemEspaamento"/>
+      </w:pPr>
+      <w:r>
         <w:t xml:space="preserve">Bichinhos </w:t>
       </w:r>
       <w:proofErr w:type="gramStart"/>
@@ -3208,712 +3300,353 @@
       <w:pPr>
         <w:pStyle w:val="SemEspaamento"/>
       </w:pPr>
+      <w:r>
+        <w:t>P</w:t>
+      </w:r>
+      <w:r>
+        <w:t>orco</w:t>
+      </w:r>
+    </w:p>
+    <w:p>
+      <w:pPr>
+        <w:pStyle w:val="SemEspaamento"/>
+      </w:pPr>
+    </w:p>
+    <w:p>
+      <w:pPr>
+        <w:pStyle w:val="SemEspaamento"/>
+      </w:pPr>
+    </w:p>
+    <w:p>
+      <w:pPr>
+        <w:pStyle w:val="SemEspaamento"/>
+      </w:pPr>
+      <w:r>
+        <w:rPr>
+          <w:b/>
+        </w:rPr>
+        <w:t>Fotos de Embalagens</w:t>
+      </w:r>
+      <w:r>
+        <w:rPr>
+          <w:b/>
+        </w:rPr>
+        <w:cr/>
+      </w:r>
       <w:proofErr w:type="gramStart"/>
       <w:r>
-        <w:t>porco</w:t>
+        <w:t>pacote</w:t>
       </w:r>
       <w:proofErr w:type="gramEnd"/>
-    </w:p>
-    <w:p>
-      <w:pPr>
-        <w:pStyle w:val="SemEspaamento"/>
-      </w:pPr>
-    </w:p>
-    <w:p>
-      <w:pPr>
-        <w:pStyle w:val="SemEspaamento"/>
-        <w:rPr>
-          <w:b/>
-        </w:rPr>
-      </w:pPr>
-      <w:r>
-        <w:rPr>
-          <w:b/>
-        </w:rPr>
-        <w:t>Kit</w:t>
-      </w:r>
-      <w:r>
-        <w:rPr>
-          <w:b/>
-        </w:rPr>
-        <w:t xml:space="preserve"> 1</w:t>
-      </w:r>
-      <w:r>
-        <w:rPr>
-          <w:b/>
-        </w:rPr>
+      <w:r>
         <w:t xml:space="preserve"> </w:t>
       </w:r>
       <w:r>
         <w:rPr>
-          <w:b/>
-        </w:rPr>
-        <w:t xml:space="preserve">do dia da mulher. </w:t>
-      </w:r>
-      <w:r>
-        <w:rPr>
-          <w:b/>
-        </w:rPr>
-        <w:t xml:space="preserve">Total: </w:t>
-      </w:r>
-      <w:r>
-        <w:rPr>
-          <w:b/>
-          <w:color w:val="FF0000"/>
-        </w:rPr>
-        <w:t>20</w:t>
-      </w:r>
-      <w:r>
-        <w:rPr>
-          <w:b/>
-          <w:color w:val="FF0000"/>
-        </w:rPr>
-        <w:t>$</w:t>
-      </w:r>
-    </w:p>
-    <w:p>
-      <w:pPr>
-        <w:pStyle w:val="SemEspaamento"/>
-      </w:pPr>
-      <w:r>
-        <w:t>3 corações com palavras 7cm 30g 13,50$</w:t>
-      </w:r>
-    </w:p>
-    <w:p>
-      <w:pPr>
-        <w:pStyle w:val="SemEspaamento"/>
-      </w:pPr>
-      <w:r>
-        <w:t>1 com coração 7cm 36</w:t>
-      </w:r>
-      <w:r>
-        <w:t xml:space="preserve">g </w:t>
-      </w:r>
-      <w:r>
-        <w:rPr>
-          <w:u w:val="single"/>
-        </w:rPr>
-        <w:t>6,50$</w:t>
-      </w:r>
-    </w:p>
-    <w:p>
-      <w:pPr>
-        <w:pStyle w:val="SemEspaamento"/>
-      </w:pPr>
-    </w:p>
-    <w:p>
-      <w:pPr>
-        <w:pStyle w:val="SemEspaamento"/>
-        <w:rPr>
-          <w:b/>
-        </w:rPr>
-      </w:pPr>
-      <w:r>
-        <w:rPr>
-          <w:b/>
-        </w:rPr>
-        <w:t>Kit</w:t>
-      </w:r>
-      <w:r>
-        <w:rPr>
-          <w:b/>
-        </w:rPr>
+          <w:rFonts w:ascii="Segoe UI Symbol" w:hAnsi="Segoe UI Symbol" w:cs="Segoe UI Symbol"/>
+        </w:rPr>
+        <w:t>✅</w:t>
+      </w:r>
+      <w:r>
+        <w:cr/>
+      </w:r>
+      <w:proofErr w:type="gramStart"/>
+      <w:r>
+        <w:t>cestinha</w:t>
+      </w:r>
+      <w:proofErr w:type="gramEnd"/>
+      <w:r>
+        <w:t xml:space="preserve"> </w:t>
+      </w:r>
+      <w:r>
+        <w:rPr>
+          <w:rFonts w:ascii="Segoe UI Symbol" w:hAnsi="Segoe UI Symbol" w:cs="Segoe UI Symbol"/>
+        </w:rPr>
+        <w:t>✅</w:t>
+      </w:r>
+      <w:r>
+        <w:cr/>
+      </w:r>
+      <w:proofErr w:type="gramStart"/>
+      <w:r>
+        <w:t>caixa</w:t>
+      </w:r>
+      <w:proofErr w:type="gramEnd"/>
+      <w:r>
+        <w:t xml:space="preserve"> </w:t>
+      </w:r>
+      <w:r>
+        <w:rPr>
+          <w:rFonts w:ascii="Segoe UI Symbol" w:hAnsi="Segoe UI Symbol" w:cs="Segoe UI Symbol"/>
+        </w:rPr>
+        <w:t>✅</w:t>
+      </w:r>
+      <w:r>
+        <w:cr/>
+      </w:r>
+      <w:r>
+        <w:t xml:space="preserve"> </w:t>
+      </w:r>
+      <w:r>
+        <w:cr/>
+      </w:r>
+      <w:r>
+        <w:rPr>
+          <w:b/>
+        </w:rPr>
+        <w:t>Fotos</w:t>
+      </w:r>
+      <w:r>
+        <w:rPr>
+          <w:b/>
+        </w:rPr>
+        <w:t xml:space="preserve"> dos</w:t>
+      </w:r>
+      <w:r>
+        <w:rPr>
+          <w:b/>
+        </w:rPr>
+        <w:t xml:space="preserve"> biscoitos</w:t>
+      </w:r>
+      <w:r>
+        <w:rPr>
+          <w:b/>
+        </w:rPr>
+        <w:cr/>
+      </w:r>
+      <w:proofErr w:type="gramStart"/>
+      <w:r>
+        <w:t xml:space="preserve">simples </w:t>
+      </w:r>
+      <w:r>
+        <w:rPr>
+          <w:rFonts w:ascii="Segoe UI Symbol" w:hAnsi="Segoe UI Symbol" w:cs="Segoe UI Symbol"/>
+        </w:rPr>
+        <w:t xml:space="preserve"> (</w:t>
+      </w:r>
+      <w:proofErr w:type="gramEnd"/>
+      <w:r>
+        <w:rPr>
+          <w:rFonts w:ascii="Segoe UI Symbol" w:hAnsi="Segoe UI Symbol" w:cs="Segoe UI Symbol"/>
+        </w:rPr>
+        <w:t>os de pascoa ovo, cenoura e coelho 7cm)</w:t>
+      </w:r>
+    </w:p>
+    <w:p>
+      <w:pPr>
+        <w:pStyle w:val="SemEspaamento"/>
+        <w:rPr>
+          <w:rFonts w:ascii="Segoe UI Symbol" w:hAnsi="Segoe UI Symbol" w:cs="Segoe UI Symbol"/>
+        </w:rPr>
+      </w:pPr>
+      <w:proofErr w:type="gramStart"/>
+      <w:r>
+        <w:t>elaborado</w:t>
+      </w:r>
+      <w:proofErr w:type="gramEnd"/>
+      <w:r>
+        <w:t xml:space="preserve"> </w:t>
+      </w:r>
+    </w:p>
+    <w:p>
+      <w:pPr>
+        <w:pStyle w:val="SemEspaamento"/>
+      </w:pPr>
+      <w:proofErr w:type="gramStart"/>
+      <w:r>
+        <w:t>festivo</w:t>
+      </w:r>
+      <w:proofErr w:type="gramEnd"/>
+      <w:r>
+        <w:t xml:space="preserve"> (pascoa </w:t>
+      </w:r>
+      <w:proofErr w:type="spellStart"/>
+      <w:r>
+        <w:t>agr</w:t>
+      </w:r>
+      <w:proofErr w:type="spellEnd"/>
+      <w:r>
+        <w:t xml:space="preserve"> </w:t>
+      </w:r>
+      <w:r>
+        <w:rPr>
+          <w:rFonts w:ascii="Segoe UI Symbol" w:hAnsi="Segoe UI Symbol" w:cs="Segoe UI Symbol"/>
+        </w:rPr>
+        <w:t>✅</w:t>
+      </w:r>
+      <w:r>
+        <w:t>)</w:t>
+      </w:r>
+      <w:r>
+        <w:t xml:space="preserve"> </w:t>
+      </w:r>
+    </w:p>
+    <w:p>
+      <w:pPr>
+        <w:pStyle w:val="SemEspaamento"/>
+      </w:pPr>
+      <w:r>
+        <w:cr/>
+      </w:r>
+      <w:r>
+        <w:rPr>
+          <w:b/>
+        </w:rPr>
+        <w:t>Fotos dos kits</w:t>
+      </w:r>
+      <w:r>
+        <w:rPr>
+          <w:b/>
+        </w:rPr>
+        <w:cr/>
+      </w:r>
+      <w:proofErr w:type="gramStart"/>
+      <w:r>
+        <w:t>kit</w:t>
+      </w:r>
+      <w:proofErr w:type="gramEnd"/>
+      <w:r>
+        <w:t xml:space="preserve"> 1 pascoa</w:t>
+      </w:r>
+      <w:r>
+        <w:t xml:space="preserve"> </w:t>
+      </w:r>
+    </w:p>
+    <w:p>
+      <w:pPr>
+        <w:pStyle w:val="SemEspaamento"/>
+      </w:pPr>
+      <w:r>
+        <w:t xml:space="preserve">Kit </w:t>
+      </w:r>
+      <w:r>
+        <w:t>2 pascoa</w:t>
+      </w:r>
+      <w:r>
+        <w:t xml:space="preserve"> </w:t>
+      </w:r>
+    </w:p>
+    <w:p>
+      <w:pPr>
+        <w:pStyle w:val="SemEspaamento"/>
+        <w:rPr>
+          <w:rFonts w:ascii="Segoe UI Symbol" w:hAnsi="Segoe UI Symbol" w:cs="Segoe UI Symbol"/>
+        </w:rPr>
+      </w:pPr>
+      <w:proofErr w:type="gramStart"/>
+      <w:r>
+        <w:t>kit</w:t>
+      </w:r>
+      <w:proofErr w:type="gramEnd"/>
+      <w:r>
+        <w:t xml:space="preserve"> 1 </w:t>
+      </w:r>
+      <w:r>
+        <w:t xml:space="preserve">menino e menina </w:t>
+      </w:r>
+    </w:p>
+    <w:p>
+      <w:pPr>
+        <w:pStyle w:val="SemEspaamento"/>
+        <w:rPr>
+          <w:rFonts w:ascii="Segoe UI Symbol" w:hAnsi="Segoe UI Symbol" w:cs="Segoe UI Symbol"/>
+        </w:rPr>
+      </w:pPr>
+      <w:proofErr w:type="gramStart"/>
+      <w:r>
+        <w:t>kit</w:t>
+      </w:r>
+      <w:proofErr w:type="gramEnd"/>
+      <w:r>
         <w:t xml:space="preserve"> 2</w:t>
       </w:r>
       <w:r>
-        <w:rPr>
-          <w:b/>
-        </w:rPr>
-        <w:t xml:space="preserve"> do dia da mulher</w:t>
-      </w:r>
-      <w:r>
-        <w:rPr>
-          <w:b/>
-        </w:rPr>
-        <w:t>.</w:t>
-      </w:r>
-      <w:r>
-        <w:rPr>
-          <w:b/>
-        </w:rPr>
         <w:t xml:space="preserve"> </w:t>
       </w:r>
       <w:r>
-        <w:rPr>
-          <w:b/>
-        </w:rPr>
-        <w:t>Total:</w:t>
-      </w:r>
-      <w:r>
-        <w:rPr>
-          <w:b/>
-        </w:rPr>
+        <w:t>menino e menina</w:t>
+      </w:r>
+      <w:r>
         <w:t xml:space="preserve"> </w:t>
       </w:r>
-      <w:r>
-        <w:rPr>
-          <w:b/>
-          <w:color w:val="FF0000"/>
-        </w:rPr>
-        <w:t>26</w:t>
-      </w:r>
-      <w:r>
-        <w:rPr>
-          <w:b/>
-          <w:color w:val="FF0000"/>
-        </w:rPr>
-        <w:t>$</w:t>
-      </w:r>
-    </w:p>
-    <w:p>
-      <w:pPr>
-        <w:pStyle w:val="SemEspaamento"/>
-      </w:pPr>
-      <w:r>
-        <w:t>3</w:t>
-      </w:r>
-      <w:r>
+    </w:p>
+    <w:p>
+      <w:pPr>
+        <w:pStyle w:val="SemEspaamento"/>
+        <w:rPr>
+          <w:rFonts w:ascii="Segoe UI Symbol" w:hAnsi="Segoe UI Symbol" w:cs="Segoe UI Symbol"/>
+        </w:rPr>
+      </w:pPr>
+      <w:proofErr w:type="gramStart"/>
+      <w:r>
+        <w:rPr>
+          <w:rFonts w:ascii="Segoe UI Symbol" w:hAnsi="Segoe UI Symbol" w:cs="Segoe UI Symbol"/>
+        </w:rPr>
+        <w:t>kit</w:t>
+      </w:r>
+      <w:proofErr w:type="gramEnd"/>
+      <w:r>
+        <w:rPr>
+          <w:rFonts w:ascii="Segoe UI Symbol" w:hAnsi="Segoe UI Symbol" w:cs="Segoe UI Symbol"/>
+        </w:rPr>
+        <w:t xml:space="preserve"> 1 da mulher</w:t>
+      </w:r>
+      <w:r>
+        <w:rPr>
+          <w:rFonts w:ascii="Segoe UI Symbol" w:hAnsi="Segoe UI Symbol" w:cs="Segoe UI Symbol"/>
+        </w:rPr>
         <w:t xml:space="preserve"> </w:t>
       </w:r>
-      <w:r>
-        <w:t xml:space="preserve">quadrados </w:t>
-      </w:r>
-      <w:r>
-        <w:t xml:space="preserve">com </w:t>
-      </w:r>
-      <w:r>
-        <w:t>palavras</w:t>
-      </w:r>
-      <w:r>
-        <w:t xml:space="preserve"> 7cm 36</w:t>
-      </w:r>
-      <w:r>
-        <w:t>g</w:t>
-      </w:r>
-      <w:r>
+    </w:p>
+    <w:p>
+      <w:pPr>
+        <w:pStyle w:val="SemEspaamento"/>
+        <w:rPr>
+          <w:rFonts w:ascii="Segoe UI Symbol" w:hAnsi="Segoe UI Symbol" w:cs="Segoe UI Symbol"/>
+        </w:rPr>
+      </w:pPr>
+      <w:proofErr w:type="gramStart"/>
+      <w:r>
+        <w:rPr>
+          <w:rFonts w:ascii="Segoe UI Symbol" w:hAnsi="Segoe UI Symbol" w:cs="Segoe UI Symbol"/>
+        </w:rPr>
+        <w:t>kit</w:t>
+      </w:r>
+      <w:proofErr w:type="gramEnd"/>
+      <w:r>
+        <w:rPr>
+          <w:rFonts w:ascii="Segoe UI Symbol" w:hAnsi="Segoe UI Symbol" w:cs="Segoe UI Symbol"/>
+        </w:rPr>
+        <w:t xml:space="preserve"> 2 da mulher</w:t>
+      </w:r>
+      <w:r>
+        <w:rPr>
+          <w:rFonts w:ascii="Segoe UI Symbol" w:hAnsi="Segoe UI Symbol" w:cs="Segoe UI Symbol"/>
+        </w:rPr>
         <w:t xml:space="preserve"> </w:t>
       </w:r>
-      <w:r>
-        <w:rPr>
-          <w:u w:val="single"/>
-        </w:rPr>
-        <w:t>6,50$</w:t>
-      </w:r>
-    </w:p>
-    <w:p>
-      <w:pPr>
-        <w:pStyle w:val="SemEspaamento"/>
-      </w:pPr>
-      <w:r>
-        <w:t>1</w:t>
-      </w:r>
-      <w:r>
-        <w:t xml:space="preserve"> quadrado</w:t>
-      </w:r>
-      <w:r>
-        <w:t xml:space="preserve"> coração</w:t>
-      </w:r>
+    </w:p>
+    <w:p>
+      <w:pPr>
+        <w:pStyle w:val="SemEspaamento"/>
+        <w:rPr>
+          <w:rFonts w:ascii="Segoe UI Symbol" w:hAnsi="Segoe UI Symbol" w:cs="Segoe UI Symbol"/>
+        </w:rPr>
+      </w:pPr>
+      <w:r>
+        <w:rPr>
+          <w:rFonts w:ascii="Segoe UI Symbol" w:hAnsi="Segoe UI Symbol" w:cs="Segoe UI Symbol"/>
+        </w:rPr>
+        <w:t xml:space="preserve">Maternidade </w:t>
+      </w:r>
+    </w:p>
+    <w:p>
+      <w:pPr>
+        <w:pStyle w:val="SemEspaamento"/>
+      </w:pPr>
       <w:r>
         <w:t xml:space="preserve"> </w:t>
       </w:r>
-      <w:r>
-        <w:t xml:space="preserve">7cm </w:t>
-      </w:r>
-      <w:r>
-        <w:t>36</w:t>
-      </w:r>
-      <w:r>
-        <w:t>g</w:t>
-      </w:r>
-      <w:r>
-        <w:t xml:space="preserve"> 6</w:t>
-      </w:r>
-      <w:r>
-        <w:t>,50$</w:t>
-      </w:r>
-    </w:p>
-    <w:p>
-      <w:pPr>
-        <w:pStyle w:val="SemEspaamento"/>
-      </w:pPr>
-    </w:p>
-    <w:p>
-      <w:pPr>
-        <w:pStyle w:val="SemEspaamento"/>
-        <w:rPr>
-          <w:b/>
-        </w:rPr>
-      </w:pPr>
-      <w:r>
-        <w:rPr>
-          <w:b/>
-        </w:rPr>
-        <w:t>M</w:t>
-      </w:r>
-      <w:r>
-        <w:rPr>
-          <w:b/>
-        </w:rPr>
-        <w:t xml:space="preserve">aternidade </w:t>
-      </w:r>
-      <w:r>
-        <w:rPr>
-          <w:b/>
-          <w:color w:val="FF0000"/>
-        </w:rPr>
-        <w:t>3</w:t>
-      </w:r>
-      <w:r>
-        <w:rPr>
-          <w:b/>
-          <w:color w:val="FF0000"/>
-        </w:rPr>
-        <w:t xml:space="preserve">$ a unidade </w:t>
-      </w:r>
-    </w:p>
-    <w:p>
-      <w:pPr>
-        <w:pStyle w:val="SemEspaamento"/>
-      </w:pPr>
-      <w:r>
-        <w:t>Eles têm 5cm - 14g</w:t>
-      </w:r>
-    </w:p>
-    <w:p>
-      <w:pPr>
-        <w:pStyle w:val="SemEspaamento"/>
-      </w:pPr>
-      <w:r>
-        <w:t>Você escolhe a quantidade</w:t>
-      </w:r>
-    </w:p>
-    <w:p>
-      <w:pPr>
-        <w:pStyle w:val="SemEspaamento"/>
-      </w:pPr>
-      <w:r>
-        <w:t>Mínimo 10 unidades</w:t>
-      </w:r>
-      <w:r>
-        <w:t xml:space="preserve"> </w:t>
-      </w:r>
-    </w:p>
-    <w:p>
-      <w:pPr>
-        <w:pStyle w:val="SemEspaamento"/>
-        <w:rPr>
-          <w:b/>
-          <w:color w:val="FF0000"/>
-        </w:rPr>
-      </w:pPr>
-    </w:p>
-    <w:p>
-      <w:pPr>
-        <w:pStyle w:val="SemEspaamento"/>
-      </w:pPr>
-      <w:r>
-        <w:t xml:space="preserve">Bichinhos </w:t>
-      </w:r>
-      <w:proofErr w:type="gramStart"/>
-      <w:r>
-        <w:t>q</w:t>
-      </w:r>
-      <w:proofErr w:type="gramEnd"/>
-      <w:r>
-        <w:t xml:space="preserve"> temos:</w:t>
-      </w:r>
-    </w:p>
-    <w:p>
-      <w:pPr>
-        <w:pStyle w:val="SemEspaamento"/>
-      </w:pPr>
-      <w:r>
-        <w:t>Elefante</w:t>
-      </w:r>
-    </w:p>
-    <w:p>
-      <w:pPr>
-        <w:pStyle w:val="SemEspaamento"/>
-      </w:pPr>
-      <w:r>
-        <w:t>Hipopótamo</w:t>
-      </w:r>
-    </w:p>
-    <w:p>
-      <w:pPr>
-        <w:pStyle w:val="SemEspaamento"/>
-      </w:pPr>
-      <w:r>
-        <w:t>Urso</w:t>
-      </w:r>
-    </w:p>
-    <w:p>
-      <w:pPr>
-        <w:pStyle w:val="SemEspaamento"/>
-      </w:pPr>
-      <w:r>
-        <w:t>Jacaré</w:t>
-      </w:r>
-    </w:p>
-    <w:p>
-      <w:pPr>
-        <w:pStyle w:val="SemEspaamento"/>
-      </w:pPr>
-      <w:r>
-        <w:t>Gato</w:t>
-      </w:r>
-    </w:p>
-    <w:p>
-      <w:pPr>
-        <w:pStyle w:val="SemEspaamento"/>
-      </w:pPr>
-      <w:r>
-        <w:t>P</w:t>
-      </w:r>
-      <w:r>
-        <w:t>orco</w:t>
-      </w:r>
-    </w:p>
-    <w:p>
-      <w:pPr>
-        <w:pStyle w:val="SemEspaamento"/>
-      </w:pPr>
-    </w:p>
-    <w:p>
-      <w:pPr>
-        <w:pStyle w:val="SemEspaamento"/>
-      </w:pPr>
-    </w:p>
-    <w:p>
-      <w:pPr>
-        <w:pStyle w:val="SemEspaamento"/>
-      </w:pPr>
-      <w:r>
-        <w:rPr>
-          <w:b/>
-        </w:rPr>
-        <w:t>Fotos de Embalagens</w:t>
-      </w:r>
-      <w:r>
-        <w:rPr>
-          <w:b/>
-        </w:rPr>
-        <w:cr/>
-      </w:r>
-      <w:proofErr w:type="gramStart"/>
-      <w:r>
-        <w:t>pacote</w:t>
-      </w:r>
-      <w:proofErr w:type="gramEnd"/>
-      <w:r>
-        <w:t xml:space="preserve"> </w:t>
-      </w:r>
-      <w:r>
-        <w:rPr>
-          <w:rFonts w:ascii="Segoe UI Symbol" w:hAnsi="Segoe UI Symbol" w:cs="Segoe UI Symbol"/>
-        </w:rPr>
-        <w:t>✅</w:t>
-      </w:r>
-      <w:r>
-        <w:cr/>
-      </w:r>
-      <w:proofErr w:type="gramStart"/>
-      <w:r>
-        <w:t>cestinha</w:t>
-      </w:r>
-      <w:proofErr w:type="gramEnd"/>
-      <w:r>
-        <w:t xml:space="preserve"> </w:t>
-      </w:r>
-      <w:r>
-        <w:rPr>
-          <w:rFonts w:ascii="Segoe UI Symbol" w:hAnsi="Segoe UI Symbol" w:cs="Segoe UI Symbol"/>
-        </w:rPr>
-        <w:t>✅</w:t>
-      </w:r>
-      <w:r>
-        <w:cr/>
-      </w:r>
-      <w:proofErr w:type="gramStart"/>
-      <w:r>
-        <w:t>caixa</w:t>
-      </w:r>
-      <w:proofErr w:type="gramEnd"/>
-      <w:r>
-        <w:t xml:space="preserve"> </w:t>
-      </w:r>
-      <w:r>
-        <w:rPr>
-          <w:rFonts w:ascii="Segoe UI Symbol" w:hAnsi="Segoe UI Symbol" w:cs="Segoe UI Symbol"/>
-        </w:rPr>
-        <w:t>✅</w:t>
-      </w:r>
-      <w:r>
-        <w:cr/>
-      </w:r>
-      <w:r>
-        <w:t xml:space="preserve"> </w:t>
-      </w:r>
-      <w:r>
-        <w:cr/>
-      </w:r>
-      <w:r>
-        <w:rPr>
-          <w:b/>
-        </w:rPr>
-        <w:t>Fotos</w:t>
-      </w:r>
-      <w:r>
-        <w:rPr>
-          <w:b/>
-        </w:rPr>
-        <w:t xml:space="preserve"> dos</w:t>
-      </w:r>
-      <w:r>
-        <w:rPr>
-          <w:b/>
-        </w:rPr>
-        <w:t xml:space="preserve"> biscoitos</w:t>
-      </w:r>
-      <w:r>
-        <w:rPr>
-          <w:b/>
-        </w:rPr>
-        <w:cr/>
-      </w:r>
-      <w:proofErr w:type="gramStart"/>
-      <w:r>
-        <w:t xml:space="preserve">simples </w:t>
-      </w:r>
-      <w:r>
-        <w:rPr>
-          <w:rFonts w:ascii="Segoe UI Symbol" w:hAnsi="Segoe UI Symbol" w:cs="Segoe UI Symbol"/>
-        </w:rPr>
-        <w:t xml:space="preserve"> (</w:t>
-      </w:r>
-      <w:proofErr w:type="gramEnd"/>
-      <w:r>
-        <w:rPr>
-          <w:rFonts w:ascii="Segoe UI Symbol" w:hAnsi="Segoe UI Symbol" w:cs="Segoe UI Symbol"/>
-        </w:rPr>
-        <w:t>os de pascoa ovo, cenoura e coelho 7cm)</w:t>
-      </w:r>
-    </w:p>
-    <w:p>
-      <w:pPr>
-        <w:pStyle w:val="SemEspaamento"/>
-        <w:rPr>
-          <w:rFonts w:ascii="Segoe UI Symbol" w:hAnsi="Segoe UI Symbol" w:cs="Segoe UI Symbol"/>
-        </w:rPr>
-      </w:pPr>
-      <w:proofErr w:type="gramStart"/>
-      <w:r>
-        <w:t>elaborado</w:t>
-      </w:r>
-      <w:proofErr w:type="gramEnd"/>
-      <w:r>
-        <w:t xml:space="preserve"> </w:t>
-      </w:r>
-    </w:p>
-    <w:p>
-      <w:pPr>
-        <w:pStyle w:val="SemEspaamento"/>
-      </w:pPr>
-      <w:proofErr w:type="gramStart"/>
-      <w:r>
-        <w:t>festivo</w:t>
-      </w:r>
-      <w:proofErr w:type="gramEnd"/>
-      <w:r>
-        <w:t xml:space="preserve"> (pascoa </w:t>
-      </w:r>
-      <w:proofErr w:type="spellStart"/>
-      <w:r>
-        <w:t>agr</w:t>
-      </w:r>
-      <w:proofErr w:type="spellEnd"/>
-      <w:r>
-        <w:t xml:space="preserve"> </w:t>
-      </w:r>
-      <w:r>
-        <w:rPr>
-          <w:rFonts w:ascii="Segoe UI Symbol" w:hAnsi="Segoe UI Symbol" w:cs="Segoe UI Symbol"/>
-        </w:rPr>
-        <w:t>✅</w:t>
-      </w:r>
-      <w:r>
-        <w:t>)</w:t>
-      </w:r>
-      <w:r>
-        <w:t xml:space="preserve"> </w:t>
-      </w:r>
-    </w:p>
-    <w:p>
-      <w:pPr>
-        <w:pStyle w:val="SemEspaamento"/>
-      </w:pPr>
-      <w:r>
-        <w:cr/>
-      </w:r>
-      <w:r>
-        <w:rPr>
-          <w:b/>
-        </w:rPr>
-        <w:t>Fotos dos kits</w:t>
-      </w:r>
-      <w:r>
-        <w:rPr>
-          <w:b/>
-        </w:rPr>
-        <w:cr/>
-      </w:r>
-      <w:proofErr w:type="gramStart"/>
-      <w:r>
-        <w:t>kit</w:t>
-      </w:r>
-      <w:proofErr w:type="gramEnd"/>
-      <w:r>
-        <w:t xml:space="preserve"> 1 pascoa</w:t>
-      </w:r>
-      <w:r>
-        <w:t xml:space="preserve"> </w:t>
-      </w:r>
-    </w:p>
-    <w:p>
-      <w:pPr>
-        <w:pStyle w:val="SemEspaamento"/>
-      </w:pPr>
-      <w:r>
-        <w:t xml:space="preserve">Kit </w:t>
-      </w:r>
-      <w:r>
-        <w:t>2 pascoa</w:t>
-      </w:r>
-      <w:r>
-        <w:t xml:space="preserve"> </w:t>
-      </w:r>
-    </w:p>
-    <w:p>
-      <w:pPr>
-        <w:pStyle w:val="SemEspaamento"/>
-        <w:rPr>
-          <w:rFonts w:ascii="Segoe UI Symbol" w:hAnsi="Segoe UI Symbol" w:cs="Segoe UI Symbol"/>
-        </w:rPr>
-      </w:pPr>
-      <w:proofErr w:type="gramStart"/>
-      <w:r>
-        <w:t>kit</w:t>
-      </w:r>
-      <w:proofErr w:type="gramEnd"/>
-      <w:r>
-        <w:t xml:space="preserve"> 1 </w:t>
-      </w:r>
-      <w:r>
-        <w:t xml:space="preserve">menino e menina </w:t>
-      </w:r>
-    </w:p>
-    <w:p>
-      <w:pPr>
-        <w:pStyle w:val="SemEspaamento"/>
-        <w:rPr>
-          <w:rFonts w:ascii="Segoe UI Symbol" w:hAnsi="Segoe UI Symbol" w:cs="Segoe UI Symbol"/>
-        </w:rPr>
-      </w:pPr>
-      <w:proofErr w:type="gramStart"/>
-      <w:r>
-        <w:t>kit</w:t>
-      </w:r>
-      <w:proofErr w:type="gramEnd"/>
-      <w:r>
-        <w:t xml:space="preserve"> 2</w:t>
-      </w:r>
-      <w:r>
-        <w:t xml:space="preserve"> </w:t>
-      </w:r>
-      <w:r>
-        <w:t>menino e menina</w:t>
-      </w:r>
-      <w:r>
-        <w:t xml:space="preserve"> </w:t>
-      </w:r>
-    </w:p>
-    <w:p>
-      <w:pPr>
-        <w:pStyle w:val="SemEspaamento"/>
-        <w:rPr>
-          <w:rFonts w:ascii="Segoe UI Symbol" w:hAnsi="Segoe UI Symbol" w:cs="Segoe UI Symbol"/>
-        </w:rPr>
-      </w:pPr>
-      <w:proofErr w:type="gramStart"/>
-      <w:r>
-        <w:rPr>
-          <w:rFonts w:ascii="Segoe UI Symbol" w:hAnsi="Segoe UI Symbol" w:cs="Segoe UI Symbol"/>
-        </w:rPr>
-        <w:t>kit</w:t>
-      </w:r>
-      <w:proofErr w:type="gramEnd"/>
-      <w:r>
-        <w:rPr>
-          <w:rFonts w:ascii="Segoe UI Symbol" w:hAnsi="Segoe UI Symbol" w:cs="Segoe UI Symbol"/>
-        </w:rPr>
-        <w:t xml:space="preserve"> 1 da mulher</w:t>
-      </w:r>
-      <w:r>
-        <w:rPr>
-          <w:rFonts w:ascii="Segoe UI Symbol" w:hAnsi="Segoe UI Symbol" w:cs="Segoe UI Symbol"/>
-        </w:rPr>
-        <w:t xml:space="preserve"> </w:t>
-      </w:r>
-    </w:p>
-    <w:p>
-      <w:pPr>
-        <w:pStyle w:val="SemEspaamento"/>
-        <w:rPr>
-          <w:rFonts w:ascii="Segoe UI Symbol" w:hAnsi="Segoe UI Symbol" w:cs="Segoe UI Symbol"/>
-        </w:rPr>
-      </w:pPr>
-      <w:proofErr w:type="gramStart"/>
-      <w:r>
-        <w:rPr>
-          <w:rFonts w:ascii="Segoe UI Symbol" w:hAnsi="Segoe UI Symbol" w:cs="Segoe UI Symbol"/>
-        </w:rPr>
-        <w:t>kit</w:t>
-      </w:r>
-      <w:proofErr w:type="gramEnd"/>
-      <w:r>
-        <w:rPr>
-          <w:rFonts w:ascii="Segoe UI Symbol" w:hAnsi="Segoe UI Symbol" w:cs="Segoe UI Symbol"/>
-        </w:rPr>
-        <w:t xml:space="preserve"> 2 da mulher</w:t>
-      </w:r>
-      <w:r>
-        <w:rPr>
-          <w:rFonts w:ascii="Segoe UI Symbol" w:hAnsi="Segoe UI Symbol" w:cs="Segoe UI Symbol"/>
-        </w:rPr>
-        <w:t xml:space="preserve"> </w:t>
-      </w:r>
-    </w:p>
-    <w:p>
-      <w:pPr>
-        <w:pStyle w:val="SemEspaamento"/>
-        <w:rPr>
-          <w:rFonts w:ascii="Segoe UI Symbol" w:hAnsi="Segoe UI Symbol" w:cs="Segoe UI Symbol"/>
-        </w:rPr>
-      </w:pPr>
-      <w:r>
-        <w:rPr>
-          <w:rFonts w:ascii="Segoe UI Symbol" w:hAnsi="Segoe UI Symbol" w:cs="Segoe UI Symbol"/>
-        </w:rPr>
-        <w:t xml:space="preserve">Maternidade </w:t>
-      </w:r>
-    </w:p>
-    <w:p>
-      <w:pPr>
-        <w:pStyle w:val="SemEspaamento"/>
-      </w:pPr>
-      <w:r>
-        <w:t xml:space="preserve"> </w:t>
-      </w:r>
     </w:p>
     <w:p>
       <w:pPr>
@@ -3957,7 +3690,6 @@
         <w:pStyle w:val="SemEspaamento"/>
       </w:pPr>
       <w:r>
-        <w:lastRenderedPageBreak/>
         <w:t>Basta nos avisar certinho e com antecedência, para prepararmos com tempo e muito carinho.</w:t>
       </w:r>
     </w:p>
@@ -4198,7 +3930,21 @@
         <w:pStyle w:val="SemEspaamento"/>
       </w:pPr>
       <w:r>
-        <w:t>Olá nome! Boa tarde!</w:t>
+        <w:t xml:space="preserve">Olá </w:t>
+      </w:r>
+      <w:r>
+        <w:t>[</w:t>
+      </w:r>
+      <w:r>
+        <w:t>nome</w:t>
+      </w:r>
+      <w:r>
+        <w:t>]</w:t>
+      </w:r>
+      <w:bookmarkStart w:id="0" w:name="_GoBack"/>
+      <w:bookmarkEnd w:id="0"/>
+      <w:r>
+        <w:t>! Boa tarde!</w:t>
       </w:r>
     </w:p>
     <w:p>

--- a/Anotaçoes importantes.docx
+++ b/Anotaçoes importantes.docx
@@ -453,1601 +453,6 @@
       <w:pPr>
         <w:pStyle w:val="SemEspaamento"/>
         <w:rPr>
-          <w:b/>
-          <w:color w:val="FF0000"/>
-          <w:sz w:val="40"/>
-          <w:szCs w:val="40"/>
-        </w:rPr>
-      </w:pPr>
-      <w:r>
-        <w:rPr>
-          <w:b/>
-          <w:color w:val="FF0000"/>
-          <w:sz w:val="40"/>
-          <w:szCs w:val="40"/>
-        </w:rPr>
-        <w:t>Gastos:</w:t>
-      </w:r>
-    </w:p>
-    <w:p>
-      <w:pPr>
-        <w:pStyle w:val="SemEspaamento"/>
-      </w:pPr>
-    </w:p>
-    <w:p>
-      <w:pPr>
-        <w:pStyle w:val="SemEspaamento"/>
-        <w:rPr>
-          <w:b/>
-          <w:color w:val="FF0000"/>
-        </w:rPr>
-      </w:pPr>
-      <w:r>
-        <w:rPr>
-          <w:b/>
-          <w:color w:val="FF0000"/>
-        </w:rPr>
-        <w:t xml:space="preserve">Mês </w:t>
-      </w:r>
-      <w:r>
-        <w:rPr>
-          <w:b/>
-          <w:color w:val="FF0000"/>
-        </w:rPr>
-        <w:t>de novembro – Total 325$</w:t>
-      </w:r>
-    </w:p>
-    <w:p>
-      <w:pPr>
-        <w:pStyle w:val="SemEspaamento"/>
-      </w:pPr>
-    </w:p>
-    <w:p>
-      <w:pPr>
-        <w:pStyle w:val="SemEspaamento"/>
-        <w:rPr>
-          <w:color w:val="ED7D31" w:themeColor="accent2"/>
-        </w:rPr>
-      </w:pPr>
-      <w:r>
-        <w:rPr>
-          <w:color w:val="ED7D31" w:themeColor="accent2"/>
-        </w:rPr>
-        <w:t>Casa do Confeiteiro 7 de setembro:</w:t>
-      </w:r>
-    </w:p>
-    <w:p>
-      <w:pPr>
-        <w:pStyle w:val="SemEspaamento"/>
-      </w:pPr>
-      <w:r>
-        <w:t>07</w:t>
-      </w:r>
-      <w:r>
-        <w:t xml:space="preserve">/11: </w:t>
-      </w:r>
-      <w:r>
-        <w:rPr>
-          <w:b/>
-        </w:rPr>
-        <w:t>Total</w:t>
-      </w:r>
-      <w:r>
-        <w:t xml:space="preserve"> – 107$ </w:t>
-      </w:r>
-    </w:p>
-    <w:p>
-      <w:pPr>
-        <w:pStyle w:val="SemEspaamento"/>
-      </w:pPr>
-      <w:r>
-        <w:t>Glace real 1kg – 15$</w:t>
-      </w:r>
-    </w:p>
-    <w:p>
-      <w:pPr>
-        <w:pStyle w:val="SemEspaamento"/>
-      </w:pPr>
-      <w:r>
-        <w:t>Cone festa – 12,90$</w:t>
-      </w:r>
-    </w:p>
-    <w:p>
-      <w:pPr>
-        <w:pStyle w:val="SemEspaamento"/>
-      </w:pPr>
-      <w:r>
-        <w:t>Matriz adaptadora 2u – 6$</w:t>
-      </w:r>
-    </w:p>
-    <w:p>
-      <w:pPr>
-        <w:pStyle w:val="SemEspaamento"/>
-      </w:pPr>
-      <w:r>
-        <w:t>Bico de confeitar 3u – 17,</w:t>
-      </w:r>
-      <w:r>
-        <w:t>70$</w:t>
-      </w:r>
-    </w:p>
-    <w:p>
-      <w:pPr>
-        <w:pStyle w:val="SemEspaamento"/>
-      </w:pPr>
-      <w:r>
-        <w:t xml:space="preserve">Corante </w:t>
-      </w:r>
-      <w:proofErr w:type="spellStart"/>
-      <w:r>
-        <w:t>softgel</w:t>
-      </w:r>
-      <w:proofErr w:type="spellEnd"/>
-      <w:r>
-        <w:t xml:space="preserve"> 6</w:t>
-      </w:r>
-      <w:r>
-        <w:t>u</w:t>
-      </w:r>
-      <w:r>
-        <w:t xml:space="preserve"> – </w:t>
-      </w:r>
-      <w:r>
-        <w:t>29,70</w:t>
-      </w:r>
-      <w:r>
-        <w:t>$</w:t>
-      </w:r>
-    </w:p>
-    <w:p>
-      <w:pPr>
-        <w:pStyle w:val="SemEspaamento"/>
-      </w:pPr>
-      <w:r>
-        <w:t>Pó para decoração</w:t>
-      </w:r>
-      <w:r>
-        <w:t xml:space="preserve"> 3u</w:t>
-      </w:r>
-      <w:r>
-        <w:t xml:space="preserve"> –</w:t>
-      </w:r>
-      <w:r>
-        <w:t xml:space="preserve"> 26,90</w:t>
-      </w:r>
-      <w:r>
-        <w:t>$</w:t>
-      </w:r>
-    </w:p>
-    <w:p>
-      <w:pPr>
-        <w:pStyle w:val="SemEspaamento"/>
-      </w:pPr>
-    </w:p>
-    <w:p>
-      <w:pPr>
-        <w:pStyle w:val="SemEspaamento"/>
-        <w:rPr>
-          <w:color w:val="ED7D31" w:themeColor="accent2"/>
-        </w:rPr>
-      </w:pPr>
-      <w:r>
-        <w:rPr>
-          <w:color w:val="ED7D31" w:themeColor="accent2"/>
-        </w:rPr>
-        <w:t>Casa do Confeiteiro 7 de setembro:</w:t>
-      </w:r>
-    </w:p>
-    <w:p>
-      <w:pPr>
-        <w:pStyle w:val="SemEspaamento"/>
-      </w:pPr>
-      <w:r>
-        <w:t xml:space="preserve">07/11: </w:t>
-      </w:r>
-      <w:r>
-        <w:rPr>
-          <w:b/>
-        </w:rPr>
-        <w:t>Total</w:t>
-      </w:r>
-      <w:r>
-        <w:t xml:space="preserve"> – 80,47$ </w:t>
-      </w:r>
-    </w:p>
-    <w:p>
-      <w:pPr>
-        <w:pStyle w:val="SemEspaamento"/>
-      </w:pPr>
-      <w:r>
-        <w:t>Saco de adesivo – 10,60$</w:t>
-      </w:r>
-    </w:p>
-    <w:p>
-      <w:pPr>
-        <w:pStyle w:val="SemEspaamento"/>
-      </w:pPr>
-      <w:proofErr w:type="spellStart"/>
-      <w:r>
-        <w:t>Glaçucar</w:t>
-      </w:r>
-      <w:proofErr w:type="spellEnd"/>
-      <w:r>
-        <w:t xml:space="preserve"> 3u – 11,94$</w:t>
-      </w:r>
-    </w:p>
-    <w:p>
-      <w:pPr>
-        <w:pStyle w:val="SemEspaamento"/>
-      </w:pPr>
-      <w:r>
-        <w:t>Glace real 1kg – 15$</w:t>
-      </w:r>
-    </w:p>
-    <w:p>
-      <w:pPr>
-        <w:pStyle w:val="SemEspaamento"/>
-      </w:pPr>
-      <w:r>
-        <w:t>Corante em pó 5u – 38$</w:t>
-      </w:r>
-    </w:p>
-    <w:p>
-      <w:pPr>
-        <w:pStyle w:val="SemEspaamento"/>
-      </w:pPr>
-    </w:p>
-    <w:p>
-      <w:pPr>
-        <w:pStyle w:val="SemEspaamento"/>
-        <w:rPr>
-          <w:color w:val="ED7D31" w:themeColor="accent2"/>
-        </w:rPr>
-      </w:pPr>
-      <w:r>
-        <w:rPr>
-          <w:color w:val="ED7D31" w:themeColor="accent2"/>
-        </w:rPr>
-        <w:t xml:space="preserve">Doce Mais – </w:t>
-      </w:r>
-      <w:proofErr w:type="spellStart"/>
-      <w:r>
-        <w:rPr>
-          <w:color w:val="ED7D31" w:themeColor="accent2"/>
-        </w:rPr>
-        <w:t>Lodovico</w:t>
-      </w:r>
-      <w:proofErr w:type="spellEnd"/>
-      <w:r>
-        <w:rPr>
-          <w:color w:val="ED7D31" w:themeColor="accent2"/>
-        </w:rPr>
-        <w:t>,</w:t>
-      </w:r>
-      <w:r>
-        <w:rPr>
-          <w:color w:val="ED7D31" w:themeColor="accent2"/>
-        </w:rPr>
-        <w:t xml:space="preserve"> em frente ao condor:</w:t>
-      </w:r>
-    </w:p>
-    <w:p>
-      <w:pPr>
-        <w:pStyle w:val="SemEspaamento"/>
-      </w:pPr>
-      <w:r>
-        <w:t xml:space="preserve">11/11: </w:t>
-      </w:r>
-      <w:r>
-        <w:rPr>
-          <w:b/>
-        </w:rPr>
-        <w:t>Total</w:t>
-      </w:r>
-      <w:r>
-        <w:t xml:space="preserve"> – 37,80$</w:t>
-      </w:r>
-    </w:p>
-    <w:p>
-      <w:pPr>
-        <w:pStyle w:val="SemEspaamento"/>
-      </w:pPr>
-      <w:r>
-        <w:t>Arame – 3$</w:t>
-      </w:r>
-    </w:p>
-    <w:p>
-      <w:pPr>
-        <w:pStyle w:val="SemEspaamento"/>
-      </w:pPr>
-      <w:r>
-        <w:t>Diversos 2u – 6$</w:t>
-      </w:r>
-    </w:p>
-    <w:p>
-      <w:pPr>
-        <w:pStyle w:val="SemEspaamento"/>
-      </w:pPr>
-      <w:r>
-        <w:t>Saco de confeiteiro 1pc – 4$</w:t>
-      </w:r>
-    </w:p>
-    <w:p>
-      <w:pPr>
-        <w:pStyle w:val="SemEspaamento"/>
-      </w:pPr>
-      <w:r>
-        <w:t>Fita adesiva 1u – 2,40$</w:t>
-      </w:r>
-    </w:p>
-    <w:p>
-      <w:pPr>
-        <w:pStyle w:val="SemEspaamento"/>
-      </w:pPr>
-      <w:r>
-        <w:t>Kit de confeitar- 14,50$</w:t>
-      </w:r>
-    </w:p>
-    <w:p>
-      <w:pPr>
-        <w:pStyle w:val="SemEspaamento"/>
-      </w:pPr>
-      <w:r>
-        <w:t xml:space="preserve">Papel crepom </w:t>
-      </w:r>
-      <w:r>
-        <w:t>4u – 8$</w:t>
-      </w:r>
-    </w:p>
-    <w:p>
-      <w:pPr>
-        <w:pStyle w:val="SemEspaamento"/>
-      </w:pPr>
-    </w:p>
-    <w:p>
-      <w:pPr>
-        <w:pStyle w:val="SemEspaamento"/>
-        <w:rPr>
-          <w:color w:val="ED7D31" w:themeColor="accent2"/>
-        </w:rPr>
-      </w:pPr>
-      <w:r>
-        <w:rPr>
-          <w:color w:val="ED7D31" w:themeColor="accent2"/>
-        </w:rPr>
-        <w:t xml:space="preserve">Ideal Embalagens – Av. </w:t>
-      </w:r>
-      <w:proofErr w:type="spellStart"/>
-      <w:r>
-        <w:rPr>
-          <w:color w:val="ED7D31" w:themeColor="accent2"/>
-        </w:rPr>
-        <w:t>Parana</w:t>
-      </w:r>
-      <w:proofErr w:type="spellEnd"/>
-      <w:r>
-        <w:rPr>
-          <w:color w:val="ED7D31" w:themeColor="accent2"/>
-        </w:rPr>
-        <w:t>:</w:t>
-      </w:r>
-    </w:p>
-    <w:p>
-      <w:pPr>
-        <w:pStyle w:val="SemEspaamento"/>
-      </w:pPr>
-      <w:r>
-        <w:lastRenderedPageBreak/>
-        <w:t xml:space="preserve">10/11: </w:t>
-      </w:r>
-      <w:r>
-        <w:rPr>
-          <w:b/>
-        </w:rPr>
-        <w:t>Total</w:t>
-      </w:r>
-      <w:r>
-        <w:t xml:space="preserve"> – 60$</w:t>
-      </w:r>
-    </w:p>
-    <w:p>
-      <w:pPr>
-        <w:pStyle w:val="SemEspaamento"/>
-      </w:pPr>
-      <w:r>
-        <w:t>Caixa 21x15 10u – 24$</w:t>
-      </w:r>
-    </w:p>
-    <w:p>
-      <w:pPr>
-        <w:pStyle w:val="SemEspaamento"/>
-      </w:pPr>
-      <w:r>
-        <w:t>Caixa 17x11 5u – 9,75$</w:t>
-      </w:r>
-    </w:p>
-    <w:p>
-      <w:pPr>
-        <w:pStyle w:val="SemEspaamento"/>
-      </w:pPr>
-      <w:r>
-        <w:t>Saco polipropileno 1pc – 6,50$</w:t>
-      </w:r>
-    </w:p>
-    <w:p>
-      <w:pPr>
-        <w:pStyle w:val="SemEspaamento"/>
-      </w:pPr>
-      <w:r>
-        <w:t>Laço 2pc – 1,20$</w:t>
-      </w:r>
-    </w:p>
-    <w:p>
-      <w:pPr>
-        <w:pStyle w:val="SemEspaamento"/>
-      </w:pPr>
-      <w:r>
-        <w:t>Etiqueta decorativa de natal 1u – 4,50$</w:t>
-      </w:r>
-    </w:p>
-    <w:p>
-      <w:pPr>
-        <w:pStyle w:val="SemEspaamento"/>
-      </w:pPr>
-      <w:r>
-        <w:t xml:space="preserve">Etiqueta </w:t>
-      </w:r>
-      <w:proofErr w:type="spellStart"/>
-      <w:r>
-        <w:t>delfix</w:t>
-      </w:r>
-      <w:proofErr w:type="spellEnd"/>
-      <w:r>
-        <w:t xml:space="preserve"> 1u – 3,80$</w:t>
-      </w:r>
-    </w:p>
-    <w:p>
-      <w:pPr>
-        <w:pStyle w:val="SemEspaamento"/>
-      </w:pPr>
-      <w:r>
-        <w:t>Fita rami natural 1u – 8,90$</w:t>
-      </w:r>
-    </w:p>
-    <w:p>
-      <w:pPr>
-        <w:pStyle w:val="SemEspaamento"/>
-        <w:rPr>
-          <w:color w:val="ED7D31" w:themeColor="accent2"/>
-        </w:rPr>
-      </w:pPr>
-    </w:p>
-    <w:p>
-      <w:pPr>
-        <w:pStyle w:val="SemEspaamento"/>
-        <w:rPr>
-          <w:color w:val="ED7D31" w:themeColor="accent2"/>
-        </w:rPr>
-      </w:pPr>
-      <w:r>
-        <w:rPr>
-          <w:color w:val="ED7D31" w:themeColor="accent2"/>
-        </w:rPr>
-        <w:t>Atacadão</w:t>
-      </w:r>
-    </w:p>
-    <w:p>
-      <w:pPr>
-        <w:pStyle w:val="SemEspaamento"/>
-      </w:pPr>
-      <w:r>
-        <w:t xml:space="preserve">11/11: </w:t>
-      </w:r>
-      <w:r>
-        <w:rPr>
-          <w:b/>
-        </w:rPr>
-        <w:t>Total</w:t>
-      </w:r>
-      <w:r>
-        <w:t xml:space="preserve"> – 30$</w:t>
-      </w:r>
-    </w:p>
-    <w:p>
-      <w:pPr>
-        <w:pStyle w:val="SemEspaamento"/>
-      </w:pPr>
-      <w:r>
-        <w:t>Chocolate em pó 1kg – 30$</w:t>
-      </w:r>
-    </w:p>
-    <w:p>
-      <w:pPr>
-        <w:pStyle w:val="SemEspaamento"/>
-      </w:pPr>
-    </w:p>
-    <w:p>
-      <w:pPr>
-        <w:pStyle w:val="SemEspaamento"/>
-        <w:rPr>
-          <w:color w:val="ED7D31" w:themeColor="accent2"/>
-        </w:rPr>
-      </w:pPr>
-      <w:r>
-        <w:rPr>
-          <w:color w:val="ED7D31" w:themeColor="accent2"/>
-        </w:rPr>
-        <w:t xml:space="preserve">Condor </w:t>
-      </w:r>
-    </w:p>
-    <w:p>
-      <w:pPr>
-        <w:pStyle w:val="SemEspaamento"/>
-      </w:pPr>
-      <w:r>
-        <w:t xml:space="preserve">13/11: </w:t>
-      </w:r>
-      <w:r>
-        <w:rPr>
-          <w:b/>
-        </w:rPr>
-        <w:t>Total</w:t>
-      </w:r>
-      <w:r>
-        <w:t xml:space="preserve"> – 41,70$</w:t>
-      </w:r>
-    </w:p>
-    <w:p>
-      <w:pPr>
-        <w:pStyle w:val="SemEspaamento"/>
-      </w:pPr>
-      <w:r>
-        <w:t>Farinha de trigo 2u – 8,38$</w:t>
-      </w:r>
-    </w:p>
-    <w:p>
-      <w:pPr>
-        <w:pStyle w:val="SemEspaamento"/>
-      </w:pPr>
-      <w:r>
-        <w:t>Mel – 15,68$</w:t>
-      </w:r>
-    </w:p>
-    <w:p>
-      <w:pPr>
-        <w:pStyle w:val="SemEspaamento"/>
-      </w:pPr>
-      <w:r>
-        <w:t>Canela – 4$</w:t>
-      </w:r>
-    </w:p>
-    <w:p>
-      <w:pPr>
-        <w:pStyle w:val="SemEspaamento"/>
-      </w:pPr>
-      <w:r>
-        <w:t>Manteiga – 10$</w:t>
-      </w:r>
-    </w:p>
-    <w:p>
-      <w:pPr>
-        <w:pStyle w:val="SemEspaamento"/>
-      </w:pPr>
-    </w:p>
-    <w:p>
-      <w:pPr>
-        <w:pStyle w:val="SemEspaamento"/>
-        <w:rPr>
-          <w:b/>
-        </w:rPr>
-      </w:pPr>
-      <w:r>
-        <w:rPr>
-          <w:b/>
-          <w:color w:val="FF0000"/>
-        </w:rPr>
-        <w:t xml:space="preserve">Mês de </w:t>
-      </w:r>
-      <w:r>
-        <w:rPr>
-          <w:b/>
-          <w:color w:val="FF0000"/>
-        </w:rPr>
-        <w:t xml:space="preserve">fevereiro </w:t>
-      </w:r>
-      <w:r>
-        <w:rPr>
-          <w:b/>
-          <w:color w:val="FF0000"/>
-        </w:rPr>
-        <w:t xml:space="preserve">– Total </w:t>
-      </w:r>
-      <w:r>
-        <w:rPr>
-          <w:b/>
-          <w:color w:val="FF0000"/>
-        </w:rPr>
-        <w:t>89,25</w:t>
-      </w:r>
-      <w:r>
-        <w:rPr>
-          <w:b/>
-          <w:color w:val="FF0000"/>
-        </w:rPr>
-        <w:t>$</w:t>
-      </w:r>
-    </w:p>
-    <w:p>
-      <w:pPr>
-        <w:pStyle w:val="SemEspaamento"/>
-        <w:rPr>
-          <w:b/>
-        </w:rPr>
-      </w:pPr>
-    </w:p>
-    <w:p>
-      <w:pPr>
-        <w:pStyle w:val="SemEspaamento"/>
-        <w:rPr>
-          <w:color w:val="ED7D31" w:themeColor="accent2"/>
-        </w:rPr>
-      </w:pPr>
-      <w:r>
-        <w:rPr>
-          <w:color w:val="ED7D31" w:themeColor="accent2"/>
-        </w:rPr>
-        <w:t xml:space="preserve">Club Doce Erasto </w:t>
-      </w:r>
-      <w:proofErr w:type="spellStart"/>
-      <w:r>
-        <w:rPr>
-          <w:color w:val="ED7D31" w:themeColor="accent2"/>
-        </w:rPr>
-        <w:t>Guertner</w:t>
-      </w:r>
-      <w:proofErr w:type="spellEnd"/>
-      <w:r>
-        <w:rPr>
-          <w:color w:val="ED7D31" w:themeColor="accent2"/>
-        </w:rPr>
-        <w:t>:</w:t>
-      </w:r>
-    </w:p>
-    <w:p>
-      <w:pPr>
-        <w:pStyle w:val="SemEspaamento"/>
-      </w:pPr>
-      <w:r>
-        <w:t xml:space="preserve">23/02: </w:t>
-      </w:r>
-      <w:r>
-        <w:rPr>
-          <w:b/>
-        </w:rPr>
-        <w:t>Total</w:t>
-      </w:r>
-      <w:r>
-        <w:t xml:space="preserve"> – 12,50$</w:t>
-      </w:r>
-    </w:p>
-    <w:p>
-      <w:pPr>
-        <w:pStyle w:val="SemEspaamento"/>
-      </w:pPr>
-      <w:r>
-        <w:t>Kit cortador de pascoa – 12,50$</w:t>
-      </w:r>
-    </w:p>
-    <w:p>
-      <w:pPr>
-        <w:pStyle w:val="SemEspaamento"/>
-        <w:rPr>
-          <w:b/>
-        </w:rPr>
-      </w:pPr>
-    </w:p>
-    <w:p>
-      <w:pPr>
-        <w:pStyle w:val="SemEspaamento"/>
-        <w:rPr>
-          <w:color w:val="ED7D31" w:themeColor="accent2"/>
-        </w:rPr>
-      </w:pPr>
-      <w:r>
-        <w:rPr>
-          <w:color w:val="ED7D31" w:themeColor="accent2"/>
-        </w:rPr>
-        <w:t xml:space="preserve">Ideal Embalagens – Av. </w:t>
-      </w:r>
-      <w:proofErr w:type="spellStart"/>
-      <w:r>
-        <w:rPr>
-          <w:color w:val="ED7D31" w:themeColor="accent2"/>
-        </w:rPr>
-        <w:t>Parana</w:t>
-      </w:r>
-      <w:proofErr w:type="spellEnd"/>
-      <w:r>
-        <w:rPr>
-          <w:color w:val="ED7D31" w:themeColor="accent2"/>
-        </w:rPr>
-        <w:t>:</w:t>
-      </w:r>
-    </w:p>
-    <w:p>
-      <w:pPr>
-        <w:pStyle w:val="SemEspaamento"/>
-      </w:pPr>
-      <w:r>
-        <w:t>29/02:</w:t>
-      </w:r>
-      <w:r>
-        <w:t xml:space="preserve"> </w:t>
-      </w:r>
-      <w:r>
-        <w:rPr>
-          <w:b/>
-        </w:rPr>
-        <w:t>Total</w:t>
-      </w:r>
-      <w:r>
-        <w:t xml:space="preserve"> – 51,75$</w:t>
-      </w:r>
-    </w:p>
-    <w:p>
-      <w:pPr>
-        <w:pStyle w:val="SemEspaamento"/>
-      </w:pPr>
-      <w:r>
-        <w:t>Plástico 90cm, rolo – 3,90$</w:t>
-      </w:r>
-    </w:p>
-    <w:p>
-      <w:pPr>
-        <w:pStyle w:val="SemEspaamento"/>
-      </w:pPr>
-      <w:r>
-        <w:t>Saco cone 50u – 13,50$</w:t>
-      </w:r>
-    </w:p>
-    <w:p>
-      <w:pPr>
-        <w:pStyle w:val="SemEspaamento"/>
-      </w:pPr>
-      <w:r>
-        <w:t>Saco adesivo 8x11 2pc – 6,40$</w:t>
-      </w:r>
-    </w:p>
-    <w:p>
-      <w:pPr>
-        <w:pStyle w:val="SemEspaamento"/>
-      </w:pPr>
-      <w:r>
-        <w:t>Saco fundo 10x27 1pc – 12,80$</w:t>
-      </w:r>
-    </w:p>
-    <w:p>
-      <w:pPr>
-        <w:pStyle w:val="SemEspaamento"/>
-      </w:pPr>
-      <w:r>
-        <w:t>Saco polipropileno 1pc – 3,50$</w:t>
-      </w:r>
-    </w:p>
-    <w:p>
-      <w:pPr>
-        <w:pStyle w:val="SemEspaamento"/>
-      </w:pPr>
-      <w:r>
-        <w:t>Fita de cetim 2u – 5,90$</w:t>
-      </w:r>
-    </w:p>
-    <w:p>
-      <w:pPr>
-        <w:pStyle w:val="SemEspaamento"/>
-      </w:pPr>
-      <w:r>
-        <w:t>Cesta de papel mini 5u – 5,75$</w:t>
-      </w:r>
-    </w:p>
-    <w:p>
-      <w:pPr>
-        <w:pStyle w:val="SemEspaamento"/>
-      </w:pPr>
-    </w:p>
-    <w:p>
-      <w:pPr>
-        <w:pStyle w:val="SemEspaamento"/>
-        <w:rPr>
-          <w:color w:val="ED7D31" w:themeColor="accent2"/>
-        </w:rPr>
-      </w:pPr>
-      <w:r>
-        <w:rPr>
-          <w:color w:val="ED7D31" w:themeColor="accent2"/>
-        </w:rPr>
-        <w:t>Condor:</w:t>
-      </w:r>
-    </w:p>
-    <w:p>
-      <w:pPr>
-        <w:pStyle w:val="SemEspaamento"/>
-      </w:pPr>
-      <w:r>
-        <w:t>01/01</w:t>
-      </w:r>
-    </w:p>
-    <w:p>
-      <w:pPr>
-        <w:pStyle w:val="SemEspaamento"/>
-      </w:pPr>
-      <w:r>
-        <w:t>Manteiga – 10$</w:t>
-      </w:r>
-    </w:p>
-    <w:p>
-      <w:pPr>
-        <w:pStyle w:val="SemEspaamento"/>
-      </w:pPr>
-    </w:p>
-    <w:p>
-      <w:pPr>
-        <w:pStyle w:val="SemEspaamento"/>
-        <w:rPr>
-          <w:color w:val="ED7D31" w:themeColor="accent2"/>
-        </w:rPr>
-      </w:pPr>
-      <w:r>
-        <w:rPr>
-          <w:color w:val="ED7D31" w:themeColor="accent2"/>
-        </w:rPr>
-        <w:t>Papelaria</w:t>
-      </w:r>
-      <w:r>
-        <w:rPr>
-          <w:color w:val="ED7D31" w:themeColor="accent2"/>
-        </w:rPr>
-        <w:t>:</w:t>
-      </w:r>
-    </w:p>
-    <w:p>
-      <w:pPr>
-        <w:pStyle w:val="SemEspaamento"/>
-      </w:pPr>
-      <w:r>
-        <w:t>01/01 – 15$</w:t>
-      </w:r>
-    </w:p>
-    <w:p>
-      <w:pPr>
-        <w:pStyle w:val="SemEspaamento"/>
-      </w:pPr>
-    </w:p>
-    <w:p>
-      <w:pPr>
-        <w:pStyle w:val="SemEspaamento"/>
-      </w:pPr>
-    </w:p>
-    <w:p>
-      <w:pPr>
-        <w:pStyle w:val="SemEspaamento"/>
-        <w:rPr>
-          <w:b/>
-        </w:rPr>
-      </w:pPr>
-      <w:r>
-        <w:rPr>
-          <w:b/>
-          <w:color w:val="FF0000"/>
-        </w:rPr>
-        <w:t xml:space="preserve">Mês de </w:t>
-      </w:r>
-      <w:r>
-        <w:rPr>
-          <w:b/>
-          <w:color w:val="FF0000"/>
-        </w:rPr>
-        <w:t>março</w:t>
-      </w:r>
-      <w:r>
-        <w:rPr>
-          <w:b/>
-          <w:color w:val="FF0000"/>
-        </w:rPr>
-        <w:t xml:space="preserve"> – Total __$</w:t>
-      </w:r>
-    </w:p>
-    <w:p>
-      <w:pPr>
-        <w:pStyle w:val="SemEspaamento"/>
-      </w:pPr>
-    </w:p>
-    <w:p>
-      <w:pPr>
-        <w:pStyle w:val="SemEspaamento"/>
-        <w:rPr>
-          <w:color w:val="ED7D31" w:themeColor="accent2"/>
-        </w:rPr>
-      </w:pPr>
-      <w:r>
-        <w:rPr>
-          <w:color w:val="ED7D31" w:themeColor="accent2"/>
-        </w:rPr>
-        <w:t>Casa do confeiteiro</w:t>
-      </w:r>
-    </w:p>
-    <w:p>
-      <w:pPr>
-        <w:pStyle w:val="SemEspaamento"/>
-      </w:pPr>
-      <w:r>
-        <w:t xml:space="preserve">02/03: </w:t>
-      </w:r>
-      <w:r>
-        <w:rPr>
-          <w:b/>
-        </w:rPr>
-        <w:t>Total</w:t>
-      </w:r>
-      <w:r>
-        <w:t xml:space="preserve"> – 27,15$</w:t>
-      </w:r>
-    </w:p>
-    <w:p>
-      <w:pPr>
-        <w:pStyle w:val="SemEspaamento"/>
-      </w:pPr>
-      <w:r>
-        <w:t>Açúcar de confeiteiro 4u – 11,60$</w:t>
-      </w:r>
-    </w:p>
-    <w:p>
-      <w:pPr>
-        <w:pStyle w:val="SemEspaamento"/>
-      </w:pPr>
-      <w:r>
-        <w:t>Confeitos coloridos 1u – 4,95$</w:t>
-      </w:r>
-    </w:p>
-    <w:p>
-      <w:pPr>
-        <w:pStyle w:val="SemEspaamento"/>
-      </w:pPr>
-      <w:r>
-        <w:t>Saco adesivo 1u – 10,60$</w:t>
-      </w:r>
-    </w:p>
-    <w:p>
-      <w:pPr>
-        <w:pStyle w:val="SemEspaamento"/>
-        <w:rPr>
-          <w:color w:val="ED7D31" w:themeColor="accent2"/>
-        </w:rPr>
-      </w:pPr>
-    </w:p>
-    <w:p>
-      <w:pPr>
-        <w:pStyle w:val="SemEspaamento"/>
-        <w:rPr>
-          <w:color w:val="ED7D31" w:themeColor="accent2"/>
-        </w:rPr>
-      </w:pPr>
-      <w:proofErr w:type="spellStart"/>
-      <w:r>
-        <w:rPr>
-          <w:color w:val="ED7D31" w:themeColor="accent2"/>
-        </w:rPr>
-        <w:lastRenderedPageBreak/>
-        <w:t>Mirari</w:t>
-      </w:r>
-      <w:proofErr w:type="spellEnd"/>
-      <w:r>
-        <w:rPr>
-          <w:color w:val="ED7D31" w:themeColor="accent2"/>
-        </w:rPr>
-        <w:t xml:space="preserve"> utilidades - General </w:t>
-      </w:r>
-      <w:proofErr w:type="gramStart"/>
-      <w:r>
-        <w:rPr>
-          <w:color w:val="ED7D31" w:themeColor="accent2"/>
-        </w:rPr>
-        <w:t>carneiro</w:t>
-      </w:r>
-      <w:proofErr w:type="gramEnd"/>
-    </w:p>
-    <w:p>
-      <w:pPr>
-        <w:pStyle w:val="SemEspaamento"/>
-      </w:pPr>
-      <w:r>
-        <w:t xml:space="preserve">02/03: </w:t>
-      </w:r>
-      <w:r>
-        <w:rPr>
-          <w:b/>
-        </w:rPr>
-        <w:t>Total</w:t>
-      </w:r>
-      <w:r>
-        <w:rPr>
-          <w:b/>
-        </w:rPr>
-        <w:t xml:space="preserve"> </w:t>
-      </w:r>
-      <w:r>
-        <w:t xml:space="preserve">- </w:t>
-      </w:r>
-      <w:r>
-        <w:t>22$</w:t>
-      </w:r>
-    </w:p>
-    <w:p>
-      <w:pPr>
-        <w:pStyle w:val="SemEspaamento"/>
-      </w:pPr>
-      <w:r>
-        <w:t>Rolo – 14$</w:t>
-      </w:r>
-    </w:p>
-    <w:p>
-      <w:pPr>
-        <w:pStyle w:val="SemEspaamento"/>
-      </w:pPr>
-      <w:r>
-        <w:t>Kit 5 formas – 8$</w:t>
-      </w:r>
-    </w:p>
-    <w:p>
-      <w:pPr>
-        <w:pStyle w:val="SemEspaamento"/>
-      </w:pPr>
-    </w:p>
-    <w:p>
-      <w:pPr>
-        <w:pStyle w:val="SemEspaamento"/>
-        <w:rPr>
-          <w:color w:val="ED7D31" w:themeColor="accent2"/>
-        </w:rPr>
-      </w:pPr>
-      <w:r>
-        <w:rPr>
-          <w:color w:val="ED7D31" w:themeColor="accent2"/>
-        </w:rPr>
-        <w:t>Casa do confeiteiro</w:t>
-      </w:r>
-    </w:p>
-    <w:p>
-      <w:pPr>
-        <w:pStyle w:val="SemEspaamento"/>
-      </w:pPr>
-      <w:r>
-        <w:t xml:space="preserve">02/03: </w:t>
-      </w:r>
-      <w:r>
-        <w:rPr>
-          <w:b/>
-        </w:rPr>
-        <w:t>Total</w:t>
-      </w:r>
-      <w:r>
-        <w:t xml:space="preserve"> – 67,50$</w:t>
-      </w:r>
-    </w:p>
-    <w:p>
-      <w:pPr>
-        <w:pStyle w:val="SemEspaamento"/>
-      </w:pPr>
-      <w:r>
-        <w:t>Glaçúcar 1u – 3,98$</w:t>
-      </w:r>
-    </w:p>
-    <w:p>
-      <w:pPr>
-        <w:pStyle w:val="SemEspaamento"/>
-      </w:pPr>
-      <w:r>
-        <w:t>Jogo de pinceis – 15$</w:t>
-      </w:r>
-    </w:p>
-    <w:p>
-      <w:pPr>
-        <w:pStyle w:val="SemEspaamento"/>
-      </w:pPr>
-      <w:r>
-        <w:t>Glace real 1kg – 16,50$</w:t>
-      </w:r>
-    </w:p>
-    <w:p>
-      <w:pPr>
-        <w:pStyle w:val="SemEspaamento"/>
-      </w:pPr>
-      <w:r>
-        <w:t>Corante gel – 5,60$</w:t>
-      </w:r>
-    </w:p>
-    <w:p>
-      <w:pPr>
-        <w:pStyle w:val="SemEspaamento"/>
-      </w:pPr>
-      <w:r>
-        <w:t>Corante em pó – 2,48$</w:t>
-      </w:r>
-    </w:p>
-    <w:p>
-      <w:pPr>
-        <w:pStyle w:val="SemEspaamento"/>
-      </w:pPr>
-      <w:r>
-        <w:t>Cortador 2u – 11,80$</w:t>
-      </w:r>
-    </w:p>
-    <w:p>
-      <w:pPr>
-        <w:pStyle w:val="SemEspaamento"/>
-      </w:pPr>
-      <w:proofErr w:type="spellStart"/>
-      <w:r>
-        <w:t>Cortator</w:t>
-      </w:r>
-      <w:proofErr w:type="spellEnd"/>
-      <w:r>
-        <w:t xml:space="preserve"> 2u – 9,80$</w:t>
-      </w:r>
-    </w:p>
-    <w:p>
-      <w:pPr>
-        <w:pStyle w:val="SemEspaamento"/>
-      </w:pPr>
-      <w:r>
-        <w:t>Fita azul – 2,45$</w:t>
-      </w:r>
-    </w:p>
-    <w:p>
-      <w:pPr>
-        <w:pStyle w:val="SemEspaamento"/>
-      </w:pPr>
-    </w:p>
-    <w:p>
-      <w:pPr>
-        <w:pStyle w:val="SemEspaamento"/>
-        <w:rPr>
-          <w:color w:val="ED7D31" w:themeColor="accent2"/>
-        </w:rPr>
-      </w:pPr>
-      <w:r>
-        <w:rPr>
-          <w:color w:val="ED7D31" w:themeColor="accent2"/>
-        </w:rPr>
-        <w:t xml:space="preserve">Loja leão - </w:t>
-      </w:r>
-      <w:proofErr w:type="spellStart"/>
-      <w:r>
-        <w:rPr>
-          <w:color w:val="ED7D31" w:themeColor="accent2"/>
-        </w:rPr>
-        <w:t>bacacheri</w:t>
-      </w:r>
-      <w:proofErr w:type="spellEnd"/>
-    </w:p>
-    <w:p>
-      <w:pPr>
-        <w:pStyle w:val="SemEspaamento"/>
-      </w:pPr>
-      <w:r>
-        <w:t xml:space="preserve">04/03: </w:t>
-      </w:r>
-      <w:r>
-        <w:rPr>
-          <w:b/>
-        </w:rPr>
-        <w:t>Total</w:t>
-      </w:r>
-      <w:r>
-        <w:t xml:space="preserve"> – 16,90$</w:t>
-      </w:r>
-    </w:p>
-    <w:p>
-      <w:pPr>
-        <w:pStyle w:val="SemEspaamento"/>
-      </w:pPr>
-      <w:r>
-        <w:t>Cortadores 3u – 16,90</w:t>
-      </w:r>
-    </w:p>
-    <w:p>
-      <w:pPr>
-        <w:pStyle w:val="SemEspaamento"/>
-      </w:pPr>
-    </w:p>
-    <w:p>
-      <w:pPr>
-        <w:pStyle w:val="SemEspaamento"/>
-        <w:rPr>
-          <w:color w:val="ED7D31" w:themeColor="accent2"/>
-        </w:rPr>
-      </w:pPr>
-      <w:r>
-        <w:rPr>
-          <w:color w:val="ED7D31" w:themeColor="accent2"/>
-        </w:rPr>
-        <w:t>Condor</w:t>
-      </w:r>
-    </w:p>
-    <w:p>
-      <w:pPr>
-        <w:pStyle w:val="SemEspaamento"/>
-      </w:pPr>
-      <w:r>
-        <w:t xml:space="preserve">07/03: </w:t>
-      </w:r>
-      <w:r>
-        <w:rPr>
-          <w:b/>
-        </w:rPr>
-        <w:t>Total</w:t>
-      </w:r>
-      <w:r>
-        <w:t xml:space="preserve"> – 17$</w:t>
-      </w:r>
-    </w:p>
-    <w:p>
-      <w:pPr>
-        <w:pStyle w:val="SemEspaamento"/>
-      </w:pPr>
-      <w:proofErr w:type="spellStart"/>
-      <w:r>
-        <w:t>Nesquik</w:t>
-      </w:r>
-      <w:proofErr w:type="spellEnd"/>
-      <w:r>
-        <w:t xml:space="preserve"> – 12$</w:t>
-      </w:r>
-    </w:p>
-    <w:p>
-      <w:pPr>
-        <w:pStyle w:val="SemEspaamento"/>
-      </w:pPr>
-      <w:r>
-        <w:t>Manteiga – 5$</w:t>
-      </w:r>
-    </w:p>
-    <w:p>
-      <w:pPr>
-        <w:pStyle w:val="SemEspaamento"/>
-      </w:pPr>
-    </w:p>
-    <w:p>
-      <w:pPr>
-        <w:pStyle w:val="SemEspaamento"/>
-        <w:rPr>
-          <w:color w:val="ED7D31" w:themeColor="accent2"/>
-        </w:rPr>
-      </w:pPr>
-      <w:proofErr w:type="spellStart"/>
-      <w:r>
-        <w:rPr>
-          <w:color w:val="ED7D31" w:themeColor="accent2"/>
-        </w:rPr>
-        <w:t>Partito</w:t>
-      </w:r>
-      <w:proofErr w:type="spellEnd"/>
-      <w:r>
-        <w:rPr>
-          <w:color w:val="ED7D31" w:themeColor="accent2"/>
-        </w:rPr>
-        <w:t xml:space="preserve"> </w:t>
-      </w:r>
-      <w:proofErr w:type="spellStart"/>
-      <w:r>
-        <w:rPr>
-          <w:color w:val="ED7D31" w:themeColor="accent2"/>
-        </w:rPr>
-        <w:t>anitta</w:t>
-      </w:r>
-      <w:proofErr w:type="spellEnd"/>
-      <w:r>
-        <w:rPr>
-          <w:color w:val="ED7D31" w:themeColor="accent2"/>
-        </w:rPr>
-        <w:t xml:space="preserve"> </w:t>
-      </w:r>
-      <w:proofErr w:type="spellStart"/>
-      <w:r>
-        <w:rPr>
-          <w:color w:val="ED7D31" w:themeColor="accent2"/>
-        </w:rPr>
-        <w:t>garibaldi</w:t>
-      </w:r>
-      <w:proofErr w:type="spellEnd"/>
-    </w:p>
-    <w:p>
-      <w:pPr>
-        <w:pStyle w:val="SemEspaamento"/>
-      </w:pPr>
-      <w:r>
-        <w:t xml:space="preserve">07/03: </w:t>
-      </w:r>
-      <w:r>
-        <w:rPr>
-          <w:b/>
-        </w:rPr>
-        <w:t>Total</w:t>
-      </w:r>
-      <w:r>
-        <w:t xml:space="preserve"> – 12$</w:t>
-      </w:r>
-    </w:p>
-    <w:p>
-      <w:pPr>
-        <w:pStyle w:val="SemEspaamento"/>
-      </w:pPr>
-      <w:r>
-        <w:t>Forminha de ovo</w:t>
-      </w:r>
-    </w:p>
-    <w:p>
-      <w:pPr>
-        <w:pStyle w:val="SemEspaamento"/>
-      </w:pPr>
-    </w:p>
-    <w:p>
-      <w:pPr>
-        <w:pStyle w:val="SemEspaamento"/>
-        <w:rPr>
-          <w:color w:val="ED7D31" w:themeColor="accent2"/>
-        </w:rPr>
-      </w:pPr>
-      <w:r>
-        <w:rPr>
-          <w:color w:val="ED7D31" w:themeColor="accent2"/>
-        </w:rPr>
-        <w:t>Atacadão</w:t>
-      </w:r>
-    </w:p>
-    <w:p>
-      <w:pPr>
-        <w:pStyle w:val="SemEspaamento"/>
-      </w:pPr>
-      <w:r>
-        <w:t xml:space="preserve">07/03: </w:t>
-      </w:r>
-      <w:r>
-        <w:rPr>
-          <w:b/>
-        </w:rPr>
-        <w:t>Total</w:t>
-      </w:r>
-      <w:r>
-        <w:t xml:space="preserve"> – </w:t>
-      </w:r>
-      <w:r>
-        <w:t>26</w:t>
-      </w:r>
-      <w:r>
-        <w:t>$</w:t>
-      </w:r>
-    </w:p>
-    <w:p>
-      <w:pPr>
-        <w:pStyle w:val="SemEspaamento"/>
-      </w:pPr>
-      <w:r>
-        <w:t>Manteiga – 9,90$</w:t>
-      </w:r>
-    </w:p>
-    <w:p>
-      <w:pPr>
-        <w:pStyle w:val="SemEspaamento"/>
-      </w:pPr>
-      <w:r>
-        <w:t xml:space="preserve">Queijo ralado – </w:t>
-      </w:r>
-      <w:r>
-        <w:t>5,70</w:t>
-      </w:r>
-      <w:r>
-        <w:t>$</w:t>
-      </w:r>
-    </w:p>
-    <w:p>
-      <w:pPr>
-        <w:pStyle w:val="SemEspaamento"/>
-      </w:pPr>
-      <w:r>
-        <w:t xml:space="preserve">Baunilha – </w:t>
-      </w:r>
-      <w:r>
-        <w:t>3,30</w:t>
-      </w:r>
-      <w:r>
-        <w:t>$</w:t>
-      </w:r>
-    </w:p>
-    <w:p>
-      <w:pPr>
-        <w:pStyle w:val="SemEspaamento"/>
-      </w:pPr>
-      <w:r>
-        <w:t xml:space="preserve">Café – </w:t>
-      </w:r>
-      <w:r>
-        <w:t>3,80</w:t>
-      </w:r>
-      <w:r>
-        <w:t>$</w:t>
-      </w:r>
-    </w:p>
-    <w:p>
-      <w:pPr>
-        <w:pStyle w:val="SemEspaamento"/>
-      </w:pPr>
-      <w:r>
-        <w:t xml:space="preserve">Creme de leite – </w:t>
-      </w:r>
-      <w:r>
-        <w:t>3,30</w:t>
-      </w:r>
-      <w:r>
-        <w:t>$</w:t>
-      </w:r>
-    </w:p>
-    <w:p>
-      <w:pPr>
-        <w:pStyle w:val="SemEspaamento"/>
-      </w:pPr>
-    </w:p>
-    <w:p>
-      <w:pPr>
-        <w:pStyle w:val="SemEspaamento"/>
-      </w:pPr>
-    </w:p>
-    <w:p>
-      <w:pPr>
-        <w:pStyle w:val="SemEspaamento"/>
-        <w:rPr>
-          <w:b/>
-          <w:color w:val="FF0000"/>
-        </w:rPr>
-      </w:pPr>
-      <w:r>
-        <w:rPr>
-          <w:b/>
-          <w:color w:val="FF0000"/>
-        </w:rPr>
-        <w:t>Monte seu kit!!</w:t>
-      </w:r>
-    </w:p>
-    <w:p>
-      <w:pPr>
-        <w:pStyle w:val="SemEspaamento"/>
-        <w:rPr>
-          <w:b/>
-          <w:color w:val="FF0000"/>
-        </w:rPr>
-      </w:pPr>
-    </w:p>
-    <w:p>
-      <w:pPr>
-        <w:pStyle w:val="SemEspaamento"/>
-        <w:rPr>
-          <w:b/>
-          <w:color w:val="ED7D31" w:themeColor="accent2"/>
-        </w:rPr>
-      </w:pPr>
-      <w:r>
-        <w:rPr>
-          <w:b/>
-          <w:color w:val="ED7D31" w:themeColor="accent2"/>
-        </w:rPr>
-        <w:t>Solicite um orçamento para quantidades maiores a 4 unidades.</w:t>
-      </w:r>
-    </w:p>
-    <w:p>
-      <w:pPr>
-        <w:pStyle w:val="SemEspaamento"/>
-        <w:rPr>
-          <w:b/>
-          <w:color w:val="ED7D31" w:themeColor="accent2"/>
-        </w:rPr>
-      </w:pPr>
-      <w:r>
-        <w:rPr>
-          <w:b/>
-          <w:color w:val="ED7D31" w:themeColor="accent2"/>
-        </w:rPr>
-        <w:t>O valor de cada biscoito depende</w:t>
-      </w:r>
-      <w:r>
-        <w:rPr>
-          <w:b/>
-          <w:color w:val="ED7D31" w:themeColor="accent2"/>
-        </w:rPr>
-        <w:t xml:space="preserve"> das gramas</w:t>
-      </w:r>
-      <w:r>
-        <w:rPr>
-          <w:b/>
-          <w:color w:val="ED7D31" w:themeColor="accent2"/>
-        </w:rPr>
-        <w:t>, variando de 30g 36g 40g.</w:t>
-      </w:r>
-    </w:p>
-    <w:p>
-      <w:pPr>
-        <w:pStyle w:val="SemEspaamento"/>
-        <w:rPr>
-          <w:b/>
-        </w:rPr>
-      </w:pPr>
-    </w:p>
-    <w:p>
-      <w:pPr>
-        <w:pStyle w:val="SemEspaamento"/>
-        <w:rPr>
-          <w:color w:val="ED7D31" w:themeColor="accent2"/>
-        </w:rPr>
-      </w:pPr>
-      <w:r>
-        <w:rPr>
-          <w:color w:val="ED7D31" w:themeColor="accent2"/>
-        </w:rPr>
-        <w:t xml:space="preserve">Veja alguns dos nossos kits </w:t>
-      </w:r>
-      <w:r>
-        <w:rPr>
-          <w:color w:val="ED7D31" w:themeColor="accent2"/>
-        </w:rPr>
-        <w:t>personalizados</w:t>
-      </w:r>
-      <w:r>
-        <w:rPr>
-          <w:color w:val="ED7D31" w:themeColor="accent2"/>
-        </w:rPr>
-        <w:t xml:space="preserve"> </w:t>
-      </w:r>
-      <w:r>
-        <w:rPr>
-          <w:color w:val="ED7D31" w:themeColor="accent2"/>
-        </w:rPr>
-        <w:t>nesse link</w:t>
-      </w:r>
-      <w:r>
-        <w:rPr>
-          <w:color w:val="ED7D31" w:themeColor="accent2"/>
-        </w:rPr>
-        <w:t>!</w:t>
-      </w:r>
-      <w:r>
-        <w:rPr>
-          <w:color w:val="ED7D31" w:themeColor="accent2"/>
-        </w:rPr>
-        <w:t xml:space="preserve"> (Fazer no </w:t>
-      </w:r>
-      <w:proofErr w:type="spellStart"/>
-      <w:r>
-        <w:rPr>
-          <w:color w:val="ED7D31" w:themeColor="accent2"/>
-        </w:rPr>
-        <w:t>word</w:t>
-      </w:r>
-      <w:proofErr w:type="spellEnd"/>
-      <w:r>
-        <w:rPr>
-          <w:color w:val="ED7D31" w:themeColor="accent2"/>
-        </w:rPr>
-        <w:t xml:space="preserve"> ou outro site)</w:t>
-      </w:r>
-    </w:p>
-    <w:p>
-      <w:pPr>
-        <w:pStyle w:val="SemEspaamento"/>
-      </w:pPr>
-    </w:p>
-    <w:p>
-      <w:pPr>
-        <w:pStyle w:val="SemEspaamento"/>
-        <w:rPr>
           <w:color w:val="ED7D31" w:themeColor="accent2"/>
         </w:rPr>
       </w:pPr>
@@ -2188,7 +593,6 @@
         <w:rPr>
           <w:color w:val="000000"/>
         </w:rPr>
-        <w:lastRenderedPageBreak/>
         <w:t>Simples - 22$</w:t>
       </w:r>
     </w:p>
@@ -2885,6 +1289,319 @@
         <w:pStyle w:val="SemEspaamento"/>
       </w:pPr>
       <w:r>
+        <w:t>Os bichinhos que temos são os mesmos</w:t>
+      </w:r>
+      <w:r>
+        <w:br/>
+        <w:t xml:space="preserve">que tem no kit </w:t>
+      </w:r>
+      <w:proofErr w:type="spellStart"/>
+      <w:r>
+        <w:t>Materninade</w:t>
+      </w:r>
+      <w:proofErr w:type="spellEnd"/>
+      <w:r>
+        <w:t xml:space="preserve"> abaixo.</w:t>
+      </w:r>
+    </w:p>
+    <w:p>
+      <w:pPr>
+        <w:pStyle w:val="SemEspaamento"/>
+      </w:pPr>
+    </w:p>
+    <w:p>
+      <w:pPr>
+        <w:pStyle w:val="SemEspaamento"/>
+        <w:rPr>
+          <w:b/>
+        </w:rPr>
+      </w:pPr>
+      <w:r>
+        <w:rPr>
+          <w:b/>
+        </w:rPr>
+        <w:t>Kit</w:t>
+      </w:r>
+      <w:r>
+        <w:rPr>
+          <w:b/>
+        </w:rPr>
+        <w:t xml:space="preserve"> 1</w:t>
+      </w:r>
+      <w:r>
+        <w:rPr>
+          <w:b/>
+        </w:rPr>
+        <w:t xml:space="preserve"> </w:t>
+      </w:r>
+      <w:r>
+        <w:rPr>
+          <w:b/>
+        </w:rPr>
+        <w:t xml:space="preserve">do dia da mulher. </w:t>
+      </w:r>
+      <w:r>
+        <w:rPr>
+          <w:b/>
+        </w:rPr>
+        <w:t xml:space="preserve">Total: </w:t>
+      </w:r>
+      <w:r>
+        <w:rPr>
+          <w:b/>
+          <w:color w:val="FF0000"/>
+        </w:rPr>
+        <w:t>20</w:t>
+      </w:r>
+      <w:r>
+        <w:rPr>
+          <w:b/>
+          <w:color w:val="FF0000"/>
+        </w:rPr>
+        <w:t>$</w:t>
+      </w:r>
+    </w:p>
+    <w:p>
+      <w:pPr>
+        <w:pStyle w:val="SemEspaamento"/>
+      </w:pPr>
+      <w:r>
+        <w:t>3 corações com palavras 7cm 30g 13,50$</w:t>
+      </w:r>
+    </w:p>
+    <w:p>
+      <w:pPr>
+        <w:pStyle w:val="SemEspaamento"/>
+      </w:pPr>
+      <w:r>
+        <w:t>1 com coração 7cm 36</w:t>
+      </w:r>
+      <w:r>
+        <w:t xml:space="preserve">g </w:t>
+      </w:r>
+      <w:r>
+        <w:rPr>
+          <w:u w:val="single"/>
+        </w:rPr>
+        <w:t>6,50$</w:t>
+      </w:r>
+    </w:p>
+    <w:p>
+      <w:pPr>
+        <w:pStyle w:val="SemEspaamento"/>
+      </w:pPr>
+    </w:p>
+    <w:p>
+      <w:pPr>
+        <w:pStyle w:val="SemEspaamento"/>
+        <w:rPr>
+          <w:b/>
+        </w:rPr>
+      </w:pPr>
+      <w:r>
+        <w:rPr>
+          <w:b/>
+        </w:rPr>
+        <w:t>Kit</w:t>
+      </w:r>
+      <w:r>
+        <w:rPr>
+          <w:b/>
+        </w:rPr>
+        <w:t xml:space="preserve"> 2</w:t>
+      </w:r>
+      <w:r>
+        <w:rPr>
+          <w:b/>
+        </w:rPr>
+        <w:t xml:space="preserve"> do dia da mulher</w:t>
+      </w:r>
+      <w:r>
+        <w:rPr>
+          <w:b/>
+        </w:rPr>
+        <w:t>.</w:t>
+      </w:r>
+      <w:r>
+        <w:rPr>
+          <w:b/>
+        </w:rPr>
+        <w:t xml:space="preserve"> </w:t>
+      </w:r>
+      <w:r>
+        <w:rPr>
+          <w:b/>
+        </w:rPr>
+        <w:t>Total:</w:t>
+      </w:r>
+      <w:r>
+        <w:rPr>
+          <w:b/>
+        </w:rPr>
+        <w:t xml:space="preserve"> </w:t>
+      </w:r>
+      <w:r>
+        <w:rPr>
+          <w:b/>
+          <w:color w:val="FF0000"/>
+        </w:rPr>
+        <w:t>26</w:t>
+      </w:r>
+      <w:r>
+        <w:rPr>
+          <w:b/>
+          <w:color w:val="FF0000"/>
+        </w:rPr>
+        <w:t>$</w:t>
+      </w:r>
+    </w:p>
+    <w:p>
+      <w:pPr>
+        <w:pStyle w:val="SemEspaamento"/>
+      </w:pPr>
+      <w:r>
+        <w:t>3</w:t>
+      </w:r>
+      <w:r>
+        <w:t xml:space="preserve"> </w:t>
+      </w:r>
+      <w:r>
+        <w:t xml:space="preserve">quadrados </w:t>
+      </w:r>
+      <w:r>
+        <w:t xml:space="preserve">com </w:t>
+      </w:r>
+      <w:r>
+        <w:t>palavras</w:t>
+      </w:r>
+      <w:r>
+        <w:t xml:space="preserve"> 7cm 36</w:t>
+      </w:r>
+      <w:r>
+        <w:t>g</w:t>
+      </w:r>
+      <w:r>
+        <w:t xml:space="preserve"> </w:t>
+      </w:r>
+      <w:r>
+        <w:rPr>
+          <w:u w:val="single"/>
+        </w:rPr>
+        <w:t>6,50$</w:t>
+      </w:r>
+    </w:p>
+    <w:p>
+      <w:pPr>
+        <w:pStyle w:val="SemEspaamento"/>
+      </w:pPr>
+      <w:r>
+        <w:t>1</w:t>
+      </w:r>
+      <w:r>
+        <w:t xml:space="preserve"> quadrado</w:t>
+      </w:r>
+      <w:r>
+        <w:t xml:space="preserve"> coração</w:t>
+      </w:r>
+      <w:r>
+        <w:t xml:space="preserve"> </w:t>
+      </w:r>
+      <w:r>
+        <w:t xml:space="preserve">7cm </w:t>
+      </w:r>
+      <w:r>
+        <w:t>36</w:t>
+      </w:r>
+      <w:r>
+        <w:t>g</w:t>
+      </w:r>
+      <w:r>
+        <w:t xml:space="preserve"> 6</w:t>
+      </w:r>
+      <w:r>
+        <w:t>,50$</w:t>
+      </w:r>
+    </w:p>
+    <w:p>
+      <w:pPr>
+        <w:pStyle w:val="SemEspaamento"/>
+      </w:pPr>
+    </w:p>
+    <w:p>
+      <w:pPr>
+        <w:pStyle w:val="SemEspaamento"/>
+        <w:rPr>
+          <w:b/>
+        </w:rPr>
+      </w:pPr>
+      <w:r>
+        <w:rPr>
+          <w:b/>
+        </w:rPr>
+        <w:t>M</w:t>
+      </w:r>
+      <w:r>
+        <w:rPr>
+          <w:b/>
+        </w:rPr>
+        <w:t xml:space="preserve">aternidade </w:t>
+      </w:r>
+      <w:r>
+        <w:rPr>
+          <w:b/>
+          <w:color w:val="FF0000"/>
+        </w:rPr>
+        <w:t>3</w:t>
+      </w:r>
+      <w:r>
+        <w:rPr>
+          <w:b/>
+          <w:color w:val="FF0000"/>
+        </w:rPr>
+        <w:t xml:space="preserve">$ a unidade </w:t>
+      </w:r>
+    </w:p>
+    <w:p>
+      <w:pPr>
+        <w:pStyle w:val="SemEspaamento"/>
+      </w:pPr>
+      <w:r>
+        <w:t>Eles têm 5cm - 14g</w:t>
+      </w:r>
+    </w:p>
+    <w:p>
+      <w:pPr>
+        <w:pStyle w:val="SemEspaamento"/>
+      </w:pPr>
+      <w:r>
+        <w:t>Você escolhe a quantidade</w:t>
+      </w:r>
+    </w:p>
+    <w:p>
+      <w:pPr>
+        <w:pStyle w:val="SemEspaamento"/>
+      </w:pPr>
+      <w:r>
+        <w:t>Mínimo 10 unidades</w:t>
+      </w:r>
+      <w:r>
+        <w:t xml:space="preserve"> </w:t>
+      </w:r>
+    </w:p>
+    <w:p>
+      <w:pPr>
+        <w:pStyle w:val="SemEspaamento"/>
+        <w:rPr>
+          <w:b/>
+          <w:color w:val="FF0000"/>
+        </w:rPr>
+      </w:pPr>
+    </w:p>
+    <w:p>
+      <w:pPr>
+        <w:pStyle w:val="SemEspaamento"/>
+      </w:pPr>
+      <w:r>
         <w:t xml:space="preserve">Bichinhos </w:t>
       </w:r>
       <w:proofErr w:type="gramStart"/>
@@ -2940,833 +1657,715 @@
       <w:pPr>
         <w:pStyle w:val="SemEspaamento"/>
       </w:pPr>
+      <w:r>
+        <w:t>P</w:t>
+      </w:r>
+      <w:r>
+        <w:t>orco</w:t>
+      </w:r>
+    </w:p>
+    <w:p>
+      <w:pPr>
+        <w:pStyle w:val="SemEspaamento"/>
+      </w:pPr>
+    </w:p>
+    <w:p>
+      <w:pPr>
+        <w:pStyle w:val="SemEspaamento"/>
+        <w:rPr>
+          <w:rFonts w:cstheme="minorHAnsi"/>
+          <w:sz w:val="18"/>
+          <w:szCs w:val="18"/>
+        </w:rPr>
+      </w:pPr>
+      <w:r>
+        <w:rPr>
+          <w:rFonts w:cstheme="minorHAnsi"/>
+          <w:b/>
+          <w:sz w:val="18"/>
+          <w:szCs w:val="18"/>
+        </w:rPr>
+        <w:t>Fotos de Embalagens</w:t>
+      </w:r>
+      <w:r>
+        <w:rPr>
+          <w:rFonts w:cstheme="minorHAnsi"/>
+          <w:b/>
+          <w:sz w:val="18"/>
+          <w:szCs w:val="18"/>
+        </w:rPr>
+        <w:cr/>
+      </w:r>
       <w:proofErr w:type="gramStart"/>
       <w:r>
-        <w:t>porco</w:t>
+        <w:rPr>
+          <w:rFonts w:cstheme="minorHAnsi"/>
+          <w:sz w:val="18"/>
+          <w:szCs w:val="18"/>
+        </w:rPr>
+        <w:t>pacote</w:t>
       </w:r>
       <w:proofErr w:type="gramEnd"/>
-    </w:p>
-    <w:p>
-      <w:pPr>
-        <w:pStyle w:val="SemEspaamento"/>
-      </w:pPr>
-    </w:p>
-    <w:p>
-      <w:pPr>
-        <w:pStyle w:val="SemEspaamento"/>
-        <w:rPr>
-          <w:b/>
-        </w:rPr>
-      </w:pPr>
-      <w:r>
-        <w:rPr>
-          <w:b/>
-        </w:rPr>
-        <w:t>Kit</w:t>
-      </w:r>
-      <w:r>
-        <w:rPr>
-          <w:b/>
-        </w:rPr>
-        <w:t xml:space="preserve"> 1</w:t>
-      </w:r>
-      <w:r>
-        <w:rPr>
-          <w:b/>
+      <w:r>
+        <w:rPr>
+          <w:rFonts w:cstheme="minorHAnsi"/>
+          <w:sz w:val="18"/>
+          <w:szCs w:val="18"/>
         </w:rPr>
         <w:t xml:space="preserve"> </w:t>
       </w:r>
       <w:r>
         <w:rPr>
-          <w:b/>
-        </w:rPr>
-        <w:t xml:space="preserve">do dia da mulher. </w:t>
-      </w:r>
-      <w:r>
-        <w:rPr>
-          <w:b/>
-        </w:rPr>
-        <w:t xml:space="preserve">Total: </w:t>
-      </w:r>
-      <w:r>
-        <w:rPr>
-          <w:b/>
-          <w:color w:val="FF0000"/>
-        </w:rPr>
-        <w:t>20</w:t>
-      </w:r>
-      <w:r>
-        <w:rPr>
-          <w:b/>
-          <w:color w:val="FF0000"/>
-        </w:rPr>
-        <w:t>$</w:t>
-      </w:r>
-    </w:p>
-    <w:p>
-      <w:pPr>
-        <w:pStyle w:val="SemEspaamento"/>
-      </w:pPr>
-      <w:r>
-        <w:t>3 corações com palavras 7cm 30g 13,50$</w:t>
-      </w:r>
-    </w:p>
-    <w:p>
-      <w:pPr>
-        <w:pStyle w:val="SemEspaamento"/>
-      </w:pPr>
-      <w:r>
-        <w:t>1 com coração 7cm 36</w:t>
-      </w:r>
-      <w:r>
-        <w:t xml:space="preserve">g </w:t>
-      </w:r>
-      <w:r>
-        <w:rPr>
-          <w:u w:val="single"/>
-        </w:rPr>
-        <w:t>6,50$</w:t>
-      </w:r>
-    </w:p>
-    <w:p>
-      <w:pPr>
-        <w:pStyle w:val="SemEspaamento"/>
-      </w:pPr>
-    </w:p>
-    <w:p>
-      <w:pPr>
-        <w:pStyle w:val="SemEspaamento"/>
-        <w:rPr>
-          <w:b/>
-        </w:rPr>
-      </w:pPr>
-      <w:r>
-        <w:rPr>
-          <w:b/>
-        </w:rPr>
-        <w:t>Kit</w:t>
-      </w:r>
-      <w:r>
-        <w:rPr>
-          <w:b/>
-        </w:rPr>
-        <w:t xml:space="preserve"> 2</w:t>
-      </w:r>
-      <w:r>
-        <w:rPr>
-          <w:b/>
-        </w:rPr>
-        <w:t xml:space="preserve"> do dia da mulher</w:t>
-      </w:r>
-      <w:r>
-        <w:rPr>
-          <w:b/>
-        </w:rPr>
-        <w:t>.</w:t>
-      </w:r>
-      <w:r>
-        <w:rPr>
-          <w:b/>
+          <w:rFonts w:ascii="Segoe UI Symbol" w:hAnsi="Segoe UI Symbol" w:cs="Segoe UI Symbol"/>
+          <w:sz w:val="18"/>
+          <w:szCs w:val="18"/>
+        </w:rPr>
+        <w:t>✅</w:t>
+      </w:r>
+      <w:r>
+        <w:rPr>
+          <w:rFonts w:cstheme="minorHAnsi"/>
+          <w:sz w:val="18"/>
+          <w:szCs w:val="18"/>
+        </w:rPr>
+        <w:cr/>
+      </w:r>
+      <w:proofErr w:type="gramStart"/>
+      <w:r>
+        <w:rPr>
+          <w:rFonts w:cstheme="minorHAnsi"/>
+          <w:sz w:val="18"/>
+          <w:szCs w:val="18"/>
+        </w:rPr>
+        <w:t>cestinha</w:t>
+      </w:r>
+      <w:proofErr w:type="gramEnd"/>
+      <w:r>
+        <w:rPr>
+          <w:rFonts w:cstheme="minorHAnsi"/>
+          <w:sz w:val="18"/>
+          <w:szCs w:val="18"/>
         </w:rPr>
         <w:t xml:space="preserve"> </w:t>
       </w:r>
       <w:r>
         <w:rPr>
-          <w:b/>
-        </w:rPr>
-        <w:t>Total:</w:t>
-      </w:r>
-      <w:r>
-        <w:rPr>
-          <w:b/>
+          <w:rFonts w:ascii="Segoe UI Symbol" w:hAnsi="Segoe UI Symbol" w:cs="Segoe UI Symbol"/>
+          <w:sz w:val="18"/>
+          <w:szCs w:val="18"/>
+        </w:rPr>
+        <w:t>✅</w:t>
+      </w:r>
+      <w:r>
+        <w:rPr>
+          <w:rFonts w:cstheme="minorHAnsi"/>
+          <w:sz w:val="18"/>
+          <w:szCs w:val="18"/>
+        </w:rPr>
+        <w:cr/>
+      </w:r>
+      <w:proofErr w:type="gramStart"/>
+      <w:r>
+        <w:rPr>
+          <w:rFonts w:cstheme="minorHAnsi"/>
+          <w:sz w:val="18"/>
+          <w:szCs w:val="18"/>
+        </w:rPr>
+        <w:t>caixa</w:t>
+      </w:r>
+      <w:proofErr w:type="gramEnd"/>
+      <w:r>
+        <w:rPr>
+          <w:rFonts w:cstheme="minorHAnsi"/>
+          <w:sz w:val="18"/>
+          <w:szCs w:val="18"/>
         </w:rPr>
         <w:t xml:space="preserve"> </w:t>
       </w:r>
       <w:r>
         <w:rPr>
-          <w:b/>
-          <w:color w:val="FF0000"/>
-        </w:rPr>
-        <w:t>26</w:t>
-      </w:r>
-      <w:r>
-        <w:rPr>
-          <w:b/>
-          <w:color w:val="FF0000"/>
-        </w:rPr>
-        <w:t>$</w:t>
-      </w:r>
-    </w:p>
-    <w:p>
-      <w:pPr>
-        <w:pStyle w:val="SemEspaamento"/>
-      </w:pPr>
-      <w:r>
-        <w:t>3</w:t>
-      </w:r>
-      <w:r>
+          <w:rFonts w:ascii="Segoe UI Symbol" w:hAnsi="Segoe UI Symbol" w:cs="Segoe UI Symbol"/>
+          <w:sz w:val="18"/>
+          <w:szCs w:val="18"/>
+        </w:rPr>
+        <w:t>✅</w:t>
+      </w:r>
+      <w:r>
+        <w:rPr>
+          <w:rFonts w:cstheme="minorHAnsi"/>
+          <w:sz w:val="18"/>
+          <w:szCs w:val="18"/>
+        </w:rPr>
+        <w:cr/>
         <w:t xml:space="preserve"> </w:t>
       </w:r>
       <w:r>
-        <w:t xml:space="preserve">quadrados </w:t>
-      </w:r>
-      <w:r>
-        <w:t xml:space="preserve">com </w:t>
-      </w:r>
-      <w:r>
-        <w:t>palavras</w:t>
-      </w:r>
-      <w:r>
-        <w:t xml:space="preserve"> 7cm 36</w:t>
-      </w:r>
-      <w:r>
-        <w:t>g</w:t>
-      </w:r>
-      <w:r>
+        <w:rPr>
+          <w:rFonts w:cstheme="minorHAnsi"/>
+          <w:sz w:val="18"/>
+          <w:szCs w:val="18"/>
+        </w:rPr>
+        <w:cr/>
+      </w:r>
+      <w:r>
+        <w:rPr>
+          <w:rFonts w:cstheme="minorHAnsi"/>
+          <w:b/>
+          <w:sz w:val="18"/>
+          <w:szCs w:val="18"/>
+        </w:rPr>
+        <w:t>Fotos dos</w:t>
+      </w:r>
+      <w:r>
+        <w:rPr>
+          <w:rFonts w:cstheme="minorHAnsi"/>
+          <w:b/>
+          <w:sz w:val="18"/>
+          <w:szCs w:val="18"/>
+        </w:rPr>
+        <w:t xml:space="preserve"> biscoitos</w:t>
+      </w:r>
+      <w:r>
+        <w:rPr>
+          <w:rFonts w:cstheme="minorHAnsi"/>
+          <w:b/>
+          <w:sz w:val="18"/>
+          <w:szCs w:val="18"/>
+        </w:rPr>
+        <w:cr/>
+      </w:r>
+      <w:proofErr w:type="gramStart"/>
+      <w:r>
+        <w:rPr>
+          <w:rFonts w:cstheme="minorHAnsi"/>
+          <w:sz w:val="18"/>
+          <w:szCs w:val="18"/>
+        </w:rPr>
+        <w:t xml:space="preserve">simples </w:t>
+      </w:r>
+      <w:r>
+        <w:rPr>
+          <w:rFonts w:cstheme="minorHAnsi"/>
+          <w:sz w:val="18"/>
+          <w:szCs w:val="18"/>
+        </w:rPr>
+        <w:t xml:space="preserve"> (</w:t>
+      </w:r>
+      <w:proofErr w:type="gramEnd"/>
+      <w:r>
+        <w:rPr>
+          <w:rFonts w:cstheme="minorHAnsi"/>
+          <w:sz w:val="18"/>
+          <w:szCs w:val="18"/>
+        </w:rPr>
+        <w:t>os de pascoa ovo, cenoura e coelho 7cm)</w:t>
+      </w:r>
+    </w:p>
+    <w:p>
+      <w:pPr>
+        <w:pStyle w:val="SemEspaamento"/>
+        <w:rPr>
+          <w:rFonts w:cstheme="minorHAnsi"/>
+          <w:sz w:val="18"/>
+          <w:szCs w:val="18"/>
+        </w:rPr>
+      </w:pPr>
+      <w:proofErr w:type="gramStart"/>
+      <w:r>
+        <w:rPr>
+          <w:rFonts w:cstheme="minorHAnsi"/>
+          <w:sz w:val="18"/>
+          <w:szCs w:val="18"/>
+        </w:rPr>
+        <w:t>elaborado</w:t>
+      </w:r>
+      <w:proofErr w:type="gramEnd"/>
+      <w:r>
+        <w:rPr>
+          <w:rFonts w:cstheme="minorHAnsi"/>
+          <w:sz w:val="18"/>
+          <w:szCs w:val="18"/>
+        </w:rPr>
         <w:t xml:space="preserve"> </w:t>
       </w:r>
-      <w:r>
-        <w:rPr>
-          <w:u w:val="single"/>
-        </w:rPr>
-        <w:t>6,50$</w:t>
-      </w:r>
-    </w:p>
-    <w:p>
-      <w:pPr>
-        <w:pStyle w:val="SemEspaamento"/>
-      </w:pPr>
-      <w:r>
-        <w:t>1</w:t>
-      </w:r>
-      <w:r>
-        <w:t xml:space="preserve"> quadrado</w:t>
-      </w:r>
-      <w:r>
-        <w:t xml:space="preserve"> coração</w:t>
-      </w:r>
-      <w:r>
+    </w:p>
+    <w:p>
+      <w:pPr>
+        <w:pStyle w:val="SemEspaamento"/>
+        <w:rPr>
+          <w:rFonts w:cstheme="minorHAnsi"/>
+          <w:sz w:val="18"/>
+          <w:szCs w:val="18"/>
+        </w:rPr>
+      </w:pPr>
+      <w:proofErr w:type="gramStart"/>
+      <w:r>
+        <w:rPr>
+          <w:rFonts w:cstheme="minorHAnsi"/>
+          <w:sz w:val="18"/>
+          <w:szCs w:val="18"/>
+        </w:rPr>
+        <w:t>festivo</w:t>
+      </w:r>
+      <w:proofErr w:type="gramEnd"/>
+      <w:r>
+        <w:rPr>
+          <w:rFonts w:cstheme="minorHAnsi"/>
+          <w:sz w:val="18"/>
+          <w:szCs w:val="18"/>
+        </w:rPr>
+        <w:t xml:space="preserve"> (pascoa </w:t>
+      </w:r>
+      <w:proofErr w:type="spellStart"/>
+      <w:r>
+        <w:rPr>
+          <w:rFonts w:cstheme="minorHAnsi"/>
+          <w:sz w:val="18"/>
+          <w:szCs w:val="18"/>
+        </w:rPr>
+        <w:t>agr</w:t>
+      </w:r>
+      <w:proofErr w:type="spellEnd"/>
+      <w:r>
+        <w:rPr>
+          <w:rFonts w:cstheme="minorHAnsi"/>
+          <w:sz w:val="18"/>
+          <w:szCs w:val="18"/>
+        </w:rPr>
         <w:t xml:space="preserve"> </w:t>
       </w:r>
       <w:r>
-        <w:t xml:space="preserve">7cm </w:t>
-      </w:r>
-      <w:r>
-        <w:t>36</w:t>
-      </w:r>
-      <w:r>
-        <w:t>g</w:t>
-      </w:r>
-      <w:r>
-        <w:t xml:space="preserve"> 6</w:t>
-      </w:r>
-      <w:r>
-        <w:t>,50$</w:t>
-      </w:r>
-    </w:p>
-    <w:p>
-      <w:pPr>
-        <w:pStyle w:val="SemEspaamento"/>
-      </w:pPr>
-    </w:p>
-    <w:p>
-      <w:pPr>
-        <w:pStyle w:val="SemEspaamento"/>
-        <w:rPr>
-          <w:b/>
-        </w:rPr>
-      </w:pPr>
-      <w:r>
-        <w:rPr>
-          <w:b/>
+        <w:rPr>
+          <w:rFonts w:ascii="Segoe UI Symbol" w:hAnsi="Segoe UI Symbol" w:cs="Segoe UI Symbol"/>
+          <w:sz w:val="18"/>
+          <w:szCs w:val="18"/>
+        </w:rPr>
+        <w:t>✅</w:t>
+      </w:r>
+      <w:r>
+        <w:rPr>
+          <w:rFonts w:cstheme="minorHAnsi"/>
+          <w:sz w:val="18"/>
+          <w:szCs w:val="18"/>
+        </w:rPr>
+        <w:t xml:space="preserve">) </w:t>
+      </w:r>
+    </w:p>
+    <w:p>
+      <w:pPr>
+        <w:pStyle w:val="SemEspaamento"/>
+        <w:rPr>
+          <w:rFonts w:cstheme="minorHAnsi"/>
+          <w:sz w:val="18"/>
+          <w:szCs w:val="18"/>
+        </w:rPr>
+      </w:pPr>
+      <w:r>
+        <w:rPr>
+          <w:rFonts w:cstheme="minorHAnsi"/>
+          <w:sz w:val="18"/>
+          <w:szCs w:val="18"/>
+        </w:rPr>
+        <w:cr/>
+      </w:r>
+      <w:r>
+        <w:rPr>
+          <w:rFonts w:cstheme="minorHAnsi"/>
+          <w:b/>
+          <w:sz w:val="18"/>
+          <w:szCs w:val="18"/>
+        </w:rPr>
+        <w:t>Fotos dos kits</w:t>
+      </w:r>
+      <w:r>
+        <w:rPr>
+          <w:rFonts w:cstheme="minorHAnsi"/>
+          <w:b/>
+          <w:sz w:val="18"/>
+          <w:szCs w:val="18"/>
+        </w:rPr>
+        <w:cr/>
+      </w:r>
+      <w:proofErr w:type="gramStart"/>
+      <w:r>
+        <w:rPr>
+          <w:rFonts w:cstheme="minorHAnsi"/>
+          <w:sz w:val="18"/>
+          <w:szCs w:val="18"/>
+        </w:rPr>
+        <w:t>kit</w:t>
+      </w:r>
+      <w:proofErr w:type="gramEnd"/>
+      <w:r>
+        <w:rPr>
+          <w:rFonts w:cstheme="minorHAnsi"/>
+          <w:sz w:val="18"/>
+          <w:szCs w:val="18"/>
+        </w:rPr>
+        <w:t xml:space="preserve"> 1 pascoa</w:t>
+      </w:r>
+      <w:r>
+        <w:rPr>
+          <w:rFonts w:cstheme="minorHAnsi"/>
+          <w:sz w:val="18"/>
+          <w:szCs w:val="18"/>
+        </w:rPr>
+        <w:t xml:space="preserve"> </w:t>
+      </w:r>
+    </w:p>
+    <w:p>
+      <w:pPr>
+        <w:pStyle w:val="SemEspaamento"/>
+        <w:rPr>
+          <w:rFonts w:cstheme="minorHAnsi"/>
+          <w:sz w:val="18"/>
+          <w:szCs w:val="18"/>
+        </w:rPr>
+      </w:pPr>
+      <w:r>
+        <w:rPr>
+          <w:rFonts w:cstheme="minorHAnsi"/>
+          <w:sz w:val="18"/>
+          <w:szCs w:val="18"/>
+        </w:rPr>
+        <w:t xml:space="preserve">Kit </w:t>
+      </w:r>
+      <w:r>
+        <w:rPr>
+          <w:rFonts w:cstheme="minorHAnsi"/>
+          <w:sz w:val="18"/>
+          <w:szCs w:val="18"/>
+        </w:rPr>
+        <w:t>2 pascoa</w:t>
+      </w:r>
+      <w:r>
+        <w:rPr>
+          <w:rFonts w:cstheme="minorHAnsi"/>
+          <w:sz w:val="18"/>
+          <w:szCs w:val="18"/>
+        </w:rPr>
+        <w:t xml:space="preserve"> </w:t>
+      </w:r>
+    </w:p>
+    <w:p>
+      <w:pPr>
+        <w:pStyle w:val="SemEspaamento"/>
+        <w:rPr>
+          <w:rFonts w:cstheme="minorHAnsi"/>
+          <w:sz w:val="18"/>
+          <w:szCs w:val="18"/>
+        </w:rPr>
+      </w:pPr>
+      <w:proofErr w:type="gramStart"/>
+      <w:r>
+        <w:rPr>
+          <w:rFonts w:cstheme="minorHAnsi"/>
+          <w:sz w:val="18"/>
+          <w:szCs w:val="18"/>
+        </w:rPr>
+        <w:t>kit</w:t>
+      </w:r>
+      <w:proofErr w:type="gramEnd"/>
+      <w:r>
+        <w:rPr>
+          <w:rFonts w:cstheme="minorHAnsi"/>
+          <w:sz w:val="18"/>
+          <w:szCs w:val="18"/>
+        </w:rPr>
+        <w:t xml:space="preserve"> 1 </w:t>
+      </w:r>
+      <w:r>
+        <w:rPr>
+          <w:rFonts w:cstheme="minorHAnsi"/>
+          <w:sz w:val="18"/>
+          <w:szCs w:val="18"/>
+        </w:rPr>
+        <w:t xml:space="preserve">menino e menina </w:t>
+      </w:r>
+    </w:p>
+    <w:p>
+      <w:pPr>
+        <w:pStyle w:val="SemEspaamento"/>
+        <w:rPr>
+          <w:rFonts w:cstheme="minorHAnsi"/>
+          <w:sz w:val="18"/>
+          <w:szCs w:val="18"/>
+        </w:rPr>
+      </w:pPr>
+      <w:proofErr w:type="gramStart"/>
+      <w:r>
+        <w:rPr>
+          <w:rFonts w:cstheme="minorHAnsi"/>
+          <w:sz w:val="18"/>
+          <w:szCs w:val="18"/>
+        </w:rPr>
+        <w:t>kit</w:t>
+      </w:r>
+      <w:proofErr w:type="gramEnd"/>
+      <w:r>
+        <w:rPr>
+          <w:rFonts w:cstheme="minorHAnsi"/>
+          <w:sz w:val="18"/>
+          <w:szCs w:val="18"/>
+        </w:rPr>
+        <w:t xml:space="preserve"> 2 menino e menina </w:t>
+      </w:r>
+    </w:p>
+    <w:p>
+      <w:pPr>
+        <w:pStyle w:val="SemEspaamento"/>
+        <w:rPr>
+          <w:rFonts w:cstheme="minorHAnsi"/>
+          <w:sz w:val="18"/>
+          <w:szCs w:val="18"/>
+        </w:rPr>
+      </w:pPr>
+      <w:proofErr w:type="gramStart"/>
+      <w:r>
+        <w:rPr>
+          <w:rFonts w:cstheme="minorHAnsi"/>
+          <w:sz w:val="18"/>
+          <w:szCs w:val="18"/>
+        </w:rPr>
+        <w:t>kit</w:t>
+      </w:r>
+      <w:proofErr w:type="gramEnd"/>
+      <w:r>
+        <w:rPr>
+          <w:rFonts w:cstheme="minorHAnsi"/>
+          <w:sz w:val="18"/>
+          <w:szCs w:val="18"/>
+        </w:rPr>
+        <w:t xml:space="preserve"> 1 da mulher</w:t>
+      </w:r>
+      <w:r>
+        <w:rPr>
+          <w:rFonts w:cstheme="minorHAnsi"/>
+          <w:sz w:val="18"/>
+          <w:szCs w:val="18"/>
+        </w:rPr>
+        <w:t xml:space="preserve"> </w:t>
+      </w:r>
+    </w:p>
+    <w:p>
+      <w:pPr>
+        <w:pStyle w:val="SemEspaamento"/>
+        <w:rPr>
+          <w:rFonts w:cstheme="minorHAnsi"/>
+          <w:sz w:val="18"/>
+          <w:szCs w:val="18"/>
+        </w:rPr>
+      </w:pPr>
+      <w:proofErr w:type="gramStart"/>
+      <w:r>
+        <w:rPr>
+          <w:rFonts w:cstheme="minorHAnsi"/>
+          <w:sz w:val="18"/>
+          <w:szCs w:val="18"/>
+        </w:rPr>
+        <w:t>kit</w:t>
+      </w:r>
+      <w:proofErr w:type="gramEnd"/>
+      <w:r>
+        <w:rPr>
+          <w:rFonts w:cstheme="minorHAnsi"/>
+          <w:sz w:val="18"/>
+          <w:szCs w:val="18"/>
+        </w:rPr>
+        <w:t xml:space="preserve"> 2 da mulher</w:t>
+      </w:r>
+      <w:r>
+        <w:rPr>
+          <w:rFonts w:cstheme="minorHAnsi"/>
+          <w:sz w:val="18"/>
+          <w:szCs w:val="18"/>
+        </w:rPr>
+        <w:t xml:space="preserve"> </w:t>
+      </w:r>
+    </w:p>
+    <w:p>
+      <w:pPr>
+        <w:pStyle w:val="SemEspaamento"/>
+        <w:rPr>
+          <w:rFonts w:cstheme="minorHAnsi"/>
+          <w:sz w:val="18"/>
+          <w:szCs w:val="18"/>
+        </w:rPr>
+      </w:pPr>
+      <w:r>
+        <w:rPr>
+          <w:rFonts w:cstheme="minorHAnsi"/>
+          <w:sz w:val="18"/>
+          <w:szCs w:val="18"/>
+        </w:rPr>
+        <w:t xml:space="preserve">Maternidade </w:t>
+      </w:r>
+    </w:p>
+    <w:p>
+      <w:pPr>
+        <w:pStyle w:val="SemEspaamento"/>
+      </w:pPr>
+      <w:r>
+        <w:t xml:space="preserve"> </w:t>
+      </w:r>
+    </w:p>
+    <w:p>
+      <w:pPr>
+        <w:pStyle w:val="SemEspaamento"/>
+        <w:rPr>
+          <w:b/>
+          <w:vertAlign w:val="superscript"/>
+        </w:rPr>
+      </w:pPr>
+      <w:r>
+        <w:rPr>
+          <w:b/>
+          <w:vertAlign w:val="superscript"/>
         </w:rPr>
         <w:lastRenderedPageBreak/>
-        <w:t>M</w:t>
-      </w:r>
-      <w:r>
-        <w:rPr>
-          <w:b/>
-        </w:rPr>
-        <w:t xml:space="preserve">aternidade </w:t>
-      </w:r>
-      <w:r>
-        <w:rPr>
-          <w:b/>
-          <w:color w:val="FF0000"/>
-        </w:rPr>
-        <w:t>3</w:t>
-      </w:r>
-      <w:r>
-        <w:rPr>
-          <w:b/>
-          <w:color w:val="FF0000"/>
-        </w:rPr>
-        <w:t xml:space="preserve">$ a unidade </w:t>
-      </w:r>
-    </w:p>
-    <w:p>
-      <w:pPr>
-        <w:pStyle w:val="SemEspaamento"/>
-      </w:pPr>
-      <w:r>
-        <w:t>Eles têm 5cm - 14g</w:t>
-      </w:r>
-    </w:p>
-    <w:p>
-      <w:pPr>
-        <w:pStyle w:val="SemEspaamento"/>
-      </w:pPr>
-      <w:r>
-        <w:t>Você escolhe a quantidade</w:t>
-      </w:r>
-    </w:p>
-    <w:p>
-      <w:pPr>
-        <w:pStyle w:val="SemEspaamento"/>
-      </w:pPr>
-      <w:r>
-        <w:t>Mínimo 10 unidades</w:t>
-      </w:r>
-      <w:r>
-        <w:t xml:space="preserve"> </w:t>
-      </w:r>
-    </w:p>
-    <w:p>
-      <w:pPr>
-        <w:pStyle w:val="SemEspaamento"/>
-        <w:rPr>
-          <w:b/>
-          <w:color w:val="FF0000"/>
-        </w:rPr>
-      </w:pPr>
-    </w:p>
-    <w:p>
-      <w:pPr>
-        <w:pStyle w:val="SemEspaamento"/>
-      </w:pPr>
-      <w:r>
-        <w:t xml:space="preserve">Bichinhos </w:t>
+        <w:t>Giza, EU POSSO ESCOLHER SABORES DIFERENTES NO MESMO PEDIDO?</w:t>
+      </w:r>
+    </w:p>
+    <w:p>
+      <w:pPr>
+        <w:pStyle w:val="SemEspaamento"/>
+        <w:rPr>
+          <w:vertAlign w:val="superscript"/>
+        </w:rPr>
+      </w:pPr>
+      <w:r>
+        <w:rPr>
+          <w:vertAlign w:val="superscript"/>
+        </w:rPr>
+        <w:t xml:space="preserve">Boa PERGUNTA! Claro QUE PODEMOS FAZER ASSIM :) </w:t>
+      </w:r>
+    </w:p>
+    <w:p>
+      <w:pPr>
+        <w:pStyle w:val="SemEspaamento"/>
+        <w:rPr>
+          <w:vertAlign w:val="superscript"/>
+        </w:rPr>
+      </w:pPr>
+      <w:r>
+        <w:rPr>
+          <w:vertAlign w:val="superscript"/>
+        </w:rPr>
+        <w:t>Basta NOS AVISAR CERTINHO E COM A</w:t>
+      </w:r>
+      <w:bookmarkStart w:id="0" w:name="_GoBack"/>
+      <w:bookmarkEnd w:id="0"/>
+      <w:r>
+        <w:rPr>
+          <w:vertAlign w:val="superscript"/>
+        </w:rPr>
+        <w:t>NTECEDÊNCIA, PARA PREPARARMOS COM TEMPO E MUITO CARINHO.</w:t>
+      </w:r>
+    </w:p>
+    <w:p>
+      <w:pPr>
+        <w:pStyle w:val="SemEspaamento"/>
+        <w:rPr>
+          <w:b/>
+        </w:rPr>
+      </w:pPr>
+    </w:p>
+    <w:p>
+      <w:pPr>
+        <w:pStyle w:val="SemEspaamento"/>
+        <w:rPr>
+          <w:b/>
+        </w:rPr>
+      </w:pPr>
+      <w:r>
+        <w:rPr>
+          <w:b/>
+        </w:rPr>
+        <w:t>Perguntas frequentes:</w:t>
+      </w:r>
+    </w:p>
+    <w:p>
+      <w:pPr>
+        <w:pStyle w:val="SemEspaamento"/>
+      </w:pPr>
+      <w:r>
+        <w:t>- Como é feito o pagamento?</w:t>
+      </w:r>
+    </w:p>
+    <w:p>
+      <w:pPr>
+        <w:pStyle w:val="SemEspaamento"/>
+      </w:pPr>
+      <w:r>
+        <w:t>Temos a opção de dinheiro, e PIX.</w:t>
+      </w:r>
+    </w:p>
+    <w:p>
+      <w:pPr>
+        <w:pStyle w:val="SemEspaamento"/>
+      </w:pPr>
+      <w:r>
+        <w:t xml:space="preserve">- </w:t>
+      </w:r>
+      <w:r>
+        <w:t>Os biscoitos tem glúten?</w:t>
+      </w:r>
+    </w:p>
+    <w:p>
+      <w:pPr>
+        <w:pStyle w:val="SemEspaamento"/>
+      </w:pPr>
+      <w:r>
+        <w:t>Sim, eles são todos com glúten, mas podemos produzir a linha sem, apenas agendar com antecedência.</w:t>
+      </w:r>
+    </w:p>
+    <w:p>
+      <w:pPr>
+        <w:pStyle w:val="SemEspaamento"/>
+        <w:rPr>
+          <w:b/>
+          <w:bCs/>
+        </w:rPr>
+      </w:pPr>
+      <w:r>
+        <w:rPr>
+          <w:b/>
+          <w:bCs/>
+        </w:rPr>
+        <w:t xml:space="preserve">- </w:t>
       </w:r>
       <w:proofErr w:type="gramStart"/>
       <w:r>
-        <w:t>q</w:t>
+        <w:rPr>
+          <w:bCs/>
+        </w:rPr>
+        <w:t>Eles tem</w:t>
       </w:r>
       <w:proofErr w:type="gramEnd"/>
       <w:r>
-        <w:t xml:space="preserve"> temos:</w:t>
-      </w:r>
-    </w:p>
-    <w:p>
-      <w:pPr>
-        <w:pStyle w:val="SemEspaamento"/>
-      </w:pPr>
-      <w:r>
-        <w:t>Elefante</w:t>
-      </w:r>
-    </w:p>
-    <w:p>
-      <w:pPr>
-        <w:pStyle w:val="SemEspaamento"/>
-      </w:pPr>
-      <w:r>
-        <w:t>Hipopótamo</w:t>
-      </w:r>
-    </w:p>
-    <w:p>
-      <w:pPr>
-        <w:pStyle w:val="SemEspaamento"/>
-      </w:pPr>
-      <w:r>
-        <w:t>Urso</w:t>
-      </w:r>
-    </w:p>
-    <w:p>
-      <w:pPr>
-        <w:pStyle w:val="SemEspaamento"/>
-      </w:pPr>
-      <w:r>
-        <w:t>Jacaré</w:t>
-      </w:r>
-    </w:p>
-    <w:p>
-      <w:pPr>
-        <w:pStyle w:val="SemEspaamento"/>
-      </w:pPr>
-      <w:r>
-        <w:t>Gato</w:t>
-      </w:r>
-    </w:p>
-    <w:p>
-      <w:pPr>
-        <w:pStyle w:val="SemEspaamento"/>
-      </w:pPr>
-      <w:r>
-        <w:t>P</w:t>
-      </w:r>
-      <w:r>
-        <w:t>orco</w:t>
-      </w:r>
-    </w:p>
-    <w:p>
-      <w:pPr>
-        <w:pStyle w:val="SemEspaamento"/>
-      </w:pPr>
-    </w:p>
-    <w:p>
-      <w:pPr>
-        <w:pStyle w:val="SemEspaamento"/>
-      </w:pPr>
-    </w:p>
-    <w:p>
-      <w:pPr>
-        <w:pStyle w:val="SemEspaamento"/>
-      </w:pPr>
-      <w:r>
-        <w:rPr>
-          <w:b/>
-        </w:rPr>
-        <w:t>Fotos de Embalagens</w:t>
-      </w:r>
-      <w:r>
-        <w:rPr>
-          <w:b/>
-        </w:rPr>
-        <w:cr/>
-      </w:r>
-      <w:proofErr w:type="gramStart"/>
-      <w:r>
-        <w:t>pacote</w:t>
-      </w:r>
-      <w:proofErr w:type="gramEnd"/>
-      <w:r>
-        <w:t xml:space="preserve"> </w:t>
-      </w:r>
-      <w:r>
-        <w:rPr>
-          <w:rFonts w:ascii="Segoe UI Symbol" w:hAnsi="Segoe UI Symbol" w:cs="Segoe UI Symbol"/>
-        </w:rPr>
-        <w:t>✅</w:t>
-      </w:r>
-      <w:r>
-        <w:cr/>
-      </w:r>
-      <w:proofErr w:type="gramStart"/>
-      <w:r>
-        <w:t>cestinha</w:t>
-      </w:r>
-      <w:proofErr w:type="gramEnd"/>
-      <w:r>
-        <w:t xml:space="preserve"> </w:t>
-      </w:r>
-      <w:r>
-        <w:rPr>
-          <w:rFonts w:ascii="Segoe UI Symbol" w:hAnsi="Segoe UI Symbol" w:cs="Segoe UI Symbol"/>
-        </w:rPr>
-        <w:t>✅</w:t>
-      </w:r>
-      <w:r>
-        <w:cr/>
-      </w:r>
-      <w:proofErr w:type="gramStart"/>
-      <w:r>
-        <w:t>caixa</w:t>
-      </w:r>
-      <w:proofErr w:type="gramEnd"/>
-      <w:r>
-        <w:t xml:space="preserve"> </w:t>
-      </w:r>
-      <w:r>
-        <w:rPr>
-          <w:rFonts w:ascii="Segoe UI Symbol" w:hAnsi="Segoe UI Symbol" w:cs="Segoe UI Symbol"/>
-        </w:rPr>
-        <w:t>✅</w:t>
-      </w:r>
-      <w:r>
-        <w:cr/>
-      </w:r>
-      <w:r>
-        <w:t xml:space="preserve"> </w:t>
-      </w:r>
-      <w:r>
-        <w:cr/>
-      </w:r>
-      <w:r>
-        <w:rPr>
-          <w:b/>
-        </w:rPr>
-        <w:t>Fotos</w:t>
-      </w:r>
-      <w:r>
-        <w:rPr>
-          <w:b/>
-        </w:rPr>
-        <w:t xml:space="preserve"> dos</w:t>
-      </w:r>
-      <w:r>
-        <w:rPr>
-          <w:b/>
-        </w:rPr>
-        <w:t xml:space="preserve"> biscoitos</w:t>
-      </w:r>
-      <w:r>
-        <w:rPr>
-          <w:b/>
-        </w:rPr>
-        <w:cr/>
-      </w:r>
-      <w:proofErr w:type="gramStart"/>
-      <w:r>
-        <w:t xml:space="preserve">simples </w:t>
-      </w:r>
-      <w:r>
-        <w:rPr>
-          <w:rFonts w:ascii="Segoe UI Symbol" w:hAnsi="Segoe UI Symbol" w:cs="Segoe UI Symbol"/>
-        </w:rPr>
-        <w:t xml:space="preserve"> (</w:t>
-      </w:r>
-      <w:proofErr w:type="gramEnd"/>
-      <w:r>
-        <w:rPr>
-          <w:rFonts w:ascii="Segoe UI Symbol" w:hAnsi="Segoe UI Symbol" w:cs="Segoe UI Symbol"/>
-        </w:rPr>
-        <w:t>os de pascoa ovo, cenoura e coelho 7cm)</w:t>
-      </w:r>
-    </w:p>
-    <w:p>
-      <w:pPr>
-        <w:pStyle w:val="SemEspaamento"/>
-        <w:rPr>
-          <w:rFonts w:ascii="Segoe UI Symbol" w:hAnsi="Segoe UI Symbol" w:cs="Segoe UI Symbol"/>
-        </w:rPr>
-      </w:pPr>
-      <w:proofErr w:type="gramStart"/>
-      <w:r>
-        <w:t>elaborado</w:t>
-      </w:r>
-      <w:proofErr w:type="gramEnd"/>
-      <w:r>
-        <w:t xml:space="preserve"> </w:t>
-      </w:r>
-    </w:p>
-    <w:p>
-      <w:pPr>
-        <w:pStyle w:val="SemEspaamento"/>
-      </w:pPr>
-      <w:proofErr w:type="gramStart"/>
-      <w:r>
-        <w:t>festivo</w:t>
-      </w:r>
-      <w:proofErr w:type="gramEnd"/>
-      <w:r>
-        <w:t xml:space="preserve"> (pascoa </w:t>
-      </w:r>
-      <w:proofErr w:type="spellStart"/>
-      <w:r>
-        <w:t>agr</w:t>
-      </w:r>
-      <w:proofErr w:type="spellEnd"/>
-      <w:r>
-        <w:t xml:space="preserve"> </w:t>
-      </w:r>
-      <w:r>
-        <w:rPr>
-          <w:rFonts w:ascii="Segoe UI Symbol" w:hAnsi="Segoe UI Symbol" w:cs="Segoe UI Symbol"/>
-        </w:rPr>
-        <w:t>✅</w:t>
-      </w:r>
-      <w:r>
-        <w:t>)</w:t>
-      </w:r>
-      <w:r>
-        <w:t xml:space="preserve"> </w:t>
-      </w:r>
-    </w:p>
-    <w:p>
-      <w:pPr>
-        <w:pStyle w:val="SemEspaamento"/>
-      </w:pPr>
-      <w:r>
-        <w:cr/>
-      </w:r>
-      <w:r>
-        <w:rPr>
-          <w:b/>
-        </w:rPr>
-        <w:t>Fotos dos kits</w:t>
-      </w:r>
-      <w:r>
-        <w:rPr>
-          <w:b/>
-        </w:rPr>
-        <w:cr/>
-      </w:r>
-      <w:proofErr w:type="gramStart"/>
-      <w:r>
-        <w:t>kit</w:t>
-      </w:r>
-      <w:proofErr w:type="gramEnd"/>
-      <w:r>
-        <w:t xml:space="preserve"> 1 pascoa</w:t>
-      </w:r>
-      <w:r>
-        <w:t xml:space="preserve"> </w:t>
-      </w:r>
-    </w:p>
-    <w:p>
-      <w:pPr>
-        <w:pStyle w:val="SemEspaamento"/>
-      </w:pPr>
-      <w:r>
-        <w:t xml:space="preserve">Kit </w:t>
-      </w:r>
-      <w:r>
-        <w:t>2 pascoa</w:t>
-      </w:r>
-      <w:r>
-        <w:t xml:space="preserve"> </w:t>
-      </w:r>
-    </w:p>
-    <w:p>
-      <w:pPr>
-        <w:pStyle w:val="SemEspaamento"/>
-        <w:rPr>
-          <w:rFonts w:ascii="Segoe UI Symbol" w:hAnsi="Segoe UI Symbol" w:cs="Segoe UI Symbol"/>
-        </w:rPr>
-      </w:pPr>
-      <w:proofErr w:type="gramStart"/>
-      <w:r>
-        <w:t>kit</w:t>
-      </w:r>
-      <w:proofErr w:type="gramEnd"/>
-      <w:r>
-        <w:t xml:space="preserve"> 1 </w:t>
-      </w:r>
-      <w:r>
-        <w:t xml:space="preserve">menino e menina </w:t>
-      </w:r>
-    </w:p>
-    <w:p>
-      <w:pPr>
-        <w:pStyle w:val="SemEspaamento"/>
-        <w:rPr>
-          <w:rFonts w:ascii="Segoe UI Symbol" w:hAnsi="Segoe UI Symbol" w:cs="Segoe UI Symbol"/>
-        </w:rPr>
-      </w:pPr>
-      <w:proofErr w:type="gramStart"/>
-      <w:r>
-        <w:t>kit</w:t>
-      </w:r>
-      <w:proofErr w:type="gramEnd"/>
-      <w:r>
-        <w:t xml:space="preserve"> 2</w:t>
-      </w:r>
-      <w:r>
-        <w:t xml:space="preserve"> </w:t>
-      </w:r>
-      <w:r>
-        <w:t>menino e menina</w:t>
-      </w:r>
-      <w:r>
-        <w:t xml:space="preserve"> </w:t>
-      </w:r>
-    </w:p>
-    <w:p>
-      <w:pPr>
-        <w:pStyle w:val="SemEspaamento"/>
-        <w:rPr>
-          <w:rFonts w:ascii="Segoe UI Symbol" w:hAnsi="Segoe UI Symbol" w:cs="Segoe UI Symbol"/>
-        </w:rPr>
-      </w:pPr>
-      <w:proofErr w:type="gramStart"/>
-      <w:r>
-        <w:rPr>
-          <w:rFonts w:ascii="Segoe UI Symbol" w:hAnsi="Segoe UI Symbol" w:cs="Segoe UI Symbol"/>
-        </w:rPr>
-        <w:t>kit</w:t>
-      </w:r>
-      <w:proofErr w:type="gramEnd"/>
-      <w:r>
-        <w:rPr>
-          <w:rFonts w:ascii="Segoe UI Symbol" w:hAnsi="Segoe UI Symbol" w:cs="Segoe UI Symbol"/>
-        </w:rPr>
-        <w:t xml:space="preserve"> 1 da mulher</w:t>
-      </w:r>
-      <w:r>
-        <w:rPr>
-          <w:rFonts w:ascii="Segoe UI Symbol" w:hAnsi="Segoe UI Symbol" w:cs="Segoe UI Symbol"/>
-        </w:rPr>
-        <w:t xml:space="preserve"> </w:t>
-      </w:r>
-    </w:p>
-    <w:p>
-      <w:pPr>
-        <w:pStyle w:val="SemEspaamento"/>
-        <w:rPr>
-          <w:rFonts w:ascii="Segoe UI Symbol" w:hAnsi="Segoe UI Symbol" w:cs="Segoe UI Symbol"/>
-        </w:rPr>
-      </w:pPr>
-      <w:proofErr w:type="gramStart"/>
-      <w:r>
-        <w:rPr>
-          <w:rFonts w:ascii="Segoe UI Symbol" w:hAnsi="Segoe UI Symbol" w:cs="Segoe UI Symbol"/>
-        </w:rPr>
-        <w:t>kit</w:t>
-      </w:r>
-      <w:proofErr w:type="gramEnd"/>
-      <w:r>
-        <w:rPr>
-          <w:rFonts w:ascii="Segoe UI Symbol" w:hAnsi="Segoe UI Symbol" w:cs="Segoe UI Symbol"/>
-        </w:rPr>
-        <w:t xml:space="preserve"> 2 da mulher</w:t>
-      </w:r>
-      <w:r>
-        <w:rPr>
-          <w:rFonts w:ascii="Segoe UI Symbol" w:hAnsi="Segoe UI Symbol" w:cs="Segoe UI Symbol"/>
-        </w:rPr>
-        <w:t xml:space="preserve"> </w:t>
-      </w:r>
-    </w:p>
-    <w:p>
-      <w:pPr>
-        <w:pStyle w:val="SemEspaamento"/>
-        <w:rPr>
-          <w:rFonts w:ascii="Segoe UI Symbol" w:hAnsi="Segoe UI Symbol" w:cs="Segoe UI Symbol"/>
-        </w:rPr>
-      </w:pPr>
-      <w:r>
-        <w:rPr>
-          <w:rFonts w:ascii="Segoe UI Symbol" w:hAnsi="Segoe UI Symbol" w:cs="Segoe UI Symbol"/>
-        </w:rPr>
-        <w:t xml:space="preserve">Maternidade </w:t>
-      </w:r>
-    </w:p>
-    <w:p>
-      <w:pPr>
-        <w:pStyle w:val="SemEspaamento"/>
-      </w:pPr>
-      <w:r>
-        <w:t xml:space="preserve"> </w:t>
-      </w:r>
-    </w:p>
-    <w:p>
-      <w:pPr>
-        <w:pStyle w:val="SemEspaamento"/>
-        <w:rPr>
-          <w:b/>
-        </w:rPr>
-      </w:pPr>
-      <w:r>
-        <w:rPr>
-          <w:b/>
-        </w:rPr>
-        <w:t xml:space="preserve">Giza, eu posso escolher </w:t>
-      </w:r>
-      <w:r>
-        <w:rPr>
-          <w:b/>
-        </w:rPr>
-        <w:t>sabores diferentes</w:t>
-      </w:r>
-      <w:r>
-        <w:rPr>
-          <w:b/>
-        </w:rPr>
-        <w:t xml:space="preserve"> no mesmo pedido?</w:t>
-      </w:r>
-    </w:p>
-    <w:p>
-      <w:pPr>
-        <w:pStyle w:val="SemEspaamento"/>
-      </w:pPr>
-      <w:r>
-        <w:t>Boa pergunta! C</w:t>
-      </w:r>
-      <w:r>
-        <w:t xml:space="preserve">laro que podemos fazer assim :) </w:t>
-      </w:r>
-    </w:p>
-    <w:p>
-      <w:pPr>
-        <w:pStyle w:val="SemEspaamento"/>
-      </w:pPr>
-      <w:r>
-        <w:t>Basta nos avisar certinho e com antecedência, para prepararmos com tempo e muito carinho.</w:t>
-      </w:r>
-    </w:p>
-    <w:p>
-      <w:pPr>
-        <w:pStyle w:val="SemEspaamento"/>
-        <w:rPr>
-          <w:b/>
-        </w:rPr>
-      </w:pPr>
-    </w:p>
-    <w:p>
-      <w:pPr>
-        <w:pStyle w:val="SemEspaamento"/>
-        <w:rPr>
-          <w:b/>
-        </w:rPr>
-      </w:pPr>
-    </w:p>
-    <w:p>
-      <w:pPr>
-        <w:pStyle w:val="SemEspaamento"/>
-        <w:rPr>
-          <w:b/>
-        </w:rPr>
-      </w:pPr>
-      <w:r>
-        <w:rPr>
-          <w:b/>
-        </w:rPr>
-        <w:t>Perguntas frequentes:</w:t>
-      </w:r>
-    </w:p>
-    <w:p>
-      <w:pPr>
-        <w:pStyle w:val="SemEspaamento"/>
-      </w:pPr>
-      <w:r>
-        <w:t>- Como é feito o pagamento?</w:t>
-      </w:r>
-    </w:p>
-    <w:p>
-      <w:pPr>
-        <w:pStyle w:val="SemEspaamento"/>
-      </w:pPr>
-      <w:r>
-        <w:t>Temos a opção de dinheiro, e PIX.</w:t>
-      </w:r>
-    </w:p>
-    <w:p>
-      <w:pPr>
-        <w:pStyle w:val="SemEspaamento"/>
-      </w:pPr>
-      <w:r>
-        <w:t>- Os biscoitos tem glúten?</w:t>
-      </w:r>
-    </w:p>
-    <w:p>
-      <w:pPr>
-        <w:pStyle w:val="SemEspaamento"/>
-      </w:pPr>
-      <w:r>
-        <w:t>Sim, no momento eles são todos com glúten, futuramente vamos produzir a linha sem.</w:t>
-      </w:r>
-    </w:p>
-    <w:p>
-      <w:pPr>
-        <w:pStyle w:val="SemEspaamento"/>
-      </w:pPr>
-      <w:r>
-        <w:t xml:space="preserve">Mas se você realmente quer nossos biscoitos para sua encomenda, podemos fazer sem glúten, apenas agendar com antecedência. </w:t>
-      </w:r>
-      <w:r>
-        <w:sym w:font="Wingdings" w:char="F04A"/>
-      </w:r>
-      <w:r>
-        <w:t xml:space="preserve"> </w:t>
+        <w:rPr>
+          <w:bCs/>
+        </w:rPr>
+        <w:t xml:space="preserve"> qual tamanho?</w:t>
+      </w:r>
+    </w:p>
+    <w:p>
+      <w:pPr>
+        <w:pStyle w:val="SemEspaamento"/>
+      </w:pPr>
+      <w:r>
+        <w:t>Eles variam de 3cm a 8cm. No site dos nossos </w:t>
+      </w:r>
+      <w:r>
+        <w:rPr>
+          <w:rFonts w:eastAsia="Times New Roman"/>
+          <w:b/>
+          <w:bCs/>
+        </w:rPr>
+        <w:t>Kits personalizados</w:t>
+      </w:r>
+      <w:r>
+        <w:t> acima, mostra na descrição de cada um.</w:t>
       </w:r>
     </w:p>
     <w:p>
@@ -3941,8 +2540,6 @@
       <w:r>
         <w:t>]</w:t>
       </w:r>
-      <w:bookmarkStart w:id="0" w:name="_GoBack"/>
-      <w:bookmarkEnd w:id="0"/>
       <w:r>
         <w:t>! Boa tarde!</w:t>
       </w:r>
@@ -4157,9 +2754,1400 @@
       <w:r>
         <w:t xml:space="preserve">tam no nosso site certinho: </w:t>
       </w:r>
-      <w:r>
-        <w:t>https://larytgs.github.io/site-biscoitos-decorados/biscoitos.gisa</w:t>
-      </w:r>
+      <w:hyperlink r:id="rId7" w:history="1">
+        <w:r>
+          <w:rPr>
+            <w:rStyle w:val="Hyperlink"/>
+          </w:rPr>
+          <w:t>https://larytgs.github.io/site-biscoitos-decorados/biscoitos.gisa</w:t>
+        </w:r>
+      </w:hyperlink>
+    </w:p>
+    <w:p>
+      <w:pPr>
+        <w:pStyle w:val="SemEspaamento"/>
+      </w:pPr>
+    </w:p>
+    <w:p>
+      <w:pPr>
+        <w:pStyle w:val="SemEspaamento"/>
+      </w:pPr>
+    </w:p>
+    <w:p>
+      <w:pPr>
+        <w:pStyle w:val="SemEspaamento"/>
+        <w:rPr>
+          <w:b/>
+          <w:color w:val="FF0000"/>
+          <w:sz w:val="40"/>
+          <w:szCs w:val="40"/>
+        </w:rPr>
+      </w:pPr>
+      <w:r>
+        <w:rPr>
+          <w:b/>
+          <w:color w:val="FF0000"/>
+          <w:sz w:val="40"/>
+          <w:szCs w:val="40"/>
+        </w:rPr>
+        <w:t>Gastos:</w:t>
+      </w:r>
+    </w:p>
+    <w:p>
+      <w:pPr>
+        <w:pStyle w:val="SemEspaamento"/>
+      </w:pPr>
+    </w:p>
+    <w:p>
+      <w:pPr>
+        <w:pStyle w:val="SemEspaamento"/>
+        <w:rPr>
+          <w:b/>
+          <w:color w:val="FF0000"/>
+        </w:rPr>
+      </w:pPr>
+      <w:r>
+        <w:rPr>
+          <w:b/>
+          <w:color w:val="FF0000"/>
+        </w:rPr>
+        <w:t xml:space="preserve">Mês </w:t>
+      </w:r>
+      <w:r>
+        <w:rPr>
+          <w:b/>
+          <w:color w:val="FF0000"/>
+        </w:rPr>
+        <w:t>de novembro – Total 325$</w:t>
+      </w:r>
+    </w:p>
+    <w:p>
+      <w:pPr>
+        <w:pStyle w:val="SemEspaamento"/>
+      </w:pPr>
+    </w:p>
+    <w:p>
+      <w:pPr>
+        <w:pStyle w:val="SemEspaamento"/>
+        <w:rPr>
+          <w:color w:val="ED7D31" w:themeColor="accent2"/>
+        </w:rPr>
+      </w:pPr>
+      <w:r>
+        <w:rPr>
+          <w:color w:val="ED7D31" w:themeColor="accent2"/>
+        </w:rPr>
+        <w:t>Casa do Confeiteiro 7 de setembro:</w:t>
+      </w:r>
+    </w:p>
+    <w:p>
+      <w:pPr>
+        <w:pStyle w:val="SemEspaamento"/>
+      </w:pPr>
+      <w:r>
+        <w:t xml:space="preserve">07/11: </w:t>
+      </w:r>
+      <w:r>
+        <w:rPr>
+          <w:b/>
+        </w:rPr>
+        <w:t>Total</w:t>
+      </w:r>
+      <w:r>
+        <w:t xml:space="preserve"> – 107$ </w:t>
+      </w:r>
+    </w:p>
+    <w:p>
+      <w:pPr>
+        <w:pStyle w:val="SemEspaamento"/>
+      </w:pPr>
+      <w:r>
+        <w:t>Glace real 1kg – 15$</w:t>
+      </w:r>
+    </w:p>
+    <w:p>
+      <w:pPr>
+        <w:pStyle w:val="SemEspaamento"/>
+      </w:pPr>
+      <w:r>
+        <w:t>Cone festa – 12,90$</w:t>
+      </w:r>
+    </w:p>
+    <w:p>
+      <w:pPr>
+        <w:pStyle w:val="SemEspaamento"/>
+      </w:pPr>
+      <w:r>
+        <w:t>Matriz adaptadora 2u – 6$</w:t>
+      </w:r>
+    </w:p>
+    <w:p>
+      <w:pPr>
+        <w:pStyle w:val="SemEspaamento"/>
+      </w:pPr>
+      <w:r>
+        <w:t>Bico de confeitar 3u – 17,70$</w:t>
+      </w:r>
+    </w:p>
+    <w:p>
+      <w:pPr>
+        <w:pStyle w:val="SemEspaamento"/>
+      </w:pPr>
+      <w:r>
+        <w:t xml:space="preserve">Corante </w:t>
+      </w:r>
+      <w:proofErr w:type="spellStart"/>
+      <w:r>
+        <w:t>softgel</w:t>
+      </w:r>
+      <w:proofErr w:type="spellEnd"/>
+      <w:r>
+        <w:t xml:space="preserve"> 6u – 29,70$</w:t>
+      </w:r>
+    </w:p>
+    <w:p>
+      <w:pPr>
+        <w:pStyle w:val="SemEspaamento"/>
+      </w:pPr>
+      <w:r>
+        <w:t>Pó para decoração 3u – 26,90$</w:t>
+      </w:r>
+    </w:p>
+    <w:p>
+      <w:pPr>
+        <w:pStyle w:val="SemEspaamento"/>
+      </w:pPr>
+    </w:p>
+    <w:p>
+      <w:pPr>
+        <w:pStyle w:val="SemEspaamento"/>
+        <w:rPr>
+          <w:color w:val="ED7D31" w:themeColor="accent2"/>
+        </w:rPr>
+      </w:pPr>
+      <w:r>
+        <w:rPr>
+          <w:color w:val="ED7D31" w:themeColor="accent2"/>
+        </w:rPr>
+        <w:t>Casa do Confeiteiro 7 de setembro:</w:t>
+      </w:r>
+    </w:p>
+    <w:p>
+      <w:pPr>
+        <w:pStyle w:val="SemEspaamento"/>
+      </w:pPr>
+      <w:r>
+        <w:t xml:space="preserve">07/11: </w:t>
+      </w:r>
+      <w:r>
+        <w:rPr>
+          <w:b/>
+        </w:rPr>
+        <w:t>Total</w:t>
+      </w:r>
+      <w:r>
+        <w:t xml:space="preserve"> – 80,47$ </w:t>
+      </w:r>
+    </w:p>
+    <w:p>
+      <w:pPr>
+        <w:pStyle w:val="SemEspaamento"/>
+      </w:pPr>
+      <w:r>
+        <w:t>Saco de adesivo – 10,60$</w:t>
+      </w:r>
+    </w:p>
+    <w:p>
+      <w:pPr>
+        <w:pStyle w:val="SemEspaamento"/>
+      </w:pPr>
+      <w:proofErr w:type="spellStart"/>
+      <w:r>
+        <w:t>Glaçucar</w:t>
+      </w:r>
+      <w:proofErr w:type="spellEnd"/>
+      <w:r>
+        <w:t xml:space="preserve"> 3u – 11,94$</w:t>
+      </w:r>
+    </w:p>
+    <w:p>
+      <w:pPr>
+        <w:pStyle w:val="SemEspaamento"/>
+      </w:pPr>
+      <w:r>
+        <w:t>Glace real 1kg – 15$</w:t>
+      </w:r>
+    </w:p>
+    <w:p>
+      <w:pPr>
+        <w:pStyle w:val="SemEspaamento"/>
+      </w:pPr>
+      <w:r>
+        <w:t>Corante em pó 5u – 38$</w:t>
+      </w:r>
+    </w:p>
+    <w:p>
+      <w:pPr>
+        <w:pStyle w:val="SemEspaamento"/>
+      </w:pPr>
+    </w:p>
+    <w:p>
+      <w:pPr>
+        <w:pStyle w:val="SemEspaamento"/>
+        <w:rPr>
+          <w:color w:val="ED7D31" w:themeColor="accent2"/>
+        </w:rPr>
+      </w:pPr>
+      <w:r>
+        <w:rPr>
+          <w:color w:val="ED7D31" w:themeColor="accent2"/>
+        </w:rPr>
+        <w:t xml:space="preserve">Doce Mais – </w:t>
+      </w:r>
+      <w:proofErr w:type="spellStart"/>
+      <w:r>
+        <w:rPr>
+          <w:color w:val="ED7D31" w:themeColor="accent2"/>
+        </w:rPr>
+        <w:t>Lodovico</w:t>
+      </w:r>
+      <w:proofErr w:type="spellEnd"/>
+      <w:r>
+        <w:rPr>
+          <w:color w:val="ED7D31" w:themeColor="accent2"/>
+        </w:rPr>
+        <w:t>, em frente ao condor:</w:t>
+      </w:r>
+    </w:p>
+    <w:p>
+      <w:pPr>
+        <w:pStyle w:val="SemEspaamento"/>
+      </w:pPr>
+      <w:r>
+        <w:t xml:space="preserve">11/11: </w:t>
+      </w:r>
+      <w:r>
+        <w:rPr>
+          <w:b/>
+        </w:rPr>
+        <w:t>Total</w:t>
+      </w:r>
+      <w:r>
+        <w:t xml:space="preserve"> – 37,80$</w:t>
+      </w:r>
+    </w:p>
+    <w:p>
+      <w:pPr>
+        <w:pStyle w:val="SemEspaamento"/>
+      </w:pPr>
+      <w:r>
+        <w:t>Arame – 3$</w:t>
+      </w:r>
+    </w:p>
+    <w:p>
+      <w:pPr>
+        <w:pStyle w:val="SemEspaamento"/>
+      </w:pPr>
+      <w:r>
+        <w:t>Diversos 2u – 6$</w:t>
+      </w:r>
+    </w:p>
+    <w:p>
+      <w:pPr>
+        <w:pStyle w:val="SemEspaamento"/>
+      </w:pPr>
+      <w:r>
+        <w:t>Saco de confeiteiro 1pc – 4$</w:t>
+      </w:r>
+    </w:p>
+    <w:p>
+      <w:pPr>
+        <w:pStyle w:val="SemEspaamento"/>
+      </w:pPr>
+      <w:r>
+        <w:t>Fita adesiva 1u – 2,40$</w:t>
+      </w:r>
+    </w:p>
+    <w:p>
+      <w:pPr>
+        <w:pStyle w:val="SemEspaamento"/>
+      </w:pPr>
+      <w:r>
+        <w:t>Kit de confeitar- 14,50$</w:t>
+      </w:r>
+    </w:p>
+    <w:p>
+      <w:pPr>
+        <w:pStyle w:val="SemEspaamento"/>
+      </w:pPr>
+      <w:r>
+        <w:t>Papel crepom 4u – 8$</w:t>
+      </w:r>
+    </w:p>
+    <w:p>
+      <w:pPr>
+        <w:pStyle w:val="SemEspaamento"/>
+      </w:pPr>
+    </w:p>
+    <w:p>
+      <w:pPr>
+        <w:pStyle w:val="SemEspaamento"/>
+        <w:rPr>
+          <w:color w:val="ED7D31" w:themeColor="accent2"/>
+        </w:rPr>
+      </w:pPr>
+      <w:r>
+        <w:rPr>
+          <w:color w:val="ED7D31" w:themeColor="accent2"/>
+        </w:rPr>
+        <w:t xml:space="preserve">Ideal Embalagens – Av. </w:t>
+      </w:r>
+      <w:proofErr w:type="spellStart"/>
+      <w:r>
+        <w:rPr>
+          <w:color w:val="ED7D31" w:themeColor="accent2"/>
+        </w:rPr>
+        <w:t>Parana</w:t>
+      </w:r>
+      <w:proofErr w:type="spellEnd"/>
+      <w:r>
+        <w:rPr>
+          <w:color w:val="ED7D31" w:themeColor="accent2"/>
+        </w:rPr>
+        <w:t>:</w:t>
+      </w:r>
+    </w:p>
+    <w:p>
+      <w:pPr>
+        <w:pStyle w:val="SemEspaamento"/>
+      </w:pPr>
+      <w:r>
+        <w:t xml:space="preserve">10/11: </w:t>
+      </w:r>
+      <w:r>
+        <w:rPr>
+          <w:b/>
+        </w:rPr>
+        <w:t>Total</w:t>
+      </w:r>
+      <w:r>
+        <w:t xml:space="preserve"> – 60$</w:t>
+      </w:r>
+    </w:p>
+    <w:p>
+      <w:pPr>
+        <w:pStyle w:val="SemEspaamento"/>
+      </w:pPr>
+      <w:r>
+        <w:t>Caixa 21x15 10u – 24$</w:t>
+      </w:r>
+    </w:p>
+    <w:p>
+      <w:pPr>
+        <w:pStyle w:val="SemEspaamento"/>
+      </w:pPr>
+      <w:r>
+        <w:t>Caixa 17x11 5u – 9,75$</w:t>
+      </w:r>
+    </w:p>
+    <w:p>
+      <w:pPr>
+        <w:pStyle w:val="SemEspaamento"/>
+      </w:pPr>
+      <w:r>
+        <w:t>Saco polipropileno 1pc – 6,50$</w:t>
+      </w:r>
+    </w:p>
+    <w:p>
+      <w:pPr>
+        <w:pStyle w:val="SemEspaamento"/>
+      </w:pPr>
+      <w:r>
+        <w:t>Laço 2pc – 1,20$</w:t>
+      </w:r>
+    </w:p>
+    <w:p>
+      <w:pPr>
+        <w:pStyle w:val="SemEspaamento"/>
+      </w:pPr>
+      <w:r>
+        <w:t>Etiqueta decorativa de natal 1u – 4,50$</w:t>
+      </w:r>
+    </w:p>
+    <w:p>
+      <w:pPr>
+        <w:pStyle w:val="SemEspaamento"/>
+      </w:pPr>
+      <w:r>
+        <w:t xml:space="preserve">Etiqueta </w:t>
+      </w:r>
+      <w:proofErr w:type="spellStart"/>
+      <w:r>
+        <w:t>delfix</w:t>
+      </w:r>
+      <w:proofErr w:type="spellEnd"/>
+      <w:r>
+        <w:t xml:space="preserve"> 1u – 3,80$</w:t>
+      </w:r>
+    </w:p>
+    <w:p>
+      <w:pPr>
+        <w:pStyle w:val="SemEspaamento"/>
+      </w:pPr>
+      <w:r>
+        <w:t>Fita rami natural 1u – 8,90$</w:t>
+      </w:r>
+    </w:p>
+    <w:p>
+      <w:pPr>
+        <w:pStyle w:val="SemEspaamento"/>
+        <w:rPr>
+          <w:color w:val="ED7D31" w:themeColor="accent2"/>
+        </w:rPr>
+      </w:pPr>
+    </w:p>
+    <w:p>
+      <w:pPr>
+        <w:pStyle w:val="SemEspaamento"/>
+        <w:rPr>
+          <w:color w:val="ED7D31" w:themeColor="accent2"/>
+        </w:rPr>
+      </w:pPr>
+      <w:r>
+        <w:rPr>
+          <w:color w:val="ED7D31" w:themeColor="accent2"/>
+        </w:rPr>
+        <w:t>Atacadão</w:t>
+      </w:r>
+    </w:p>
+    <w:p>
+      <w:pPr>
+        <w:pStyle w:val="SemEspaamento"/>
+      </w:pPr>
+      <w:r>
+        <w:t xml:space="preserve">11/11: </w:t>
+      </w:r>
+      <w:r>
+        <w:rPr>
+          <w:b/>
+        </w:rPr>
+        <w:t>Total</w:t>
+      </w:r>
+      <w:r>
+        <w:t xml:space="preserve"> – 30$</w:t>
+      </w:r>
+    </w:p>
+    <w:p>
+      <w:pPr>
+        <w:pStyle w:val="SemEspaamento"/>
+      </w:pPr>
+      <w:r>
+        <w:t>Chocolate em pó 1kg – 30$</w:t>
+      </w:r>
+    </w:p>
+    <w:p>
+      <w:pPr>
+        <w:pStyle w:val="SemEspaamento"/>
+      </w:pPr>
+    </w:p>
+    <w:p>
+      <w:pPr>
+        <w:pStyle w:val="SemEspaamento"/>
+        <w:rPr>
+          <w:color w:val="ED7D31" w:themeColor="accent2"/>
+        </w:rPr>
+      </w:pPr>
+      <w:r>
+        <w:rPr>
+          <w:color w:val="ED7D31" w:themeColor="accent2"/>
+        </w:rPr>
+        <w:t xml:space="preserve">Condor </w:t>
+      </w:r>
+    </w:p>
+    <w:p>
+      <w:pPr>
+        <w:pStyle w:val="SemEspaamento"/>
+      </w:pPr>
+      <w:r>
+        <w:t xml:space="preserve">13/11: </w:t>
+      </w:r>
+      <w:r>
+        <w:rPr>
+          <w:b/>
+        </w:rPr>
+        <w:t>Total</w:t>
+      </w:r>
+      <w:r>
+        <w:t xml:space="preserve"> – 41,70$</w:t>
+      </w:r>
+    </w:p>
+    <w:p>
+      <w:pPr>
+        <w:pStyle w:val="SemEspaamento"/>
+      </w:pPr>
+      <w:r>
+        <w:t>Farinha de trigo 2u – 8,38$</w:t>
+      </w:r>
+    </w:p>
+    <w:p>
+      <w:pPr>
+        <w:pStyle w:val="SemEspaamento"/>
+      </w:pPr>
+      <w:r>
+        <w:t>Mel – 15,68$</w:t>
+      </w:r>
+    </w:p>
+    <w:p>
+      <w:pPr>
+        <w:pStyle w:val="SemEspaamento"/>
+      </w:pPr>
+      <w:r>
+        <w:t>Canela – 4$</w:t>
+      </w:r>
+    </w:p>
+    <w:p>
+      <w:pPr>
+        <w:pStyle w:val="SemEspaamento"/>
+      </w:pPr>
+      <w:r>
+        <w:t>Manteiga – 10$</w:t>
+      </w:r>
+    </w:p>
+    <w:p>
+      <w:pPr>
+        <w:pStyle w:val="SemEspaamento"/>
+      </w:pPr>
+    </w:p>
+    <w:p>
+      <w:pPr>
+        <w:pStyle w:val="SemEspaamento"/>
+        <w:rPr>
+          <w:b/>
+        </w:rPr>
+      </w:pPr>
+      <w:r>
+        <w:rPr>
+          <w:b/>
+          <w:color w:val="FF0000"/>
+        </w:rPr>
+        <w:lastRenderedPageBreak/>
+        <w:t xml:space="preserve">Mês de </w:t>
+      </w:r>
+      <w:r>
+        <w:rPr>
+          <w:b/>
+          <w:color w:val="FF0000"/>
+        </w:rPr>
+        <w:t xml:space="preserve">fevereiro – Total </w:t>
+      </w:r>
+      <w:r>
+        <w:rPr>
+          <w:b/>
+          <w:color w:val="FF0000"/>
+        </w:rPr>
+        <w:t>89,25</w:t>
+      </w:r>
+      <w:r>
+        <w:rPr>
+          <w:b/>
+          <w:color w:val="FF0000"/>
+        </w:rPr>
+        <w:t>$</w:t>
+      </w:r>
+    </w:p>
+    <w:p>
+      <w:pPr>
+        <w:pStyle w:val="SemEspaamento"/>
+        <w:rPr>
+          <w:b/>
+        </w:rPr>
+      </w:pPr>
+    </w:p>
+    <w:p>
+      <w:pPr>
+        <w:pStyle w:val="SemEspaamento"/>
+        <w:rPr>
+          <w:color w:val="ED7D31" w:themeColor="accent2"/>
+        </w:rPr>
+      </w:pPr>
+      <w:r>
+        <w:rPr>
+          <w:color w:val="ED7D31" w:themeColor="accent2"/>
+        </w:rPr>
+        <w:t xml:space="preserve">Club Doce Erasto </w:t>
+      </w:r>
+      <w:proofErr w:type="spellStart"/>
+      <w:r>
+        <w:rPr>
+          <w:color w:val="ED7D31" w:themeColor="accent2"/>
+        </w:rPr>
+        <w:t>Guertner</w:t>
+      </w:r>
+      <w:proofErr w:type="spellEnd"/>
+      <w:r>
+        <w:rPr>
+          <w:color w:val="ED7D31" w:themeColor="accent2"/>
+        </w:rPr>
+        <w:t>:</w:t>
+      </w:r>
+    </w:p>
+    <w:p>
+      <w:pPr>
+        <w:pStyle w:val="SemEspaamento"/>
+      </w:pPr>
+      <w:r>
+        <w:t xml:space="preserve">23/02: </w:t>
+      </w:r>
+      <w:r>
+        <w:rPr>
+          <w:b/>
+        </w:rPr>
+        <w:t>Total</w:t>
+      </w:r>
+      <w:r>
+        <w:t xml:space="preserve"> – 12,50$</w:t>
+      </w:r>
+    </w:p>
+    <w:p>
+      <w:pPr>
+        <w:pStyle w:val="SemEspaamento"/>
+      </w:pPr>
+      <w:r>
+        <w:t>Kit cortador de pascoa – 12,50$</w:t>
+      </w:r>
+    </w:p>
+    <w:p>
+      <w:pPr>
+        <w:pStyle w:val="SemEspaamento"/>
+        <w:rPr>
+          <w:b/>
+        </w:rPr>
+      </w:pPr>
+    </w:p>
+    <w:p>
+      <w:pPr>
+        <w:pStyle w:val="SemEspaamento"/>
+        <w:rPr>
+          <w:color w:val="ED7D31" w:themeColor="accent2"/>
+        </w:rPr>
+      </w:pPr>
+      <w:r>
+        <w:rPr>
+          <w:color w:val="ED7D31" w:themeColor="accent2"/>
+        </w:rPr>
+        <w:t xml:space="preserve">Ideal Embalagens – Av. </w:t>
+      </w:r>
+      <w:proofErr w:type="spellStart"/>
+      <w:r>
+        <w:rPr>
+          <w:color w:val="ED7D31" w:themeColor="accent2"/>
+        </w:rPr>
+        <w:t>Parana</w:t>
+      </w:r>
+      <w:proofErr w:type="spellEnd"/>
+      <w:r>
+        <w:rPr>
+          <w:color w:val="ED7D31" w:themeColor="accent2"/>
+        </w:rPr>
+        <w:t>:</w:t>
+      </w:r>
+    </w:p>
+    <w:p>
+      <w:pPr>
+        <w:pStyle w:val="SemEspaamento"/>
+      </w:pPr>
+      <w:r>
+        <w:t xml:space="preserve">29/02: </w:t>
+      </w:r>
+      <w:r>
+        <w:rPr>
+          <w:b/>
+        </w:rPr>
+        <w:t>Total</w:t>
+      </w:r>
+      <w:r>
+        <w:t xml:space="preserve"> – 51,75$</w:t>
+      </w:r>
+    </w:p>
+    <w:p>
+      <w:pPr>
+        <w:pStyle w:val="SemEspaamento"/>
+      </w:pPr>
+      <w:r>
+        <w:t>Plástico 90cm, rolo – 3,90$</w:t>
+      </w:r>
+    </w:p>
+    <w:p>
+      <w:pPr>
+        <w:pStyle w:val="SemEspaamento"/>
+      </w:pPr>
+      <w:r>
+        <w:t>Saco cone 50u – 13,50$</w:t>
+      </w:r>
+    </w:p>
+    <w:p>
+      <w:pPr>
+        <w:pStyle w:val="SemEspaamento"/>
+      </w:pPr>
+      <w:r>
+        <w:t>Saco adesivo 8x11 2pc – 6,40$</w:t>
+      </w:r>
+    </w:p>
+    <w:p>
+      <w:pPr>
+        <w:pStyle w:val="SemEspaamento"/>
+      </w:pPr>
+      <w:r>
+        <w:t>Saco fundo 10x27 1pc – 12,80$</w:t>
+      </w:r>
+    </w:p>
+    <w:p>
+      <w:pPr>
+        <w:pStyle w:val="SemEspaamento"/>
+      </w:pPr>
+      <w:r>
+        <w:t>Saco polipropileno 1pc – 3,50$</w:t>
+      </w:r>
+    </w:p>
+    <w:p>
+      <w:pPr>
+        <w:pStyle w:val="SemEspaamento"/>
+      </w:pPr>
+      <w:r>
+        <w:t>Fita de cetim 2u – 5,90$</w:t>
+      </w:r>
+    </w:p>
+    <w:p>
+      <w:pPr>
+        <w:pStyle w:val="SemEspaamento"/>
+      </w:pPr>
+      <w:r>
+        <w:t>Cesta de papel mini 5u – 5,75$</w:t>
+      </w:r>
+    </w:p>
+    <w:p>
+      <w:pPr>
+        <w:pStyle w:val="SemEspaamento"/>
+      </w:pPr>
+    </w:p>
+    <w:p>
+      <w:pPr>
+        <w:pStyle w:val="SemEspaamento"/>
+        <w:rPr>
+          <w:color w:val="ED7D31" w:themeColor="accent2"/>
+        </w:rPr>
+      </w:pPr>
+      <w:r>
+        <w:rPr>
+          <w:color w:val="ED7D31" w:themeColor="accent2"/>
+        </w:rPr>
+        <w:t>Condor:</w:t>
+      </w:r>
+    </w:p>
+    <w:p>
+      <w:pPr>
+        <w:pStyle w:val="SemEspaamento"/>
+      </w:pPr>
+      <w:r>
+        <w:t>01/01</w:t>
+      </w:r>
+    </w:p>
+    <w:p>
+      <w:pPr>
+        <w:pStyle w:val="SemEspaamento"/>
+      </w:pPr>
+      <w:r>
+        <w:t>Manteiga – 10$</w:t>
+      </w:r>
+    </w:p>
+    <w:p>
+      <w:pPr>
+        <w:pStyle w:val="SemEspaamento"/>
+      </w:pPr>
+    </w:p>
+    <w:p>
+      <w:pPr>
+        <w:pStyle w:val="SemEspaamento"/>
+        <w:rPr>
+          <w:color w:val="ED7D31" w:themeColor="accent2"/>
+        </w:rPr>
+      </w:pPr>
+      <w:r>
+        <w:rPr>
+          <w:color w:val="ED7D31" w:themeColor="accent2"/>
+        </w:rPr>
+        <w:t>Papelaria</w:t>
+      </w:r>
+      <w:r>
+        <w:rPr>
+          <w:color w:val="ED7D31" w:themeColor="accent2"/>
+        </w:rPr>
+        <w:t>:</w:t>
+      </w:r>
+    </w:p>
+    <w:p>
+      <w:pPr>
+        <w:pStyle w:val="SemEspaamento"/>
+      </w:pPr>
+      <w:r>
+        <w:t>01/01 – 15$</w:t>
+      </w:r>
+    </w:p>
+    <w:p>
+      <w:pPr>
+        <w:pStyle w:val="SemEspaamento"/>
+      </w:pPr>
+    </w:p>
+    <w:p>
+      <w:pPr>
+        <w:pStyle w:val="SemEspaamento"/>
+      </w:pPr>
+    </w:p>
+    <w:p>
+      <w:pPr>
+        <w:pStyle w:val="SemEspaamento"/>
+        <w:rPr>
+          <w:b/>
+        </w:rPr>
+      </w:pPr>
+      <w:r>
+        <w:rPr>
+          <w:b/>
+          <w:color w:val="FF0000"/>
+        </w:rPr>
+        <w:t xml:space="preserve">Mês de </w:t>
+      </w:r>
+      <w:r>
+        <w:rPr>
+          <w:b/>
+          <w:color w:val="FF0000"/>
+        </w:rPr>
+        <w:t>março</w:t>
+      </w:r>
+      <w:r>
+        <w:rPr>
+          <w:b/>
+          <w:color w:val="FF0000"/>
+        </w:rPr>
+        <w:t xml:space="preserve"> – Total __$</w:t>
+      </w:r>
+    </w:p>
+    <w:p>
+      <w:pPr>
+        <w:pStyle w:val="SemEspaamento"/>
+      </w:pPr>
+    </w:p>
+    <w:p>
+      <w:pPr>
+        <w:pStyle w:val="SemEspaamento"/>
+        <w:rPr>
+          <w:color w:val="ED7D31" w:themeColor="accent2"/>
+        </w:rPr>
+      </w:pPr>
+      <w:r>
+        <w:rPr>
+          <w:color w:val="ED7D31" w:themeColor="accent2"/>
+        </w:rPr>
+        <w:t>Casa do confeiteiro</w:t>
+      </w:r>
+    </w:p>
+    <w:p>
+      <w:pPr>
+        <w:pStyle w:val="SemEspaamento"/>
+      </w:pPr>
+      <w:r>
+        <w:t xml:space="preserve">02/03: </w:t>
+      </w:r>
+      <w:r>
+        <w:rPr>
+          <w:b/>
+        </w:rPr>
+        <w:t>Total</w:t>
+      </w:r>
+      <w:r>
+        <w:t xml:space="preserve"> – 27,15$</w:t>
+      </w:r>
+    </w:p>
+    <w:p>
+      <w:pPr>
+        <w:pStyle w:val="SemEspaamento"/>
+      </w:pPr>
+      <w:r>
+        <w:t>Açúcar de confeiteiro 4u – 11,60$</w:t>
+      </w:r>
+    </w:p>
+    <w:p>
+      <w:pPr>
+        <w:pStyle w:val="SemEspaamento"/>
+      </w:pPr>
+      <w:r>
+        <w:t>Confeitos coloridos 1u – 4,95$</w:t>
+      </w:r>
+    </w:p>
+    <w:p>
+      <w:pPr>
+        <w:pStyle w:val="SemEspaamento"/>
+      </w:pPr>
+      <w:r>
+        <w:t>Saco adesivo 1u – 10,60$</w:t>
+      </w:r>
+    </w:p>
+    <w:p>
+      <w:pPr>
+        <w:pStyle w:val="SemEspaamento"/>
+        <w:rPr>
+          <w:color w:val="ED7D31" w:themeColor="accent2"/>
+        </w:rPr>
+      </w:pPr>
+    </w:p>
+    <w:p>
+      <w:pPr>
+        <w:pStyle w:val="SemEspaamento"/>
+        <w:rPr>
+          <w:color w:val="ED7D31" w:themeColor="accent2"/>
+        </w:rPr>
+      </w:pPr>
+      <w:proofErr w:type="spellStart"/>
+      <w:r>
+        <w:rPr>
+          <w:color w:val="ED7D31" w:themeColor="accent2"/>
+        </w:rPr>
+        <w:t>Mirari</w:t>
+      </w:r>
+      <w:proofErr w:type="spellEnd"/>
+      <w:r>
+        <w:rPr>
+          <w:color w:val="ED7D31" w:themeColor="accent2"/>
+        </w:rPr>
+        <w:t xml:space="preserve"> utilidades - General </w:t>
+      </w:r>
+      <w:proofErr w:type="gramStart"/>
+      <w:r>
+        <w:rPr>
+          <w:color w:val="ED7D31" w:themeColor="accent2"/>
+        </w:rPr>
+        <w:t>carneiro</w:t>
+      </w:r>
+      <w:proofErr w:type="gramEnd"/>
+    </w:p>
+    <w:p>
+      <w:pPr>
+        <w:pStyle w:val="SemEspaamento"/>
+      </w:pPr>
+      <w:r>
+        <w:t xml:space="preserve">02/03: </w:t>
+      </w:r>
+      <w:r>
+        <w:rPr>
+          <w:b/>
+        </w:rPr>
+        <w:t>Total</w:t>
+      </w:r>
+      <w:r>
+        <w:rPr>
+          <w:b/>
+        </w:rPr>
+        <w:t xml:space="preserve"> </w:t>
+      </w:r>
+      <w:r>
+        <w:t>- 22$</w:t>
+      </w:r>
+    </w:p>
+    <w:p>
+      <w:pPr>
+        <w:pStyle w:val="SemEspaamento"/>
+      </w:pPr>
+      <w:r>
+        <w:t>Rolo – 14$</w:t>
+      </w:r>
+    </w:p>
+    <w:p>
+      <w:pPr>
+        <w:pStyle w:val="SemEspaamento"/>
+      </w:pPr>
+      <w:r>
+        <w:t>Kit 5 formas – 8$</w:t>
+      </w:r>
+    </w:p>
+    <w:p>
+      <w:pPr>
+        <w:pStyle w:val="SemEspaamento"/>
+      </w:pPr>
+    </w:p>
+    <w:p>
+      <w:pPr>
+        <w:pStyle w:val="SemEspaamento"/>
+        <w:rPr>
+          <w:color w:val="ED7D31" w:themeColor="accent2"/>
+        </w:rPr>
+      </w:pPr>
+      <w:r>
+        <w:rPr>
+          <w:color w:val="ED7D31" w:themeColor="accent2"/>
+        </w:rPr>
+        <w:t>Casa do confeiteiro</w:t>
+      </w:r>
+    </w:p>
+    <w:p>
+      <w:pPr>
+        <w:pStyle w:val="SemEspaamento"/>
+      </w:pPr>
+      <w:r>
+        <w:t xml:space="preserve">02/03: </w:t>
+      </w:r>
+      <w:r>
+        <w:rPr>
+          <w:b/>
+        </w:rPr>
+        <w:t>Total</w:t>
+      </w:r>
+      <w:r>
+        <w:t xml:space="preserve"> – 67,50$</w:t>
+      </w:r>
+    </w:p>
+    <w:p>
+      <w:pPr>
+        <w:pStyle w:val="SemEspaamento"/>
+      </w:pPr>
+      <w:proofErr w:type="spellStart"/>
+      <w:r>
+        <w:t>Glaçúcar</w:t>
+      </w:r>
+      <w:proofErr w:type="spellEnd"/>
+      <w:r>
+        <w:t xml:space="preserve"> 1u – 3,98$</w:t>
+      </w:r>
+    </w:p>
+    <w:p>
+      <w:pPr>
+        <w:pStyle w:val="SemEspaamento"/>
+      </w:pPr>
+      <w:r>
+        <w:t>Jogo de pinceis – 15$</w:t>
+      </w:r>
+    </w:p>
+    <w:p>
+      <w:pPr>
+        <w:pStyle w:val="SemEspaamento"/>
+      </w:pPr>
+      <w:r>
+        <w:t>Glace real 1kg – 16,50$</w:t>
+      </w:r>
+    </w:p>
+    <w:p>
+      <w:pPr>
+        <w:pStyle w:val="SemEspaamento"/>
+      </w:pPr>
+      <w:r>
+        <w:t>Corante gel – 5,60$</w:t>
+      </w:r>
+    </w:p>
+    <w:p>
+      <w:pPr>
+        <w:pStyle w:val="SemEspaamento"/>
+      </w:pPr>
+      <w:r>
+        <w:t>Corante em pó – 2,48$</w:t>
+      </w:r>
+    </w:p>
+    <w:p>
+      <w:pPr>
+        <w:pStyle w:val="SemEspaamento"/>
+      </w:pPr>
+      <w:r>
+        <w:t>Cortador 2u – 11,80$</w:t>
+      </w:r>
+    </w:p>
+    <w:p>
+      <w:pPr>
+        <w:pStyle w:val="SemEspaamento"/>
+      </w:pPr>
+      <w:proofErr w:type="spellStart"/>
+      <w:r>
+        <w:t>Cortator</w:t>
+      </w:r>
+      <w:proofErr w:type="spellEnd"/>
+      <w:r>
+        <w:t xml:space="preserve"> 2u – 9,80$</w:t>
+      </w:r>
+    </w:p>
+    <w:p>
+      <w:pPr>
+        <w:pStyle w:val="SemEspaamento"/>
+      </w:pPr>
+      <w:r>
+        <w:t>Fita azul – 2,45$</w:t>
+      </w:r>
+    </w:p>
+    <w:p>
+      <w:pPr>
+        <w:pStyle w:val="SemEspaamento"/>
+      </w:pPr>
+    </w:p>
+    <w:p>
+      <w:pPr>
+        <w:pStyle w:val="SemEspaamento"/>
+        <w:rPr>
+          <w:color w:val="ED7D31" w:themeColor="accent2"/>
+        </w:rPr>
+      </w:pPr>
+      <w:r>
+        <w:rPr>
+          <w:color w:val="ED7D31" w:themeColor="accent2"/>
+        </w:rPr>
+        <w:t xml:space="preserve">Loja leão - </w:t>
+      </w:r>
+      <w:proofErr w:type="spellStart"/>
+      <w:r>
+        <w:rPr>
+          <w:color w:val="ED7D31" w:themeColor="accent2"/>
+        </w:rPr>
+        <w:t>bacacheri</w:t>
+      </w:r>
+      <w:proofErr w:type="spellEnd"/>
+    </w:p>
+    <w:p>
+      <w:pPr>
+        <w:pStyle w:val="SemEspaamento"/>
+      </w:pPr>
+      <w:r>
+        <w:t xml:space="preserve">04/03: </w:t>
+      </w:r>
+      <w:r>
+        <w:rPr>
+          <w:b/>
+        </w:rPr>
+        <w:t>Total</w:t>
+      </w:r>
+      <w:r>
+        <w:t xml:space="preserve"> – 16,90$</w:t>
+      </w:r>
+    </w:p>
+    <w:p>
+      <w:pPr>
+        <w:pStyle w:val="SemEspaamento"/>
+      </w:pPr>
+      <w:r>
+        <w:t>Cortadores 3u – 16,90</w:t>
+      </w:r>
+    </w:p>
+    <w:p>
+      <w:pPr>
+        <w:pStyle w:val="SemEspaamento"/>
+      </w:pPr>
+    </w:p>
+    <w:p>
+      <w:pPr>
+        <w:pStyle w:val="SemEspaamento"/>
+        <w:rPr>
+          <w:color w:val="ED7D31" w:themeColor="accent2"/>
+        </w:rPr>
+      </w:pPr>
+      <w:r>
+        <w:rPr>
+          <w:color w:val="ED7D31" w:themeColor="accent2"/>
+        </w:rPr>
+        <w:lastRenderedPageBreak/>
+        <w:t>Condor</w:t>
+      </w:r>
+    </w:p>
+    <w:p>
+      <w:pPr>
+        <w:pStyle w:val="SemEspaamento"/>
+      </w:pPr>
+      <w:r>
+        <w:t xml:space="preserve">07/03: </w:t>
+      </w:r>
+      <w:r>
+        <w:rPr>
+          <w:b/>
+        </w:rPr>
+        <w:t>Total</w:t>
+      </w:r>
+      <w:r>
+        <w:t xml:space="preserve"> – 17$</w:t>
+      </w:r>
+    </w:p>
+    <w:p>
+      <w:pPr>
+        <w:pStyle w:val="SemEspaamento"/>
+      </w:pPr>
+      <w:proofErr w:type="spellStart"/>
+      <w:r>
+        <w:t>Nesquik</w:t>
+      </w:r>
+      <w:proofErr w:type="spellEnd"/>
+      <w:r>
+        <w:t xml:space="preserve"> – 12$</w:t>
+      </w:r>
+    </w:p>
+    <w:p>
+      <w:pPr>
+        <w:pStyle w:val="SemEspaamento"/>
+      </w:pPr>
+      <w:r>
+        <w:t>Manteiga – 5$</w:t>
+      </w:r>
+    </w:p>
+    <w:p>
+      <w:pPr>
+        <w:pStyle w:val="SemEspaamento"/>
+      </w:pPr>
+    </w:p>
+    <w:p>
+      <w:pPr>
+        <w:pStyle w:val="SemEspaamento"/>
+        <w:rPr>
+          <w:color w:val="ED7D31" w:themeColor="accent2"/>
+        </w:rPr>
+      </w:pPr>
+      <w:proofErr w:type="spellStart"/>
+      <w:r>
+        <w:rPr>
+          <w:color w:val="ED7D31" w:themeColor="accent2"/>
+        </w:rPr>
+        <w:t>Partito</w:t>
+      </w:r>
+      <w:proofErr w:type="spellEnd"/>
+      <w:r>
+        <w:rPr>
+          <w:color w:val="ED7D31" w:themeColor="accent2"/>
+        </w:rPr>
+        <w:t xml:space="preserve"> </w:t>
+      </w:r>
+      <w:proofErr w:type="spellStart"/>
+      <w:r>
+        <w:rPr>
+          <w:color w:val="ED7D31" w:themeColor="accent2"/>
+        </w:rPr>
+        <w:t>anitta</w:t>
+      </w:r>
+      <w:proofErr w:type="spellEnd"/>
+      <w:r>
+        <w:rPr>
+          <w:color w:val="ED7D31" w:themeColor="accent2"/>
+        </w:rPr>
+        <w:t xml:space="preserve"> </w:t>
+      </w:r>
+      <w:proofErr w:type="spellStart"/>
+      <w:r>
+        <w:rPr>
+          <w:color w:val="ED7D31" w:themeColor="accent2"/>
+        </w:rPr>
+        <w:t>garibaldi</w:t>
+      </w:r>
+      <w:proofErr w:type="spellEnd"/>
+    </w:p>
+    <w:p>
+      <w:pPr>
+        <w:pStyle w:val="SemEspaamento"/>
+      </w:pPr>
+      <w:r>
+        <w:t xml:space="preserve">07/03: </w:t>
+      </w:r>
+      <w:r>
+        <w:rPr>
+          <w:b/>
+        </w:rPr>
+        <w:t>Total</w:t>
+      </w:r>
+      <w:r>
+        <w:t xml:space="preserve"> – 12$</w:t>
+      </w:r>
+    </w:p>
+    <w:p>
+      <w:pPr>
+        <w:pStyle w:val="SemEspaamento"/>
+      </w:pPr>
+      <w:r>
+        <w:t>Forminha de ovo</w:t>
+      </w:r>
+    </w:p>
+    <w:p>
+      <w:pPr>
+        <w:pStyle w:val="SemEspaamento"/>
+      </w:pPr>
+    </w:p>
+    <w:p>
+      <w:pPr>
+        <w:pStyle w:val="SemEspaamento"/>
+        <w:rPr>
+          <w:color w:val="ED7D31" w:themeColor="accent2"/>
+        </w:rPr>
+      </w:pPr>
+      <w:r>
+        <w:rPr>
+          <w:color w:val="ED7D31" w:themeColor="accent2"/>
+        </w:rPr>
+        <w:t>Atacadão</w:t>
+      </w:r>
+    </w:p>
+    <w:p>
+      <w:pPr>
+        <w:pStyle w:val="SemEspaamento"/>
+      </w:pPr>
+      <w:r>
+        <w:t xml:space="preserve">07/03: </w:t>
+      </w:r>
+      <w:r>
+        <w:rPr>
+          <w:b/>
+        </w:rPr>
+        <w:t>Total</w:t>
+      </w:r>
+      <w:r>
+        <w:t xml:space="preserve"> – 26$</w:t>
+      </w:r>
+    </w:p>
+    <w:p>
+      <w:pPr>
+        <w:pStyle w:val="SemEspaamento"/>
+      </w:pPr>
+      <w:r>
+        <w:t>Manteiga – 9,90$</w:t>
+      </w:r>
+    </w:p>
+    <w:p>
+      <w:pPr>
+        <w:pStyle w:val="SemEspaamento"/>
+      </w:pPr>
+      <w:r>
+        <w:t>Queijo ralado – 5,70$</w:t>
+      </w:r>
+    </w:p>
+    <w:p>
+      <w:pPr>
+        <w:pStyle w:val="SemEspaamento"/>
+      </w:pPr>
+      <w:r>
+        <w:t>Baunilha – 3,30$</w:t>
+      </w:r>
+    </w:p>
+    <w:p>
+      <w:pPr>
+        <w:pStyle w:val="SemEspaamento"/>
+      </w:pPr>
+      <w:r>
+        <w:t>Café – 3,80$</w:t>
+      </w:r>
+    </w:p>
+    <w:p>
+      <w:pPr>
+        <w:pStyle w:val="SemEspaamento"/>
+      </w:pPr>
+      <w:r>
+        <w:t>Creme de leite – 3,30$</w:t>
+      </w:r>
+    </w:p>
+    <w:p>
+      <w:pPr>
+        <w:pStyle w:val="SemEspaamento"/>
+      </w:pPr>
+    </w:p>
+    <w:p>
+      <w:pPr>
+        <w:pStyle w:val="SemEspaamento"/>
+      </w:pPr>
     </w:p>
     <w:sectPr>
       <w:pgSz w:w="11906" w:h="16838"/>
@@ -7020,6 +7008,155 @@
     </w:lvl>
   </w:abstractNum>
   <w:abstractNum w:abstractNumId="22" w15:restartNumberingAfterBreak="0">
+    <w:nsid w:val="59223451"/>
+    <w:multiLevelType w:val="multilevel"/>
+    <w:tmpl w:val="6AD27CD8"/>
+    <w:lvl w:ilvl="0">
+      <w:start w:val="1"/>
+      <w:numFmt w:val="bullet"/>
+      <w:lvlText w:val=""/>
+      <w:lvlJc w:val="left"/>
+      <w:pPr>
+        <w:tabs>
+          <w:tab w:val="num" w:pos="720"/>
+        </w:tabs>
+        <w:ind w:left="720" w:hanging="360"/>
+      </w:pPr>
+      <w:rPr>
+        <w:rFonts w:ascii="Wingdings" w:hAnsi="Wingdings" w:hint="default"/>
+        <w:sz w:val="20"/>
+      </w:rPr>
+    </w:lvl>
+    <w:lvl w:ilvl="1" w:tentative="1">
+      <w:start w:val="1"/>
+      <w:numFmt w:val="bullet"/>
+      <w:lvlText w:val=""/>
+      <w:lvlJc w:val="left"/>
+      <w:pPr>
+        <w:tabs>
+          <w:tab w:val="num" w:pos="1440"/>
+        </w:tabs>
+        <w:ind w:left="1440" w:hanging="360"/>
+      </w:pPr>
+      <w:rPr>
+        <w:rFonts w:ascii="Wingdings" w:hAnsi="Wingdings" w:hint="default"/>
+        <w:sz w:val="20"/>
+      </w:rPr>
+    </w:lvl>
+    <w:lvl w:ilvl="2" w:tentative="1">
+      <w:start w:val="1"/>
+      <w:numFmt w:val="bullet"/>
+      <w:lvlText w:val=""/>
+      <w:lvlJc w:val="left"/>
+      <w:pPr>
+        <w:tabs>
+          <w:tab w:val="num" w:pos="2160"/>
+        </w:tabs>
+        <w:ind w:left="2160" w:hanging="360"/>
+      </w:pPr>
+      <w:rPr>
+        <w:rFonts w:ascii="Wingdings" w:hAnsi="Wingdings" w:hint="default"/>
+        <w:sz w:val="20"/>
+      </w:rPr>
+    </w:lvl>
+    <w:lvl w:ilvl="3" w:tentative="1">
+      <w:start w:val="1"/>
+      <w:numFmt w:val="bullet"/>
+      <w:lvlText w:val=""/>
+      <w:lvlJc w:val="left"/>
+      <w:pPr>
+        <w:tabs>
+          <w:tab w:val="num" w:pos="2880"/>
+        </w:tabs>
+        <w:ind w:left="2880" w:hanging="360"/>
+      </w:pPr>
+      <w:rPr>
+        <w:rFonts w:ascii="Wingdings" w:hAnsi="Wingdings" w:hint="default"/>
+        <w:sz w:val="20"/>
+      </w:rPr>
+    </w:lvl>
+    <w:lvl w:ilvl="4" w:tentative="1">
+      <w:start w:val="1"/>
+      <w:numFmt w:val="bullet"/>
+      <w:lvlText w:val=""/>
+      <w:lvlJc w:val="left"/>
+      <w:pPr>
+        <w:tabs>
+          <w:tab w:val="num" w:pos="3600"/>
+        </w:tabs>
+        <w:ind w:left="3600" w:hanging="360"/>
+      </w:pPr>
+      <w:rPr>
+        <w:rFonts w:ascii="Wingdings" w:hAnsi="Wingdings" w:hint="default"/>
+        <w:sz w:val="20"/>
+      </w:rPr>
+    </w:lvl>
+    <w:lvl w:ilvl="5" w:tentative="1">
+      <w:start w:val="1"/>
+      <w:numFmt w:val="bullet"/>
+      <w:lvlText w:val=""/>
+      <w:lvlJc w:val="left"/>
+      <w:pPr>
+        <w:tabs>
+          <w:tab w:val="num" w:pos="4320"/>
+        </w:tabs>
+        <w:ind w:left="4320" w:hanging="360"/>
+      </w:pPr>
+      <w:rPr>
+        <w:rFonts w:ascii="Wingdings" w:hAnsi="Wingdings" w:hint="default"/>
+        <w:sz w:val="20"/>
+      </w:rPr>
+    </w:lvl>
+    <w:lvl w:ilvl="6" w:tentative="1">
+      <w:start w:val="1"/>
+      <w:numFmt w:val="bullet"/>
+      <w:lvlText w:val=""/>
+      <w:lvlJc w:val="left"/>
+      <w:pPr>
+        <w:tabs>
+          <w:tab w:val="num" w:pos="5040"/>
+        </w:tabs>
+        <w:ind w:left="5040" w:hanging="360"/>
+      </w:pPr>
+      <w:rPr>
+        <w:rFonts w:ascii="Wingdings" w:hAnsi="Wingdings" w:hint="default"/>
+        <w:sz w:val="20"/>
+      </w:rPr>
+    </w:lvl>
+    <w:lvl w:ilvl="7" w:tentative="1">
+      <w:start w:val="1"/>
+      <w:numFmt w:val="bullet"/>
+      <w:lvlText w:val=""/>
+      <w:lvlJc w:val="left"/>
+      <w:pPr>
+        <w:tabs>
+          <w:tab w:val="num" w:pos="5760"/>
+        </w:tabs>
+        <w:ind w:left="5760" w:hanging="360"/>
+      </w:pPr>
+      <w:rPr>
+        <w:rFonts w:ascii="Wingdings" w:hAnsi="Wingdings" w:hint="default"/>
+        <w:sz w:val="20"/>
+      </w:rPr>
+    </w:lvl>
+    <w:lvl w:ilvl="8" w:tentative="1">
+      <w:start w:val="1"/>
+      <w:numFmt w:val="bullet"/>
+      <w:lvlText w:val=""/>
+      <w:lvlJc w:val="left"/>
+      <w:pPr>
+        <w:tabs>
+          <w:tab w:val="num" w:pos="6480"/>
+        </w:tabs>
+        <w:ind w:left="6480" w:hanging="360"/>
+      </w:pPr>
+      <w:rPr>
+        <w:rFonts w:ascii="Wingdings" w:hAnsi="Wingdings" w:hint="default"/>
+        <w:sz w:val="20"/>
+      </w:rPr>
+    </w:lvl>
+  </w:abstractNum>
+  <w:abstractNum w:abstractNumId="23" w15:restartNumberingAfterBreak="0">
     <w:nsid w:val="5A426B5C"/>
     <w:multiLevelType w:val="multilevel"/>
     <w:tmpl w:val="E76CD8D8"/>
@@ -7168,7 +7305,7 @@
       </w:rPr>
     </w:lvl>
   </w:abstractNum>
-  <w:abstractNum w:abstractNumId="23" w15:restartNumberingAfterBreak="0">
+  <w:abstractNum w:abstractNumId="24" w15:restartNumberingAfterBreak="0">
     <w:nsid w:val="65565D47"/>
     <w:multiLevelType w:val="hybridMultilevel"/>
     <w:tmpl w:val="554837FA"/>
@@ -7281,7 +7418,7 @@
       </w:rPr>
     </w:lvl>
   </w:abstractNum>
-  <w:abstractNum w:abstractNumId="24" w15:restartNumberingAfterBreak="0">
+  <w:abstractNum w:abstractNumId="25" w15:restartNumberingAfterBreak="0">
     <w:nsid w:val="6BC52F52"/>
     <w:multiLevelType w:val="hybridMultilevel"/>
     <w:tmpl w:val="0E6200E4"/>
@@ -7394,7 +7531,7 @@
       </w:rPr>
     </w:lvl>
   </w:abstractNum>
-  <w:abstractNum w:abstractNumId="25" w15:restartNumberingAfterBreak="0">
+  <w:abstractNum w:abstractNumId="26" w15:restartNumberingAfterBreak="0">
     <w:nsid w:val="6F7C328B"/>
     <w:multiLevelType w:val="multilevel"/>
     <w:tmpl w:val="54AE0A2A"/>
@@ -7543,7 +7680,7 @@
       </w:rPr>
     </w:lvl>
   </w:abstractNum>
-  <w:abstractNum w:abstractNumId="26" w15:restartNumberingAfterBreak="0">
+  <w:abstractNum w:abstractNumId="27" w15:restartNumberingAfterBreak="0">
     <w:nsid w:val="782A2C3A"/>
     <w:multiLevelType w:val="hybridMultilevel"/>
     <w:tmpl w:val="E2B0F7A6"/>
@@ -7666,7 +7803,7 @@
     <w:abstractNumId w:val="8"/>
   </w:num>
   <w:num w:numId="4">
-    <w:abstractNumId w:val="22"/>
+    <w:abstractNumId w:val="23"/>
   </w:num>
   <w:num w:numId="5">
     <w:abstractNumId w:val="7"/>
@@ -7678,16 +7815,16 @@
     <w:abstractNumId w:val="1"/>
   </w:num>
   <w:num w:numId="8">
-    <w:abstractNumId w:val="23"/>
+    <w:abstractNumId w:val="24"/>
   </w:num>
   <w:num w:numId="9">
-    <w:abstractNumId w:val="24"/>
+    <w:abstractNumId w:val="25"/>
   </w:num>
   <w:num w:numId="10">
     <w:abstractNumId w:val="9"/>
   </w:num>
   <w:num w:numId="11">
-    <w:abstractNumId w:val="25"/>
+    <w:abstractNumId w:val="26"/>
   </w:num>
   <w:num w:numId="12">
     <w:abstractNumId w:val="4"/>
@@ -7717,7 +7854,7 @@
     <w:abstractNumId w:val="15"/>
   </w:num>
   <w:num w:numId="21">
-    <w:abstractNumId w:val="26"/>
+    <w:abstractNumId w:val="27"/>
   </w:num>
   <w:num w:numId="22">
     <w:abstractNumId w:val="5"/>
@@ -7736,6 +7873,9 @@
   </w:num>
   <w:num w:numId="27">
     <w:abstractNumId w:val="20"/>
+  </w:num>
+  <w:num w:numId="28">
+    <w:abstractNumId w:val="22"/>
   </w:num>
 </w:numbering>
 </file>
